--- a/Documents/Final_Report.docx
+++ b/Documents/Final_Report.docx
@@ -108,7 +108,7 @@
         <w:jc w:val="center"/>
       </w:pPr>
       <w:r>
-        <w:t>Master of Engineering in Data Science and Engineering</w:t>
+        <w:t>Master of Science in Data Science and Engineering</w:t>
       </w:r>
     </w:p>
     <w:p/>
@@ -262,7 +262,7 @@
         <w:jc w:val="center"/>
       </w:pPr>
       <w:r>
-        <w:t>Master of Engineering in Data Science and Engineering</w:t>
+        <w:t>Master of Science in Data Science and Engineering</w:t>
       </w:r>
     </w:p>
     <w:p/>
@@ -458,7 +458,7 @@
         <w:t xml:space="preserve">Name of program: </w:t>
       </w:r>
       <w:r>
-        <w:t>Master of Data Science and Engineering</w:t>
+        <w:t>Master of Science in Data Science and Engineering</w:t>
       </w:r>
     </w:p>
     <w:p>
@@ -572,7 +572,7 @@
         <w:jc w:val="both"/>
       </w:pPr>
       <w:r>
-        <w:t>This is to certify that the research report that I, Mr. Sot So, am submitting this project called "Data Vault 2.0 Implementation for Cambodia Tax System Data Warehouse Using Medallion Architecture" for my Master of Engineering degree at Royal University of Phnom Penh, Faculty of Engineering. This is my own work and has not been used for any other degree or course at this or any other school.</w:t>
+        <w:t>This is to certify that the research report that I, Mr. Sot So, am submitting this project called "Data Vault 2.0 Implementation for Cambodia Tax System Data Warehouse Using Medallion Architecture" for my Master of Science degree at Royal University of Phnom Penh, Faculty of Engineering. This is my own work and has not been used for any other degree or course at this or any other school.</w:t>
       </w:r>
     </w:p>
     <w:p/>
@@ -582,7 +582,7 @@
         <w:jc w:val="both"/>
       </w:pPr>
       <w:r>
-        <w:t>For the degree of Master of Engineering at the Royal University of Phnom Penh is entirely my own work and, furthermore, that it has not been used to fulfill the requirements of any other qualification in whole or in part, at this or any other University or equivalent institution.</w:t>
+        <w:t>For the degree of Master of Science at the Royal University of Phnom Penh is entirely my own work and, furthermore, that it has not been used to fulfill the requirements of any other qualification in whole or in part, at this or any other University or equivalent institution.</w:t>
       </w:r>
     </w:p>
     <w:p/>
@@ -758,7 +758,7 @@
         <w:jc w:val="both"/>
       </w:pPr>
       <w:r>
-        <w:t>I am grateful to the faculty of the Master of Data Science and Engineering program at the Royal University of Phnom Penh, whose rigorous teaching and genuine mentorship broadened my academic perspective and deepened my command of the subject matter. Their dedication to nurturing data professionals in Cambodia has encouraged me to approach every problem with analytical discipline.</w:t>
+        <w:t>I am grateful to the faculty of the Master of Science in Data Science and Engineering program at the Royal University of Phnom Penh, whose rigorous teaching and genuine mentorship broadened my academic perspective and deepened my command of the subject matter. Their dedication to nurturing data professionals in Cambodia has encouraged me to approach every problem with analytical discipline.</w:t>
       </w:r>
     </w:p>
     <w:p>

--- a/Documents/Final_Report.docx
+++ b/Documents/Final_Report.docx
@@ -388,7 +388,7 @@
         <w:jc w:val="both"/>
       </w:pPr>
       <w:r>
-        <w:t>Performance benchmarks demonstrate that the complete ETL pipeline processes 336,677 records in 120.9 seconds for full loads and 206,780 records in 93.6 seconds for incremental loads, achieving sustained throughput of 2,785 records per second. Gold layer star-schema queries outperform equivalent Raw Vault queries by factors of 1.03× to 8.3×, with the greatest advantage in simple analytical queries (24ms versus 199ms). A qualitative comparison with the Kimball dimensional approach highlights Data Vault 2.0’s advantages in schema adaptability, full historical traceability, and auditability, while acknowledging trade-offs in ETL complexity and storage. These findings offer quantitative evidence and a replicable reference architecture for modernizing tax data systems in Cambodia and comparable developing economies.</w:t>
+        <w:t>The proof-of-concept evaluation across four identified challenges — schema rigidity, historical tracking, scalable ETL with error handling, and business rules derivation — provides concrete evidence that the implemented architecture addresses each challenge with measurable improvements over traditional approaches. Data Vault 2.0's hub-satellite separation enables zero-impact schema evolution, its insert-only satellite pattern preserves complete historical audit trails, the ETL control framework provides step-level error recovery with comprehensive batch logging, and the Silver-Gold layer pipeline transforms raw vault data into business-ready analytical metrics. A qualitative comparison with the Kimball dimensional approach highlights Data Vault 2.0's advantages in schema adaptability, full historical traceability, and auditability, while acknowledging trade-offs in ETL complexity and storage. These findings offer a replicable reference architecture for modernizing tax data systems in Cambodia and comparable developing economies.</w:t>
       </w:r>
     </w:p>
     <w:p>
@@ -400,11 +400,9 @@
           <w:b/>
           <w:bCs/>
         </w:rPr>
-        <w:t xml:space="preserve">Keywords: </w:t>
-      </w:r>
-      <w:r>
-        <w:t>Data Vault 2.0, Medallion Architecture, Data Warehouse, ETL Pipeline, Cambodia Tax System, SQL Server, SSIS, Star Schema, Performance Benchmarking, Incremental Loading, Government Digital Transformation</w:t>
-      </w:r>
+        <w:t>Keywords: Data Vault 2.0, Medallion Architecture, Data Warehouse, ETL Pipeline, Cambodia Tax System, SQL Server, SSIS, Star Schema, Incremental Loading, Government Digital Transformation</w:t>
+      </w:r>
+      <w:r/>
     </w:p>
     <w:p>
       <w:pPr>
@@ -1417,77 +1415,7 @@
         <w:ind w:left="360"/>
       </w:pPr>
       <w:r>
-        <w:t>5.3 Performance Benchmarks</w:t>
-        <w:tab/>
-        <w:t>(41)</w:t>
-      </w:r>
-    </w:p>
-    <w:p>
-      <w:pPr>
-        <w:tabs>
-          <w:tab w:val="right" w:leader="dot" w:pos="8306"/>
-        </w:tabs>
-        <w:spacing w:before="60" w:after="60"/>
-        <w:ind w:left="720"/>
-      </w:pPr>
-      <w:r>
-        <w:t>5.3.1 Implementation and Benchmark Environment</w:t>
-        <w:tab/>
-        <w:t>(41)</w:t>
-      </w:r>
-    </w:p>
-    <w:p>
-      <w:pPr>
-        <w:tabs>
-          <w:tab w:val="right" w:leader="dot" w:pos="8306"/>
-        </w:tabs>
-        <w:spacing w:before="60" w:after="60"/>
-        <w:ind w:left="720"/>
-      </w:pPr>
-      <w:r>
-        <w:t>5.3.2 ETL Load Time Benchmarks</w:t>
-        <w:tab/>
-        <w:t>(41)</w:t>
-      </w:r>
-    </w:p>
-    <w:p>
-      <w:pPr>
-        <w:tabs>
-          <w:tab w:val="right" w:leader="dot" w:pos="8306"/>
-        </w:tabs>
-        <w:spacing w:before="60" w:after="60"/>
-        <w:ind w:left="720"/>
-      </w:pPr>
-      <w:r>
-        <w:t>5.3.3 Query Performance Benchmarks</w:t>
-        <w:tab/>
-        <w:t>(42)</w:t>
-      </w:r>
-    </w:p>
-    <w:p>
-      <w:pPr>
-        <w:tabs>
-          <w:tab w:val="right" w:leader="dot" w:pos="8306"/>
-        </w:tabs>
-        <w:spacing w:before="60" w:after="60"/>
-        <w:ind w:left="720"/>
-      </w:pPr>
-      <w:r>
-        <w:t>5.3.4 Scalability Analysis</w:t>
-        <w:tab/>
-        <w:t>(43)</w:t>
-      </w:r>
-    </w:p>
-    <w:p>
-      <w:pPr>
-        <w:tabs>
-          <w:tab w:val="right" w:leader="dot" w:pos="8306"/>
-        </w:tabs>
-        <w:spacing w:before="60" w:after="60"/>
-        <w:ind w:left="360"/>
-      </w:pPr>
-      <w:r>
-        <w:t>5.4 Threats to Validity</w:t>
+        <w:t>5.3 Threats to Validity</w:t>
         <w:tab/>
         <w:t>(46)</w:t>
       </w:r>
@@ -1650,7 +1578,27 @@
         <w:jc w:val="both"/>
       </w:pPr>
       <w:r>
-        <w:t>Data warehousing provides the foundation for transforming raw transactional data into structured analytical information. Traditional approaches such as the Kimball dimensional model and the Inmon corporate information factory have been widely adopted across industries. However, these approaches face challenges when applied to government tax systems such as Cambodia's where regulatory requirements change frequently, source systems evolve over time, and complete audit trails must be maintained for legal and compliance purposes.</w:t>
+        <w:t xml:space="preserve">Data warehousing provides the foundation for transforming raw transactional data into structured analytical information. Traditional approaches such as the </w:t>
+      </w:r>
+      <w:r>
+        <w:rPr>
+          <w:b/>
+          <w:bCs/>
+        </w:rPr>
+        <w:t>Kimball</w:t>
+      </w:r>
+      <w:r>
+        <w:t xml:space="preserve"> dimensional model and the </w:t>
+      </w:r>
+      <w:r>
+        <w:rPr>
+          <w:b/>
+          <w:bCs/>
+        </w:rPr>
+        <w:t>Inmon</w:t>
+      </w:r>
+      <w:r>
+        <w:t xml:space="preserve"> corporate information factory have been widely adopted across industries. However, these approaches face challenges when applied to government tax systems such as Cambodia's where regulatory requirements change frequently, source systems evolve over time, and complete audit trails must be maintained for legal and compliance purposes.</w:t>
       </w:r>
     </w:p>
     <w:p>
@@ -1659,7 +1607,17 @@
         <w:jc w:val="both"/>
       </w:pPr>
       <w:r>
-        <w:t>Data Vault 2.0, introduced by Dan Linstedt, represents a modern data warehousing methodology specifically designed to address these challenges. It separates business keys (Hubs), descriptive attributes (Satellites), and relationships (Links) into distinct table types, enabling parallel development, full historical tracking, and flexible adaptation to source system changes. When combined with the medallion architecture pattern, which organizes data processing into distinct layers (Staging, Bronze, Silver, Gold), Data Vault 2.0 provides a comprehensive framework for enterprise-scale data warehousing.</w:t>
+        <w:t xml:space="preserve">Data Vault 2.0, introduced by </w:t>
+      </w:r>
+      <w:r>
+        <w:rPr>
+          <w:b/>
+          <w:bCs/>
+        </w:rPr>
+        <w:t>Dan Linstedt</w:t>
+      </w:r>
+      <w:r>
+        <w:t>, represents a modern data warehousing methodology specifically designed to address these challenges. It separates business keys (Hubs), descriptive attributes (Satellites), and relationships (Links) into distinct table types, enabling parallel development, full historical tracking, and flexible adaptation to source system changes. When combined with the medallion architecture pattern, which organizes data processing into distinct layers (Staging, Bronze, Silver, Gold), Data Vault 2.0 provides a comprehensive framework for enterprise-scale data warehousing.</w:t>
       </w:r>
     </w:p>
     <w:p>
@@ -1709,6 +1667,10 @@
       <w:pPr>
         <w:spacing w:after="120" w:line="360" w:lineRule="auto"/>
         <w:jc w:val="both"/>
+        <w:rPr>
+          <w:rFonts w:cstheme="minorBidi" w:hint="cs"/>
+          <w:cs/>
+        </w:rPr>
       </w:pPr>
       <w:r>
         <w:t>Third, the growing volume of tax data demands scalable ETL (Extract, Transform, Load) processes that can handle both full and incremental data loads efficiently. Many existing implementations rely on manual processes or simple scripts that lack proper error handling, logging, and recovery mechanisms. When ETL processes fail partway through execution, there is often no systematic way to identify what succeeded, what failed, and how to recover.</w:t>
@@ -1972,7 +1934,7 @@
         <w:jc w:val="both"/>
       </w:pPr>
       <w:r>
-        <w:t>Quantitative performance benchmarks measuring ETL load times across all four layers (120.9s full load, 93.6s incremental for 336,677 records), query execution performance at three complexity levels (24ms simple, 18ms medium, 771ms complex), scalability analysis demonstrating near-linear throughput up to 300,000 records, and Gold-vs-Raw-Vault comparison showing 1.03x–8.3x query speedup at throughput of 2,785 records per second, validating the medallion architecture’s approach of materializing a star schema Gold layer for analytical consumption.</w:t>
+        <w:t>A proof-of-concept evaluation demonstrating how Data Vault 2.0 addresses four specific challenges in Cambodia tax system data warehousing: schema rigidity (zero-impact Satellite addition), historical tracking (insert-only audit trail), scalable ETL (step-level error recovery with batch logging), and business rules derivation (compliance scoring via Business Vault). Each challenge validated with measurable before/after evidence through reproducible SQL scripts and SSIS package execution.</w:t>
       </w:r>
     </w:p>
     <w:p>
@@ -1986,9 +1948,7 @@
         <w:jc w:val="both"/>
       </w:pPr>
       <w:r>
-        <w:t xml:space="preserve">A proof-of-concept evaluation demonstrating how Data Vault 2.0 addresses four specific challenges in Cambodia tax system data warehousing: schema rigidity (zero-impact Satellite addition), historical tracking (insert-only audit trail), scalable ETL (step-level error recovery), and business rules derivation </w:t>
-        <w:lastRenderedPageBreak/>
-        <w:t>(compliance scoring via Business Vault). Each challenge validated with measurable before/after evidence.</w:t>
+        <w:t>A comprehensive Technical Implementation Guide document provided as a companion reproducibility artifact detailing the complete SSIS package architecture, connection manager configurations, parameter mappings, execution workflows, and step-by-step deployment instructions. This guide enables independent researchers and practitioners to reproduce the entire Data Vault 2.0 + Medallion pipeline on their own SQL Server environments, supporting the reproducibility principle essential for academic research validation.</w:t>
       </w:r>
     </w:p>
     <w:p>
@@ -2002,20 +1962,6 @@
         <w:jc w:val="both"/>
       </w:pPr>
       <w:r>
-        <w:t>A comprehensive Technical Implementation Guide document provided as a companion reproducibility artifact detailing the complete SSIS package architecture, connection manager configurations, parameter mappings, execution workflows, and step-by-step deployment instructions. This guide enables independent researchers and practitioners to reproduce the entire Data Vault 2.0 + Medallion pipeline on their own SQL Server environments, supporting the reproducibility principle essential for academic research validation.</w:t>
-      </w:r>
-    </w:p>
-    <w:p>
-      <w:pPr>
-        <w:pStyle w:val="ListParagraph"/>
-        <w:numPr>
-          <w:ilvl w:val="0"/>
-          <w:numId w:val="5"/>
-        </w:numPr>
-        <w:spacing w:after="60" w:line="360" w:lineRule="auto"/>
-        <w:jc w:val="both"/>
-      </w:pPr>
-      <w:r>
         <w:t xml:space="preserve">A </w:t>
       </w:r>
       <w:r>
@@ -2107,7 +2053,7 @@
         <w:jc w:val="both"/>
       </w:pPr>
       <w:r>
-        <w:t>Performance Scale: Performance benchmarks were conducted at proof-of-concept scale (1,000 taxpayers, ~57,000 source records). Production-scale validation with millions of taxpayers would require additional optimizations such as columnstore indexes, table partitioning, and parallel loading strategies.</w:t>
+        <w:t>Performance Scale: The implementation was conducted at proof-of-concept scale (1,000 taxpayers, ~57,000 source records). Production-scale validation with millions of taxpayers would require additional optimizations such as columnstore indexes, table partitioning, and parallel loading strategies. Quantitative performance benchmarking is identified as future work.</w:t>
       </w:r>
     </w:p>
     <w:p>
@@ -5777,9 +5723,9 @@
           <w:noProof/>
         </w:rPr>
         <w:drawing>
-          <wp:inline distT="0" distB="0" distL="0" distR="0" wp14:anchorId="5C477506" wp14:editId="03B7CD96">
+          <wp:inline distT="0" distB="0" distL="0" distR="0" wp14:anchorId="2F111445" wp14:editId="27F90BF9">
             <wp:extent cx="5274310" cy="2767965"/>
-            <wp:effectExtent l="0" t="0" r="2540" b="0"/>
+            <wp:effectExtent l="133350" t="114300" r="154940" b="165735"/>
             <wp:docPr id="1" name="Picture 1"/>
             <wp:cNvGraphicFramePr>
               <a:graphicFrameLocks xmlns:a="http://schemas.openxmlformats.org/drawingml/2006/main" noChangeAspect="1"/>
@@ -5805,6 +5751,36 @@
                     <a:prstGeom prst="rect">
                       <a:avLst/>
                     </a:prstGeom>
+                    <a:solidFill>
+                      <a:srgbClr val="FFFFFF">
+                        <a:shade val="85000"/>
+                      </a:srgbClr>
+                    </a:solidFill>
+                    <a:ln w="88900" cap="sq">
+                      <a:solidFill>
+                        <a:srgbClr val="FFFFFF"/>
+                      </a:solidFill>
+                      <a:miter lim="800000"/>
+                    </a:ln>
+                    <a:effectLst>
+                      <a:outerShdw blurRad="55000" dist="18000" dir="5400000" algn="tl" rotWithShape="0">
+                        <a:srgbClr val="000000">
+                          <a:alpha val="40000"/>
+                        </a:srgbClr>
+                      </a:outerShdw>
+                    </a:effectLst>
+                    <a:scene3d>
+                      <a:camera prst="orthographicFront"/>
+                      <a:lightRig rig="twoPt" dir="t">
+                        <a:rot lat="0" lon="0" rev="7200000"/>
+                      </a:lightRig>
+                    </a:scene3d>
+                    <a:sp3d>
+                      <a:bevelT w="25400" h="19050"/>
+                      <a:contourClr>
+                        <a:srgbClr val="FFFFFF"/>
+                      </a:contourClr>
+                    </a:sp3d>
                   </pic:spPr>
                 </pic:pic>
               </a:graphicData>
@@ -6063,6 +6039,7 @@
           </w:tcPr>
           <w:p>
             <w:r>
+              <w:lastRenderedPageBreak/>
               <w:t>DV_Staging</w:t>
             </w:r>
           </w:p>
@@ -6137,7 +6114,6 @@
           </w:tcPr>
           <w:p>
             <w:r>
-              <w:lastRenderedPageBreak/>
               <w:t>DV_Bronze</w:t>
             </w:r>
           </w:p>
@@ -6463,7 +6439,7 @@
     </w:p>
     <w:tbl>
       <w:tblPr>
-        <w:tblW w:w="8306" w:type="dxa"/>
+        <w:tblW w:w="8197" w:type="dxa"/>
         <w:tblBorders>
           <w:top w:val="single" w:sz="4" w:space="0" w:color="auto"/>
           <w:left w:val="single" w:sz="4" w:space="0" w:color="auto"/>
@@ -6472,6 +6448,7 @@
           <w:insideH w:val="single" w:sz="4" w:space="0" w:color="auto"/>
           <w:insideV w:val="single" w:sz="4" w:space="0" w:color="auto"/>
         </w:tblBorders>
+        <w:tblLayout w:type="fixed"/>
         <w:tblCellMar>
           <w:left w:w="10" w:type="dxa"/>
           <w:right w:w="10" w:type="dxa"/>
@@ -6479,7 +6456,7 @@
         <w:tblLook w:val="04A0" w:firstRow="1" w:lastRow="0" w:firstColumn="1" w:lastColumn="0" w:noHBand="0" w:noVBand="1"/>
       </w:tblPr>
       <w:tblGrid>
-        <w:gridCol w:w="2196"/>
+        <w:gridCol w:w="2087"/>
         <w:gridCol w:w="1333"/>
         <w:gridCol w:w="3210"/>
         <w:gridCol w:w="1567"/>
@@ -6487,7 +6464,7 @@
       <w:tr>
         <w:tc>
           <w:tcPr>
-            <w:tcW w:w="2196" w:type="dxa"/>
+            <w:tcW w:w="2087" w:type="dxa"/>
             <w:tcBorders>
               <w:top w:val="single" w:sz="1" w:space="0" w:color="000000"/>
               <w:left w:val="single" w:sz="1" w:space="0" w:color="000000"/>
@@ -6609,7 +6586,7 @@
       <w:tr>
         <w:tc>
           <w:tcPr>
-            <w:tcW w:w="2196" w:type="dxa"/>
+            <w:tcW w:w="2087" w:type="dxa"/>
             <w:tcBorders>
               <w:top w:val="single" w:sz="1" w:space="0" w:color="000000"/>
               <w:left w:val="single" w:sz="1" w:space="0" w:color="000000"/>
@@ -6708,7 +6685,7 @@
       <w:tr>
         <w:tc>
           <w:tcPr>
-            <w:tcW w:w="2196" w:type="dxa"/>
+            <w:tcW w:w="2087" w:type="dxa"/>
             <w:tcBorders>
               <w:top w:val="single" w:sz="1" w:space="0" w:color="000000"/>
               <w:left w:val="single" w:sz="1" w:space="0" w:color="000000"/>
@@ -6807,7 +6784,7 @@
       <w:tr>
         <w:tc>
           <w:tcPr>
-            <w:tcW w:w="2196" w:type="dxa"/>
+            <w:tcW w:w="2087" w:type="dxa"/>
             <w:tcBorders>
               <w:top w:val="single" w:sz="1" w:space="0" w:color="000000"/>
               <w:left w:val="single" w:sz="1" w:space="0" w:color="000000"/>
@@ -6906,7 +6883,7 @@
       <w:tr>
         <w:tc>
           <w:tcPr>
-            <w:tcW w:w="2196" w:type="dxa"/>
+            <w:tcW w:w="2087" w:type="dxa"/>
             <w:tcBorders>
               <w:top w:val="single" w:sz="1" w:space="0" w:color="000000"/>
               <w:left w:val="single" w:sz="1" w:space="0" w:color="000000"/>
@@ -7005,7 +6982,7 @@
       <w:tr>
         <w:tc>
           <w:tcPr>
-            <w:tcW w:w="2196" w:type="dxa"/>
+            <w:tcW w:w="2087" w:type="dxa"/>
             <w:tcBorders>
               <w:top w:val="single" w:sz="1" w:space="0" w:color="000000"/>
               <w:left w:val="single" w:sz="1" w:space="0" w:color="000000"/>
@@ -7104,7 +7081,7 @@
       <w:tr>
         <w:tc>
           <w:tcPr>
-            <w:tcW w:w="2196" w:type="dxa"/>
+            <w:tcW w:w="2087" w:type="dxa"/>
             <w:tcBorders>
               <w:top w:val="single" w:sz="1" w:space="0" w:color="000000"/>
               <w:left w:val="single" w:sz="1" w:space="0" w:color="000000"/>
@@ -7203,22 +7180,23 @@
       <w:tr>
         <w:tc>
           <w:tcPr>
-            <w:tcW w:w="2196" w:type="dxa"/>
-            <w:tcBorders>
-              <w:top w:val="single" w:sz="1" w:space="0" w:color="000000"/>
-              <w:left w:val="single" w:sz="1" w:space="0" w:color="000000"/>
-              <w:bottom w:val="single" w:sz="1" w:space="0" w:color="000000"/>
-              <w:right w:val="single" w:sz="1" w:space="0" w:color="000000"/>
-            </w:tcBorders>
-            <w:tcMar>
-              <w:top w:w="60" w:type="dxa"/>
-              <w:left w:w="100" w:type="dxa"/>
-              <w:bottom w:w="60" w:type="dxa"/>
-              <w:right w:w="100" w:type="dxa"/>
-            </w:tcMar>
-          </w:tcPr>
-          <w:p>
-            <w:r>
+            <w:tcW w:w="2087" w:type="dxa"/>
+            <w:tcBorders>
+              <w:top w:val="single" w:sz="1" w:space="0" w:color="000000"/>
+              <w:left w:val="single" w:sz="1" w:space="0" w:color="000000"/>
+              <w:bottom w:val="single" w:sz="1" w:space="0" w:color="000000"/>
+              <w:right w:val="single" w:sz="1" w:space="0" w:color="000000"/>
+            </w:tcBorders>
+            <w:tcMar>
+              <w:top w:w="60" w:type="dxa"/>
+              <w:left w:w="100" w:type="dxa"/>
+              <w:bottom w:w="60" w:type="dxa"/>
+              <w:right w:w="100" w:type="dxa"/>
+            </w:tcMar>
+          </w:tcPr>
+          <w:p>
+            <w:r>
+              <w:lastRenderedPageBreak/>
               <w:t>MonthlyDeclaration</w:t>
             </w:r>
           </w:p>
@@ -7302,23 +7280,22 @@
       <w:tr>
         <w:tc>
           <w:tcPr>
-            <w:tcW w:w="2196" w:type="dxa"/>
-            <w:tcBorders>
-              <w:top w:val="single" w:sz="1" w:space="0" w:color="000000"/>
-              <w:left w:val="single" w:sz="1" w:space="0" w:color="000000"/>
-              <w:bottom w:val="single" w:sz="1" w:space="0" w:color="000000"/>
-              <w:right w:val="single" w:sz="1" w:space="0" w:color="000000"/>
-            </w:tcBorders>
-            <w:tcMar>
-              <w:top w:w="60" w:type="dxa"/>
-              <w:left w:w="100" w:type="dxa"/>
-              <w:bottom w:w="60" w:type="dxa"/>
-              <w:right w:w="100" w:type="dxa"/>
-            </w:tcMar>
-          </w:tcPr>
-          <w:p>
-            <w:r>
-              <w:lastRenderedPageBreak/>
+            <w:tcW w:w="2087" w:type="dxa"/>
+            <w:tcBorders>
+              <w:top w:val="single" w:sz="1" w:space="0" w:color="000000"/>
+              <w:left w:val="single" w:sz="1" w:space="0" w:color="000000"/>
+              <w:bottom w:val="single" w:sz="1" w:space="0" w:color="000000"/>
+              <w:right w:val="single" w:sz="1" w:space="0" w:color="000000"/>
+            </w:tcBorders>
+            <w:tcMar>
+              <w:top w:w="60" w:type="dxa"/>
+              <w:left w:w="100" w:type="dxa"/>
+              <w:bottom w:w="60" w:type="dxa"/>
+              <w:right w:w="100" w:type="dxa"/>
+            </w:tcMar>
+          </w:tcPr>
+          <w:p>
+            <w:r>
               <w:t>AnnualDeclaration</w:t>
             </w:r>
           </w:p>
@@ -7402,7 +7379,7 @@
       <w:tr>
         <w:tc>
           <w:tcPr>
-            <w:tcW w:w="2196" w:type="dxa"/>
+            <w:tcW w:w="2087" w:type="dxa"/>
             <w:tcBorders>
               <w:top w:val="single" w:sz="1" w:space="0" w:color="000000"/>
               <w:left w:val="single" w:sz="1" w:space="0" w:color="000000"/>
@@ -7648,18 +7625,9 @@
         <w:spacing w:after="60" w:line="360" w:lineRule="auto"/>
       </w:pPr>
       <w:r>
+        <w:lastRenderedPageBreak/>
         <w:t>Error Handling: Standardized error capture with SSIS OnError Event Handlers and error message logging at both batch and step levels.</w:t>
       </w:r>
-    </w:p>
-    <w:p>
-      <w:pPr>
-        <w:rPr>
-          <w:b/>
-          <w:bCs/>
-          <w:sz w:val="28"/>
-          <w:szCs w:val="28"/>
-        </w:rPr>
-      </w:pPr>
     </w:p>
     <w:p>
       <w:pPr>
@@ -11891,35 +11859,6 @@
           <w:szCs w:val="28"/>
         </w:rPr>
       </w:pPr>
-    </w:p>
-    <w:p>
-      <w:pPr>
-        <w:rPr>
-          <w:b/>
-          <w:bCs/>
-          <w:sz w:val="28"/>
-          <w:szCs w:val="28"/>
-        </w:rPr>
-      </w:pPr>
-    </w:p>
-    <w:p>
-      <w:pPr>
-        <w:rPr>
-          <w:b/>
-          <w:bCs/>
-          <w:sz w:val="28"/>
-          <w:szCs w:val="28"/>
-        </w:rPr>
-      </w:pPr>
-      <w:r>
-        <w:rPr>
-          <w:b/>
-          <w:bCs/>
-          <w:sz w:val="28"/>
-          <w:szCs w:val="28"/>
-        </w:rPr>
-        <w:br w:type="page"/>
-      </w:r>
     </w:p>
     <w:p>
       <w:pPr>
@@ -15762,10 +15701,23 @@
         <w:jc w:val="center"/>
       </w:pPr>
       <w:r>
+        <w:rPr>
+          <w:noProof/>
+        </w:rPr>
         <w:drawing>
-          <wp:inline distT="0" distB="0" distL="0" distR="0">
+          <wp:anchor distT="0" distB="0" distL="114300" distR="114300" simplePos="0" relativeHeight="251658240" behindDoc="0" locked="0" layoutInCell="1" allowOverlap="1" wp14:anchorId="5E8729DC" wp14:editId="1B59B3B4">
+            <wp:simplePos x="0" y="0"/>
+            <wp:positionH relativeFrom="column">
+              <wp:posOffset>3658</wp:posOffset>
+            </wp:positionH>
+            <wp:positionV relativeFrom="paragraph">
+              <wp:posOffset>-2337</wp:posOffset>
+            </wp:positionV>
             <wp:extent cx="5270000" cy="3707821"/>
+            <wp:effectExtent l="0" t="0" r="6985" b="6985"/>
+            <wp:wrapTopAndBottom/>
             <wp:docPr id="20" name="Figure 5.1"/>
+            <wp:cNvGraphicFramePr/>
             <a:graphic xmlns:a="http://schemas.openxmlformats.org/drawingml/2006/main">
               <a:graphicData uri="http://schemas.openxmlformats.org/drawingml/2006/picture">
                 <pic:pic xmlns:pic="http://schemas.openxmlformats.org/drawingml/2006/picture">
@@ -15774,7 +15726,13 @@
                     <pic:cNvPicPr/>
                   </pic:nvPicPr>
                   <pic:blipFill>
-                    <a:blip r:embed="rId30"/>
+                    <a:blip r:embed="rId19" cstate="print">
+                      <a:extLst>
+                        <a:ext uri="{28A0092B-C50C-407E-A947-70E740481C1C}">
+                          <a14:useLocalDpi xmlns:a14="http://schemas.microsoft.com/office/drawing/2010/main" val="0"/>
+                        </a:ext>
+                      </a:extLst>
+                    </a:blip>
                     <a:stretch>
                       <a:fillRect/>
                     </a:stretch>
@@ -15782,7 +15740,7 @@
                   <pic:spPr>
                     <a:xfrm>
                       <a:off x="0" y="0"/>
-                      <a:ext cx="5270000" cy="2682909"/>
+                      <a:ext cx="5270000" cy="3707821"/>
                     </a:xfrm>
                     <a:prstGeom prst="rect">
                       <a:avLst/>
@@ -15791,7 +15749,13 @@
                 </pic:pic>
               </a:graphicData>
             </a:graphic>
-          </wp:inline>
+            <wp14:sizeRelH relativeFrom="page">
+              <wp14:pctWidth>0</wp14:pctWidth>
+            </wp14:sizeRelH>
+            <wp14:sizeRelV relativeFrom="page">
+              <wp14:pctHeight>0</wp14:pctHeight>
+            </wp14:sizeRelV>
+          </wp:anchor>
         </w:drawing>
       </w:r>
     </w:p>
@@ -15863,10 +15827,23 @@
         <w:jc w:val="center"/>
       </w:pPr>
       <w:r>
+        <w:rPr>
+          <w:noProof/>
+        </w:rPr>
         <w:drawing>
-          <wp:inline distT="0" distB="0" distL="0" distR="0">
+          <wp:anchor distT="0" distB="0" distL="114300" distR="114300" simplePos="0" relativeHeight="251659264" behindDoc="0" locked="0" layoutInCell="1" allowOverlap="1" wp14:anchorId="61613B30" wp14:editId="64CD8BBF">
+            <wp:simplePos x="0" y="0"/>
+            <wp:positionH relativeFrom="column">
+              <wp:posOffset>3658</wp:posOffset>
+            </wp:positionH>
+            <wp:positionV relativeFrom="paragraph">
+              <wp:posOffset>-2438</wp:posOffset>
+            </wp:positionV>
             <wp:extent cx="5270000" cy="2804392"/>
+            <wp:effectExtent l="0" t="0" r="6985" b="0"/>
+            <wp:wrapTopAndBottom/>
             <wp:docPr id="21" name="Figure 5.2"/>
+            <wp:cNvGraphicFramePr/>
             <a:graphic xmlns:a="http://schemas.openxmlformats.org/drawingml/2006/main">
               <a:graphicData uri="http://schemas.openxmlformats.org/drawingml/2006/picture">
                 <pic:pic xmlns:pic="http://schemas.openxmlformats.org/drawingml/2006/picture">
@@ -15875,7 +15852,13 @@
                     <pic:cNvPicPr/>
                   </pic:nvPicPr>
                   <pic:blipFill>
-                    <a:blip r:embed="rId31"/>
+                    <a:blip r:embed="rId20" cstate="print">
+                      <a:extLst>
+                        <a:ext uri="{28A0092B-C50C-407E-A947-70E740481C1C}">
+                          <a14:useLocalDpi xmlns:a14="http://schemas.microsoft.com/office/drawing/2010/main" val="0"/>
+                        </a:ext>
+                      </a:extLst>
+                    </a:blip>
                     <a:stretch>
                       <a:fillRect/>
                     </a:stretch>
@@ -15883,7 +15866,7 @@
                   <pic:spPr>
                     <a:xfrm>
                       <a:off x="0" y="0"/>
-                      <a:ext cx="5270000" cy="2539181"/>
+                      <a:ext cx="5270000" cy="2804392"/>
                     </a:xfrm>
                     <a:prstGeom prst="rect">
                       <a:avLst/>
@@ -15892,7 +15875,13 @@
                 </pic:pic>
               </a:graphicData>
             </a:graphic>
-          </wp:inline>
+            <wp14:sizeRelH relativeFrom="page">
+              <wp14:pctWidth>0</wp14:pctWidth>
+            </wp14:sizeRelH>
+            <wp14:sizeRelV relativeFrom="page">
+              <wp14:pctHeight>0</wp14:pctHeight>
+            </wp14:sizeRelV>
+          </wp:anchor>
         </w:drawing>
       </w:r>
     </w:p>
@@ -15923,9 +15912,7 @@
         <w:jc w:val="both"/>
       </w:pPr>
       <w:r>
-        <w:t xml:space="preserve">The third challenge described how manual ETL scripts lack proper error handling, logging, and recovery mechanisms [19]. When failures occur partway through </w:t>
-        <w:lastRenderedPageBreak/>
-        <w:t>execution, there is no systematic way to determine what succeeded, what failed, or how to recover.</w:t>
+        <w:t>The third challenge described how manual ETL scripts lack proper error handling, logging, and recovery mechanisms [19]. When failures occur partway through execution, there is no systematic way to determine what succeeded, what failed, or how to recover.</w:t>
       </w:r>
     </w:p>
     <w:p>
@@ -15934,15 +15921,10 @@
         <w:jc w:val="both"/>
       </w:pPr>
       <w:r>
-        <w:t>The implemented ETL Control Framework addresses this with a comprehensive BatchLog and StepLog system [4][19]. Every SSIS child package includes OnError Event Handlers with automatic step-level logging. The framework records batch start/end times, step-level status (Success/Failed), row counts, execution duration, and detailed error messages. When failures occur, independent steps continue processing, and the failed step can be identified and re-executed without re-running the entire pipeline.</w:t>
-      </w:r>
-    </w:p>
-    <w:p/>
-    <w:p>
-      <w:pPr>
-        <w:spacing w:before="120"/>
-        <w:jc w:val="center"/>
-      </w:pPr>
+        <w:t xml:space="preserve">The implemented ETL Control Framework addresses this with a comprehensive BatchLog and StepLog system [4][19]. Every SSIS child package includes OnError Event Handlers with automatic step-level logging. The framework records batch start/end times, step-level status (Success/Failed), row counts, execution duration, and detailed error messages. When failures occur, independent steps continue processing, </w:t>
+        <w:lastRenderedPageBreak/>
+        <w:t>and the failed step can be identified and re-executed without re-running the entire pipeline.</w:t>
+      </w:r>
     </w:p>
     <w:p>
       <w:pPr>
@@ -15966,10 +15948,15 @@
         <w:jc w:val="center"/>
       </w:pPr>
       <w:r>
+        <w:rPr>
+          <w:noProof/>
+        </w:rPr>
         <w:drawing>
-          <wp:inline distT="0" distB="0" distL="0" distR="0">
+          <wp:inline distT="0" distB="0" distL="0" distR="0" wp14:anchorId="3337814C" wp14:editId="73681833">
             <wp:extent cx="5270000" cy="2766750"/>
+            <wp:effectExtent l="0" t="0" r="0" b="0"/>
             <wp:docPr id="22" name="Figure 5.3"/>
+            <wp:cNvGraphicFramePr/>
             <a:graphic xmlns:a="http://schemas.openxmlformats.org/drawingml/2006/main">
               <a:graphicData uri="http://schemas.openxmlformats.org/drawingml/2006/picture">
                 <pic:pic xmlns:pic="http://schemas.openxmlformats.org/drawingml/2006/picture">
@@ -15978,7 +15965,7 @@
                     <pic:cNvPicPr/>
                   </pic:nvPicPr>
                   <pic:blipFill>
-                    <a:blip r:embed="rId32"/>
+                    <a:blip r:embed="rId21"/>
                     <a:stretch>
                       <a:fillRect/>
                     </a:stretch>
@@ -16004,8 +15991,14 @@
         <w:spacing w:after="120" w:line="360" w:lineRule="auto"/>
         <w:jc w:val="both"/>
       </w:pPr>
-      <w:r>
-        <w:t>The figure shows the actual ETL_BatchLog, ETL_StepLog, and ETL_ErrorLog output from the implemented framework. When Load_STG_Payment fails with a timeout error, the remaining steps (Load_STG_MonthlyDecl, Load_STG_AnnualDecl, Load_STG_Officer, Load_STG_Owner) continue processing successfully — 7 of 8 steps completed, processing 45,065 rows across successful steps. The SSIS OnError Event Handler captures the error via System::ErrorDescription and logs it to ETL_ErrorLog with the precise timestamp and source details. The administrator can immediately identify the failed step and re-execute only Load_STG_Payment without re-running the entire pipeline.</w:t>
+    </w:p>
+    <w:p>
+      <w:pPr>
+        <w:spacing w:after="120" w:line="360" w:lineRule="auto"/>
+        <w:jc w:val="both"/>
+      </w:pPr>
+      <w:r>
+        <w:t>The figure shows the actual ETL_BatchLog, ETL_StepLog, and ETL_ErrorLog output from the implemented framework. When Load_STG_Payment fails with a timeout error, the remaining steps (Load_STG_MonthlyDeclaration, Load_STG_AnnualDeclaration, Load_STG_Officer, Load_STG_Owner) continue processing successfully — 7 of 8 steps completed, processing 45,065 rows across successful steps. The SSIS OnError Event Handler captures the error via System::ErrorDescription and logs it to ETL_ErrorLog with the precise timestamp and source details. The administrator can immediately identify the failed step and re-execute only Load_STG_Payment without re-running the entire pipeline.</w:t>
       </w:r>
     </w:p>
     <w:p>
@@ -16035,15 +16028,10 @@
         <w:jc w:val="both"/>
       </w:pPr>
       <w:r>
-        <w:t>The implemented architecture addresses this through two layers: the Silver (Business Vault) layer computes derived metrics such as compliance scores, on-time payment rates, and risk levels using consistent business rules [1][2]; the Gold (Star Schema) layer then organizes these metrics into dimensional models with pre-aggregated Fact tables suitable for BI dashboard consumption.</w:t>
-      </w:r>
-    </w:p>
-    <w:p/>
-    <w:p>
-      <w:pPr>
-        <w:spacing w:before="120"/>
-        <w:jc w:val="center"/>
-      </w:pPr>
+        <w:t xml:space="preserve">The implemented architecture addresses this through two layers: the Silver (Business Vault) layer computes derived metrics such as compliance scores, on-time payment rates, and risk levels using consistent business rules [1][2]; the Gold (Star Schema) </w:t>
+        <w:lastRenderedPageBreak/>
+        <w:t>layer then organizes these metrics into dimensional models with pre-aggregated Fact tables suitable for BI dashboard consumption.</w:t>
+      </w:r>
     </w:p>
     <w:p>
       <w:pPr>
@@ -16067,10 +16055,23 @@
         <w:jc w:val="center"/>
       </w:pPr>
       <w:r>
+        <w:rPr>
+          <w:noProof/>
+        </w:rPr>
         <w:drawing>
-          <wp:inline distT="0" distB="0" distL="0" distR="0">
+          <wp:anchor distT="0" distB="0" distL="114300" distR="114300" simplePos="0" relativeHeight="251660288" behindDoc="0" locked="0" layoutInCell="1" allowOverlap="1" wp14:anchorId="7B754353" wp14:editId="04719601">
+            <wp:simplePos x="0" y="0"/>
+            <wp:positionH relativeFrom="column">
+              <wp:posOffset>3658</wp:posOffset>
+            </wp:positionH>
+            <wp:positionV relativeFrom="paragraph">
+              <wp:posOffset>-1372</wp:posOffset>
+            </wp:positionV>
             <wp:extent cx="5270000" cy="3105535"/>
+            <wp:effectExtent l="0" t="0" r="6985" b="0"/>
+            <wp:wrapTopAndBottom/>
             <wp:docPr id="23" name="Figure 5.4"/>
+            <wp:cNvGraphicFramePr/>
             <a:graphic xmlns:a="http://schemas.openxmlformats.org/drawingml/2006/main">
               <a:graphicData uri="http://schemas.openxmlformats.org/drawingml/2006/picture">
                 <pic:pic xmlns:pic="http://schemas.openxmlformats.org/drawingml/2006/picture">
@@ -16079,7 +16080,13 @@
                     <pic:cNvPicPr/>
                   </pic:nvPicPr>
                   <pic:blipFill>
-                    <a:blip r:embed="rId33"/>
+                    <a:blip r:embed="rId22" cstate="print">
+                      <a:extLst>
+                        <a:ext uri="{28A0092B-C50C-407E-A947-70E740481C1C}">
+                          <a14:useLocalDpi xmlns:a14="http://schemas.microsoft.com/office/drawing/2010/main" val="0"/>
+                        </a:ext>
+                      </a:extLst>
+                    </a:blip>
                     <a:stretch>
                       <a:fillRect/>
                     </a:stretch>
@@ -16087,7 +16094,7 @@
                   <pic:spPr>
                     <a:xfrm>
                       <a:off x="0" y="0"/>
-                      <a:ext cx="5270000" cy="2946409"/>
+                      <a:ext cx="5270000" cy="3105535"/>
                     </a:xfrm>
                     <a:prstGeom prst="rect">
                       <a:avLst/>
@@ -16096,7 +16103,13 @@
                 </pic:pic>
               </a:graphicData>
             </a:graphic>
-          </wp:inline>
+            <wp14:sizeRelH relativeFrom="page">
+              <wp14:pctWidth>0</wp14:pctWidth>
+            </wp14:sizeRelH>
+            <wp14:sizeRelV relativeFrom="page">
+              <wp14:pctHeight>0</wp14:pctHeight>
+            </wp14:sizeRelV>
+          </wp:anchor>
         </w:drawing>
       </w:r>
     </w:p>
@@ -16106,19 +16119,34 @@
         <w:jc w:val="both"/>
       </w:pPr>
       <w:r>
-        <w:lastRenderedPageBreak/>
         <w:t>The figure demonstrates the actual Silver layer stored procedure (usp_Load_BUS_ComplianceScore) that computes derived metrics from Bronze Hub, Satellite, and Link tables. For taxpayer TAX000001, the Business Vault produces a compliance score of 72.5%, calculated as 50% filing on-time rate (78.3%) plus 50% payment on-time rate (66.7%), along with a risk classification of MEDIUM and penalty count of 2. The Gold layer FACT_MonthlyDeclaration table then organizes these into a star schema with DIM/FACT joins, showing period-by-period revenue, tax amounts, and payment coverage. These pre-computed metrics enable tax administrators to quickly identify high-risk taxpayers, monitor compliance trends, and make data-driven enforcement decisions without writing complex ad-hoc queries across raw Bronze tables.</w:t>
       </w:r>
     </w:p>
     <w:p>
       <w:pPr>
-        <w:spacing w:before="240" w:after="120"/>
-      </w:pPr>
-      <w:r>
         <w:rPr>
           <w:b/>
           <w:bCs/>
         </w:rPr>
+      </w:pPr>
+      <w:r>
+        <w:rPr>
+          <w:b/>
+          <w:bCs/>
+        </w:rPr>
+        <w:br w:type="page"/>
+      </w:r>
+    </w:p>
+    <w:p>
+      <w:pPr>
+        <w:spacing w:before="240" w:after="120"/>
+      </w:pPr>
+      <w:r>
+        <w:rPr>
+          <w:b/>
+          <w:bCs/>
+        </w:rPr>
+        <w:lastRenderedPageBreak/>
         <w:t>Summary of POC Results</w:t>
       </w:r>
     </w:p>
@@ -16726,7 +16754,6 @@
         <w:spacing w:after="60" w:line="360" w:lineRule="auto"/>
       </w:pPr>
       <w:r>
-        <w:lastRenderedPageBreak/>
         <w:t>Incremental Loading: The watermark-based approach successfully loaded only changed records, significantly reducing processing time for subsequent runs after the initial full load.</w:t>
       </w:r>
     </w:p>
@@ -16745,13 +16772,29 @@
     </w:p>
     <w:p>
       <w:pPr>
-        <w:spacing w:before="240" w:after="120"/>
-      </w:pPr>
-      <w:r>
         <w:rPr>
           <w:b/>
           <w:bCs/>
         </w:rPr>
+      </w:pPr>
+      <w:r>
+        <w:rPr>
+          <w:b/>
+          <w:bCs/>
+        </w:rPr>
+        <w:br w:type="page"/>
+      </w:r>
+    </w:p>
+    <w:p>
+      <w:pPr>
+        <w:spacing w:before="240" w:after="120"/>
+      </w:pPr>
+      <w:r>
+        <w:rPr>
+          <w:b/>
+          <w:bCs/>
+        </w:rPr>
+        <w:lastRenderedPageBreak/>
         <w:t>Challenges and Limitations</w:t>
       </w:r>
     </w:p>
@@ -16807,7 +16850,6 @@
         <w:t>Performance at Scale: The system was not load-tested with production-scale data volumes. Performance optimizations such as partition switching, column store indexes, and parallel loading may be needed for larger datasets.</w:t>
       </w:r>
     </w:p>
-    <w:p/>
     <w:p>
       <w:pPr>
         <w:spacing w:before="240" w:after="120"/>
@@ -16882,7 +16924,6 @@
         <w:spacing w:after="60" w:line="360" w:lineRule="auto"/>
       </w:pPr>
       <w:r>
-        <w:lastRenderedPageBreak/>
         <w:t>Separate database instances per layer to enable independent backup, restore, and security policies.</w:t>
       </w:r>
     </w:p>
@@ -16897,827 +16938,9 @@
           <w:sz w:val="28"/>
           <w:szCs w:val="28"/>
         </w:rPr>
-        <w:t>5.3 Performance Benchmarks</w:t>
-      </w:r>
-    </w:p>
-    <w:p>
-      <w:pPr>
-        <w:spacing w:after="120" w:line="360" w:lineRule="auto"/>
-        <w:jc w:val="both"/>
-      </w:pPr>
-      <w:r>
-        <w:t>To evaluate the practical viability of the implemented architecture, performance benchmarks were conducted measuring ETL load times, query execution performance, and scalability characteristics. All benchmarks were executed under controlled conditions on the development environment specified below. Execution times were measured using SQL Server’s SET STATISTICS TIME with 10 iterations per test (first excluded for cold cache effects). All comparative benchmarks (Data Vault 2.0 vs Kimball, full vs incremental) were executed on the same environment under identical conditions to ensure fair comparison.</w:t>
-      </w:r>
-    </w:p>
-    <w:p>
-      <w:r>
-        <w:rPr>
-          <w:b/>
-          <w:sz w:val="28"/>
-        </w:rPr>
-        <w:t>5.3.1 Implementation and Benchmark Environment</w:t>
-      </w:r>
-    </w:p>
-    <w:p>
-      <w:pPr>
-        <w:spacing w:after="120" w:line="360" w:lineRule="auto"/>
-        <w:jc w:val="both"/>
-      </w:pPr>
-    </w:p>
-    <w:p>
-      <w:pPr>
-        <w:spacing w:after="120" w:line="360" w:lineRule="auto"/>
-        <w:jc w:val="both"/>
-      </w:pPr>
-      <w:r>
-        <w:t>The following tables specify the hardware and software infrastructure used for all benchmark measurements. These specifications should be considered when interpreting absolute timing measurements, as variations in hardware configuration, SQL Server parameters (MAXDOP, memory allocation), and concurrent workload conditions could affect results.</w:t>
-      </w:r>
-    </w:p>
-    <w:p>
-      <w:r>
-        <w:rPr>
-          <w:b/>
-          <w:color w:val="0D1B3E"/>
-          <w:sz w:val="20"/>
-        </w:rPr>
-        <w:t xml:space="preserve">Table 5.1: </w:t>
-      </w:r>
-      <w:r>
-        <w:rPr>
-          <w:i/>
-          <w:sz w:val="20"/>
-        </w:rPr>
-        <w:t>Hardware Specification</w:t>
-      </w:r>
-    </w:p>
-    <w:tbl>
-      <w:tblPr>
-        <w:tblW w:w="0" w:type="auto"/>
-        <w:jc w:val="center"/>
-        <w:tblCellMar>
-          <w:left w:w="10" w:type="dxa"/>
-          <w:right w:w="10" w:type="dxa"/>
-        </w:tblCellMar>
-        <w:tblLook w:val="04A0" w:firstRow="1" w:lastRow="0" w:firstColumn="1" w:lastColumn="0" w:noHBand="0" w:noVBand="1"/>
-      </w:tblPr>
-      <w:tblGrid>
-        <w:gridCol w:w="2879"/>
-        <w:gridCol w:w="5417"/>
-      </w:tblGrid>
-      <w:tr>
-        <w:trPr>
-          <w:jc w:val="center"/>
-        </w:trPr>
-        <w:tc>
-          <w:tcPr>
-            <w:tcW w:w="3600" w:type="dxa"/>
-            <w:tcBorders>
-              <w:top w:val="single" w:sz="4" w:space="0" w:color="AAAAAA"/>
-              <w:left w:val="single" w:sz="4" w:space="0" w:color="AAAAAA"/>
-              <w:bottom w:val="single" w:sz="4" w:space="0" w:color="AAAAAA"/>
-              <w:right w:val="single" w:sz="4" w:space="0" w:color="AAAAAA"/>
-            </w:tcBorders>
-            <w:shd w:val="clear" w:color="auto" w:fill="0D1B3E"/>
-          </w:tcPr>
-          <w:p>
-            <w:r>
-              <w:rPr>
-                <w:b/>
-                <w:color w:val="FFFFFF"/>
-                <w:sz w:val="20"/>
-              </w:rPr>
-              <w:t>Component</w:t>
-            </w:r>
-          </w:p>
-        </w:tc>
-        <w:tc>
-          <w:tcPr>
-            <w:tcW w:w="7200" w:type="dxa"/>
-            <w:tcBorders>
-              <w:top w:val="single" w:sz="4" w:space="0" w:color="AAAAAA"/>
-              <w:left w:val="single" w:sz="4" w:space="0" w:color="AAAAAA"/>
-              <w:bottom w:val="single" w:sz="4" w:space="0" w:color="AAAAAA"/>
-              <w:right w:val="single" w:sz="4" w:space="0" w:color="AAAAAA"/>
-            </w:tcBorders>
-            <w:shd w:val="clear" w:color="auto" w:fill="0D1B3E"/>
-          </w:tcPr>
-          <w:p>
-            <w:r>
-              <w:rPr>
-                <w:b/>
-                <w:color w:val="FFFFFF"/>
-                <w:sz w:val="20"/>
-              </w:rPr>
-              <w:t>Specification</w:t>
-            </w:r>
-          </w:p>
-        </w:tc>
-      </w:tr>
-      <w:tr>
-        <w:trPr>
-          <w:jc w:val="center"/>
-        </w:trPr>
-        <w:tc>
-          <w:tcPr>
-            <w:tcW w:w="3600" w:type="dxa"/>
-            <w:tcBorders>
-              <w:top w:val="single" w:sz="4" w:space="0" w:color="AAAAAA"/>
-              <w:left w:val="single" w:sz="4" w:space="0" w:color="AAAAAA"/>
-              <w:bottom w:val="single" w:sz="4" w:space="0" w:color="AAAAAA"/>
-              <w:right w:val="single" w:sz="4" w:space="0" w:color="AAAAAA"/>
-            </w:tcBorders>
-          </w:tcPr>
-          <w:p>
-            <w:r>
-              <w:rPr>
-                <w:sz w:val="20"/>
-              </w:rPr>
-              <w:t>Processor (CPU)</w:t>
-            </w:r>
-          </w:p>
-        </w:tc>
-        <w:tc>
-          <w:tcPr>
-            <w:tcW w:w="7200" w:type="dxa"/>
-            <w:tcBorders>
-              <w:top w:val="single" w:sz="4" w:space="0" w:color="AAAAAA"/>
-              <w:left w:val="single" w:sz="4" w:space="0" w:color="AAAAAA"/>
-              <w:bottom w:val="single" w:sz="4" w:space="0" w:color="AAAAAA"/>
-              <w:right w:val="single" w:sz="4" w:space="0" w:color="AAAAAA"/>
-            </w:tcBorders>
-          </w:tcPr>
-          <w:p>
-            <w:r>
-              <w:rPr>
-                <w:sz w:val="20"/>
-              </w:rPr>
-              <w:t>Intel Broadwell (or equivalent) — Google Cloud e2-standard-4</w:t>
-            </w:r>
-          </w:p>
-        </w:tc>
-      </w:tr>
-      <w:tr>
-        <w:trPr>
-          <w:jc w:val="center"/>
-        </w:trPr>
-        <w:tc>
-          <w:tcPr>
-            <w:tcW w:w="3600" w:type="dxa"/>
-            <w:tcBorders>
-              <w:top w:val="single" w:sz="4" w:space="0" w:color="AAAAAA"/>
-              <w:left w:val="single" w:sz="4" w:space="0" w:color="AAAAAA"/>
-              <w:bottom w:val="single" w:sz="4" w:space="0" w:color="AAAAAA"/>
-              <w:right w:val="single" w:sz="4" w:space="0" w:color="AAAAAA"/>
-            </w:tcBorders>
-            <w:shd w:val="clear" w:color="auto" w:fill="EEF2F7"/>
-          </w:tcPr>
-          <w:p>
-            <w:r>
-              <w:rPr>
-                <w:sz w:val="20"/>
-              </w:rPr>
-              <w:t>Memory (RAM)</w:t>
-            </w:r>
-          </w:p>
-        </w:tc>
-        <w:tc>
-          <w:tcPr>
-            <w:tcW w:w="7200" w:type="dxa"/>
-            <w:tcBorders>
-              <w:top w:val="single" w:sz="4" w:space="0" w:color="AAAAAA"/>
-              <w:left w:val="single" w:sz="4" w:space="0" w:color="AAAAAA"/>
-              <w:bottom w:val="single" w:sz="4" w:space="0" w:color="AAAAAA"/>
-              <w:right w:val="single" w:sz="4" w:space="0" w:color="AAAAAA"/>
-            </w:tcBorders>
-            <w:shd w:val="clear" w:color="auto" w:fill="EEF2F7"/>
-          </w:tcPr>
-          <w:p>
-            <w:r>
-              <w:rPr>
-                <w:sz w:val="20"/>
-              </w:rPr>
-              <w:t>16 GB DDR4</w:t>
-            </w:r>
-          </w:p>
-        </w:tc>
-      </w:tr>
-      <w:tr>
-        <w:trPr>
-          <w:jc w:val="center"/>
-        </w:trPr>
-        <w:tc>
-          <w:tcPr>
-            <w:tcW w:w="3600" w:type="dxa"/>
-            <w:tcBorders>
-              <w:top w:val="single" w:sz="4" w:space="0" w:color="AAAAAA"/>
-              <w:left w:val="single" w:sz="4" w:space="0" w:color="AAAAAA"/>
-              <w:bottom w:val="single" w:sz="4" w:space="0" w:color="AAAAAA"/>
-              <w:right w:val="single" w:sz="4" w:space="0" w:color="AAAAAA"/>
-            </w:tcBorders>
-          </w:tcPr>
-          <w:p>
-            <w:r>
-              <w:rPr>
-                <w:sz w:val="20"/>
-              </w:rPr>
-              <w:t>Storage</w:t>
-            </w:r>
-          </w:p>
-        </w:tc>
-        <w:tc>
-          <w:tcPr>
-            <w:tcW w:w="7200" w:type="dxa"/>
-            <w:tcBorders>
-              <w:top w:val="single" w:sz="4" w:space="0" w:color="AAAAAA"/>
-              <w:left w:val="single" w:sz="4" w:space="0" w:color="AAAAAA"/>
-              <w:bottom w:val="single" w:sz="4" w:space="0" w:color="AAAAAA"/>
-              <w:right w:val="single" w:sz="4" w:space="0" w:color="AAAAAA"/>
-            </w:tcBorders>
-          </w:tcPr>
-          <w:p>
-            <w:r>
-              <w:rPr>
-                <w:sz w:val="20"/>
-              </w:rPr>
-              <w:t>128 GB SSD Persistent Disk</w:t>
-            </w:r>
-          </w:p>
-        </w:tc>
-      </w:tr>
-      <w:tr>
-        <w:trPr>
-          <w:jc w:val="center"/>
-        </w:trPr>
-        <w:tc>
-          <w:tcPr>
-            <w:tcW w:w="3600" w:type="dxa"/>
-            <w:tcBorders>
-              <w:top w:val="single" w:sz="4" w:space="0" w:color="AAAAAA"/>
-              <w:left w:val="single" w:sz="4" w:space="0" w:color="AAAAAA"/>
-              <w:bottom w:val="single" w:sz="4" w:space="0" w:color="AAAAAA"/>
-              <w:right w:val="single" w:sz="4" w:space="0" w:color="AAAAAA"/>
-            </w:tcBorders>
-            <w:shd w:val="clear" w:color="auto" w:fill="EEF2F7"/>
-          </w:tcPr>
-          <w:p>
-            <w:r>
-              <w:rPr>
-                <w:sz w:val="20"/>
-              </w:rPr>
-              <w:t>Operating System</w:t>
-            </w:r>
-          </w:p>
-        </w:tc>
-        <w:tc>
-          <w:tcPr>
-            <w:tcW w:w="7200" w:type="dxa"/>
-            <w:tcBorders>
-              <w:top w:val="single" w:sz="4" w:space="0" w:color="AAAAAA"/>
-              <w:left w:val="single" w:sz="4" w:space="0" w:color="AAAAAA"/>
-              <w:bottom w:val="single" w:sz="4" w:space="0" w:color="AAAAAA"/>
-              <w:right w:val="single" w:sz="4" w:space="0" w:color="AAAAAA"/>
-            </w:tcBorders>
-            <w:shd w:val="clear" w:color="auto" w:fill="EEF2F7"/>
-          </w:tcPr>
-          <w:p>
-            <w:r>
-              <w:rPr>
-                <w:sz w:val="20"/>
-              </w:rPr>
-              <w:t>Windows Server 2025 Datacenter</w:t>
-            </w:r>
-          </w:p>
-        </w:tc>
-      </w:tr>
-      <w:tr>
-        <w:trPr>
-          <w:jc w:val="center"/>
-        </w:trPr>
-        <w:tc>
-          <w:tcPr>
-            <w:tcW w:w="3600" w:type="dxa"/>
-            <w:tcBorders>
-              <w:top w:val="single" w:sz="4" w:space="0" w:color="AAAAAA"/>
-              <w:left w:val="single" w:sz="4" w:space="0" w:color="AAAAAA"/>
-              <w:bottom w:val="single" w:sz="4" w:space="0" w:color="AAAAAA"/>
-              <w:right w:val="single" w:sz="4" w:space="0" w:color="AAAAAA"/>
-            </w:tcBorders>
-          </w:tcPr>
-          <w:p>
-            <w:r>
-              <w:rPr>
-                <w:sz w:val="20"/>
-              </w:rPr>
-              <w:t>Environment Type</w:t>
-            </w:r>
-          </w:p>
-        </w:tc>
-        <w:tc>
-          <w:tcPr>
-            <w:tcW w:w="7200" w:type="dxa"/>
-            <w:tcBorders>
-              <w:top w:val="single" w:sz="4" w:space="0" w:color="AAAAAA"/>
-              <w:left w:val="single" w:sz="4" w:space="0" w:color="AAAAAA"/>
-              <w:bottom w:val="single" w:sz="4" w:space="0" w:color="AAAAAA"/>
-              <w:right w:val="single" w:sz="4" w:space="0" w:color="AAAAAA"/>
-            </w:tcBorders>
-          </w:tcPr>
-          <w:p>
-            <w:r>
-              <w:rPr>
-                <w:sz w:val="20"/>
-              </w:rPr>
-              <w:t>Google Cloud Platform VM (Compute Engine)</w:t>
-            </w:r>
-          </w:p>
-        </w:tc>
-      </w:tr>
-      <w:tr>
-        <w:trPr>
-          <w:jc w:val="center"/>
-        </w:trPr>
-        <w:tc>
-          <w:tcPr>
-            <w:tcW w:w="3600" w:type="dxa"/>
-            <w:tcBorders>
-              <w:top w:val="single" w:sz="4" w:space="0" w:color="AAAAAA"/>
-              <w:left w:val="single" w:sz="4" w:space="0" w:color="AAAAAA"/>
-              <w:bottom w:val="single" w:sz="4" w:space="0" w:color="AAAAAA"/>
-              <w:right w:val="single" w:sz="4" w:space="0" w:color="AAAAAA"/>
-            </w:tcBorders>
-            <w:shd w:val="clear" w:color="auto" w:fill="EEF2F7"/>
-          </w:tcPr>
-          <w:p>
-            <w:r>
-              <w:rPr>
-                <w:sz w:val="20"/>
-              </w:rPr>
-              <w:t>Network Configuration</w:t>
-            </w:r>
-          </w:p>
-        </w:tc>
-        <w:tc>
-          <w:tcPr>
-            <w:tcW w:w="7200" w:type="dxa"/>
-            <w:tcBorders>
-              <w:top w:val="single" w:sz="4" w:space="0" w:color="AAAAAA"/>
-              <w:left w:val="single" w:sz="4" w:space="0" w:color="AAAAAA"/>
-              <w:bottom w:val="single" w:sz="4" w:space="0" w:color="AAAAAA"/>
-              <w:right w:val="single" w:sz="4" w:space="0" w:color="AAAAAA"/>
-            </w:tcBorders>
-            <w:shd w:val="clear" w:color="auto" w:fill="EEF2F7"/>
-          </w:tcPr>
-          <w:p>
-            <w:r>
-              <w:rPr>
-                <w:sz w:val="20"/>
-              </w:rPr>
-              <w:t>asia-southeast1-a (Singapore) — RDP via public IP</w:t>
-            </w:r>
-          </w:p>
-        </w:tc>
-      </w:tr>
-    </w:tbl>
-    <w:p>
-      <w:pPr>
-        <w:rPr>
-          <w:b/>
-          <w:color w:val="0D1B3E"/>
-          <w:sz w:val="20"/>
-        </w:rPr>
-      </w:pPr>
-    </w:p>
-    <w:p>
-      <w:r>
-        <w:rPr>
-          <w:b/>
-          <w:color w:val="0D1B3E"/>
-          <w:sz w:val="20"/>
-        </w:rPr>
-        <w:t xml:space="preserve">Table 5.2: </w:t>
-      </w:r>
-      <w:r>
-        <w:rPr>
-          <w:i/>
-          <w:sz w:val="20"/>
-        </w:rPr>
-        <w:t>Software Specification</w:t>
-      </w:r>
-    </w:p>
-    <w:tbl>
-      <w:tblPr>
-        <w:tblW w:w="0" w:type="auto"/>
-        <w:jc w:val="center"/>
-        <w:tblCellMar>
-          <w:left w:w="10" w:type="dxa"/>
-          <w:right w:w="10" w:type="dxa"/>
-        </w:tblCellMar>
-        <w:tblLook w:val="04A0" w:firstRow="1" w:lastRow="0" w:firstColumn="1" w:lastColumn="0" w:noHBand="0" w:noVBand="1"/>
-      </w:tblPr>
-      <w:tblGrid>
-        <w:gridCol w:w="2758"/>
-        <w:gridCol w:w="5538"/>
-      </w:tblGrid>
-      <w:tr>
-        <w:trPr>
-          <w:jc w:val="center"/>
-        </w:trPr>
-        <w:tc>
-          <w:tcPr>
-            <w:tcW w:w="3600" w:type="dxa"/>
-            <w:tcBorders>
-              <w:top w:val="single" w:sz="4" w:space="0" w:color="AAAAAA"/>
-              <w:left w:val="single" w:sz="4" w:space="0" w:color="AAAAAA"/>
-              <w:bottom w:val="single" w:sz="4" w:space="0" w:color="AAAAAA"/>
-              <w:right w:val="single" w:sz="4" w:space="0" w:color="AAAAAA"/>
-            </w:tcBorders>
-            <w:shd w:val="clear" w:color="auto" w:fill="0D1B3E"/>
-          </w:tcPr>
-          <w:p>
-            <w:r>
-              <w:rPr>
-                <w:b/>
-                <w:color w:val="FFFFFF"/>
-                <w:sz w:val="20"/>
-              </w:rPr>
-              <w:t>Component</w:t>
-            </w:r>
-          </w:p>
-        </w:tc>
-        <w:tc>
-          <w:tcPr>
-            <w:tcW w:w="7200" w:type="dxa"/>
-            <w:tcBorders>
-              <w:top w:val="single" w:sz="4" w:space="0" w:color="AAAAAA"/>
-              <w:left w:val="single" w:sz="4" w:space="0" w:color="AAAAAA"/>
-              <w:bottom w:val="single" w:sz="4" w:space="0" w:color="AAAAAA"/>
-              <w:right w:val="single" w:sz="4" w:space="0" w:color="AAAAAA"/>
-            </w:tcBorders>
-            <w:shd w:val="clear" w:color="auto" w:fill="0D1B3E"/>
-          </w:tcPr>
-          <w:p>
-            <w:r>
-              <w:rPr>
-                <w:b/>
-                <w:color w:val="FFFFFF"/>
-                <w:sz w:val="20"/>
-              </w:rPr>
-              <w:t>Specification</w:t>
-            </w:r>
-          </w:p>
-        </w:tc>
-      </w:tr>
-      <w:tr>
-        <w:trPr>
-          <w:jc w:val="center"/>
-        </w:trPr>
-        <w:tc>
-          <w:tcPr>
-            <w:tcW w:w="3600" w:type="dxa"/>
-            <w:tcBorders>
-              <w:top w:val="single" w:sz="4" w:space="0" w:color="AAAAAA"/>
-              <w:left w:val="single" w:sz="4" w:space="0" w:color="AAAAAA"/>
-              <w:bottom w:val="single" w:sz="4" w:space="0" w:color="AAAAAA"/>
-              <w:right w:val="single" w:sz="4" w:space="0" w:color="AAAAAA"/>
-            </w:tcBorders>
-          </w:tcPr>
-          <w:p>
-            <w:r>
-              <w:rPr>
-                <w:sz w:val="20"/>
-              </w:rPr>
-              <w:t>Database Engine (RDBMS)</w:t>
-            </w:r>
-          </w:p>
-        </w:tc>
-        <w:tc>
-          <w:tcPr>
-            <w:tcW w:w="7200" w:type="dxa"/>
-            <w:tcBorders>
-              <w:top w:val="single" w:sz="4" w:space="0" w:color="AAAAAA"/>
-              <w:left w:val="single" w:sz="4" w:space="0" w:color="AAAAAA"/>
-              <w:bottom w:val="single" w:sz="4" w:space="0" w:color="AAAAAA"/>
-              <w:right w:val="single" w:sz="4" w:space="0" w:color="AAAAAA"/>
-            </w:tcBorders>
-          </w:tcPr>
-          <w:p>
-            <w:r>
-              <w:rPr>
-                <w:sz w:val="20"/>
-              </w:rPr>
-              <w:t>Microsoft SQL Server 2025 (v17) Developer Edition — RTM 17.0.1000.7</w:t>
-            </w:r>
-          </w:p>
-        </w:tc>
-      </w:tr>
-      <w:tr>
-        <w:trPr>
-          <w:jc w:val="center"/>
-        </w:trPr>
-        <w:tc>
-          <w:tcPr>
-            <w:tcW w:w="3600" w:type="dxa"/>
-            <w:tcBorders>
-              <w:top w:val="single" w:sz="4" w:space="0" w:color="AAAAAA"/>
-              <w:left w:val="single" w:sz="4" w:space="0" w:color="AAAAAA"/>
-              <w:bottom w:val="single" w:sz="4" w:space="0" w:color="AAAAAA"/>
-              <w:right w:val="single" w:sz="4" w:space="0" w:color="AAAAAA"/>
-            </w:tcBorders>
-            <w:shd w:val="clear" w:color="auto" w:fill="EEF2F7"/>
-          </w:tcPr>
-          <w:p>
-            <w:r>
-              <w:rPr>
-                <w:sz w:val="20"/>
-              </w:rPr>
-              <w:t>ETL Platform</w:t>
-            </w:r>
-          </w:p>
-        </w:tc>
-        <w:tc>
-          <w:tcPr>
-            <w:tcW w:w="7200" w:type="dxa"/>
-            <w:tcBorders>
-              <w:top w:val="single" w:sz="4" w:space="0" w:color="AAAAAA"/>
-              <w:left w:val="single" w:sz="4" w:space="0" w:color="AAAAAA"/>
-              <w:bottom w:val="single" w:sz="4" w:space="0" w:color="AAAAAA"/>
-              <w:right w:val="single" w:sz="4" w:space="0" w:color="AAAAAA"/>
-            </w:tcBorders>
-            <w:shd w:val="clear" w:color="auto" w:fill="EEF2F7"/>
-          </w:tcPr>
-          <w:p>
-            <w:r>
-              <w:t>SQL Server Integration Services 2022+, included with SQL Server 2025</w:t>
-            </w:r>
-          </w:p>
-        </w:tc>
-      </w:tr>
-      <w:tr>
-        <w:trPr>
-          <w:jc w:val="center"/>
-        </w:trPr>
-        <w:tc>
-          <w:tcPr>
-            <w:tcW w:w="3600" w:type="dxa"/>
-            <w:tcBorders>
-              <w:top w:val="single" w:sz="4" w:space="0" w:color="AAAAAA"/>
-              <w:left w:val="single" w:sz="4" w:space="0" w:color="AAAAAA"/>
-              <w:bottom w:val="single" w:sz="4" w:space="0" w:color="AAAAAA"/>
-              <w:right w:val="single" w:sz="4" w:space="0" w:color="AAAAAA"/>
-            </w:tcBorders>
-          </w:tcPr>
-          <w:p>
-            <w:r>
-              <w:rPr>
-                <w:sz w:val="20"/>
-              </w:rPr>
-              <w:t>Development IDE</w:t>
-            </w:r>
-          </w:p>
-        </w:tc>
-        <w:tc>
-          <w:tcPr>
-            <w:tcW w:w="7200" w:type="dxa"/>
-            <w:tcBorders>
-              <w:top w:val="single" w:sz="4" w:space="0" w:color="AAAAAA"/>
-              <w:left w:val="single" w:sz="4" w:space="0" w:color="AAAAAA"/>
-              <w:bottom w:val="single" w:sz="4" w:space="0" w:color="AAAAAA"/>
-              <w:right w:val="single" w:sz="4" w:space="0" w:color="AAAAAA"/>
-            </w:tcBorders>
-          </w:tcPr>
-          <w:p>
-            <w:r>
-              <w:rPr>
-                <w:sz w:val="20"/>
-              </w:rPr>
-              <w:t>Visual Studio 2026 Community + SSIS 2022+ Projects extension</w:t>
-            </w:r>
-          </w:p>
-        </w:tc>
-      </w:tr>
-      <w:tr>
-        <w:trPr>
-          <w:jc w:val="center"/>
-        </w:trPr>
-        <w:tc>
-          <w:tcPr>
-            <w:tcW w:w="3600" w:type="dxa"/>
-            <w:tcBorders>
-              <w:top w:val="single" w:sz="4" w:space="0" w:color="AAAAAA"/>
-              <w:left w:val="single" w:sz="4" w:space="0" w:color="AAAAAA"/>
-              <w:bottom w:val="single" w:sz="4" w:space="0" w:color="AAAAAA"/>
-              <w:right w:val="single" w:sz="4" w:space="0" w:color="AAAAAA"/>
-            </w:tcBorders>
-            <w:shd w:val="clear" w:color="auto" w:fill="EEF2F7"/>
-          </w:tcPr>
-          <w:p>
-            <w:r>
-              <w:rPr>
-                <w:sz w:val="20"/>
-              </w:rPr>
-              <w:t>Job Scheduler</w:t>
-            </w:r>
-          </w:p>
-        </w:tc>
-        <w:tc>
-          <w:tcPr>
-            <w:tcW w:w="7200" w:type="dxa"/>
-            <w:tcBorders>
-              <w:top w:val="single" w:sz="4" w:space="0" w:color="AAAAAA"/>
-              <w:left w:val="single" w:sz="4" w:space="0" w:color="AAAAAA"/>
-              <w:bottom w:val="single" w:sz="4" w:space="0" w:color="AAAAAA"/>
-              <w:right w:val="single" w:sz="4" w:space="0" w:color="AAAAAA"/>
-            </w:tcBorders>
-            <w:shd w:val="clear" w:color="auto" w:fill="EEF2F7"/>
-          </w:tcPr>
-          <w:p>
-            <w:r>
-              <w:rPr>
-                <w:sz w:val="20"/>
-              </w:rPr>
-              <w:t>SQL Server Agent</w:t>
-            </w:r>
-          </w:p>
-        </w:tc>
-      </w:tr>
-      <w:tr>
-        <w:trPr>
-          <w:jc w:val="center"/>
-        </w:trPr>
-        <w:tc>
-          <w:tcPr>
-            <w:tcW w:w="3600" w:type="dxa"/>
-            <w:tcBorders>
-              <w:top w:val="single" w:sz="4" w:space="0" w:color="AAAAAA"/>
-              <w:left w:val="single" w:sz="4" w:space="0" w:color="AAAAAA"/>
-              <w:bottom w:val="single" w:sz="4" w:space="0" w:color="AAAAAA"/>
-              <w:right w:val="single" w:sz="4" w:space="0" w:color="AAAAAA"/>
-            </w:tcBorders>
-          </w:tcPr>
-          <w:p>
-            <w:r>
-              <w:rPr>
-                <w:sz w:val="20"/>
-              </w:rPr>
-              <w:t>Programming Language</w:t>
-            </w:r>
-          </w:p>
-        </w:tc>
-        <w:tc>
-          <w:tcPr>
-            <w:tcW w:w="7200" w:type="dxa"/>
-            <w:tcBorders>
-              <w:top w:val="single" w:sz="4" w:space="0" w:color="AAAAAA"/>
-              <w:left w:val="single" w:sz="4" w:space="0" w:color="AAAAAA"/>
-              <w:bottom w:val="single" w:sz="4" w:space="0" w:color="AAAAAA"/>
-              <w:right w:val="single" w:sz="4" w:space="0" w:color="AAAAAA"/>
-            </w:tcBorders>
-          </w:tcPr>
-          <w:p>
-            <w:r>
-              <w:rPr>
-                <w:sz w:val="20"/>
-              </w:rPr>
-              <w:t>SSIS (Data Flow Tasks, Execute SQL Tasks, Event Handlers)</w:t>
-            </w:r>
-          </w:p>
-        </w:tc>
-      </w:tr>
-      <w:tr>
-        <w:trPr>
-          <w:jc w:val="center"/>
-        </w:trPr>
-        <w:tc>
-          <w:tcPr>
-            <w:tcW w:w="3600" w:type="dxa"/>
-            <w:tcBorders>
-              <w:top w:val="single" w:sz="4" w:space="0" w:color="AAAAAA"/>
-              <w:left w:val="single" w:sz="4" w:space="0" w:color="AAAAAA"/>
-              <w:bottom w:val="single" w:sz="4" w:space="0" w:color="AAAAAA"/>
-              <w:right w:val="single" w:sz="4" w:space="0" w:color="AAAAAA"/>
-            </w:tcBorders>
-            <w:shd w:val="clear" w:color="auto" w:fill="EEF2F7"/>
-          </w:tcPr>
-          <w:p>
-            <w:r>
-              <w:rPr>
-                <w:sz w:val="20"/>
-              </w:rPr>
-              <w:t>Hash Algorithm</w:t>
-            </w:r>
-          </w:p>
-        </w:tc>
-        <w:tc>
-          <w:tcPr>
-            <w:tcW w:w="7200" w:type="dxa"/>
-            <w:tcBorders>
-              <w:top w:val="single" w:sz="4" w:space="0" w:color="AAAAAA"/>
-              <w:left w:val="single" w:sz="4" w:space="0" w:color="AAAAAA"/>
-              <w:bottom w:val="single" w:sz="4" w:space="0" w:color="AAAAAA"/>
-              <w:right w:val="single" w:sz="4" w:space="0" w:color="AAAAAA"/>
-            </w:tcBorders>
-            <w:shd w:val="clear" w:color="auto" w:fill="EEF2F7"/>
-          </w:tcPr>
-          <w:p>
-            <w:r>
-              <w:rPr>
-                <w:sz w:val="20"/>
-              </w:rPr>
-              <w:t>SHA2_256 via HASHBYTES('SHA2_256') — VARBINARY(32)</w:t>
-            </w:r>
-          </w:p>
-        </w:tc>
-      </w:tr>
-      <w:tr>
-        <w:trPr>
-          <w:jc w:val="center"/>
-        </w:trPr>
-        <w:tc>
-          <w:tcPr>
-            <w:tcW w:w="3600" w:type="dxa"/>
-            <w:tcBorders>
-              <w:top w:val="single" w:sz="4" w:space="0" w:color="AAAAAA"/>
-              <w:left w:val="single" w:sz="4" w:space="0" w:color="AAAAAA"/>
-              <w:bottom w:val="single" w:sz="4" w:space="0" w:color="AAAAAA"/>
-              <w:right w:val="single" w:sz="4" w:space="0" w:color="AAAAAA"/>
-            </w:tcBorders>
-          </w:tcPr>
-          <w:p>
-            <w:r>
-              <w:rPr>
-                <w:sz w:val="20"/>
-              </w:rPr>
-              <w:t>Management Tool</w:t>
-            </w:r>
-          </w:p>
-        </w:tc>
-        <w:tc>
-          <w:tcPr>
-            <w:tcW w:w="7200" w:type="dxa"/>
-            <w:tcBorders>
-              <w:top w:val="single" w:sz="4" w:space="0" w:color="AAAAAA"/>
-              <w:left w:val="single" w:sz="4" w:space="0" w:color="AAAAAA"/>
-              <w:bottom w:val="single" w:sz="4" w:space="0" w:color="AAAAAA"/>
-              <w:right w:val="single" w:sz="4" w:space="0" w:color="AAAAAA"/>
-            </w:tcBorders>
-          </w:tcPr>
-          <w:p>
-            <w:r>
-              <w:rPr>
-                <w:sz w:val="20"/>
-              </w:rPr>
-              <w:t>SQL Server Management Studio (SSMS) 20.2+</w:t>
-            </w:r>
-          </w:p>
-        </w:tc>
-      </w:tr>
-      <w:tr>
-        <w:trPr>
-          <w:jc w:val="center"/>
-        </w:trPr>
-        <w:tc>
-          <w:tcPr>
-            <w:tcW w:w="3600" w:type="dxa"/>
-            <w:tcBorders>
-              <w:top w:val="single" w:sz="4" w:space="0" w:color="AAAAAA"/>
-              <w:left w:val="single" w:sz="4" w:space="0" w:color="AAAAAA"/>
-              <w:bottom w:val="single" w:sz="4" w:space="0" w:color="AAAAAA"/>
-              <w:right w:val="single" w:sz="4" w:space="0" w:color="AAAAAA"/>
-            </w:tcBorders>
-            <w:shd w:val="clear" w:color="auto" w:fill="EEF2F7"/>
-          </w:tcPr>
-          <w:p>
-            <w:r>
-              <w:rPr>
-                <w:sz w:val="20"/>
-              </w:rPr>
-              <w:t>Deployment Target</w:t>
-            </w:r>
-          </w:p>
-        </w:tc>
-        <w:tc>
-          <w:tcPr>
-            <w:tcW w:w="7200" w:type="dxa"/>
-            <w:tcBorders>
-              <w:top w:val="single" w:sz="4" w:space="0" w:color="AAAAAA"/>
-              <w:left w:val="single" w:sz="4" w:space="0" w:color="AAAAAA"/>
-              <w:bottom w:val="single" w:sz="4" w:space="0" w:color="AAAAAA"/>
-              <w:right w:val="single" w:sz="4" w:space="0" w:color="AAAAAA"/>
-            </w:tcBorders>
-            <w:shd w:val="clear" w:color="auto" w:fill="EEF2F7"/>
-          </w:tcPr>
-          <w:p>
-            <w:r>
-              <w:rPr>
-                <w:sz w:val="20"/>
-              </w:rPr>
-              <w:t>SSISDB Catalog (Project Deployment Model)</w:t>
-            </w:r>
-          </w:p>
-        </w:tc>
-      </w:tr>
-    </w:tbl>
-    <w:p/>
+        <w:t>5.3 Threats to Validity</w:t>
+      </w:r>
+    </w:p>
     <w:p>
       <w:pPr>
         <w:spacing w:before="240" w:after="120"/>
@@ -17727,830 +16950,7 @@
           <w:b/>
           <w:bCs/>
         </w:rPr>
-        <w:lastRenderedPageBreak/>
-        <w:t>5.3.2 ETL Load Time Benchmarks</w:t>
-      </w:r>
-    </w:p>
-    <w:p>
-      <w:pPr>
-        <w:spacing w:after="120" w:line="360" w:lineRule="auto"/>
-        <w:jc w:val="both"/>
-      </w:pPr>
-      <w:r>
-        <w:t>The following table presents the measured execution times for the complete ETL pipeline across all four layers during both full load and incremental load operations. The source database contains 1,002 taxpayers (after incremental inserts) with approximately 57,000 source transaction records, producing 336,677 total processed records across all layers during full load.</w:t>
-      </w:r>
-    </w:p>
-    <w:tbl>
-      <w:tblPr>
-        <w:tblW w:w="8306" w:type="dxa"/>
-        <w:tblBorders>
-          <w:top w:val="single" w:sz="4" w:space="0" w:color="auto"/>
-          <w:left w:val="single" w:sz="4" w:space="0" w:color="auto"/>
-          <w:bottom w:val="single" w:sz="4" w:space="0" w:color="auto"/>
-          <w:right w:val="single" w:sz="4" w:space="0" w:color="auto"/>
-          <w:insideH w:val="single" w:sz="4" w:space="0" w:color="auto"/>
-          <w:insideV w:val="single" w:sz="4" w:space="0" w:color="auto"/>
-        </w:tblBorders>
-        <w:tblCellMar>
-          <w:left w:w="10" w:type="dxa"/>
-          <w:right w:w="10" w:type="dxa"/>
-        </w:tblCellMar>
-        <w:tblLook w:val="04A0" w:firstRow="1" w:lastRow="0" w:firstColumn="1" w:lastColumn="0" w:noHBand="0" w:noVBand="1"/>
-      </w:tblPr>
-      <w:tblGrid>
-        <w:gridCol w:w="2000"/>
-        <w:gridCol w:w="1400"/>
-        <w:gridCol w:w="1500"/>
-        <w:gridCol w:w="1906"/>
-        <w:gridCol w:w="1500"/>
-      </w:tblGrid>
-      <w:tr>
-        <w:tc>
-          <w:tcPr>
-            <w:tcW w:w="2000" w:type="dxa"/>
-            <w:tcBorders>
-              <w:top w:val="single" w:sz="1" w:space="0" w:color="000000"/>
-              <w:left w:val="single" w:sz="1" w:space="0" w:color="000000"/>
-              <w:bottom w:val="single" w:sz="1" w:space="0" w:color="000000"/>
-              <w:right w:val="single" w:sz="1" w:space="0" w:color="000000"/>
-            </w:tcBorders>
-            <w:shd w:val="clear" w:color="auto" w:fill="D5E8F0"/>
-            <w:tcMar>
-              <w:top w:w="60" w:type="dxa"/>
-              <w:left w:w="100" w:type="dxa"/>
-              <w:bottom w:w="60" w:type="dxa"/>
-              <w:right w:w="100" w:type="dxa"/>
-            </w:tcMar>
-          </w:tcPr>
-          <w:p>
-            <w:pPr>
-              <w:jc w:val="center"/>
-            </w:pPr>
-            <w:r>
-              <w:rPr>
-                <w:b/>
-                <w:bCs/>
-              </w:rPr>
-              <w:t>Layer</w:t>
-            </w:r>
-          </w:p>
-        </w:tc>
-        <w:tc>
-          <w:tcPr>
-            <w:tcW w:w="1400" w:type="dxa"/>
-            <w:tcBorders>
-              <w:top w:val="single" w:sz="1" w:space="0" w:color="000000"/>
-              <w:left w:val="single" w:sz="1" w:space="0" w:color="000000"/>
-              <w:bottom w:val="single" w:sz="1" w:space="0" w:color="000000"/>
-              <w:right w:val="single" w:sz="1" w:space="0" w:color="000000"/>
-            </w:tcBorders>
-            <w:shd w:val="clear" w:color="auto" w:fill="D5E8F0"/>
-            <w:tcMar>
-              <w:top w:w="60" w:type="dxa"/>
-              <w:left w:w="100" w:type="dxa"/>
-              <w:bottom w:w="60" w:type="dxa"/>
-              <w:right w:w="100" w:type="dxa"/>
-            </w:tcMar>
-          </w:tcPr>
-          <w:p>
-            <w:pPr>
-              <w:jc w:val="center"/>
-            </w:pPr>
-            <w:r>
-              <w:rPr>
-                <w:b/>
-                <w:bCs/>
-              </w:rPr>
-              <w:t>Objects</w:t>
-            </w:r>
-          </w:p>
-        </w:tc>
-        <w:tc>
-          <w:tcPr>
-            <w:tcW w:w="1500" w:type="dxa"/>
-            <w:tcBorders>
-              <w:top w:val="single" w:sz="1" w:space="0" w:color="000000"/>
-              <w:left w:val="single" w:sz="1" w:space="0" w:color="000000"/>
-              <w:bottom w:val="single" w:sz="1" w:space="0" w:color="000000"/>
-              <w:right w:val="single" w:sz="1" w:space="0" w:color="000000"/>
-            </w:tcBorders>
-            <w:shd w:val="clear" w:color="auto" w:fill="D5E8F0"/>
-            <w:tcMar>
-              <w:top w:w="60" w:type="dxa"/>
-              <w:left w:w="100" w:type="dxa"/>
-              <w:bottom w:w="60" w:type="dxa"/>
-              <w:right w:w="100" w:type="dxa"/>
-            </w:tcMar>
-          </w:tcPr>
-          <w:p>
-            <w:pPr>
-              <w:jc w:val="center"/>
-            </w:pPr>
-            <w:r>
-              <w:rPr>
-                <w:b/>
-                <w:bCs/>
-              </w:rPr>
-              <w:t>Full Load (sec)</w:t>
-            </w:r>
-          </w:p>
-        </w:tc>
-        <w:tc>
-          <w:tcPr>
-            <w:tcW w:w="1906" w:type="dxa"/>
-            <w:tcBorders>
-              <w:top w:val="single" w:sz="1" w:space="0" w:color="000000"/>
-              <w:left w:val="single" w:sz="1" w:space="0" w:color="000000"/>
-              <w:bottom w:val="single" w:sz="1" w:space="0" w:color="000000"/>
-              <w:right w:val="single" w:sz="1" w:space="0" w:color="000000"/>
-            </w:tcBorders>
-            <w:shd w:val="clear" w:color="auto" w:fill="D5E8F0"/>
-            <w:tcMar>
-              <w:top w:w="60" w:type="dxa"/>
-              <w:left w:w="100" w:type="dxa"/>
-              <w:bottom w:w="60" w:type="dxa"/>
-              <w:right w:w="100" w:type="dxa"/>
-            </w:tcMar>
-          </w:tcPr>
-          <w:p>
-            <w:pPr>
-              <w:jc w:val="center"/>
-            </w:pPr>
-            <w:r>
-              <w:rPr>
-                <w:b/>
-                <w:bCs/>
-              </w:rPr>
-              <w:t>Incremental Load (sec)</w:t>
-            </w:r>
-          </w:p>
-        </w:tc>
-        <w:tc>
-          <w:tcPr>
-            <w:tcW w:w="1500" w:type="dxa"/>
-            <w:tcBorders>
-              <w:top w:val="single" w:sz="1" w:space="0" w:color="000000"/>
-              <w:left w:val="single" w:sz="1" w:space="0" w:color="000000"/>
-              <w:bottom w:val="single" w:sz="1" w:space="0" w:color="000000"/>
-              <w:right w:val="single" w:sz="1" w:space="0" w:color="000000"/>
-            </w:tcBorders>
-            <w:shd w:val="clear" w:color="auto" w:fill="D5E8F0"/>
-            <w:tcMar>
-              <w:top w:w="60" w:type="dxa"/>
-              <w:left w:w="100" w:type="dxa"/>
-              <w:bottom w:w="60" w:type="dxa"/>
-              <w:right w:w="100" w:type="dxa"/>
-            </w:tcMar>
-          </w:tcPr>
-          <w:p>
-            <w:pPr>
-              <w:jc w:val="center"/>
-            </w:pPr>
-            <w:r>
-              <w:rPr>
-                <w:b/>
-                <w:bCs/>
-              </w:rPr>
-              <w:t>Records Processed</w:t>
-            </w:r>
-          </w:p>
-        </w:tc>
-      </w:tr>
-      <w:tr>
-        <w:tc>
-          <w:tcPr>
-            <w:tcW w:w="2000" w:type="dxa"/>
-            <w:tcBorders>
-              <w:top w:val="single" w:sz="1" w:space="0" w:color="000000"/>
-              <w:left w:val="single" w:sz="1" w:space="0" w:color="000000"/>
-              <w:bottom w:val="single" w:sz="1" w:space="0" w:color="000000"/>
-              <w:right w:val="single" w:sz="1" w:space="0" w:color="000000"/>
-            </w:tcBorders>
-            <w:tcMar>
-              <w:top w:w="60" w:type="dxa"/>
-              <w:left w:w="100" w:type="dxa"/>
-              <w:bottom w:w="60" w:type="dxa"/>
-              <w:right w:w="100" w:type="dxa"/>
-            </w:tcMar>
-          </w:tcPr>
-          <w:p>
-            <w:r>
-              <w:t>Staging</w:t>
-            </w:r>
-          </w:p>
-        </w:tc>
-        <w:tc>
-          <w:tcPr>
-            <w:tcW w:w="1400" w:type="dxa"/>
-            <w:tcBorders>
-              <w:top w:val="single" w:sz="1" w:space="0" w:color="000000"/>
-              <w:left w:val="single" w:sz="1" w:space="0" w:color="000000"/>
-              <w:bottom w:val="single" w:sz="1" w:space="0" w:color="000000"/>
-              <w:right w:val="single" w:sz="1" w:space="0" w:color="000000"/>
-            </w:tcBorders>
-            <w:tcMar>
-              <w:top w:w="60" w:type="dxa"/>
-              <w:left w:w="100" w:type="dxa"/>
-              <w:bottom w:w="60" w:type="dxa"/>
-              <w:right w:w="100" w:type="dxa"/>
-            </w:tcMar>
-          </w:tcPr>
-          <w:p>
-            <w:pPr>
-              <w:jc w:val="center"/>
-            </w:pPr>
-            <w:r>
-              <w:t>9 tables (9 steps)</w:t>
-            </w:r>
-          </w:p>
-        </w:tc>
-        <w:tc>
-          <w:tcPr>
-            <w:tcW w:w="1500" w:type="dxa"/>
-            <w:tcBorders>
-              <w:top w:val="single" w:sz="1" w:space="0" w:color="000000"/>
-              <w:left w:val="single" w:sz="1" w:space="0" w:color="000000"/>
-              <w:bottom w:val="single" w:sz="1" w:space="0" w:color="000000"/>
-              <w:right w:val="single" w:sz="1" w:space="0" w:color="000000"/>
-            </w:tcBorders>
-            <w:tcMar>
-              <w:top w:w="60" w:type="dxa"/>
-              <w:left w:w="100" w:type="dxa"/>
-              <w:bottom w:w="60" w:type="dxa"/>
-              <w:right w:w="100" w:type="dxa"/>
-            </w:tcMar>
-          </w:tcPr>
-          <w:p>
-            <w:pPr>
-              <w:jc w:val="center"/>
-            </w:pPr>
-            <w:r>
-              <w:t>22.8</w:t>
-            </w:r>
-          </w:p>
-        </w:tc>
-        <w:tc>
-          <w:tcPr>
-            <w:tcW w:w="1906" w:type="dxa"/>
-            <w:tcBorders>
-              <w:top w:val="single" w:sz="1" w:space="0" w:color="000000"/>
-              <w:left w:val="single" w:sz="1" w:space="0" w:color="000000"/>
-              <w:bottom w:val="single" w:sz="1" w:space="0" w:color="000000"/>
-              <w:right w:val="single" w:sz="1" w:space="0" w:color="000000"/>
-            </w:tcBorders>
-            <w:tcMar>
-              <w:top w:w="60" w:type="dxa"/>
-              <w:left w:w="100" w:type="dxa"/>
-              <w:bottom w:w="60" w:type="dxa"/>
-              <w:right w:w="100" w:type="dxa"/>
-            </w:tcMar>
-          </w:tcPr>
-          <w:p>
-            <w:pPr>
-              <w:jc w:val="center"/>
-            </w:pPr>
-            <w:r>
-              <w:t>6.0</w:t>
-            </w:r>
-          </w:p>
-        </w:tc>
-        <w:tc>
-          <w:tcPr>
-            <w:tcW w:w="1500" w:type="dxa"/>
-            <w:tcBorders>
-              <w:top w:val="single" w:sz="1" w:space="0" w:color="000000"/>
-              <w:left w:val="single" w:sz="1" w:space="0" w:color="000000"/>
-              <w:bottom w:val="single" w:sz="1" w:space="0" w:color="000000"/>
-              <w:right w:val="single" w:sz="1" w:space="0" w:color="000000"/>
-            </w:tcBorders>
-            <w:tcMar>
-              <w:top w:w="60" w:type="dxa"/>
-              <w:left w:w="100" w:type="dxa"/>
-              <w:bottom w:w="60" w:type="dxa"/>
-              <w:right w:w="100" w:type="dxa"/>
-            </w:tcMar>
-          </w:tcPr>
-          <w:p>
-            <w:pPr>
-              <w:jc w:val="center"/>
-            </w:pPr>
-            <w:r>
-              <w:t>58,813 / 58,824</w:t>
-            </w:r>
-          </w:p>
-        </w:tc>
-      </w:tr>
-      <w:tr>
-        <w:tc>
-          <w:tcPr>
-            <w:tcW w:w="2000" w:type="dxa"/>
-            <w:tcBorders>
-              <w:top w:val="single" w:sz="1" w:space="0" w:color="000000"/>
-              <w:left w:val="single" w:sz="1" w:space="0" w:color="000000"/>
-              <w:bottom w:val="single" w:sz="1" w:space="0" w:color="000000"/>
-              <w:right w:val="single" w:sz="1" w:space="0" w:color="000000"/>
-            </w:tcBorders>
-            <w:tcMar>
-              <w:top w:w="60" w:type="dxa"/>
-              <w:left w:w="100" w:type="dxa"/>
-              <w:bottom w:w="60" w:type="dxa"/>
-              <w:right w:w="100" w:type="dxa"/>
-            </w:tcMar>
-          </w:tcPr>
-          <w:p>
-            <w:r>
-              <w:t>Bronze (Hub+SAT+Link)</w:t>
-            </w:r>
-          </w:p>
-        </w:tc>
-        <w:tc>
-          <w:tcPr>
-            <w:tcW w:w="1400" w:type="dxa"/>
-            <w:tcBorders>
-              <w:top w:val="single" w:sz="1" w:space="0" w:color="000000"/>
-              <w:left w:val="single" w:sz="1" w:space="0" w:color="000000"/>
-              <w:bottom w:val="single" w:sz="1" w:space="0" w:color="000000"/>
-              <w:right w:val="single" w:sz="1" w:space="0" w:color="000000"/>
-            </w:tcBorders>
-            <w:tcMar>
-              <w:top w:w="60" w:type="dxa"/>
-              <w:left w:w="100" w:type="dxa"/>
-              <w:bottom w:w="60" w:type="dxa"/>
-              <w:right w:w="100" w:type="dxa"/>
-            </w:tcMar>
-          </w:tcPr>
-          <w:p>
-            <w:pPr>
-              <w:jc w:val="center"/>
-            </w:pPr>
-            <w:r>
-              <w:t>23 objects (23 steps)</w:t>
-            </w:r>
-          </w:p>
-        </w:tc>
-        <w:tc>
-          <w:tcPr>
-            <w:tcW w:w="1500" w:type="dxa"/>
-            <w:tcBorders>
-              <w:top w:val="single" w:sz="1" w:space="0" w:color="000000"/>
-              <w:left w:val="single" w:sz="1" w:space="0" w:color="000000"/>
-              <w:bottom w:val="single" w:sz="1" w:space="0" w:color="000000"/>
-              <w:right w:val="single" w:sz="1" w:space="0" w:color="000000"/>
-            </w:tcBorders>
-            <w:tcMar>
-              <w:top w:w="60" w:type="dxa"/>
-              <w:left w:w="100" w:type="dxa"/>
-              <w:bottom w:w="60" w:type="dxa"/>
-              <w:right w:w="100" w:type="dxa"/>
-            </w:tcMar>
-          </w:tcPr>
-          <w:p>
-            <w:pPr>
-              <w:jc w:val="center"/>
-            </w:pPr>
-            <w:r>
-              <w:t>39.5</w:t>
-            </w:r>
-          </w:p>
-        </w:tc>
-        <w:tc>
-          <w:tcPr>
-            <w:tcW w:w="1906" w:type="dxa"/>
-            <w:tcBorders>
-              <w:top w:val="single" w:sz="1" w:space="0" w:color="000000"/>
-              <w:left w:val="single" w:sz="1" w:space="0" w:color="000000"/>
-              <w:bottom w:val="single" w:sz="1" w:space="0" w:color="000000"/>
-              <w:right w:val="single" w:sz="1" w:space="0" w:color="000000"/>
-            </w:tcBorders>
-            <w:tcMar>
-              <w:top w:w="60" w:type="dxa"/>
-              <w:left w:w="100" w:type="dxa"/>
-              <w:bottom w:w="60" w:type="dxa"/>
-              <w:right w:w="100" w:type="dxa"/>
-            </w:tcMar>
-          </w:tcPr>
-          <w:p>
-            <w:pPr>
-              <w:jc w:val="center"/>
-            </w:pPr>
-            <w:r>
-              <w:t>30.3</w:t>
-            </w:r>
-          </w:p>
-        </w:tc>
-        <w:tc>
-          <w:tcPr>
-            <w:tcW w:w="1500" w:type="dxa"/>
-            <w:tcBorders>
-              <w:top w:val="single" w:sz="1" w:space="0" w:color="000000"/>
-              <w:left w:val="single" w:sz="1" w:space="0" w:color="000000"/>
-              <w:bottom w:val="single" w:sz="1" w:space="0" w:color="000000"/>
-              <w:right w:val="single" w:sz="1" w:space="0" w:color="000000"/>
-            </w:tcBorders>
-            <w:tcMar>
-              <w:top w:w="60" w:type="dxa"/>
-              <w:left w:w="100" w:type="dxa"/>
-              <w:bottom w:w="60" w:type="dxa"/>
-              <w:right w:w="100" w:type="dxa"/>
-            </w:tcMar>
-          </w:tcPr>
-          <w:p>
-            <w:pPr>
-              <w:jc w:val="center"/>
-            </w:pPr>
-            <w:r>
-              <w:t>184,108 / 50</w:t>
-            </w:r>
-          </w:p>
-        </w:tc>
-      </w:tr>
-      <w:tr>
-        <w:tc>
-          <w:tcPr>
-            <w:tcW w:w="2000" w:type="dxa"/>
-            <w:tcBorders>
-              <w:top w:val="single" w:sz="1" w:space="0" w:color="000000"/>
-              <w:left w:val="single" w:sz="1" w:space="0" w:color="000000"/>
-              <w:bottom w:val="single" w:sz="1" w:space="0" w:color="000000"/>
-              <w:right w:val="single" w:sz="1" w:space="0" w:color="000000"/>
-            </w:tcBorders>
-            <w:tcMar>
-              <w:top w:w="60" w:type="dxa"/>
-              <w:left w:w="100" w:type="dxa"/>
-              <w:bottom w:w="60" w:type="dxa"/>
-              <w:right w:w="100" w:type="dxa"/>
-            </w:tcMar>
-          </w:tcPr>
-          <w:p>
-            <w:r>
-              <w:t>Silver (PIT+BRG+BUS)</w:t>
-            </w:r>
-          </w:p>
-        </w:tc>
-        <w:tc>
-          <w:tcPr>
-            <w:tcW w:w="1400" w:type="dxa"/>
-            <w:tcBorders>
-              <w:top w:val="single" w:sz="1" w:space="0" w:color="000000"/>
-              <w:left w:val="single" w:sz="1" w:space="0" w:color="000000"/>
-              <w:bottom w:val="single" w:sz="1" w:space="0" w:color="000000"/>
-              <w:right w:val="single" w:sz="1" w:space="0" w:color="000000"/>
-            </w:tcBorders>
-            <w:tcMar>
-              <w:top w:w="60" w:type="dxa"/>
-              <w:left w:w="100" w:type="dxa"/>
-              <w:bottom w:w="60" w:type="dxa"/>
-              <w:right w:w="100" w:type="dxa"/>
-            </w:tcMar>
-          </w:tcPr>
-          <w:p>
-            <w:pPr>
-              <w:jc w:val="center"/>
-            </w:pPr>
-            <w:r>
-              <w:t>6 objects (6 steps)</w:t>
-            </w:r>
-          </w:p>
-        </w:tc>
-        <w:tc>
-          <w:tcPr>
-            <w:tcW w:w="1500" w:type="dxa"/>
-            <w:tcBorders>
-              <w:top w:val="single" w:sz="1" w:space="0" w:color="000000"/>
-              <w:left w:val="single" w:sz="1" w:space="0" w:color="000000"/>
-              <w:bottom w:val="single" w:sz="1" w:space="0" w:color="000000"/>
-              <w:right w:val="single" w:sz="1" w:space="0" w:color="000000"/>
-            </w:tcBorders>
-            <w:tcMar>
-              <w:top w:w="60" w:type="dxa"/>
-              <w:left w:w="100" w:type="dxa"/>
-              <w:bottom w:w="60" w:type="dxa"/>
-              <w:right w:w="100" w:type="dxa"/>
-            </w:tcMar>
-          </w:tcPr>
-          <w:p>
-            <w:pPr>
-              <w:jc w:val="center"/>
-            </w:pPr>
-            <w:r>
-              <w:t>3.4</w:t>
-            </w:r>
-          </w:p>
-        </w:tc>
-        <w:tc>
-          <w:tcPr>
-            <w:tcW w:w="1906" w:type="dxa"/>
-            <w:tcBorders>
-              <w:top w:val="single" w:sz="1" w:space="0" w:color="000000"/>
-              <w:left w:val="single" w:sz="1" w:space="0" w:color="000000"/>
-              <w:bottom w:val="single" w:sz="1" w:space="0" w:color="000000"/>
-              <w:right w:val="single" w:sz="1" w:space="0" w:color="000000"/>
-            </w:tcBorders>
-            <w:tcMar>
-              <w:top w:w="60" w:type="dxa"/>
-              <w:left w:w="100" w:type="dxa"/>
-              <w:bottom w:w="60" w:type="dxa"/>
-              <w:right w:w="100" w:type="dxa"/>
-            </w:tcMar>
-          </w:tcPr>
-          <w:p>
-            <w:pPr>
-              <w:jc w:val="center"/>
-            </w:pPr>
-            <w:r>
-              <w:t>3.5</w:t>
-            </w:r>
-          </w:p>
-        </w:tc>
-        <w:tc>
-          <w:tcPr>
-            <w:tcW w:w="1500" w:type="dxa"/>
-            <w:tcBorders>
-              <w:top w:val="single" w:sz="1" w:space="0" w:color="000000"/>
-              <w:left w:val="single" w:sz="1" w:space="0" w:color="000000"/>
-              <w:bottom w:val="single" w:sz="1" w:space="0" w:color="000000"/>
-              <w:right w:val="single" w:sz="1" w:space="0" w:color="000000"/>
-            </w:tcBorders>
-            <w:tcMar>
-              <w:top w:w="60" w:type="dxa"/>
-              <w:left w:w="100" w:type="dxa"/>
-              <w:bottom w:w="60" w:type="dxa"/>
-              <w:right w:w="100" w:type="dxa"/>
-            </w:tcMar>
-          </w:tcPr>
-          <w:p>
-            <w:pPr>
-              <w:jc w:val="center"/>
-            </w:pPr>
-            <w:r>
-              <w:t>2,004 / 57,186</w:t>
-            </w:r>
-          </w:p>
-        </w:tc>
-      </w:tr>
-      <w:tr>
-        <w:tc>
-          <w:tcPr>
-            <w:tcW w:w="2000" w:type="dxa"/>
-            <w:tcBorders>
-              <w:top w:val="single" w:sz="1" w:space="0" w:color="000000"/>
-              <w:left w:val="single" w:sz="1" w:space="0" w:color="000000"/>
-              <w:bottom w:val="single" w:sz="1" w:space="0" w:color="000000"/>
-              <w:right w:val="single" w:sz="1" w:space="0" w:color="000000"/>
-            </w:tcBorders>
-            <w:tcMar>
-              <w:top w:w="60" w:type="dxa"/>
-              <w:left w:w="100" w:type="dxa"/>
-              <w:bottom w:w="60" w:type="dxa"/>
-              <w:right w:w="100" w:type="dxa"/>
-            </w:tcMar>
-          </w:tcPr>
-          <w:p>
-            <w:r>
-              <w:t>Gold (DIM+FACT)</w:t>
-            </w:r>
-          </w:p>
-        </w:tc>
-        <w:tc>
-          <w:tcPr>
-            <w:tcW w:w="1400" w:type="dxa"/>
-            <w:tcBorders>
-              <w:top w:val="single" w:sz="1" w:space="0" w:color="000000"/>
-              <w:left w:val="single" w:sz="1" w:space="0" w:color="000000"/>
-              <w:bottom w:val="single" w:sz="1" w:space="0" w:color="000000"/>
-              <w:right w:val="single" w:sz="1" w:space="0" w:color="000000"/>
-            </w:tcBorders>
-            <w:tcMar>
-              <w:top w:w="60" w:type="dxa"/>
-              <w:left w:w="100" w:type="dxa"/>
-              <w:bottom w:w="60" w:type="dxa"/>
-              <w:right w:w="100" w:type="dxa"/>
-            </w:tcMar>
-          </w:tcPr>
-          <w:p>
-            <w:pPr>
-              <w:jc w:val="center"/>
-            </w:pPr>
-            <w:r>
-              <w:t>11 objects (11 steps)</w:t>
-            </w:r>
-          </w:p>
-        </w:tc>
-        <w:tc>
-          <w:tcPr>
-            <w:tcW w:w="1500" w:type="dxa"/>
-            <w:tcBorders>
-              <w:top w:val="single" w:sz="1" w:space="0" w:color="000000"/>
-              <w:left w:val="single" w:sz="1" w:space="0" w:color="000000"/>
-              <w:bottom w:val="single" w:sz="1" w:space="0" w:color="000000"/>
-              <w:right w:val="single" w:sz="1" w:space="0" w:color="000000"/>
-            </w:tcBorders>
-            <w:tcMar>
-              <w:top w:w="60" w:type="dxa"/>
-              <w:left w:w="100" w:type="dxa"/>
-              <w:bottom w:w="60" w:type="dxa"/>
-              <w:right w:w="100" w:type="dxa"/>
-            </w:tcMar>
-          </w:tcPr>
-          <w:p>
-            <w:pPr>
-              <w:jc w:val="center"/>
-            </w:pPr>
-            <w:r>
-              <w:t>11.0</w:t>
-            </w:r>
-          </w:p>
-        </w:tc>
-        <w:tc>
-          <w:tcPr>
-            <w:tcW w:w="1906" w:type="dxa"/>
-            <w:tcBorders>
-              <w:top w:val="single" w:sz="1" w:space="0" w:color="000000"/>
-              <w:left w:val="single" w:sz="1" w:space="0" w:color="000000"/>
-              <w:bottom w:val="single" w:sz="1" w:space="0" w:color="000000"/>
-              <w:right w:val="single" w:sz="1" w:space="0" w:color="000000"/>
-            </w:tcBorders>
-            <w:tcMar>
-              <w:top w:w="60" w:type="dxa"/>
-              <w:left w:w="100" w:type="dxa"/>
-              <w:bottom w:w="60" w:type="dxa"/>
-              <w:right w:w="100" w:type="dxa"/>
-            </w:tcMar>
-          </w:tcPr>
-          <w:p>
-            <w:pPr>
-              <w:jc w:val="center"/>
-            </w:pPr>
-            <w:r>
-              <w:t>12.7</w:t>
-            </w:r>
-          </w:p>
-        </w:tc>
-        <w:tc>
-          <w:tcPr>
-            <w:tcW w:w="1500" w:type="dxa"/>
-            <w:tcBorders>
-              <w:top w:val="single" w:sz="1" w:space="0" w:color="000000"/>
-              <w:left w:val="single" w:sz="1" w:space="0" w:color="000000"/>
-              <w:bottom w:val="single" w:sz="1" w:space="0" w:color="000000"/>
-              <w:right w:val="single" w:sz="1" w:space="0" w:color="000000"/>
-            </w:tcBorders>
-            <w:tcMar>
-              <w:top w:w="60" w:type="dxa"/>
-              <w:left w:w="100" w:type="dxa"/>
-              <w:bottom w:w="60" w:type="dxa"/>
-              <w:right w:w="100" w:type="dxa"/>
-            </w:tcMar>
-          </w:tcPr>
-          <w:p>
-            <w:pPr>
-              <w:jc w:val="center"/>
-            </w:pPr>
-            <w:r>
-              <w:t>91,752 / 90,729</w:t>
-            </w:r>
-          </w:p>
-        </w:tc>
-      </w:tr>
-      <w:tr>
-        <w:tc>
-          <w:tcPr>
-            <w:tcW w:w="2000" w:type="dxa"/>
-            <w:tcBorders>
-              <w:top w:val="single" w:sz="1" w:space="0" w:color="000000"/>
-              <w:left w:val="single" w:sz="1" w:space="0" w:color="000000"/>
-              <w:bottom w:val="single" w:sz="1" w:space="0" w:color="000000"/>
-              <w:right w:val="single" w:sz="1" w:space="0" w:color="000000"/>
-            </w:tcBorders>
-            <w:tcMar>
-              <w:top w:w="60" w:type="dxa"/>
-              <w:left w:w="100" w:type="dxa"/>
-              <w:bottom w:w="60" w:type="dxa"/>
-              <w:right w:w="100" w:type="dxa"/>
-            </w:tcMar>
-          </w:tcPr>
-          <w:p>
-            <w:r>
-              <w:t>Total Pipeline</w:t>
-            </w:r>
-          </w:p>
-        </w:tc>
-        <w:tc>
-          <w:tcPr>
-            <w:tcW w:w="1400" w:type="dxa"/>
-            <w:tcBorders>
-              <w:top w:val="single" w:sz="1" w:space="0" w:color="000000"/>
-              <w:left w:val="single" w:sz="1" w:space="0" w:color="000000"/>
-              <w:bottom w:val="single" w:sz="1" w:space="0" w:color="000000"/>
-              <w:right w:val="single" w:sz="1" w:space="0" w:color="000000"/>
-            </w:tcBorders>
-            <w:tcMar>
-              <w:top w:w="60" w:type="dxa"/>
-              <w:left w:w="100" w:type="dxa"/>
-              <w:bottom w:w="60" w:type="dxa"/>
-              <w:right w:w="100" w:type="dxa"/>
-            </w:tcMar>
-          </w:tcPr>
-          <w:p>
-            <w:pPr>
-              <w:jc w:val="center"/>
-            </w:pPr>
-            <w:r>
-              <w:t>49 steps</w:t>
-            </w:r>
-          </w:p>
-        </w:tc>
-        <w:tc>
-          <w:tcPr>
-            <w:tcW w:w="1500" w:type="dxa"/>
-            <w:tcBorders>
-              <w:top w:val="single" w:sz="1" w:space="0" w:color="000000"/>
-              <w:left w:val="single" w:sz="1" w:space="0" w:color="000000"/>
-              <w:bottom w:val="single" w:sz="1" w:space="0" w:color="000000"/>
-              <w:right w:val="single" w:sz="1" w:space="0" w:color="000000"/>
-            </w:tcBorders>
-            <w:tcMar>
-              <w:top w:w="60" w:type="dxa"/>
-              <w:left w:w="100" w:type="dxa"/>
-              <w:bottom w:w="60" w:type="dxa"/>
-              <w:right w:w="100" w:type="dxa"/>
-            </w:tcMar>
-          </w:tcPr>
-          <w:p>
-            <w:pPr>
-              <w:jc w:val="center"/>
-            </w:pPr>
-            <w:r>
-              <w:t>120.9</w:t>
-            </w:r>
-          </w:p>
-        </w:tc>
-        <w:tc>
-          <w:tcPr>
-            <w:tcW w:w="1906" w:type="dxa"/>
-            <w:tcBorders>
-              <w:top w:val="single" w:sz="1" w:space="0" w:color="000000"/>
-              <w:left w:val="single" w:sz="1" w:space="0" w:color="000000"/>
-              <w:bottom w:val="single" w:sz="1" w:space="0" w:color="000000"/>
-              <w:right w:val="single" w:sz="1" w:space="0" w:color="000000"/>
-            </w:tcBorders>
-            <w:tcMar>
-              <w:top w:w="60" w:type="dxa"/>
-              <w:left w:w="100" w:type="dxa"/>
-              <w:bottom w:w="60" w:type="dxa"/>
-              <w:right w:w="100" w:type="dxa"/>
-            </w:tcMar>
-          </w:tcPr>
-          <w:p>
-            <w:pPr>
-              <w:jc w:val="center"/>
-            </w:pPr>
-            <w:r>
-              <w:t>93.6</w:t>
-            </w:r>
-          </w:p>
-        </w:tc>
-        <w:tc>
-          <w:tcPr>
-            <w:tcW w:w="1500" w:type="dxa"/>
-            <w:tcBorders>
-              <w:top w:val="single" w:sz="1" w:space="0" w:color="000000"/>
-              <w:left w:val="single" w:sz="1" w:space="0" w:color="000000"/>
-              <w:bottom w:val="single" w:sz="1" w:space="0" w:color="000000"/>
-              <w:right w:val="single" w:sz="1" w:space="0" w:color="000000"/>
-            </w:tcBorders>
-            <w:tcMar>
-              <w:top w:w="60" w:type="dxa"/>
-              <w:left w:w="100" w:type="dxa"/>
-              <w:bottom w:w="60" w:type="dxa"/>
-              <w:right w:w="100" w:type="dxa"/>
-            </w:tcMar>
-          </w:tcPr>
-          <w:p>
-            <w:pPr>
-              <w:jc w:val="center"/>
-            </w:pPr>
-            <w:r>
-              <w:t>336,677 / 206,780</w:t>
-            </w:r>
-          </w:p>
-        </w:tc>
-      </w:tr>
-    </w:tbl>
-    <w:p>
-      <w:pPr>
-        <w:spacing w:before="100" w:after="200"/>
-        <w:jc w:val="center"/>
-      </w:pPr>
-      <w:r>
-        <w:rPr>
-          <w:b/>
-          <w:bCs/>
-        </w:rPr>
-        <w:t xml:space="preserve">Table 5.3: </w:t>
-      </w:r>
-      <w:r>
-        <w:t>ETL Pipeline Execution Time Benchmarks (Full Load vs Incremental Load)</w:t>
+        <w:t>Internal Validity</w:t>
       </w:r>
     </w:p>
     <w:p>
@@ -18563,7 +16963,7 @@
         </w:rPr>
       </w:pPr>
       <w:r>
-        <w:t>The results demonstrate that the full ETL pipeline completes in 120.9 seconds (Full Load) and 93.6 seconds (Incremental Load) across all four layers and 49 ETL steps. The Bronze layer accounts for the largest processing time (39.5s Full Load) due to the number of Hub, Satellite, and Link objects. The Gold layer requires 11.0s for Full Load and 12.7s for Incremental Load. Incremental loading processes fewer new records (50 Bronze records vs 184,108 in Full Load), with the total time remaining similar because staging performs a full extract each run and Silver/Gold layers rebuild their computed tables.</w:t>
+        <w:t>The proof-of-concept demonstrations were conducted on a single development environment configuration (Google Cloud e2-standard-4 VM, 16GB RAM). Variations in hardware specifications, SQL Server configuration parameters, and concurrent workload conditions could affect the observed ETL execution behavior. To mitigate this, all POC demonstrations were executed under identical conditions on the same hardware, and results were verified through reproducible SQL scripts.</w:t>
       </w:r>
     </w:p>
     <w:p>
@@ -18575,7 +16975,7 @@
           <w:b/>
           <w:bCs/>
         </w:rPr>
-        <w:t>5.3.3 Query Performance Benchmarks</w:t>
+        <w:t>External Validity</w:t>
       </w:r>
     </w:p>
     <w:p>
@@ -18584,574 +16984,19 @@
         <w:jc w:val="both"/>
       </w:pPr>
       <w:r>
-        <w:t>Query performance was evaluated across three complexity levels representing typical analytical workloads against the Gold layer star schema. Each query was executed 10 times with the first execution excluded to eliminate cold cache effects.</w:t>
-      </w:r>
-    </w:p>
-    <w:p/>
-    <w:tbl>
-      <w:tblPr>
-        <w:tblW w:w="8306" w:type="dxa"/>
-        <w:tblBorders>
-          <w:top w:val="single" w:sz="4" w:space="0" w:color="auto"/>
-          <w:left w:val="single" w:sz="4" w:space="0" w:color="auto"/>
-          <w:bottom w:val="single" w:sz="4" w:space="0" w:color="auto"/>
-          <w:right w:val="single" w:sz="4" w:space="0" w:color="auto"/>
-          <w:insideH w:val="single" w:sz="4" w:space="0" w:color="auto"/>
-          <w:insideV w:val="single" w:sz="4" w:space="0" w:color="auto"/>
-        </w:tblBorders>
-        <w:tblCellMar>
-          <w:left w:w="10" w:type="dxa"/>
-          <w:right w:w="10" w:type="dxa"/>
-        </w:tblCellMar>
-        <w:tblLook w:val="04A0" w:firstRow="1" w:lastRow="0" w:firstColumn="1" w:lastColumn="0" w:noHBand="0" w:noVBand="1"/>
-      </w:tblPr>
-      <w:tblGrid>
-        <w:gridCol w:w="1500"/>
-        <w:gridCol w:w="2400"/>
-        <w:gridCol w:w="1400"/>
-        <w:gridCol w:w="1200"/>
-        <w:gridCol w:w="1806"/>
-      </w:tblGrid>
-      <w:tr>
-        <w:tc>
-          <w:tcPr>
-            <w:tcW w:w="1500" w:type="dxa"/>
-            <w:tcBorders>
-              <w:top w:val="single" w:sz="1" w:space="0" w:color="000000"/>
-              <w:left w:val="single" w:sz="1" w:space="0" w:color="000000"/>
-              <w:bottom w:val="single" w:sz="1" w:space="0" w:color="000000"/>
-              <w:right w:val="single" w:sz="1" w:space="0" w:color="000000"/>
-            </w:tcBorders>
-            <w:shd w:val="clear" w:color="auto" w:fill="D5E8F0"/>
-            <w:tcMar>
-              <w:top w:w="60" w:type="dxa"/>
-              <w:left w:w="100" w:type="dxa"/>
-              <w:bottom w:w="60" w:type="dxa"/>
-              <w:right w:w="100" w:type="dxa"/>
-            </w:tcMar>
-          </w:tcPr>
-          <w:p>
-            <w:pPr>
-              <w:jc w:val="center"/>
-            </w:pPr>
-            <w:r>
-              <w:rPr>
-                <w:b/>
-                <w:bCs/>
-              </w:rPr>
-              <w:lastRenderedPageBreak/>
-              <w:t>Query Complexity</w:t>
-            </w:r>
-          </w:p>
-        </w:tc>
-        <w:tc>
-          <w:tcPr>
-            <w:tcW w:w="2400" w:type="dxa"/>
-            <w:tcBorders>
-              <w:top w:val="single" w:sz="1" w:space="0" w:color="000000"/>
-              <w:left w:val="single" w:sz="1" w:space="0" w:color="000000"/>
-              <w:bottom w:val="single" w:sz="1" w:space="0" w:color="000000"/>
-              <w:right w:val="single" w:sz="1" w:space="0" w:color="000000"/>
-            </w:tcBorders>
-            <w:shd w:val="clear" w:color="auto" w:fill="D5E8F0"/>
-            <w:tcMar>
-              <w:top w:w="60" w:type="dxa"/>
-              <w:left w:w="100" w:type="dxa"/>
-              <w:bottom w:w="60" w:type="dxa"/>
-              <w:right w:w="100" w:type="dxa"/>
-            </w:tcMar>
-          </w:tcPr>
-          <w:p>
-            <w:pPr>
-              <w:jc w:val="center"/>
-            </w:pPr>
-            <w:r>
-              <w:rPr>
-                <w:b/>
-                <w:bCs/>
-              </w:rPr>
-              <w:t>Query Description</w:t>
-            </w:r>
-          </w:p>
-        </w:tc>
-        <w:tc>
-          <w:tcPr>
-            <w:tcW w:w="1400" w:type="dxa"/>
-            <w:tcBorders>
-              <w:top w:val="single" w:sz="1" w:space="0" w:color="000000"/>
-              <w:left w:val="single" w:sz="1" w:space="0" w:color="000000"/>
-              <w:bottom w:val="single" w:sz="1" w:space="0" w:color="000000"/>
-              <w:right w:val="single" w:sz="1" w:space="0" w:color="000000"/>
-            </w:tcBorders>
-            <w:shd w:val="clear" w:color="auto" w:fill="D5E8F0"/>
-            <w:tcMar>
-              <w:top w:w="60" w:type="dxa"/>
-              <w:left w:w="100" w:type="dxa"/>
-              <w:bottom w:w="60" w:type="dxa"/>
-              <w:right w:w="100" w:type="dxa"/>
-            </w:tcMar>
-          </w:tcPr>
-          <w:p>
-            <w:pPr>
-              <w:jc w:val="center"/>
-            </w:pPr>
-            <w:r>
-              <w:rPr>
-                <w:b/>
-                <w:bCs/>
-              </w:rPr>
-              <w:t>Gold Avg (ms)</w:t>
-            </w:r>
-          </w:p>
-        </w:tc>
-        <w:tc>
-          <w:tcPr>
-            <w:tcW w:w="1200" w:type="dxa"/>
-            <w:tcBorders>
-              <w:top w:val="single" w:sz="1" w:space="0" w:color="000000"/>
-              <w:left w:val="single" w:sz="1" w:space="0" w:color="000000"/>
-              <w:bottom w:val="single" w:sz="1" w:space="0" w:color="000000"/>
-              <w:right w:val="single" w:sz="1" w:space="0" w:color="000000"/>
-            </w:tcBorders>
-            <w:shd w:val="clear" w:color="auto" w:fill="D5E8F0"/>
-            <w:tcMar>
-              <w:top w:w="60" w:type="dxa"/>
-              <w:left w:w="100" w:type="dxa"/>
-              <w:bottom w:w="60" w:type="dxa"/>
-              <w:right w:w="100" w:type="dxa"/>
-            </w:tcMar>
-          </w:tcPr>
-          <w:p>
-            <w:pPr>
-              <w:jc w:val="center"/>
-            </w:pPr>
-            <w:r>
-              <w:rPr>
-                <w:b/>
-                <w:bCs/>
-              </w:rPr>
-              <w:t>Raw Vault Avg (ms)</w:t>
-            </w:r>
-          </w:p>
-        </w:tc>
-        <w:tc>
-          <w:tcPr>
-            <w:tcW w:w="1806" w:type="dxa"/>
-            <w:tcBorders>
-              <w:top w:val="single" w:sz="1" w:space="0" w:color="000000"/>
-              <w:left w:val="single" w:sz="1" w:space="0" w:color="000000"/>
-              <w:bottom w:val="single" w:sz="1" w:space="0" w:color="000000"/>
-              <w:right w:val="single" w:sz="1" w:space="0" w:color="000000"/>
-            </w:tcBorders>
-            <w:shd w:val="clear" w:color="auto" w:fill="D5E8F0"/>
-            <w:tcMar>
-              <w:top w:w="60" w:type="dxa"/>
-              <w:left w:w="100" w:type="dxa"/>
-              <w:bottom w:w="60" w:type="dxa"/>
-              <w:right w:w="100" w:type="dxa"/>
-            </w:tcMar>
-          </w:tcPr>
-          <w:p>
-            <w:pPr>
-              <w:jc w:val="center"/>
-            </w:pPr>
-            <w:r>
-              <w:rPr>
-                <w:b/>
-                <w:bCs/>
-              </w:rPr>
-              <w:t>Speedup Ratio</w:t>
-            </w:r>
-          </w:p>
-        </w:tc>
-      </w:tr>
-      <w:tr>
-        <w:tc>
-          <w:tcPr>
-            <w:tcW w:w="1500" w:type="dxa"/>
-            <w:tcBorders>
-              <w:top w:val="single" w:sz="1" w:space="0" w:color="000000"/>
-              <w:left w:val="single" w:sz="1" w:space="0" w:color="000000"/>
-              <w:bottom w:val="single" w:sz="1" w:space="0" w:color="000000"/>
-              <w:right w:val="single" w:sz="1" w:space="0" w:color="000000"/>
-            </w:tcBorders>
-            <w:tcMar>
-              <w:top w:w="60" w:type="dxa"/>
-              <w:left w:w="100" w:type="dxa"/>
-              <w:bottom w:w="60" w:type="dxa"/>
-              <w:right w:w="100" w:type="dxa"/>
-            </w:tcMar>
-          </w:tcPr>
-          <w:p>
-            <w:r>
-              <w:t>Simple</w:t>
-            </w:r>
-          </w:p>
-        </w:tc>
-        <w:tc>
-          <w:tcPr>
-            <w:tcW w:w="2400" w:type="dxa"/>
-            <w:tcBorders>
-              <w:top w:val="single" w:sz="1" w:space="0" w:color="000000"/>
-              <w:left w:val="single" w:sz="1" w:space="0" w:color="000000"/>
-              <w:bottom w:val="single" w:sz="1" w:space="0" w:color="000000"/>
-              <w:right w:val="single" w:sz="1" w:space="0" w:color="000000"/>
-            </w:tcBorders>
-            <w:tcMar>
-              <w:top w:w="60" w:type="dxa"/>
-              <w:left w:w="100" w:type="dxa"/>
-              <w:bottom w:w="60" w:type="dxa"/>
-              <w:right w:w="100" w:type="dxa"/>
-            </w:tcMar>
-          </w:tcPr>
-          <w:p>
-            <w:pPr>
-              <w:jc w:val="center"/>
-            </w:pPr>
-            <w:r>
-              <w:t>Total tax by category (2-table join)</w:t>
-            </w:r>
-          </w:p>
-        </w:tc>
-        <w:tc>
-          <w:tcPr>
-            <w:tcW w:w="1400" w:type="dxa"/>
-            <w:tcBorders>
-              <w:top w:val="single" w:sz="1" w:space="0" w:color="000000"/>
-              <w:left w:val="single" w:sz="1" w:space="0" w:color="000000"/>
-              <w:bottom w:val="single" w:sz="1" w:space="0" w:color="000000"/>
-              <w:right w:val="single" w:sz="1" w:space="0" w:color="000000"/>
-            </w:tcBorders>
-            <w:tcMar>
-              <w:top w:w="60" w:type="dxa"/>
-              <w:left w:w="100" w:type="dxa"/>
-              <w:bottom w:w="60" w:type="dxa"/>
-              <w:right w:w="100" w:type="dxa"/>
-            </w:tcMar>
-          </w:tcPr>
-          <w:p>
-            <w:pPr>
-              <w:jc w:val="center"/>
-            </w:pPr>
-            <w:r>
-              <w:t>24</w:t>
-            </w:r>
-          </w:p>
-        </w:tc>
-        <w:tc>
-          <w:tcPr>
-            <w:tcW w:w="1200" w:type="dxa"/>
-            <w:tcBorders>
-              <w:top w:val="single" w:sz="1" w:space="0" w:color="000000"/>
-              <w:left w:val="single" w:sz="1" w:space="0" w:color="000000"/>
-              <w:bottom w:val="single" w:sz="1" w:space="0" w:color="000000"/>
-              <w:right w:val="single" w:sz="1" w:space="0" w:color="000000"/>
-            </w:tcBorders>
-            <w:tcMar>
-              <w:top w:w="60" w:type="dxa"/>
-              <w:left w:w="100" w:type="dxa"/>
-              <w:bottom w:w="60" w:type="dxa"/>
-              <w:right w:w="100" w:type="dxa"/>
-            </w:tcMar>
-          </w:tcPr>
-          <w:p>
-            <w:pPr>
-              <w:jc w:val="center"/>
-            </w:pPr>
-            <w:r>
-              <w:t>199</w:t>
-            </w:r>
-          </w:p>
-        </w:tc>
-        <w:tc>
-          <w:tcPr>
-            <w:tcW w:w="1806" w:type="dxa"/>
-            <w:tcBorders>
-              <w:top w:val="single" w:sz="1" w:space="0" w:color="000000"/>
-              <w:left w:val="single" w:sz="1" w:space="0" w:color="000000"/>
-              <w:bottom w:val="single" w:sz="1" w:space="0" w:color="000000"/>
-              <w:right w:val="single" w:sz="1" w:space="0" w:color="000000"/>
-            </w:tcBorders>
-            <w:tcMar>
-              <w:top w:w="60" w:type="dxa"/>
-              <w:left w:w="100" w:type="dxa"/>
-              <w:bottom w:w="60" w:type="dxa"/>
-              <w:right w:w="100" w:type="dxa"/>
-            </w:tcMar>
-          </w:tcPr>
-          <w:p>
-            <w:pPr>
-              <w:jc w:val="center"/>
-            </w:pPr>
-            <w:r>
-              <w:t>8.3x</w:t>
-            </w:r>
-          </w:p>
-        </w:tc>
-      </w:tr>
-      <w:tr>
-        <w:tc>
-          <w:tcPr>
-            <w:tcW w:w="1500" w:type="dxa"/>
-            <w:tcBorders>
-              <w:top w:val="single" w:sz="1" w:space="0" w:color="000000"/>
-              <w:left w:val="single" w:sz="1" w:space="0" w:color="000000"/>
-              <w:bottom w:val="single" w:sz="1" w:space="0" w:color="000000"/>
-              <w:right w:val="single" w:sz="1" w:space="0" w:color="000000"/>
-            </w:tcBorders>
-            <w:tcMar>
-              <w:top w:w="60" w:type="dxa"/>
-              <w:left w:w="100" w:type="dxa"/>
-              <w:bottom w:w="60" w:type="dxa"/>
-              <w:right w:w="100" w:type="dxa"/>
-            </w:tcMar>
-          </w:tcPr>
-          <w:p>
-            <w:r>
-              <w:t>Medium</w:t>
-            </w:r>
-          </w:p>
-        </w:tc>
-        <w:tc>
-          <w:tcPr>
-            <w:tcW w:w="2400" w:type="dxa"/>
-            <w:tcBorders>
-              <w:top w:val="single" w:sz="1" w:space="0" w:color="000000"/>
-              <w:left w:val="single" w:sz="1" w:space="0" w:color="000000"/>
-              <w:bottom w:val="single" w:sz="1" w:space="0" w:color="000000"/>
-              <w:right w:val="single" w:sz="1" w:space="0" w:color="000000"/>
-            </w:tcBorders>
-            <w:tcMar>
-              <w:top w:w="60" w:type="dxa"/>
-              <w:left w:w="100" w:type="dxa"/>
-              <w:bottom w:w="60" w:type="dxa"/>
-              <w:right w:w="100" w:type="dxa"/>
-            </w:tcMar>
-          </w:tcPr>
-          <w:p>
-            <w:pPr>
-              <w:jc w:val="center"/>
-            </w:pPr>
-            <w:r>
-              <w:t>Top 10 taxpayers by payment (4-table join)</w:t>
-            </w:r>
-          </w:p>
-        </w:tc>
-        <w:tc>
-          <w:tcPr>
-            <w:tcW w:w="1400" w:type="dxa"/>
-            <w:tcBorders>
-              <w:top w:val="single" w:sz="1" w:space="0" w:color="000000"/>
-              <w:left w:val="single" w:sz="1" w:space="0" w:color="000000"/>
-              <w:bottom w:val="single" w:sz="1" w:space="0" w:color="000000"/>
-              <w:right w:val="single" w:sz="1" w:space="0" w:color="000000"/>
-            </w:tcBorders>
-            <w:tcMar>
-              <w:top w:w="60" w:type="dxa"/>
-              <w:left w:w="100" w:type="dxa"/>
-              <w:bottom w:w="60" w:type="dxa"/>
-              <w:right w:w="100" w:type="dxa"/>
-            </w:tcMar>
-          </w:tcPr>
-          <w:p>
-            <w:pPr>
-              <w:jc w:val="center"/>
-            </w:pPr>
-            <w:r>
-              <w:t>18</w:t>
-            </w:r>
-          </w:p>
-        </w:tc>
-        <w:tc>
-          <w:tcPr>
-            <w:tcW w:w="1200" w:type="dxa"/>
-            <w:tcBorders>
-              <w:top w:val="single" w:sz="1" w:space="0" w:color="000000"/>
-              <w:left w:val="single" w:sz="1" w:space="0" w:color="000000"/>
-              <w:bottom w:val="single" w:sz="1" w:space="0" w:color="000000"/>
-              <w:right w:val="single" w:sz="1" w:space="0" w:color="000000"/>
-            </w:tcBorders>
-            <w:tcMar>
-              <w:top w:w="60" w:type="dxa"/>
-              <w:left w:w="100" w:type="dxa"/>
-              <w:bottom w:w="60" w:type="dxa"/>
-              <w:right w:w="100" w:type="dxa"/>
-            </w:tcMar>
-          </w:tcPr>
-          <w:p>
-            <w:pPr>
-              <w:jc w:val="center"/>
-            </w:pPr>
-            <w:r>
-              <w:t>123</w:t>
-            </w:r>
-          </w:p>
-        </w:tc>
-        <w:tc>
-          <w:tcPr>
-            <w:tcW w:w="1806" w:type="dxa"/>
-            <w:tcBorders>
-              <w:top w:val="single" w:sz="1" w:space="0" w:color="000000"/>
-              <w:left w:val="single" w:sz="1" w:space="0" w:color="000000"/>
-              <w:bottom w:val="single" w:sz="1" w:space="0" w:color="000000"/>
-              <w:right w:val="single" w:sz="1" w:space="0" w:color="000000"/>
-            </w:tcBorders>
-            <w:tcMar>
-              <w:top w:w="60" w:type="dxa"/>
-              <w:left w:w="100" w:type="dxa"/>
-              <w:bottom w:w="60" w:type="dxa"/>
-              <w:right w:w="100" w:type="dxa"/>
-            </w:tcMar>
-          </w:tcPr>
-          <w:p>
-            <w:pPr>
-              <w:jc w:val="center"/>
-            </w:pPr>
-            <w:r>
-              <w:t>6.8x</w:t>
-            </w:r>
-          </w:p>
-        </w:tc>
-      </w:tr>
-      <w:tr>
-        <w:tc>
-          <w:tcPr>
-            <w:tcW w:w="1500" w:type="dxa"/>
-            <w:tcBorders>
-              <w:top w:val="single" w:sz="1" w:space="0" w:color="000000"/>
-              <w:left w:val="single" w:sz="1" w:space="0" w:color="000000"/>
-              <w:bottom w:val="single" w:sz="1" w:space="0" w:color="000000"/>
-              <w:right w:val="single" w:sz="1" w:space="0" w:color="000000"/>
-            </w:tcBorders>
-            <w:tcMar>
-              <w:top w:w="60" w:type="dxa"/>
-              <w:left w:w="100" w:type="dxa"/>
-              <w:bottom w:w="60" w:type="dxa"/>
-              <w:right w:w="100" w:type="dxa"/>
-            </w:tcMar>
-          </w:tcPr>
-          <w:p>
-            <w:r>
-              <w:t>Complex</w:t>
-            </w:r>
-          </w:p>
-        </w:tc>
-        <w:tc>
-          <w:tcPr>
-            <w:tcW w:w="2400" w:type="dxa"/>
-            <w:tcBorders>
-              <w:top w:val="single" w:sz="1" w:space="0" w:color="000000"/>
-              <w:left w:val="single" w:sz="1" w:space="0" w:color="000000"/>
-              <w:bottom w:val="single" w:sz="1" w:space="0" w:color="000000"/>
-              <w:right w:val="single" w:sz="1" w:space="0" w:color="000000"/>
-            </w:tcBorders>
-            <w:tcMar>
-              <w:top w:w="60" w:type="dxa"/>
-              <w:left w:w="100" w:type="dxa"/>
-              <w:bottom w:w="60" w:type="dxa"/>
-              <w:right w:w="100" w:type="dxa"/>
-            </w:tcMar>
-          </w:tcPr>
-          <w:p>
-            <w:pPr>
-              <w:jc w:val="center"/>
-            </w:pPr>
-            <w:r>
-              <w:t>Monthly revenue trend with category and status (4-table join)</w:t>
-            </w:r>
-          </w:p>
-        </w:tc>
-        <w:tc>
-          <w:tcPr>
-            <w:tcW w:w="1400" w:type="dxa"/>
-            <w:tcBorders>
-              <w:top w:val="single" w:sz="1" w:space="0" w:color="000000"/>
-              <w:left w:val="single" w:sz="1" w:space="0" w:color="000000"/>
-              <w:bottom w:val="single" w:sz="1" w:space="0" w:color="000000"/>
-              <w:right w:val="single" w:sz="1" w:space="0" w:color="000000"/>
-            </w:tcBorders>
-            <w:tcMar>
-              <w:top w:w="60" w:type="dxa"/>
-              <w:left w:w="100" w:type="dxa"/>
-              <w:bottom w:w="60" w:type="dxa"/>
-              <w:right w:w="100" w:type="dxa"/>
-            </w:tcMar>
-          </w:tcPr>
-          <w:p>
-            <w:pPr>
-              <w:jc w:val="center"/>
-            </w:pPr>
-            <w:r>
-              <w:t>771</w:t>
-            </w:r>
-          </w:p>
-        </w:tc>
-        <w:tc>
-          <w:tcPr>
-            <w:tcW w:w="1200" w:type="dxa"/>
-            <w:tcBorders>
-              <w:top w:val="single" w:sz="1" w:space="0" w:color="000000"/>
-              <w:left w:val="single" w:sz="1" w:space="0" w:color="000000"/>
-              <w:bottom w:val="single" w:sz="1" w:space="0" w:color="000000"/>
-              <w:right w:val="single" w:sz="1" w:space="0" w:color="000000"/>
-            </w:tcBorders>
-            <w:tcMar>
-              <w:top w:w="60" w:type="dxa"/>
-              <w:left w:w="100" w:type="dxa"/>
-              <w:bottom w:w="60" w:type="dxa"/>
-              <w:right w:w="100" w:type="dxa"/>
-            </w:tcMar>
-          </w:tcPr>
-          <w:p>
-            <w:pPr>
-              <w:jc w:val="center"/>
-            </w:pPr>
-            <w:r>
-              <w:t>798</w:t>
-            </w:r>
-          </w:p>
-        </w:tc>
-        <w:tc>
-          <w:tcPr>
-            <w:tcW w:w="1806" w:type="dxa"/>
-            <w:tcBorders>
-              <w:top w:val="single" w:sz="1" w:space="0" w:color="000000"/>
-              <w:left w:val="single" w:sz="1" w:space="0" w:color="000000"/>
-              <w:bottom w:val="single" w:sz="1" w:space="0" w:color="000000"/>
-              <w:right w:val="single" w:sz="1" w:space="0" w:color="000000"/>
-            </w:tcBorders>
-            <w:tcMar>
-              <w:top w:w="60" w:type="dxa"/>
-              <w:left w:w="100" w:type="dxa"/>
-              <w:bottom w:w="60" w:type="dxa"/>
-              <w:right w:w="100" w:type="dxa"/>
-            </w:tcMar>
-          </w:tcPr>
-          <w:p>
-            <w:pPr>
-              <w:jc w:val="center"/>
-            </w:pPr>
-            <w:r>
-              <w:t>1.03x</w:t>
-            </w:r>
-          </w:p>
-        </w:tc>
-      </w:tr>
-    </w:tbl>
-    <w:p>
-      <w:pPr>
-        <w:spacing w:before="100" w:after="200"/>
-        <w:jc w:val="center"/>
+        <w:t>The implementation uses simulated tax data rather than real operational records from Cambodia's General Department of Taxation (GDT). While the data generator produces realistic distributions (1,000 taxpayers, 4 years of declarations) as verified in the companion Source Database Verification document, real-world data introduces additional complexities including missing values, encoding issues, data quality anomalies, and referential integrity violations that were not evaluated. The generalizability of the POC results to production-scale environments requires further validation.</w:t>
+      </w:r>
+    </w:p>
+    <w:p>
+      <w:pPr>
+        <w:spacing w:before="240" w:after="120"/>
       </w:pPr>
       <w:r>
         <w:rPr>
           <w:b/>
           <w:bCs/>
         </w:rPr>
-        <w:t xml:space="preserve">Table 5.4: </w:t>
-      </w:r>
-      <w:r>
-        <w:t>Query Performance Benchmarks by Complexity Level (Gold Layer vs Raw Vault)</w:t>
+        <w:t>Construct Validity</w:t>
       </w:r>
     </w:p>
     <w:p>
@@ -19160,7 +17005,7 @@
         <w:jc w:val="both"/>
       </w:pPr>
       <w:r>
-        <w:t>The Gold layer star schema delivers query response times of 24ms for simple and 18ms for medium-complexity queries. The complex analytical query involving 4-table joins completes in 771ms compared to 798ms for the equivalent Raw Vault query, yielding a modest 1.03x speedup at the complex level but 6.8x–8.3x speedups for simple and medium queries. The diminished advantage at the complex level is attributed to aggregation operations that require full table scans regardless of the underlying model, reducing the benefit of pre-joined star schema structures. This validates the medallion architecture’s approach of materializing a star schema Gold layer for analytical consumption rather than querying the Raw Vault directly, consistent with findings by Naamane and Jovanovic [10] that Data Vault alone is insufficient for direct reporting.</w:t>
+        <w:t>The evaluation criteria used in the POC assessment were selected based on the identified challenges in Section 1.2 and informed by prior comparative studies [9][10][11]. However, additional criteria such as data governance integration, real-time processing capability, quantitative performance benchmarking, and team skill requirements may also be relevant for a comprehensive technology selection decision in production contexts.</w:t>
       </w:r>
     </w:p>
     <w:p>
@@ -19188,964 +17033,24 @@
           <w:bCs/>
         </w:rPr>
         <w:lastRenderedPageBreak/>
-        <w:t>5.3.4 Scalability Analysis</w:t>
+        <w:t>Conclusion Validity</w:t>
       </w:r>
     </w:p>
     <w:p>
       <w:pPr>
         <w:spacing w:after="120" w:line="360" w:lineRule="auto"/>
         <w:jc w:val="both"/>
-      </w:pPr>
-      <w:r>
-        <w:t>To evaluate scalability characteristics, the ETL pipeline was executed with progressively increasing data volumes by scaling the source taxpayer count and associated transactions proportionally.</w:t>
-      </w:r>
-    </w:p>
-    <w:tbl>
-      <w:tblPr>
-        <w:tblW w:w="8306" w:type="dxa"/>
-        <w:tblBorders>
-          <w:top w:val="single" w:sz="4" w:space="0" w:color="auto"/>
-          <w:left w:val="single" w:sz="4" w:space="0" w:color="auto"/>
-          <w:bottom w:val="single" w:sz="4" w:space="0" w:color="auto"/>
-          <w:right w:val="single" w:sz="4" w:space="0" w:color="auto"/>
-          <w:insideH w:val="single" w:sz="4" w:space="0" w:color="auto"/>
-          <w:insideV w:val="single" w:sz="4" w:space="0" w:color="auto"/>
-        </w:tblBorders>
-        <w:tblCellMar>
-          <w:left w:w="10" w:type="dxa"/>
-          <w:right w:w="10" w:type="dxa"/>
-        </w:tblCellMar>
-        <w:tblLook w:val="04A0" w:firstRow="1" w:lastRow="0" w:firstColumn="1" w:lastColumn="0" w:noHBand="0" w:noVBand="1"/>
-      </w:tblPr>
-      <w:tblGrid>
-        <w:gridCol w:w="1544"/>
-        <w:gridCol w:w="1533"/>
-        <w:gridCol w:w="1829"/>
-        <w:gridCol w:w="1840"/>
-        <w:gridCol w:w="1560"/>
-      </w:tblGrid>
-      <w:tr>
-        <w:tc>
-          <w:tcPr>
-            <w:tcW w:w="1600" w:type="dxa"/>
-            <w:tcBorders>
-              <w:top w:val="single" w:sz="1" w:space="0" w:color="000000"/>
-              <w:left w:val="single" w:sz="1" w:space="0" w:color="000000"/>
-              <w:bottom w:val="single" w:sz="1" w:space="0" w:color="000000"/>
-              <w:right w:val="single" w:sz="1" w:space="0" w:color="000000"/>
-            </w:tcBorders>
-            <w:shd w:val="clear" w:color="auto" w:fill="D5E8F0"/>
-            <w:tcMar>
-              <w:top w:w="60" w:type="dxa"/>
-              <w:left w:w="100" w:type="dxa"/>
-              <w:bottom w:w="60" w:type="dxa"/>
-              <w:right w:w="100" w:type="dxa"/>
-            </w:tcMar>
-          </w:tcPr>
-          <w:p>
-            <w:pPr>
-              <w:jc w:val="center"/>
-            </w:pPr>
-            <w:r>
-              <w:rPr>
-                <w:b/>
-                <w:bCs/>
-              </w:rPr>
-              <w:t>Taxpayer Count</w:t>
-            </w:r>
-          </w:p>
-        </w:tc>
-        <w:tc>
-          <w:tcPr>
-            <w:tcW w:w="1600" w:type="dxa"/>
-            <w:tcBorders>
-              <w:top w:val="single" w:sz="1" w:space="0" w:color="000000"/>
-              <w:left w:val="single" w:sz="1" w:space="0" w:color="000000"/>
-              <w:bottom w:val="single" w:sz="1" w:space="0" w:color="000000"/>
-              <w:right w:val="single" w:sz="1" w:space="0" w:color="000000"/>
-            </w:tcBorders>
-            <w:shd w:val="clear" w:color="auto" w:fill="D5E8F0"/>
-            <w:tcMar>
-              <w:top w:w="60" w:type="dxa"/>
-              <w:left w:w="100" w:type="dxa"/>
-              <w:bottom w:w="60" w:type="dxa"/>
-              <w:right w:w="100" w:type="dxa"/>
-            </w:tcMar>
-          </w:tcPr>
-          <w:p>
-            <w:pPr>
-              <w:jc w:val="center"/>
-            </w:pPr>
-            <w:r>
-              <w:rPr>
-                <w:b/>
-                <w:bCs/>
-              </w:rPr>
-              <w:t>Total Records Processed</w:t>
-            </w:r>
-          </w:p>
-        </w:tc>
-        <w:tc>
-          <w:tcPr>
-            <w:tcW w:w="2000" w:type="dxa"/>
-            <w:tcBorders>
-              <w:top w:val="single" w:sz="1" w:space="0" w:color="000000"/>
-              <w:left w:val="single" w:sz="1" w:space="0" w:color="000000"/>
-              <w:bottom w:val="single" w:sz="1" w:space="0" w:color="000000"/>
-              <w:right w:val="single" w:sz="1" w:space="0" w:color="000000"/>
-            </w:tcBorders>
-            <w:shd w:val="clear" w:color="auto" w:fill="D5E8F0"/>
-            <w:tcMar>
-              <w:top w:w="60" w:type="dxa"/>
-              <w:left w:w="100" w:type="dxa"/>
-              <w:bottom w:w="60" w:type="dxa"/>
-              <w:right w:w="100" w:type="dxa"/>
-            </w:tcMar>
-          </w:tcPr>
-          <w:p>
-            <w:pPr>
-              <w:jc w:val="center"/>
-            </w:pPr>
-            <w:r>
-              <w:rPr>
-                <w:b/>
-                <w:bCs/>
-              </w:rPr>
-              <w:t>Full Load Time (sec)</w:t>
-            </w:r>
-          </w:p>
-        </w:tc>
-        <w:tc>
-          <w:tcPr>
-            <w:tcW w:w="1500" w:type="dxa"/>
-            <w:tcBorders>
-              <w:top w:val="single" w:sz="1" w:space="0" w:color="000000"/>
-              <w:left w:val="single" w:sz="1" w:space="0" w:color="000000"/>
-              <w:bottom w:val="single" w:sz="1" w:space="0" w:color="000000"/>
-              <w:right w:val="single" w:sz="1" w:space="0" w:color="000000"/>
-            </w:tcBorders>
-            <w:shd w:val="clear" w:color="auto" w:fill="D5E8F0"/>
-            <w:tcMar>
-              <w:top w:w="60" w:type="dxa"/>
-              <w:left w:w="100" w:type="dxa"/>
-              <w:bottom w:w="60" w:type="dxa"/>
-              <w:right w:w="100" w:type="dxa"/>
-            </w:tcMar>
-          </w:tcPr>
-          <w:p>
-            <w:pPr>
-              <w:jc w:val="center"/>
-            </w:pPr>
-            <w:r>
-              <w:rPr>
-                <w:b/>
-                <w:bCs/>
-              </w:rPr>
-              <w:t>Records/Second</w:t>
-            </w:r>
-          </w:p>
-        </w:tc>
-        <w:tc>
-          <w:tcPr>
-            <w:tcW w:w="1606" w:type="dxa"/>
-            <w:tcBorders>
-              <w:top w:val="single" w:sz="1" w:space="0" w:color="000000"/>
-              <w:left w:val="single" w:sz="1" w:space="0" w:color="000000"/>
-              <w:bottom w:val="single" w:sz="1" w:space="0" w:color="000000"/>
-              <w:right w:val="single" w:sz="1" w:space="0" w:color="000000"/>
-            </w:tcBorders>
-            <w:shd w:val="clear" w:color="auto" w:fill="D5E8F0"/>
-            <w:tcMar>
-              <w:top w:w="60" w:type="dxa"/>
-              <w:left w:w="100" w:type="dxa"/>
-              <w:bottom w:w="60" w:type="dxa"/>
-              <w:right w:w="100" w:type="dxa"/>
-            </w:tcMar>
-          </w:tcPr>
-          <w:p>
-            <w:pPr>
-              <w:jc w:val="center"/>
-            </w:pPr>
-            <w:r>
-              <w:rPr>
-                <w:b/>
-                <w:bCs/>
-              </w:rPr>
-              <w:t>Linear Projection (sec)</w:t>
-            </w:r>
-          </w:p>
-        </w:tc>
-      </w:tr>
-      <w:tr>
-        <w:tc>
-          <w:tcPr>
-            <w:tcW w:w="1600" w:type="dxa"/>
-            <w:tcBorders>
-              <w:top w:val="single" w:sz="1" w:space="0" w:color="000000"/>
-              <w:left w:val="single" w:sz="1" w:space="0" w:color="000000"/>
-              <w:bottom w:val="single" w:sz="1" w:space="0" w:color="000000"/>
-              <w:right w:val="single" w:sz="1" w:space="0" w:color="000000"/>
-            </w:tcBorders>
-            <w:tcMar>
-              <w:top w:w="60" w:type="dxa"/>
-              <w:left w:w="100" w:type="dxa"/>
-              <w:bottom w:w="60" w:type="dxa"/>
-              <w:right w:w="100" w:type="dxa"/>
-            </w:tcMar>
-          </w:tcPr>
-          <w:p>
-            <w:r>
-              <w:t>250</w:t>
-            </w:r>
-          </w:p>
-        </w:tc>
-        <w:tc>
-          <w:tcPr>
-            <w:tcW w:w="1600" w:type="dxa"/>
-            <w:tcBorders>
-              <w:top w:val="single" w:sz="1" w:space="0" w:color="000000"/>
-              <w:left w:val="single" w:sz="1" w:space="0" w:color="000000"/>
-              <w:bottom w:val="single" w:sz="1" w:space="0" w:color="000000"/>
-              <w:right w:val="single" w:sz="1" w:space="0" w:color="000000"/>
-            </w:tcBorders>
-            <w:tcMar>
-              <w:top w:w="60" w:type="dxa"/>
-              <w:left w:w="100" w:type="dxa"/>
-              <w:bottom w:w="60" w:type="dxa"/>
-              <w:right w:w="100" w:type="dxa"/>
-            </w:tcMar>
-          </w:tcPr>
-          <w:p>
-            <w:pPr>
-              <w:jc w:val="center"/>
-            </w:pPr>
-            <w:r>
-              <w:t>~15,000</w:t>
-            </w:r>
-          </w:p>
-        </w:tc>
-        <w:tc>
-          <w:tcPr>
-            <w:tcW w:w="2000" w:type="dxa"/>
-            <w:tcBorders>
-              <w:top w:val="single" w:sz="1" w:space="0" w:color="000000"/>
-              <w:left w:val="single" w:sz="1" w:space="0" w:color="000000"/>
-              <w:bottom w:val="single" w:sz="1" w:space="0" w:color="000000"/>
-              <w:right w:val="single" w:sz="1" w:space="0" w:color="000000"/>
-            </w:tcBorders>
-            <w:tcMar>
-              <w:top w:w="60" w:type="dxa"/>
-              <w:left w:w="100" w:type="dxa"/>
-              <w:bottom w:w="60" w:type="dxa"/>
-              <w:right w:w="100" w:type="dxa"/>
-            </w:tcMar>
-          </w:tcPr>
-          <w:p>
-            <w:pPr>
-              <w:jc w:val="center"/>
-            </w:pPr>
-            <w:r>
-              <w:t>6.8</w:t>
-            </w:r>
-          </w:p>
-        </w:tc>
-        <w:tc>
-          <w:tcPr>
-            <w:tcW w:w="1500" w:type="dxa"/>
-            <w:tcBorders>
-              <w:top w:val="single" w:sz="1" w:space="0" w:color="000000"/>
-              <w:left w:val="single" w:sz="1" w:space="0" w:color="000000"/>
-              <w:bottom w:val="single" w:sz="1" w:space="0" w:color="000000"/>
-              <w:right w:val="single" w:sz="1" w:space="0" w:color="000000"/>
-            </w:tcBorders>
-            <w:tcMar>
-              <w:top w:w="60" w:type="dxa"/>
-              <w:left w:w="100" w:type="dxa"/>
-              <w:bottom w:w="60" w:type="dxa"/>
-              <w:right w:w="100" w:type="dxa"/>
-            </w:tcMar>
-          </w:tcPr>
-          <w:p>
-            <w:pPr>
-              <w:jc w:val="center"/>
-            </w:pPr>
-            <w:r>
-              <w:t>2,206</w:t>
-            </w:r>
-          </w:p>
-        </w:tc>
-        <w:tc>
-          <w:tcPr>
-            <w:tcW w:w="1606" w:type="dxa"/>
-            <w:tcBorders>
-              <w:top w:val="single" w:sz="1" w:space="0" w:color="000000"/>
-              <w:left w:val="single" w:sz="1" w:space="0" w:color="000000"/>
-              <w:bottom w:val="single" w:sz="1" w:space="0" w:color="000000"/>
-              <w:right w:val="single" w:sz="1" w:space="0" w:color="000000"/>
-            </w:tcBorders>
-            <w:tcMar>
-              <w:top w:w="60" w:type="dxa"/>
-              <w:left w:w="100" w:type="dxa"/>
-              <w:bottom w:w="60" w:type="dxa"/>
-              <w:right w:w="100" w:type="dxa"/>
-            </w:tcMar>
-          </w:tcPr>
-          <w:p>
-            <w:pPr>
-              <w:jc w:val="center"/>
-            </w:pPr>
-            <w:r>
-              <w:t>-</w:t>
-            </w:r>
-          </w:p>
-        </w:tc>
-      </w:tr>
-      <w:tr>
-        <w:tc>
-          <w:tcPr>
-            <w:tcW w:w="1600" w:type="dxa"/>
-            <w:tcBorders>
-              <w:top w:val="single" w:sz="1" w:space="0" w:color="000000"/>
-              <w:left w:val="single" w:sz="1" w:space="0" w:color="000000"/>
-              <w:bottom w:val="single" w:sz="1" w:space="0" w:color="000000"/>
-              <w:right w:val="single" w:sz="1" w:space="0" w:color="000000"/>
-            </w:tcBorders>
-            <w:tcMar>
-              <w:top w:w="60" w:type="dxa"/>
-              <w:left w:w="100" w:type="dxa"/>
-              <w:bottom w:w="60" w:type="dxa"/>
-              <w:right w:w="100" w:type="dxa"/>
-            </w:tcMar>
-          </w:tcPr>
-          <w:p>
-            <w:r>
-              <w:t>500</w:t>
-            </w:r>
-          </w:p>
-        </w:tc>
-        <w:tc>
-          <w:tcPr>
-            <w:tcW w:w="1600" w:type="dxa"/>
-            <w:tcBorders>
-              <w:top w:val="single" w:sz="1" w:space="0" w:color="000000"/>
-              <w:left w:val="single" w:sz="1" w:space="0" w:color="000000"/>
-              <w:bottom w:val="single" w:sz="1" w:space="0" w:color="000000"/>
-              <w:right w:val="single" w:sz="1" w:space="0" w:color="000000"/>
-            </w:tcBorders>
-            <w:tcMar>
-              <w:top w:w="60" w:type="dxa"/>
-              <w:left w:w="100" w:type="dxa"/>
-              <w:bottom w:w="60" w:type="dxa"/>
-              <w:right w:w="100" w:type="dxa"/>
-            </w:tcMar>
-          </w:tcPr>
-          <w:p>
-            <w:pPr>
-              <w:jc w:val="center"/>
-            </w:pPr>
-            <w:r>
-              <w:t>~30,000</w:t>
-            </w:r>
-          </w:p>
-        </w:tc>
-        <w:tc>
-          <w:tcPr>
-            <w:tcW w:w="2000" w:type="dxa"/>
-            <w:tcBorders>
-              <w:top w:val="single" w:sz="1" w:space="0" w:color="000000"/>
-              <w:left w:val="single" w:sz="1" w:space="0" w:color="000000"/>
-              <w:bottom w:val="single" w:sz="1" w:space="0" w:color="000000"/>
-              <w:right w:val="single" w:sz="1" w:space="0" w:color="000000"/>
-            </w:tcBorders>
-            <w:tcMar>
-              <w:top w:w="60" w:type="dxa"/>
-              <w:left w:w="100" w:type="dxa"/>
-              <w:bottom w:w="60" w:type="dxa"/>
-              <w:right w:w="100" w:type="dxa"/>
-            </w:tcMar>
-          </w:tcPr>
-          <w:p>
-            <w:pPr>
-              <w:jc w:val="center"/>
-            </w:pPr>
-            <w:r>
-              <w:t>13.2</w:t>
-            </w:r>
-          </w:p>
-        </w:tc>
-        <w:tc>
-          <w:tcPr>
-            <w:tcW w:w="1500" w:type="dxa"/>
-            <w:tcBorders>
-              <w:top w:val="single" w:sz="1" w:space="0" w:color="000000"/>
-              <w:left w:val="single" w:sz="1" w:space="0" w:color="000000"/>
-              <w:bottom w:val="single" w:sz="1" w:space="0" w:color="000000"/>
-              <w:right w:val="single" w:sz="1" w:space="0" w:color="000000"/>
-            </w:tcBorders>
-            <w:tcMar>
-              <w:top w:w="60" w:type="dxa"/>
-              <w:left w:w="100" w:type="dxa"/>
-              <w:bottom w:w="60" w:type="dxa"/>
-              <w:right w:w="100" w:type="dxa"/>
-            </w:tcMar>
-          </w:tcPr>
-          <w:p>
-            <w:pPr>
-              <w:jc w:val="center"/>
-            </w:pPr>
-            <w:r>
-              <w:t>2,273</w:t>
-            </w:r>
-          </w:p>
-        </w:tc>
-        <w:tc>
-          <w:tcPr>
-            <w:tcW w:w="1606" w:type="dxa"/>
-            <w:tcBorders>
-              <w:top w:val="single" w:sz="1" w:space="0" w:color="000000"/>
-              <w:left w:val="single" w:sz="1" w:space="0" w:color="000000"/>
-              <w:bottom w:val="single" w:sz="1" w:space="0" w:color="000000"/>
-              <w:right w:val="single" w:sz="1" w:space="0" w:color="000000"/>
-            </w:tcBorders>
-            <w:tcMar>
-              <w:top w:w="60" w:type="dxa"/>
-              <w:left w:w="100" w:type="dxa"/>
-              <w:bottom w:w="60" w:type="dxa"/>
-              <w:right w:w="100" w:type="dxa"/>
-            </w:tcMar>
-          </w:tcPr>
-          <w:p>
-            <w:pPr>
-              <w:jc w:val="center"/>
-            </w:pPr>
-            <w:r>
-              <w:t>13.6</w:t>
-            </w:r>
-          </w:p>
-        </w:tc>
-      </w:tr>
-      <w:tr>
-        <w:tc>
-          <w:tcPr>
-            <w:tcW w:w="1600" w:type="dxa"/>
-            <w:tcBorders>
-              <w:top w:val="single" w:sz="1" w:space="0" w:color="000000"/>
-              <w:left w:val="single" w:sz="1" w:space="0" w:color="000000"/>
-              <w:bottom w:val="single" w:sz="1" w:space="0" w:color="000000"/>
-              <w:right w:val="single" w:sz="1" w:space="0" w:color="000000"/>
-            </w:tcBorders>
-            <w:tcMar>
-              <w:top w:w="60" w:type="dxa"/>
-              <w:left w:w="100" w:type="dxa"/>
-              <w:bottom w:w="60" w:type="dxa"/>
-              <w:right w:w="100" w:type="dxa"/>
-            </w:tcMar>
-          </w:tcPr>
-          <w:p>
-            <w:r>
-              <w:t>1,000</w:t>
-            </w:r>
-          </w:p>
-        </w:tc>
-        <w:tc>
-          <w:tcPr>
-            <w:tcW w:w="1600" w:type="dxa"/>
-            <w:tcBorders>
-              <w:top w:val="single" w:sz="1" w:space="0" w:color="000000"/>
-              <w:left w:val="single" w:sz="1" w:space="0" w:color="000000"/>
-              <w:bottom w:val="single" w:sz="1" w:space="0" w:color="000000"/>
-              <w:right w:val="single" w:sz="1" w:space="0" w:color="000000"/>
-            </w:tcBorders>
-            <w:tcMar>
-              <w:top w:w="60" w:type="dxa"/>
-              <w:left w:w="100" w:type="dxa"/>
-              <w:bottom w:w="60" w:type="dxa"/>
-              <w:right w:w="100" w:type="dxa"/>
-            </w:tcMar>
-          </w:tcPr>
-          <w:p>
-            <w:pPr>
-              <w:jc w:val="center"/>
-            </w:pPr>
-            <w:r>
-              <w:t>~336,000</w:t>
-            </w:r>
-          </w:p>
-        </w:tc>
-        <w:tc>
-          <w:tcPr>
-            <w:tcW w:w="2000" w:type="dxa"/>
-            <w:tcBorders>
-              <w:top w:val="single" w:sz="1" w:space="0" w:color="000000"/>
-              <w:left w:val="single" w:sz="1" w:space="0" w:color="000000"/>
-              <w:bottom w:val="single" w:sz="1" w:space="0" w:color="000000"/>
-              <w:right w:val="single" w:sz="1" w:space="0" w:color="000000"/>
-            </w:tcBorders>
-            <w:tcMar>
-              <w:top w:w="60" w:type="dxa"/>
-              <w:left w:w="100" w:type="dxa"/>
-              <w:bottom w:w="60" w:type="dxa"/>
-              <w:right w:w="100" w:type="dxa"/>
-            </w:tcMar>
-          </w:tcPr>
-          <w:p>
-            <w:pPr>
-              <w:jc w:val="center"/>
-            </w:pPr>
-            <w:r>
-              <w:t>120.9</w:t>
-            </w:r>
-          </w:p>
-        </w:tc>
-        <w:tc>
-          <w:tcPr>
-            <w:tcW w:w="1500" w:type="dxa"/>
-            <w:tcBorders>
-              <w:top w:val="single" w:sz="1" w:space="0" w:color="000000"/>
-              <w:left w:val="single" w:sz="1" w:space="0" w:color="000000"/>
-              <w:bottom w:val="single" w:sz="1" w:space="0" w:color="000000"/>
-              <w:right w:val="single" w:sz="1" w:space="0" w:color="000000"/>
-            </w:tcBorders>
-            <w:tcMar>
-              <w:top w:w="60" w:type="dxa"/>
-              <w:left w:w="100" w:type="dxa"/>
-              <w:bottom w:w="60" w:type="dxa"/>
-              <w:right w:w="100" w:type="dxa"/>
-            </w:tcMar>
-          </w:tcPr>
-          <w:p>
-            <w:pPr>
-              <w:jc w:val="center"/>
-            </w:pPr>
-            <w:r>
-              <w:t>2,785</w:t>
-            </w:r>
-          </w:p>
-        </w:tc>
-        <w:tc>
-          <w:tcPr>
-            <w:tcW w:w="1606" w:type="dxa"/>
-            <w:tcBorders>
-              <w:top w:val="single" w:sz="1" w:space="0" w:color="000000"/>
-              <w:left w:val="single" w:sz="1" w:space="0" w:color="000000"/>
-              <w:bottom w:val="single" w:sz="1" w:space="0" w:color="000000"/>
-              <w:right w:val="single" w:sz="1" w:space="0" w:color="000000"/>
-            </w:tcBorders>
-            <w:tcMar>
-              <w:top w:w="60" w:type="dxa"/>
-              <w:left w:w="100" w:type="dxa"/>
-              <w:bottom w:w="60" w:type="dxa"/>
-              <w:right w:w="100" w:type="dxa"/>
-            </w:tcMar>
-          </w:tcPr>
-          <w:p>
-            <w:pPr>
-              <w:jc w:val="center"/>
-            </w:pPr>
-            <w:r>
-              <w:t>-</w:t>
-            </w:r>
-          </w:p>
-        </w:tc>
-      </w:tr>
-      <w:tr>
-        <w:tc>
-          <w:tcPr>
-            <w:tcW w:w="1600" w:type="dxa"/>
-            <w:tcBorders>
-              <w:top w:val="single" w:sz="1" w:space="0" w:color="000000"/>
-              <w:left w:val="single" w:sz="1" w:space="0" w:color="000000"/>
-              <w:bottom w:val="single" w:sz="1" w:space="0" w:color="000000"/>
-              <w:right w:val="single" w:sz="1" w:space="0" w:color="000000"/>
-            </w:tcBorders>
-            <w:tcMar>
-              <w:top w:w="60" w:type="dxa"/>
-              <w:left w:w="100" w:type="dxa"/>
-              <w:bottom w:w="60" w:type="dxa"/>
-              <w:right w:w="100" w:type="dxa"/>
-            </w:tcMar>
-          </w:tcPr>
-          <w:p>
-            <w:r>
-              <w:t>2,004</w:t>
-            </w:r>
-          </w:p>
-        </w:tc>
-        <w:tc>
-          <w:tcPr>
-            <w:tcW w:w="1600" w:type="dxa"/>
-            <w:tcBorders>
-              <w:top w:val="single" w:sz="1" w:space="0" w:color="000000"/>
-              <w:left w:val="single" w:sz="1" w:space="0" w:color="000000"/>
-              <w:bottom w:val="single" w:sz="1" w:space="0" w:color="000000"/>
-              <w:right w:val="single" w:sz="1" w:space="0" w:color="000000"/>
-            </w:tcBorders>
-            <w:tcMar>
-              <w:top w:w="60" w:type="dxa"/>
-              <w:left w:w="100" w:type="dxa"/>
-              <w:bottom w:w="60" w:type="dxa"/>
-              <w:right w:w="100" w:type="dxa"/>
-            </w:tcMar>
-          </w:tcPr>
-          <w:p>
-            <w:pPr>
-              <w:jc w:val="center"/>
-            </w:pPr>
-            <w:r>
-              <w:t>~120,000</w:t>
-            </w:r>
-          </w:p>
-        </w:tc>
-        <w:tc>
-          <w:tcPr>
-            <w:tcW w:w="2000" w:type="dxa"/>
-            <w:tcBorders>
-              <w:top w:val="single" w:sz="1" w:space="0" w:color="000000"/>
-              <w:left w:val="single" w:sz="1" w:space="0" w:color="000000"/>
-              <w:bottom w:val="single" w:sz="1" w:space="0" w:color="000000"/>
-              <w:right w:val="single" w:sz="1" w:space="0" w:color="000000"/>
-            </w:tcBorders>
-            <w:tcMar>
-              <w:top w:w="60" w:type="dxa"/>
-              <w:left w:w="100" w:type="dxa"/>
-              <w:bottom w:w="60" w:type="dxa"/>
-              <w:right w:w="100" w:type="dxa"/>
-            </w:tcMar>
-          </w:tcPr>
-          <w:p>
-            <w:pPr>
-              <w:jc w:val="center"/>
-            </w:pPr>
-            <w:r>
-              <w:t>54.8</w:t>
-            </w:r>
-          </w:p>
-        </w:tc>
-        <w:tc>
-          <w:tcPr>
-            <w:tcW w:w="1500" w:type="dxa"/>
-            <w:tcBorders>
-              <w:top w:val="single" w:sz="1" w:space="0" w:color="000000"/>
-              <w:left w:val="single" w:sz="1" w:space="0" w:color="000000"/>
-              <w:bottom w:val="single" w:sz="1" w:space="0" w:color="000000"/>
-              <w:right w:val="single" w:sz="1" w:space="0" w:color="000000"/>
-            </w:tcBorders>
-            <w:tcMar>
-              <w:top w:w="60" w:type="dxa"/>
-              <w:left w:w="100" w:type="dxa"/>
-              <w:bottom w:w="60" w:type="dxa"/>
-              <w:right w:w="100" w:type="dxa"/>
-            </w:tcMar>
-          </w:tcPr>
-          <w:p>
-            <w:pPr>
-              <w:jc w:val="center"/>
-            </w:pPr>
-            <w:r>
-              <w:t>2,190</w:t>
-            </w:r>
-          </w:p>
-        </w:tc>
-        <w:tc>
-          <w:tcPr>
-            <w:tcW w:w="1606" w:type="dxa"/>
-            <w:tcBorders>
-              <w:top w:val="single" w:sz="1" w:space="0" w:color="000000"/>
-              <w:left w:val="single" w:sz="1" w:space="0" w:color="000000"/>
-              <w:bottom w:val="single" w:sz="1" w:space="0" w:color="000000"/>
-              <w:right w:val="single" w:sz="1" w:space="0" w:color="000000"/>
-            </w:tcBorders>
-            <w:tcMar>
-              <w:top w:w="60" w:type="dxa"/>
-              <w:left w:w="100" w:type="dxa"/>
-              <w:bottom w:w="60" w:type="dxa"/>
-              <w:right w:w="100" w:type="dxa"/>
-            </w:tcMar>
-          </w:tcPr>
-          <w:p>
-            <w:pPr>
-              <w:jc w:val="center"/>
-            </w:pPr>
-            <w:r>
-              <w:t>54.4</w:t>
-            </w:r>
-          </w:p>
-        </w:tc>
-      </w:tr>
-      <w:tr>
-        <w:tc>
-          <w:tcPr>
-            <w:tcW w:w="1600" w:type="dxa"/>
-            <w:tcBorders>
-              <w:top w:val="single" w:sz="1" w:space="0" w:color="000000"/>
-              <w:left w:val="single" w:sz="1" w:space="0" w:color="000000"/>
-              <w:bottom w:val="single" w:sz="1" w:space="0" w:color="000000"/>
-              <w:right w:val="single" w:sz="1" w:space="0" w:color="000000"/>
-            </w:tcBorders>
-            <w:tcMar>
-              <w:top w:w="60" w:type="dxa"/>
-              <w:left w:w="100" w:type="dxa"/>
-              <w:bottom w:w="60" w:type="dxa"/>
-              <w:right w:w="100" w:type="dxa"/>
-            </w:tcMar>
-          </w:tcPr>
-          <w:p>
-            <w:r>
-              <w:t>5,000</w:t>
-            </w:r>
-          </w:p>
-        </w:tc>
-        <w:tc>
-          <w:tcPr>
-            <w:tcW w:w="1600" w:type="dxa"/>
-            <w:tcBorders>
-              <w:top w:val="single" w:sz="1" w:space="0" w:color="000000"/>
-              <w:left w:val="single" w:sz="1" w:space="0" w:color="000000"/>
-              <w:bottom w:val="single" w:sz="1" w:space="0" w:color="000000"/>
-              <w:right w:val="single" w:sz="1" w:space="0" w:color="000000"/>
-            </w:tcBorders>
-            <w:tcMar>
-              <w:top w:w="60" w:type="dxa"/>
-              <w:left w:w="100" w:type="dxa"/>
-              <w:bottom w:w="60" w:type="dxa"/>
-              <w:right w:w="100" w:type="dxa"/>
-            </w:tcMar>
-          </w:tcPr>
-          <w:p>
-            <w:pPr>
-              <w:jc w:val="center"/>
-            </w:pPr>
-            <w:r>
-              <w:t>~300,000</w:t>
-            </w:r>
-          </w:p>
-        </w:tc>
-        <w:tc>
-          <w:tcPr>
-            <w:tcW w:w="2000" w:type="dxa"/>
-            <w:tcBorders>
-              <w:top w:val="single" w:sz="1" w:space="0" w:color="000000"/>
-              <w:left w:val="single" w:sz="1" w:space="0" w:color="000000"/>
-              <w:bottom w:val="single" w:sz="1" w:space="0" w:color="000000"/>
-              <w:right w:val="single" w:sz="1" w:space="0" w:color="000000"/>
-            </w:tcBorders>
-            <w:tcMar>
-              <w:top w:w="60" w:type="dxa"/>
-              <w:left w:w="100" w:type="dxa"/>
-              <w:bottom w:w="60" w:type="dxa"/>
-              <w:right w:w="100" w:type="dxa"/>
-            </w:tcMar>
-          </w:tcPr>
-          <w:p>
-            <w:pPr>
-              <w:jc w:val="center"/>
-            </w:pPr>
-            <w:r>
-              <w:t>142.3</w:t>
-            </w:r>
-          </w:p>
-        </w:tc>
-        <w:tc>
-          <w:tcPr>
-            <w:tcW w:w="1500" w:type="dxa"/>
-            <w:tcBorders>
-              <w:top w:val="single" w:sz="1" w:space="0" w:color="000000"/>
-              <w:left w:val="single" w:sz="1" w:space="0" w:color="000000"/>
-              <w:bottom w:val="single" w:sz="1" w:space="0" w:color="000000"/>
-              <w:right w:val="single" w:sz="1" w:space="0" w:color="000000"/>
-            </w:tcBorders>
-            <w:tcMar>
-              <w:top w:w="60" w:type="dxa"/>
-              <w:left w:w="100" w:type="dxa"/>
-              <w:bottom w:w="60" w:type="dxa"/>
-              <w:right w:w="100" w:type="dxa"/>
-            </w:tcMar>
-          </w:tcPr>
-          <w:p>
-            <w:pPr>
-              <w:jc w:val="center"/>
-            </w:pPr>
-            <w:r>
-              <w:t>2,109</w:t>
-            </w:r>
-          </w:p>
-        </w:tc>
-        <w:tc>
-          <w:tcPr>
-            <w:tcW w:w="1606" w:type="dxa"/>
-            <w:tcBorders>
-              <w:top w:val="single" w:sz="1" w:space="0" w:color="000000"/>
-              <w:left w:val="single" w:sz="1" w:space="0" w:color="000000"/>
-              <w:bottom w:val="single" w:sz="1" w:space="0" w:color="000000"/>
-              <w:right w:val="single" w:sz="1" w:space="0" w:color="000000"/>
-            </w:tcBorders>
-            <w:tcMar>
-              <w:top w:w="60" w:type="dxa"/>
-              <w:left w:w="100" w:type="dxa"/>
-              <w:bottom w:w="60" w:type="dxa"/>
-              <w:right w:w="100" w:type="dxa"/>
-            </w:tcMar>
-          </w:tcPr>
-          <w:p>
-            <w:pPr>
-              <w:jc w:val="center"/>
-            </w:pPr>
-            <w:r>
-              <w:t>136.0</w:t>
-            </w:r>
-          </w:p>
-        </w:tc>
-      </w:tr>
-    </w:tbl>
-    <w:p>
-      <w:pPr>
-        <w:spacing w:before="100" w:after="200"/>
-        <w:jc w:val="center"/>
-      </w:pPr>
-      <w:r>
-        <w:rPr>
-          <w:b/>
-          <w:bCs/>
-        </w:rPr>
-        <w:t xml:space="preserve">Table 5.5: </w:t>
-      </w:r>
-      <w:r>
-        <w:t>ETL Pipeline Scalability Analysis with Increasing Data Volumes</w:t>
-      </w:r>
-    </w:p>
-    <w:p>
-      <w:pPr>
-        <w:spacing w:after="120" w:line="360" w:lineRule="auto"/>
-        <w:jc w:val="both"/>
-      </w:pPr>
-      <w:r>
-        <w:t>The “Total Records Processed” column represents the aggregate row count across all pipeline layers (Staging + Bronze + Silver + Gold), not source record count alone. The 1,000-taxpayer baseline produces ~57,000 source records that expand to ~336,000 total processed records through multi-layer transformation. The pipeline demonstrates near-linear scalability up to 2,000 taxpayers (~120,000 total processed records), maintaining a throughput of approximately 2,200 records per second. At 5,000 taxpayers (~300,000 total processed records), a slight degradation to 2,109 records/second is observed, representing approximately 4.7% overhead compared to the linear projection. This degradation is primarily attributed to hash key lookup operations in the Bronze layer that scale with the existing Hub table size. For production-scale deployments with significantly larger volumes, columnstore indexes and partition switching would be recommended optimizations.</w:t>
-      </w:r>
-    </w:p>
-    <w:p>
-      <w:pPr>
-        <w:spacing w:before="360" w:after="200"/>
-      </w:pPr>
-      <w:r>
-        <w:rPr>
-          <w:b/>
-          <w:bCs/>
-          <w:sz w:val="28"/>
-          <w:szCs w:val="28"/>
-        </w:rPr>
-        <w:t>5.4 Threats to Validity</w:t>
-      </w:r>
-    </w:p>
-    <w:p>
-      <w:pPr>
-        <w:spacing w:before="240" w:after="120"/>
-      </w:pPr>
-      <w:r>
-        <w:rPr>
-          <w:b/>
-          <w:bCs/>
-        </w:rPr>
-        <w:t>Internal Validity</w:t>
-      </w:r>
-    </w:p>
-    <w:p>
-      <w:pPr>
-        <w:spacing w:after="120" w:line="360" w:lineRule="auto"/>
-        <w:jc w:val="both"/>
-      </w:pPr>
-      <w:r>
-        <w:t>The performance benchmarks were conducted on a single development environment configuration. Variations in hardware specifications, SQL Server configuration parameters (MAXDOP, memory allocation), and concurrent workload conditions could affect absolute timing measurements. To mitigate this, all comparative benchmarks (Data Vault vs Kimball, full vs incremental load) were executed under identical conditions on the same hardware.</w:t>
-      </w:r>
-    </w:p>
-    <w:p>
-      <w:pPr>
-        <w:rPr>
-          <w:b/>
-          <w:bCs/>
-        </w:rPr>
-      </w:pPr>
-      <w:r>
-        <w:rPr>
-          <w:b/>
-          <w:bCs/>
-        </w:rPr>
-        <w:br w:type="page"/>
-      </w:r>
-    </w:p>
-    <w:p>
-      <w:pPr>
-        <w:spacing w:before="240" w:after="120"/>
-      </w:pPr>
-      <w:r>
-        <w:rPr>
-          <w:b/>
-          <w:bCs/>
-        </w:rPr>
-        <w:lastRenderedPageBreak/>
-        <w:t>External Validity</w:t>
-      </w:r>
-    </w:p>
-    <w:p>
-      <w:pPr>
-        <w:spacing w:after="120" w:line="360" w:lineRule="auto"/>
-        <w:jc w:val="both"/>
-      </w:pPr>
-      <w:r>
-        <w:t>The implementation uses simulated tax data rather than real operational records from Cambodia’s General Department of Taxation (GDT). While the data generator produces realistic distributions (1,002 taxpayers, 4 years of declarations, 99.8% coverage rates) as verified in the companion Source Database Verification document, real-world data introduces additional complexities including missing values, encoding issues, data quality anomalies, and referential integrity violations that were not evaluated. Additionally, the benchmark environment uses a Google Cloud e2-standard-4 VM with shared-core CPU, which may not represent the performance characteristics of dedicated on-premise hardware typically used in government data center deployments. The generalizability of the performance results to production-scale volumes (millions of taxpayers) requires further validation with columnstore indexes, table partitioning, and parallel loading strategies that were not implemented in this proof-of-concept.</w:t>
-      </w:r>
-    </w:p>
-    <w:p>
-      <w:pPr>
-        <w:spacing w:before="240" w:after="120"/>
-      </w:pPr>
-      <w:r>
-        <w:rPr>
-          <w:b/>
-          <w:bCs/>
-        </w:rPr>
-        <w:t>Construct Validity</w:t>
-      </w:r>
-    </w:p>
-    <w:p>
-      <w:pPr>
-        <w:spacing w:after="120" w:line="360" w:lineRule="auto"/>
-        <w:jc w:val="both"/>
-      </w:pPr>
-      <w:r>
-        <w:t>The evaluation criteria used in the performance benchmarks and POC assessment were selected based on the identified challenges in Section 1.2 and informed by prior comparative studies [9][10][11]. However, additional criteria such as data governance integration, real-time processing capability, and team skill requirements may also be relevant for a comprehensive technology selection decision in production contexts.</w:t>
-      </w:r>
-    </w:p>
-    <w:p>
-      <w:pPr>
-        <w:spacing w:before="240" w:after="120"/>
-      </w:pPr>
-      <w:r>
-        <w:rPr>
-          <w:b/>
-          <w:bCs/>
-        </w:rPr>
-        <w:t>Conclusion Validity</w:t>
-      </w:r>
-    </w:p>
-    <w:p>
-      <w:pPr>
-        <w:spacing w:after="120" w:line="360" w:lineRule="auto"/>
-        <w:jc w:val="both"/>
-      </w:pPr>
-      <w:r>
-        <w:t>The benchmark methodology used 10 iterations per test with cold cache exclusion, providing reasonable measurement consistency. However, no standard deviation or confidence intervals were calculated for the reported timing values. The throughput figures (records per second) represent point estimates rather than statistically characterized distributions. Future work could strengthen these findings by reporting mean ± standard deviation across iterations and conducting statistical significance tests for comparative benchmarks.</w:t>
-      </w:r>
-    </w:p>
-    <w:p>
-      <w:pPr>
         <w:sectPr>
-          <w:footerReference w:type="default" r:id="rId19"/>
+          <w:footerReference w:type="default" r:id="rId23"/>
           <w:pgSz w:w="11906" w:h="16838"/>
           <w:pgMar w:top="1440" w:right="1440" w:bottom="1440" w:left="2160" w:header="708" w:footer="708" w:gutter="0"/>
           <w:cols w:space="720"/>
           <w:docGrid w:linePitch="360"/>
         </w:sectPr>
       </w:pPr>
+      <w:r>
+        <w:t>The POC demonstrations provide qualitative evidence that Data Vault 2.0 addresses the four identified challenges. However, the evaluation is based on a single implementation with simulated data at proof-of-concept scale. Quantitative performance benchmarking (ETL load times, query execution performance, scalability analysis) is identified as future work to strengthen the validity of the conclusions.</w:t>
+      </w:r>
     </w:p>
     <w:p>
       <w:pPr>
@@ -20211,9 +17116,7 @@
         <w:jc w:val="both"/>
       </w:pPr>
       <w:r>
-        <w:t xml:space="preserve">Performance benchmarks demonstrate that the complete ETL pipeline processes 336,677 records in 120.9 seconds for full loads and 206,780 records in 93.6 seconds for incremental loads, achieving throughput of 2,785 records/second. Gold layer query performance achieves 24ms for simple, 18ms for medium, and 771ms for complex analytical queries — 1.03x to 8.3x faster than equivalent Raw Vault queries. A qualitative architectural comparison with the Kimball approach indicates that Data Vault 2.0 with medallion architecture offers superior schema adaptability, historical completeness, auditability, and failure recovery at the cost of moderate increases in </w:t>
-        <w:lastRenderedPageBreak/>
-        <w:t>ETL complexity, storage footprint, and development effort. These trade-offs are justified in Cambodia's government tax administration context where regulatory compliance, auditability, and long-term adaptability outweigh raw performance considerations.</w:t>
+        <w:t>The proof-of-concept evaluation across four identified challenges — schema rigidity, historical tracking, scalable ETL, and business rules derivation — provides concrete evidence that the implemented architecture addresses each challenge with measurable improvements over traditional approaches. A qualitative architectural comparison with the Kimball approach indicates that Data Vault 2.0 with medallion architecture offers superior schema adaptability, historical completeness, auditability, and failure recovery at the cost of moderate increases in ETL complexity, storage footprint, and development effort. These trade-offs are justified in Cambodia's government tax administration context where regulatory compliance, auditability, and long-term adaptability outweigh raw performance considerations.</w:t>
       </w:r>
     </w:p>
     <w:p>
@@ -20222,7 +17125,7 @@
         <w:jc w:val="both"/>
       </w:pPr>
       <w:r>
-        <w:t>The proof-of-concept evaluation across four identified challenges — schema rigidity, historical tracking, scalable ETL, and business rules derivation — provides concrete evidence that the implemented architecture addresses each challenge with measurable improvements over traditional approaches. The research contributes to the limited body of peer-reviewed literature on Data Vault 2.0 implementations by providing quantitative benchmarks, architectural comparisons, and domain-specific evidence from the Cambodia tax administration context.</w:t>
+        <w:t>The research contributes to the limited body of peer-reviewed literature on Data Vault 2.0 implementations by providing a complete end-to-end implementation, architectural comparisons, and domain-specific evidence from the Cambodia tax administration context.</w:t>
       </w:r>
     </w:p>
     <w:p>
@@ -20300,10 +17203,19 @@
           <w:numId w:val="11"/>
         </w:numPr>
         <w:spacing w:after="60" w:line="360" w:lineRule="auto"/>
-      </w:pPr>
-      <w:r>
-        <w:t>Performance Optimization: Implement column store indexes, table partitioning, and parallel loading strategies for production-scale data volumes.</w:t>
-      </w:r>
+        <w:rPr>
+          <w:lang w:val="en-SG"/>
+        </w:rPr>
+      </w:pPr>
+      <w:r>
+        <w:t>Performance Benchmarking and Optimization: Conduct quantitative performance benchmarks measuring ETL load times across all four layers (full load vs incremental load), query execution performance at multiple complexity levels comparing Gold layer vs Raw Vault queries, and scalability analysis with progressively increasing data volumes. Implement materialized views, columnstore indexes, table partitioning, and parallel loading strategies for production-scale data volumes.</w:t>
+      </w:r>
+      <w:r>
+        <w:rPr>
+          <w:lang w:val="en-SG"/>
+        </w:rPr>
+      </w:r>
+      <w:r/>
     </w:p>
     <w:p>
       <w:pPr>
@@ -20334,7 +17246,7 @@
     <w:p>
       <w:pPr>
         <w:sectPr>
-          <w:footerReference w:type="default" r:id="rId20"/>
+          <w:footerReference w:type="default" r:id="rId24"/>
           <w:pgSz w:w="11906" w:h="16838"/>
           <w:pgMar w:top="1440" w:right="1440" w:bottom="1440" w:left="2160" w:header="708" w:footer="708" w:gutter="0"/>
           <w:cols w:space="720"/>
@@ -20655,7 +17567,7 @@
         <w:spacing w:after="120" w:line="360" w:lineRule="auto"/>
       </w:pPr>
       <w:r>
-        <w:t>[33] S. So, “Performance Benchmarks Verification: Data Vault 2.0 Tax System Data Warehouse — Companion Document to Chapter 5 (Sections 5.3.2, 5.3.3, 5.3.4),” RUPP, 2026. [Reproducible SQL scripts for ETL Load Time, Query Performance, and Scalability benchmarks]</w:t>
+        <w:t>[33] S. So, "POC Implementation Guide: Data Vault 2.0 Tax System Data Warehouse — Companion Document to Chapter 5 (Sections 5.2.1–5.2.4)," RUPP, 2026. [Reproducible SQL scripts for POC demonstrations]</w:t>
       </w:r>
     </w:p>
     <w:p>
@@ -20669,7 +17581,7 @@
     <w:p>
       <w:pPr>
         <w:sectPr>
-          <w:footerReference w:type="default" r:id="rId21"/>
+          <w:footerReference w:type="default" r:id="rId25"/>
           <w:pgSz w:w="11906" w:h="16838"/>
           <w:pgMar w:top="1440" w:right="1440" w:bottom="1440" w:left="2160" w:header="708" w:footer="708" w:gutter="0"/>
           <w:cols w:space="720"/>
@@ -22067,7 +18979,7 @@
     </w:tbl>
     <w:p/>
     <w:sectPr>
-      <w:footerReference w:type="default" r:id="rId22"/>
+      <w:footerReference w:type="default" r:id="rId26"/>
       <w:pgSz w:w="11906" w:h="16838"/>
       <w:pgMar w:top="1440" w:right="1440" w:bottom="1440" w:left="2160" w:header="708" w:footer="708" w:gutter="0"/>
       <w:cols w:space="720"/>
@@ -23874,7 +20786,6 @@
   <w:style w:type="character" w:default="1" w:styleId="DefaultParagraphFont">
     <w:name w:val="Default Paragraph Font"/>
     <w:uiPriority w:val="1"/>
-    <w:semiHidden/>
     <w:unhideWhenUsed/>
   </w:style>
   <w:style w:type="table" w:default="1" w:styleId="TableNormal">

--- a/Documents/Final_Report.docx
+++ b/Documents/Final_Report.docx
@@ -370,7 +370,7 @@
         <w:jc w:val="both"/>
       </w:pPr>
       <w:r>
-        <w:t>Cambodia’s General Department of Taxation faces mounting pressure to modernize its data infrastructure as tax administration grows in volume, regulatory complexity, and reporting requirements. Traditional data warehouse approaches, notably the Kimball star schema, struggle to accommodate evolving source structures, preserve complete historical records, and support agile development cycles—limitations that are particularly acute in government contexts where auditability and regulatory compliance are paramount. This research addresses these challenges by designing, implementing, and evaluating a Data Vault 2.0 data warehouse for the Cambodia tax system, organized within a medallion architecture on Microsoft SQL Server and SSIS.</w:t>
+        <w:t>Cambodia’s General Department of Taxation faces mounting pressure to modernize its data infrastructure as tax administration grows in volume, regulatory complexity, and reporting requirements. Traditional data warehouse approaches, notably the Kimball star schema, struggle to accommodate evolving source structures, preserve complete historical records, and support agile development cycles—limitations that are particularly acute in government contexts where auditability and regulatory compliance are paramount. This research addresses these challenges by designing, implementing, and evaluating a Data Vault 2.0 data warehouse for the Cambodia tax system, organized within a medallion architecture on Microsoft SQL Server 2025 and SSIS 2022.</w:t>
       </w:r>
     </w:p>
     <w:p>
@@ -388,7 +388,7 @@
         <w:jc w:val="both"/>
       </w:pPr>
       <w:r>
-        <w:t>The proof-of-concept evaluation across four identified challenges — schema rigidity, historical tracking, scalable ETL with error handling, and business rules derivation — provides concrete evidence that the implemented architecture addresses each challenge with measurable improvements over traditional approaches. Data Vault 2.0's hub-satellite separation enables zero-impact schema evolution, its insert-only satellite pattern preserves complete historical audit trails, the ETL control framework provides step-level error recovery with comprehensive batch logging, and the Silver-Gold layer pipeline transforms raw vault data into business-ready analytical metrics. A qualitative comparison with the Kimball dimensional approach highlights Data Vault 2.0's advantages in schema adaptability, full historical traceability, and auditability, while acknowledging trade-offs in ETL complexity and storage. These findings offer a replicable reference architecture for modernizing tax data systems in Cambodia and comparable developing economies.</w:t>
+        <w:t>The proof-of-concept evaluation across four identified challenges — schema rigidity, historical tracking, scalable ETL with error handling, and business rules derivation — provides concrete evidence that the implemented architecture addresses each challenge with measurable improvements over traditional approaches. Data Vault 2.0's hub-satellite separation enables zero-impact schema evolution, its insert-only satellite pattern preserves complete historical audit trails, the ETL control framework provides step-level error recovery with comprehensive batch logging, and the Silver-Gold layer pipeline transforms raw vault data into business-ready analytical metrics. These findings, supported by existing comparative studies of Kimball and Data Vault approaches in the literature, offer a replicable reference architecture for modernizing tax data systems in Cambodia and comparable developing economies.</w:t>
       </w:r>
     </w:p>
     <w:p>
@@ -400,9 +400,9 @@
           <w:b/>
           <w:bCs/>
         </w:rPr>
+        <w:lastRenderedPageBreak/>
         <w:t>Keywords: Data Vault 2.0, Medallion Architecture, Data Warehouse, ETL Pipeline, Cambodia Tax System, SQL Server, SSIS, Star Schema, Incremental Loading, Government Digital Transformation</w:t>
       </w:r>
-      <w:r/>
     </w:p>
     <w:p>
       <w:pPr>
@@ -570,7 +570,7 @@
         <w:jc w:val="both"/>
       </w:pPr>
       <w:r>
-        <w:t>This is to certify that the research report that I, Mr. Sot So, am submitting this project called "Data Vault 2.0 Implementation for Cambodia Tax System Data Warehouse Using Medallion Architecture" for my Master of Science degree at Royal University of Phnom Penh, Faculty of Engineering. This is my own work and has not been used for any other degree or course at this or any other school.</w:t>
+        <w:t>This is to certify that the research report entitled "Data Vault 2.0 Implementation for Cambodia Tax System Data Warehouse Using Medallion Architecture," which I, Mr. Sot So, am submitting for my Master of Science degree at Royal University of Phnom Penh, Faculty of Engineering, is my own work and has not been used for any other degree or course at this or any other school.</w:t>
       </w:r>
     </w:p>
     <w:p/>
@@ -580,7 +580,7 @@
         <w:jc w:val="both"/>
       </w:pPr>
       <w:r>
-        <w:t>For the degree of Master of Science at the Royal University of Phnom Penh is entirely my own work and, furthermore, that it has not been used to fulfill the requirements of any other qualification in whole or in part, at this or any other University or equivalent institution.</w:t>
+        <w:t>The work submitted for the degree of Master of Science at the Royal University of Phnom Penh is entirely my own and, furthermore, has not been used to fulfill the requirements of any other qualification in whole or in part, at this or any other University or equivalent institution.</w:t>
       </w:r>
     </w:p>
     <w:p/>
@@ -709,7 +709,7 @@
         <w:t>So Monin</w:t>
       </w:r>
       <w:r>
-        <w:t>, as well as my beloved parents. Their unwavering encouragement, moral support has been the cornerstone of my academic journey. My wife’s devotion—her time, energy, patience, and financial support—made it possible to pursue this degree while fulfilling professional responsibilities. The guidance and values instilled by my parents shaped the perseverance that carried this work to completion.</w:t>
+        <w:t>, as well as my beloved parents. Their unwavering encouragement and moral support have been the cornerstone of my academic journey. My wife’s devotion—her time, energy, patience, and financial support—made it possible to pursue this degree while fulfilling professional responsibilities. The guidance and values instilled by my parents shaped the perseverance that carried this work to completion.</w:t>
       </w:r>
     </w:p>
     <w:p>
@@ -1626,9 +1626,9 @@
         <w:jc w:val="both"/>
       </w:pPr>
       <w:r>
-        <w:t xml:space="preserve">This research implements a complete Data Vault 2.0 data warehouse for the Cambodia tax system on Microsoft SQL Server. The Data Vault 2.0 methodology serves as the core modeling approach, providing Hubs, Satellites, and Links for flexible, auditable data storage. The medallion architecture (Staging, Bronze, Silver, Gold) provides the </w:t>
+        <w:t xml:space="preserve">This research implements a complete Data Vault 2.0 data warehouse for the Cambodia tax system on Microsoft SQL Server 2025. The Data Vault 2.0 methodology serves as the core modeling approach, providing Hubs, Satellites, and Links for flexible, auditable data storage. The medallion architecture (Staging, Bronze, Silver, Gold) </w:t>
         <w:lastRenderedPageBreak/>
-        <w:t>structural layering that organizes the ETL pipeline from raw ingestion through business transformation to analytical delivery.</w:t>
+        <w:t>provides the structural layering that organizes the ETL pipeline from raw ingestion through business transformation to analytical delivery.</w:t>
       </w:r>
     </w:p>
     <w:p>
@@ -1660,7 +1660,7 @@
         <w:jc w:val="both"/>
       </w:pPr>
       <w:r>
-        <w:t>Second, traditional approaches often struggle to maintain complete historical records. In tax administration, regulatory bodies require full audit trails showing exactly what data was recorded, when it changed, and what the previous values were. Standard slowly changing dimension techniques (SCD Type 1 and Type 2) provide limited history tracking that may not satisfy strict government auditing requirements.</w:t>
+        <w:t>Second, traditional approaches often struggle to maintain complete historical records. In tax administration, regulatory bodies require full audit trails showing exactly what data was recorded, when it changed, and what the previous values were. Standard SCD Type 1 overwrites previous values entirely, while SCD Type 2 preserves history at the dimensional layer but requires upfront design decisions about which attributes to track. Data Vault 2.0 captures all attribute changes automatically at the raw vault layer through insert-only Satellites, providing a complete audit trail independent of downstream dimensional design choices.</w:t>
       </w:r>
     </w:p>
     <w:p>
@@ -1668,7 +1668,7 @@
         <w:spacing w:after="120" w:line="360" w:lineRule="auto"/>
         <w:jc w:val="both"/>
         <w:rPr>
-          <w:rFonts w:cstheme="minorBidi" w:hint="cs"/>
+          <w:rFonts w:cstheme="minorBidi"/>
           <w:cs/>
         </w:rPr>
       </w:pPr>
@@ -1689,13 +1689,6 @@
       <w:pPr>
         <w:spacing w:after="120" w:line="360" w:lineRule="auto"/>
         <w:jc w:val="both"/>
-      </w:pPr>
-      <w:r>
-        <w:t>These problems highlight the need for a modern data warehouse architecture that can handle evolving source systems, maintain complete audit trails, support scalable ETL processes, and deliver reliable business intelligence for tax administration.</w:t>
-      </w:r>
-    </w:p>
-    <w:p>
-      <w:pPr>
         <w:rPr>
           <w:b/>
           <w:bCs/>
@@ -1703,16 +1696,9 @@
           <w:szCs w:val="28"/>
         </w:rPr>
       </w:pPr>
-    </w:p>
-    <w:p>
-      <w:pPr>
-        <w:rPr>
-          <w:b/>
-          <w:bCs/>
-          <w:sz w:val="28"/>
-          <w:szCs w:val="28"/>
-        </w:rPr>
-      </w:pPr>
+      <w:r>
+        <w:t>These problems highlight the need for a modern data warehouse architecture that can handle evolving source systems, maintain complete audit trails, support scalable ETL processes, and deliver reliable business intelligence for tax administration.</w:t>
+      </w:r>
       <w:r>
         <w:rPr>
           <w:b/>
@@ -1780,7 +1766,7 @@
         <w:jc w:val="both"/>
       </w:pPr>
       <w:r>
-        <w:t>To implement a four-layer medallion architecture (Staging, Bronze, Silver, Gold) following Data Vault 2.0 methodology on Microsoft SQL Server.</w:t>
+        <w:t>To implement a four-layer medallion architecture (Staging, Bronze, Silver, Gold) following Data Vault 2.0 methodology on Microsoft SQL Server 2025.</w:t>
       </w:r>
     </w:p>
     <w:p>
@@ -1873,9 +1859,9 @@
         <w:jc w:val="both"/>
       </w:pPr>
       <w:r>
-        <w:t xml:space="preserve">Despite growing industry adoption of Data Vault 2.0, the academic literature remains limited in several respects. Yessad and Labiod [9] present a comparative theoretical study of Inmon, Kimball, and Data Vault approaches but do not include experimental performance measurements. Naamane and Jovanovic [10] conduct an empirical comparison in the telecommunications domain but acknowledge their results are based on a single case study and may not be generalizable. Vines [11] evaluates Data Vault versus dimensional modeling using the TPC-DS benchmark dataset, focusing on load speed and storage efficiency, but does not address the complete medallion architecture pipeline or government domain applications. A recent comparative analysis by Singh </w:t>
+        <w:t xml:space="preserve">Despite growing industry adoption of Data Vault 2.0, the academic literature remains limited in several respects. Yessad and Labiod [9] present a comparative theoretical study of Inmon, Kimball, and Data Vault approaches but do not provide a complete end-to-end implementation or reproducible proof-of-concept evaluation. Naamane and Jovanovic [10] conduct an empirical comparison in the telecommunications domain, providing evidence of Data Vault’s auditability advantages, but their work does not address government tax administration where regulatory compliance and audit trail requirements present distinct challenges. Vines [11] evaluates Data Vault versus dimensional modeling using the TPC-DS benchmark dataset, focusing on load speed and storage efficiency, but does not address the complete medallion architecture </w:t>
         <w:lastRenderedPageBreak/>
-        <w:t>[12] examines architectural resilience across healthcare and financial contexts but relies on theoretical frameworks rather than hands-on implementation evidence.</w:t>
+        <w:t>pipeline or government domain applications. A recent comparative analysis by Singh [12] examines architectural resilience across healthcare and financial contexts but relies on theoretical frameworks rather than hands-on implementation evidence.</w:t>
       </w:r>
     </w:p>
     <w:p>
@@ -1906,7 +1892,7 @@
         <w:jc w:val="both"/>
       </w:pPr>
       <w:r>
-        <w:t>A complete, reproducible implementation of a four-layer medallion architecture (Staging, Bronze, Silver, Gold) using Data Vault 2.0 methodology on Microsoft SQL Server, comprising 67 database objects across six databases and 60 SSIS packages (3 master, 8 orchestrators, and 49 child packages). This represents the first published end-to-end DV2 + Medallion implementation for the government tax administration domain, addressing the gap identified across all four reviewed studies [9][10][11][12].</w:t>
+        <w:t>A complete, reproducible implementation of a four-layer medallion architecture (Staging, Bronze, Silver, Gold) using Data Vault 2.0 methodology on Microsoft SQL Server 2025, comprising 67 database objects across six databases and 60 SSIS packages (3 master, 8 orchestrators, and 49 child packages). This represents the first published end-to-end DV2 + Medallion implementation for the government tax administration domain, addressing the gap identified across all four reviewed studies [9][10][11][12].</w:t>
       </w:r>
     </w:p>
     <w:p>
@@ -1948,7 +1934,9 @@
         <w:jc w:val="both"/>
       </w:pPr>
       <w:r>
-        <w:t>A comprehensive Technical Implementation Guide document provided as a companion reproducibility artifact detailing the complete SSIS package architecture, connection manager configurations, parameter mappings, execution workflows, and step-by-step deployment instructions. This guide enables independent researchers and practitioners to reproduce the entire Data Vault 2.0 + Medallion pipeline on their own SQL Server environments, supporting the reproducibility principle essential for academic research validation.</w:t>
+        <w:t xml:space="preserve">A comprehensive Technical Implementation Guide document provided as a companion reproducibility artifact detailing the complete SSIS package architecture, connection manager configurations, parameter mappings, execution workflows, and step-by-step deployment instructions. This guide </w:t>
+        <w:lastRenderedPageBreak/>
+        <w:t>enables independent researchers and practitioners to reproduce the entire Data Vault 2.0 + Medallion pipeline on their own SQL Server environments, supporting the reproducibility principle essential for academic research validation.</w:t>
       </w:r>
     </w:p>
     <w:p>
@@ -2053,7 +2041,7 @@
         <w:jc w:val="both"/>
       </w:pPr>
       <w:r>
-        <w:t>Performance Scale: The implementation was conducted at proof-of-concept scale (1,000 taxpayers, ~57,000 source records). Production-scale validation with millions of taxpayers would require additional optimizations such as columnstore indexes, table partitioning, and parallel loading strategies. Quantitative performance benchmarking is identified as future work.</w:t>
+        <w:t>Performance Scale: The implementation was conducted at proof-of-concept scale (1,000 taxpayers, ~58,000 source records). Production-scale validation with millions of taxpayers would require additional optimizations such as column store indexes, table partitioning, and parallel loading strategies. Quantitative performance benchmarking is identified as future work.</w:t>
       </w:r>
     </w:p>
     <w:p>
@@ -2067,20 +2055,35 @@
         <w:jc w:val="both"/>
       </w:pPr>
       <w:r>
-        <w:lastRenderedPageBreak/>
         <w:t>Security: Role-based access control, data encryption, and row-level security were not implemented in this prototype.</w:t>
       </w:r>
     </w:p>
     <w:p/>
     <w:p>
       <w:pPr>
-        <w:spacing w:before="240" w:after="120"/>
-      </w:pPr>
-      <w:r>
         <w:rPr>
           <w:b/>
           <w:bCs/>
         </w:rPr>
+      </w:pPr>
+      <w:r>
+        <w:rPr>
+          <w:b/>
+          <w:bCs/>
+        </w:rPr>
+        <w:br w:type="page"/>
+      </w:r>
+    </w:p>
+    <w:p>
+      <w:pPr>
+        <w:spacing w:before="240" w:after="120"/>
+      </w:pPr>
+      <w:r>
+        <w:rPr>
+          <w:b/>
+          <w:bCs/>
+        </w:rPr>
+        <w:lastRenderedPageBreak/>
         <w:t>Scope</w:t>
       </w:r>
     </w:p>
@@ -3492,13 +3495,6 @@
       <w:pPr>
         <w:spacing w:after="120" w:line="360" w:lineRule="auto"/>
         <w:jc w:val="both"/>
-      </w:pPr>
-      <w:r>
-        <w:t>Compared to the Kimball approach, which loads data directly into dimensional models, the medallion architecture preserves raw data fidelity while still delivering business-ready dimensional outputs. Compared to the Inmon approach [7], which uses a normalized enterprise data model, medallion architecture with Data Vault provides greater flexibility for source system changes and supports parallel loading patterns. The combination of Data Vault 2.0 at the Bronze layer with star schema at the Gold layer leverages the strengths of both methodologies.</w:t>
-      </w:r>
-    </w:p>
-    <w:p>
-      <w:pPr>
         <w:rPr>
           <w:b/>
           <w:bCs/>
@@ -3506,38 +3502,21 @@
           <w:szCs w:val="28"/>
         </w:rPr>
       </w:pPr>
-    </w:p>
-    <w:p>
-      <w:pPr>
+      <w:r>
+        <w:t>Compared to the Kimball approach, which loads data directly into dimensional models, the medallion architecture preserves raw data fidelity while still delivering business-ready dimensional outputs. Compared to the Inmon approach [7], which uses a normalized enterprise data model, medallion architecture with Data Vault provides greater flexibility for source system changes and supports parallel loading patterns. The combination of Data Vault 2.0 at the Bronze layer with star schema at the Gold layer leverages the strengths of both methodologies.</w:t>
+      </w:r>
+    </w:p>
+    <w:p>
+      <w:pPr>
+        <w:spacing w:before="360" w:after="200"/>
+      </w:pPr>
+      <w:r>
         <w:rPr>
           <w:b/>
           <w:bCs/>
           <w:sz w:val="28"/>
           <w:szCs w:val="28"/>
         </w:rPr>
-      </w:pPr>
-      <w:r>
-        <w:rPr>
-          <w:b/>
-          <w:bCs/>
-          <w:sz w:val="28"/>
-          <w:szCs w:val="28"/>
-        </w:rPr>
-        <w:br w:type="page"/>
-      </w:r>
-    </w:p>
-    <w:p>
-      <w:pPr>
-        <w:spacing w:before="360" w:after="200"/>
-      </w:pPr>
-      <w:r>
-        <w:rPr>
-          <w:b/>
-          <w:bCs/>
-          <w:sz w:val="28"/>
-          <w:szCs w:val="28"/>
-        </w:rPr>
-        <w:lastRenderedPageBreak/>
         <w:t>2.3 ETL Frameworks and Best Practices [3]</w:t>
       </w:r>
     </w:p>
@@ -3547,7 +3526,7 @@
         <w:jc w:val="both"/>
       </w:pPr>
       <w:r>
-        <w:t>ETL (Extract, Transform, Load) processes form the backbone of any data warehouse implementation. Modern ETL frameworks emphasize observability, idempotency, error handling, and incremental processing as essential capabilities for production-grade data pipelines.</w:t>
+        <w:t>ETL (Extract, Transform, Load) processes form the backbone of any data warehouse implementation. The ETL approach validates and transforms data before loading it into the data warehouse, ensuring data quality and consistency at each processing stage. This approach is particularly suited to on-premises SQL Server environments and regulated government contexts where data must be verified and cleansed before entering the warehouse [4]. Modern ETL frameworks emphasize observability, idempotency, error handling, and incremental processing as essential capabilities for production-grade data pipelines. This research adopts the ETL pattern using SSIS 2022, which provides visual workflow design, package-level error handling, and native integration with SQL Server 2025’s execution engine.</w:t>
       </w:r>
     </w:p>
     <w:p>
@@ -3556,7 +3535,7 @@
         <w:jc w:val="both"/>
       </w:pPr>
       <w:r>
-        <w:t>Watermark-based incremental loading is a widely adopted pattern for detecting changed records in source systems. The approach stores a high-water mark value (typically the maximum timestamp of processed records) and uses it to filter subsequent loads to only new or modified records. This significantly reduces processing time compared to full loads, especially for large source tables.</w:t>
+        <w:t>Watermark-based incremental loading is a well-established approach for detecting changed records in source systems [3][19]. This technique stores a high-water mark value (typically the maximum UpdatedDate of processed records) and filters subsequent extractions to only records modified after this watermark. This significantly reduces processing time compared to full loads, especially for large source tables. Watermark-based loading is simple to implement, easy to maintain, and fully auditable, making it the preferred approach for batch-oriented ETL pipelines in regulated government contexts where processing transparency and reproducibility are critical requirements [3][19].</w:t>
       </w:r>
     </w:p>
     <w:p>
@@ -3565,44 +3544,7 @@
         <w:jc w:val="both"/>
       </w:pPr>
       <w:r>
-        <w:t>Batch logging and step tracking provide observability into ETL execution. A well-designed ETL control framework records batch start and end times, records processed and inserted, error counts, and execution status for each step within a batch. This information is essential for monitoring pipeline health, diagnosing failures, and supporting audit requirements.</w:t>
-      </w:r>
-    </w:p>
-    <w:p>
-      <w:pPr>
-        <w:spacing w:after="120" w:line="360" w:lineRule="auto"/>
-        <w:jc w:val="both"/>
-      </w:pPr>
-      <w:r>
-        <w:t>SQL Server Integration Services (SSIS) is Microsoft’s enterprise ETL platform, providing visual workflow design, package orchestration, and integration with SQL Server Agent for scheduling. SSIS packages can be organized hierarchically, with master packages calling child packages for each processing layer. Parent-child package patterns enable parameter passing (such as BatchID and LoadType) across the pipeline while maintaining clear separation between processing stages.</w:t>
-      </w:r>
-    </w:p>
-    <w:p>
-      <w:pPr>
-        <w:spacing w:after="120" w:line="360" w:lineRule="auto"/>
-        <w:jc w:val="both"/>
-      </w:pPr>
-      <w:r>
-        <w:t>A significant paradigm shift in modern data engineering is the transition from traditional ETL (Extract, Transform, Load) to ELT (Extract, Load, Transform), where raw data is first loaded into the target system and transformations are applied using the processing power of the target database engine [19]. Cloud data platforms such as Snowflake, BigQuery, and Databricks Lakehouse have accelerated ELT adoption by providing scalable compute resources for in-database transformations. However, for on-premises SQL Server environments and regulated government contexts where data must be validated and transformed before entering the data warehouse, the traditional ETL approach remains appropriate [4]. This research adopts the ETL pattern using SSIS, which provides visual workflow design, package-level error handling, and native integration with SQL Server’s execution engine.</w:t>
-      </w:r>
-    </w:p>
-    <w:p>
-      <w:pPr>
-        <w:spacing w:after="120" w:line="360" w:lineRule="auto"/>
-        <w:jc w:val="both"/>
-      </w:pPr>
-      <w:r>
-        <w:lastRenderedPageBreak/>
-        <w:t>Two primary approaches exist for detecting changed records in source systems: Change Data Capture (CDC) and watermark-based incremental loading. CDC, supported natively by SQL Server [4], captures row-level changes (inserts, updates, deletes) through transaction log reading, providing near-real-time change detection without requiring timestamp columns in source tables. Watermark-based loading, by contrast, stores a high-water mark value (typically the maximum UpdatedDate of processed records) and filters subsequent extractions to only records modified after this watermark. While CDC offers finer granularity and lower latency, it introduces additional infrastructure complexity and transaction log overhead. Watermark-based loading is simpler to implement and maintain, making it the preferred approach for batch-oriented ETL pipelines where near-real-time processing is not required [3][19]. This research adopts watermark-based incremental loading for its simplicity, auditability, and alignment with the batch processing model of SSIS.</w:t>
-      </w:r>
-    </w:p>
-    <w:p>
-      <w:pPr>
-        <w:spacing w:after="120" w:line="360" w:lineRule="auto"/>
-        <w:jc w:val="both"/>
-      </w:pPr>
-      <w:r>
-        <w:t>Idempotency is a critical property for production-grade ETL pipelines, ensuring that re-executing a pipeline step produces the same result regardless of how many times it is run [1][19]. In Data Vault 2.0, idempotency is achieved through hash-based key generation: the same business key always produces the same hash key, so re-loading a record that already exists in a Hub results in no duplicate insertion. Satellites achieve idempotency through HashDiff comparison, where only genuinely changed attribute values trigger new row insertions. This insert-only, hash-based approach eliminates the need for complex upsert logic and ensures pipeline recoverability after partial failures.</w:t>
+        <w:t>Batch logging and step tracking provide observability into ETL execution. A well-designed ETL control framework records batch start and end times, records processed and inserted, error counts, and execution status for each step within a batch. This information is essential for monitoring pipeline health, diagnosing failures, and supporting audit requirements. Parent-child package patterns enable parameter passing (such as BatchID and LoadType) across the pipeline while maintaining clear separation between processing stages. Hash-based change detection at the Bronze layer compares incoming record hashes against existing satellite records, where changed values trigger new row insertions. This insert-only, hash-based approach eliminates the need for complex upsert logic and ensures pipeline recoverability after partial failures.</w:t>
       </w:r>
     </w:p>
     <w:p>
@@ -3719,7 +3661,7 @@
           </w:tcPr>
           <w:p>
             <w:r>
-              <w:t>ETL_Configuration</w:t>
+              <w:t>ETL_Process</w:t>
             </w:r>
           </w:p>
         </w:tc>
@@ -3744,7 +3686,7 @@
               <w:jc w:val="center"/>
             </w:pPr>
             <w:r>
-              <w:t>Key-value configuration settings (batch size, retry attempts, thresholds)</w:t>
+              <w:t>Registry of ETL processes with source/target mappings</w:t>
             </w:r>
           </w:p>
         </w:tc>
@@ -3768,7 +3710,7 @@
           </w:tcPr>
           <w:p>
             <w:r>
-              <w:t>ETL_Process</w:t>
+              <w:t>ETL_BatchLog</w:t>
             </w:r>
           </w:p>
         </w:tc>
@@ -3793,7 +3735,7 @@
               <w:jc w:val="center"/>
             </w:pPr>
             <w:r>
-              <w:t>Registry of ETL processes with source/target mappings</w:t>
+              <w:t>Batch-level execution logging (start, end, status, record counts)</w:t>
             </w:r>
           </w:p>
         </w:tc>
@@ -3817,7 +3759,7 @@
           </w:tcPr>
           <w:p>
             <w:r>
-              <w:t>ETL_BatchLog</w:t>
+              <w:t>ETL_StepLog</w:t>
             </w:r>
           </w:p>
         </w:tc>
@@ -3842,7 +3784,7 @@
               <w:jc w:val="center"/>
             </w:pPr>
             <w:r>
-              <w:t>Batch-level execution logging (start, end, status, record counts)</w:t>
+              <w:t>Step-level execution logging within batches</w:t>
             </w:r>
           </w:p>
         </w:tc>
@@ -3866,7 +3808,7 @@
           </w:tcPr>
           <w:p>
             <w:r>
-              <w:t>ETL_StepLog</w:t>
+              <w:t>ETL_ErrorLog</w:t>
             </w:r>
           </w:p>
         </w:tc>
@@ -3891,7 +3833,7 @@
               <w:jc w:val="center"/>
             </w:pPr>
             <w:r>
-              <w:t>Step-level execution logging within batches</w:t>
+              <w:t>Detailed error logging with severity, source, and message (SSIS OnError Event Handler with Script Task)</w:t>
             </w:r>
           </w:p>
         </w:tc>
@@ -3915,7 +3857,7 @@
           </w:tcPr>
           <w:p>
             <w:r>
-              <w:t>ETL_ErrorLog</w:t>
+              <w:t>ETL_Watermark</w:t>
             </w:r>
           </w:p>
         </w:tc>
@@ -3940,105 +3882,7 @@
               <w:jc w:val="center"/>
             </w:pPr>
             <w:r>
-              <w:t>Detailed error logging with severity, source, and message (SSIS OnError Event Handler with Script Task)</w:t>
-            </w:r>
-          </w:p>
-        </w:tc>
-      </w:tr>
-      <w:tr>
-        <w:tc>
-          <w:tcPr>
-            <w:tcW w:w="2500" w:type="dxa"/>
-            <w:tcBorders>
-              <w:top w:val="single" w:sz="1" w:space="0" w:color="000000"/>
-              <w:left w:val="single" w:sz="1" w:space="0" w:color="000000"/>
-              <w:bottom w:val="single" w:sz="1" w:space="0" w:color="000000"/>
-              <w:right w:val="single" w:sz="1" w:space="0" w:color="000000"/>
-            </w:tcBorders>
-            <w:tcMar>
-              <w:top w:w="60" w:type="dxa"/>
-              <w:left w:w="100" w:type="dxa"/>
-              <w:bottom w:w="60" w:type="dxa"/>
-              <w:right w:w="100" w:type="dxa"/>
-            </w:tcMar>
-          </w:tcPr>
-          <w:p>
-            <w:r>
-              <w:t>ETL_Watermark</w:t>
-            </w:r>
-          </w:p>
-        </w:tc>
-        <w:tc>
-          <w:tcPr>
-            <w:tcW w:w="5806" w:type="dxa"/>
-            <w:tcBorders>
-              <w:top w:val="single" w:sz="1" w:space="0" w:color="000000"/>
-              <w:left w:val="single" w:sz="1" w:space="0" w:color="000000"/>
-              <w:bottom w:val="single" w:sz="1" w:space="0" w:color="000000"/>
-              <w:right w:val="single" w:sz="1" w:space="0" w:color="000000"/>
-            </w:tcBorders>
-            <w:tcMar>
-              <w:top w:w="60" w:type="dxa"/>
-              <w:left w:w="100" w:type="dxa"/>
-              <w:bottom w:w="60" w:type="dxa"/>
-              <w:right w:w="100" w:type="dxa"/>
-            </w:tcMar>
-          </w:tcPr>
-          <w:p>
-            <w:pPr>
-              <w:jc w:val="center"/>
-            </w:pPr>
-            <w:r>
               <w:t>High-water mark values for incremental loading</w:t>
-            </w:r>
-          </w:p>
-        </w:tc>
-      </w:tr>
-      <w:tr>
-        <w:tc>
-          <w:tcPr>
-            <w:tcW w:w="2500" w:type="dxa"/>
-            <w:tcBorders>
-              <w:top w:val="single" w:sz="1" w:space="0" w:color="000000"/>
-              <w:left w:val="single" w:sz="1" w:space="0" w:color="000000"/>
-              <w:bottom w:val="single" w:sz="1" w:space="0" w:color="000000"/>
-              <w:right w:val="single" w:sz="1" w:space="0" w:color="000000"/>
-            </w:tcBorders>
-            <w:tcMar>
-              <w:top w:w="60" w:type="dxa"/>
-              <w:left w:w="100" w:type="dxa"/>
-              <w:bottom w:w="60" w:type="dxa"/>
-              <w:right w:w="100" w:type="dxa"/>
-            </w:tcMar>
-          </w:tcPr>
-          <w:p>
-            <w:r>
-              <w:t>ETL_DataQualityResult</w:t>
-            </w:r>
-          </w:p>
-        </w:tc>
-        <w:tc>
-          <w:tcPr>
-            <w:tcW w:w="5806" w:type="dxa"/>
-            <w:tcBorders>
-              <w:top w:val="single" w:sz="1" w:space="0" w:color="000000"/>
-              <w:left w:val="single" w:sz="1" w:space="0" w:color="000000"/>
-              <w:bottom w:val="single" w:sz="1" w:space="0" w:color="000000"/>
-              <w:right w:val="single" w:sz="1" w:space="0" w:color="000000"/>
-            </w:tcBorders>
-            <w:tcMar>
-              <w:top w:w="60" w:type="dxa"/>
-              <w:left w:w="100" w:type="dxa"/>
-              <w:bottom w:w="60" w:type="dxa"/>
-              <w:right w:w="100" w:type="dxa"/>
-            </w:tcMar>
-          </w:tcPr>
-          <w:p>
-            <w:pPr>
-              <w:jc w:val="center"/>
-            </w:pPr>
-            <w:r>
-              <w:t>Data quality check results and violation tracking</w:t>
             </w:r>
           </w:p>
         </w:tc>
@@ -4055,7 +3899,6 @@
           <w:sz w:val="28"/>
           <w:szCs w:val="28"/>
         </w:rPr>
-        <w:lastRenderedPageBreak/>
         <w:t>2.4 Related Work</w:t>
       </w:r>
     </w:p>
@@ -4139,7 +3982,9 @@
         <w:t>Naamane and Jovanovic [10]</w:t>
       </w:r>
       <w:r>
-        <w:t xml:space="preserve"> extend this with an empirical comparison in the telecommunications domain, implementing a Customer Experience Data Mart using both Kimball star schema and Data Vault 2.0 with materialized data marts. Their findings provide evidence that Data Vault offers superior auditability and ETL patterns but acknowledges insufficient performance for direct reporting without a dimensional presentation layer — a limitation our medallion architecture addresses through the Gold star schema layer. </w:t>
+        <w:t xml:space="preserve"> extend this with an empirical comparison in the telecommunications domain, implementing a Customer Experience Data Mart using both Kimball star schema and Data Vault 2.0 with materialized data marts. Their </w:t>
+        <w:lastRenderedPageBreak/>
+        <w:t xml:space="preserve">findings provide evidence that Data Vault offers superior auditability and ETL patterns but acknowledges insufficient performance for direct reporting without a dimensional presentation layer — a limitation our medallion architecture addresses through the Gold star schema layer. </w:t>
       </w:r>
       <w:r>
         <w:rPr>
@@ -4172,9 +4017,7 @@
         <w:t xml:space="preserve">Vines [11] </w:t>
       </w:r>
       <w:r>
-        <w:t>presents the most recent performance-focused study, published at the 23rd International Conference on Informatics in Economy (Springer, 2024). Using the TPC-DS benchmark dataset, the study compares Data Vault and dimensional modeling on data load speed, storage utilization, query execution time, and scalability metrics. The findings demonstrate trade-offs between modeling complexity and performance that our research extends to the Cambodia government tax context with a complete four-</w:t>
-        <w:lastRenderedPageBreak/>
-        <w:t xml:space="preserve">layer architecture. </w:t>
+        <w:t xml:space="preserve">presents the most recent performance-focused study, published at the 23rd International Conference on Informatics in Economy (Springer, 2024). Using the TPC-DS benchmark dataset, the study compares Data Vault and dimensional modeling on data load speed, storage utilization, query execution time, and scalability metrics. The findings demonstrate trade-offs between modeling complexity and performance that our research extends to the Cambodia government tax context with a complete four-layer architecture. </w:t>
       </w:r>
       <w:r>
         <w:rPr>
@@ -4266,12 +4109,30 @@
       </w:pPr>
     </w:p>
     <w:p>
-      <w:r>
+      <w:pPr>
         <w:rPr>
           <w:b/>
           <w:color w:val="0D1B3E"/>
           <w:sz w:val="20"/>
         </w:rPr>
+      </w:pPr>
+      <w:r>
+        <w:rPr>
+          <w:b/>
+          <w:color w:val="0D1B3E"/>
+          <w:sz w:val="20"/>
+        </w:rPr>
+        <w:br w:type="page"/>
+      </w:r>
+    </w:p>
+    <w:p>
+      <w:r>
+        <w:rPr>
+          <w:b/>
+          <w:color w:val="0D1B3E"/>
+          <w:sz w:val="20"/>
+        </w:rPr>
+        <w:lastRenderedPageBreak/>
         <w:t xml:space="preserve">Table 2.1: </w:t>
       </w:r>
       <w:r>
@@ -4481,7 +4342,7 @@
               <w:rPr>
                 <w:sz w:val="20"/>
               </w:rPr>
-              <w:t>Complete implementation with quantitative benchmarks</w:t>
+              <w:t>Complete implementation with POC evaluation evidence</w:t>
             </w:r>
           </w:p>
         </w:tc>
@@ -4747,6 +4608,27 @@
     <w:p/>
     <w:p>
       <w:pPr>
+        <w:spacing w:before="240" w:after="120"/>
+      </w:pPr>
+      <w:r>
+        <w:rPr>
+          <w:b/>
+          <w:bCs/>
+        </w:rPr>
+        <w:t>Data Warehouse Evolution and Schema Adaptation</w:t>
+      </w:r>
+    </w:p>
+    <w:p>
+      <w:pPr>
+        <w:spacing w:after="120" w:line="360" w:lineRule="auto"/>
+        <w:jc w:val="both"/>
+      </w:pPr>
+      <w:r>
+        <w:t>The challenge of schema evolution in data warehouses has been extensively studied. Bellahsene [13] addresses schema evolution and maintenance in data warehousing systems when underlying data sources change, presenting approaches for dynamically adapting warehouse views. Arora and Gosain [14] survey schema evolution techniques including schema versioning, temporal warehousing, and view maintenance, providing a comparative analysis of methodologies for handling structural changes. Fan and Poulovassilis [23] propose a schema transformation-based approach to schema evolution in data warehousing environments, defining a formal framework of primitive and composite transformations that can be applied to evolving warehouse schemas. Oueslati and Akaichi [24] complement this with a comprehensive survey of data warehouse evolution research, categorizing approaches into schema evolution, data evolution, and ETL evolution, and identifying open challenges in maintaining semantic consistency across schema versions. Subotic [15] proposes a meta-Data Vault model integrating the data warehouse with master data management systems to address schema evolution challenges, tracking data origins, history of changes, and preventing data loss. These studies collectively establish that schema evolution remains a significant challenge in traditional data warehousing, motivating our adoption of the Data Vault 2.0 modeling pattern which inherently accommodates source system changes through its hub-satellite separation.</w:t>
+      </w:r>
+    </w:p>
+    <w:p>
+      <w:pPr>
         <w:rPr>
           <w:b/>
           <w:bCs/>
@@ -4770,7 +4652,7 @@
           <w:bCs/>
         </w:rPr>
         <w:lastRenderedPageBreak/>
-        <w:t>Data Warehouse Evolution and Schema Adaptation</w:t>
+        <w:t>Medallion and Lakehouse Architectures</w:t>
       </w:r>
     </w:p>
     <w:p>
@@ -4779,7 +4661,7 @@
         <w:jc w:val="both"/>
       </w:pPr>
       <w:r>
-        <w:t>The challenge of schema evolution in data warehouses has been extensively studied. Bellahsene [13] addresses schema evolution and maintenance in data warehousing systems when underlying data sources change, presenting approaches for dynamically adapting warehouse views. Arora and Gosain [14] survey schema evolution techniques including schema versioning, temporal warehousing, and view maintenance, providing a comparative analysis of methodologies for handling structural changes. Fan and Poulovassilis [23] propose a schema transformation-based approach to schema evolution in data warehousing environments, defining a formal framework of primitive and composite transformations that can be applied to evolving warehouse schemas. Oueslati and Akaichi [24] complement this with a comprehensive survey of data warehouse evolution research, categorizing approaches into schema evolution, data evolution, and ETL evolution, and identifying open challenges in maintaining semantic consistency across schema versions. Subotic [15] proposes a meta-Data Vault model integrating the data warehouse with master data management systems to address schema evolution challenges, tracking data origins, history of changes, and preventing data loss. These studies collectively establish that schema evolution remains a significant challenge in traditional data warehousing, motivating our adoption of the Data Vault 2.0 modeling pattern which inherently accommodates source system changes through its hub-satellite separation.</w:t>
+        <w:t>The medallion architecture, formalized by Databricks [2] and adopted by Microsoft Fabric as the recommended lakehouse design pattern [26], has gained significant adoption in the data lakehouse paradigm. Nambiar and Mundra [16] provide an overview of data warehouse and data lake in modern enterprise data management, examining how layered architectures bridge the gap between raw data storage and analytical consumption. Dhaouadi et al. [17] present a comprehensive comparison of data warehousing process modeling approaches from classical to contemporary trends, situating the medallion pattern within the broader evolution of data engineering practices. Ponnusamy [18] traces the evolution of enterprise data warehousing from Management Information Systems through data marts to modern cloud-based processing, noting that medallion architecture represents a convergence of data vault modeling principles with cloud-native data engineering patterns.</w:t>
       </w:r>
     </w:p>
     <w:p>
@@ -4791,7 +4673,7 @@
           <w:b/>
           <w:bCs/>
         </w:rPr>
-        <w:t>Medallion and Lakehouse Architectures</w:t>
+        <w:t>Data Management Challenges in Tax Administration</w:t>
       </w:r>
     </w:p>
     <w:p>
@@ -4800,20 +4682,7 @@
         <w:jc w:val="both"/>
       </w:pPr>
       <w:r>
-        <w:t>The medallion architecture, formalized by Databricks [2] and adopted by Microsoft Fabric as the recommended lakehouse design pattern [26], has gained significant adoption in the data lakehouse paradigm. Nambiar and Mundra [16] provide an overview of data warehouse and data lake in modern enterprise data management, examining how layered architectures bridge the gap between raw data storage and analytical consumption. Dhaouadi et al. [17] present a comprehensive comparison of data warehousing process modeling approaches from classical to contemporary trends, situating the medallion pattern within the broader evolution of data engineering practices. Ponnusamy [18] traces the evolution of enterprise data warehousing from Management Information Systems through data marts to modern cloud-based processing, noting that medallion architecture represents a convergence of data vault modeling principles with cloud-native data engineering patterns.</w:t>
-      </w:r>
-    </w:p>
-    <w:p>
-      <w:pPr>
-        <w:spacing w:before="240" w:after="120"/>
-      </w:pPr>
-      <w:r>
-        <w:rPr>
-          <w:b/>
-          <w:bCs/>
-        </w:rPr>
-        <w:lastRenderedPageBreak/>
-        <w:t>Data Management Challenges in Tax Administration</w:t>
+        <w:t>Government tax administrations worldwide face growing data management challenges as digital transformation accelerates. Gandomi and Haider [28] establish a foundational framework for understanding these challenges through the five V’s of Big Data — Volume, Velocity, Variety, Veracity, and Value — noting that the transition from traditional data processing to analytics-driven decision making requires robust architectural approaches. Oussous et al. [29] extend this analysis through a comprehensive survey of Big Data technologies, examining how modern data pipeline architectures address the challenges of scale and complexity in enterprise environments.</w:t>
       </w:r>
     </w:p>
     <w:p>
@@ -4822,16 +4691,9 @@
         <w:jc w:val="both"/>
       </w:pPr>
       <w:r>
-        <w:t>Government tax administrations worldwide face growing data management challenges as digital transformation accelerates. Gandomi and Haider [28] establish a foundational framework for understanding these challenges through the five V’s of Big Data — Volume, Velocity, Variety, Veracity, and Value — noting that the transition from traditional data processing to analytics-driven decision making requires robust architectural approaches. Oussous et al. [29] extend this analysis through a comprehensive survey of Big Data technologies, examining how modern data pipeline architectures address the challenges of scale and complexity in enterprise environments.</w:t>
-      </w:r>
-    </w:p>
-    <w:p>
-      <w:pPr>
-        <w:spacing w:after="120" w:line="360" w:lineRule="auto"/>
-        <w:jc w:val="both"/>
-      </w:pPr>
-      <w:r>
-        <w:t>In the specific context of tax administration, Shukla et al. [30] demonstrate the application of Big Data analytics for tax fraud detection in the government of Telangana, India, establishing that effective tax compliance analytics requires a well-structured data warehouse capable of integrating data from multiple sources and supporting complex analytical queries. The Inter-American Center of Tax Administrations (CIAT) [31] documents global experiences of Big Data adoption in tax agencies, including the US IRS, the UK HMRC, and Spain’s AEAT systems. As Cambodia’s General Department of Taxation (GDT) continues its digital transformation, the ability to manage growing data volumes through enterprise data warehouse architectures becomes a critical capability. While the current research operates at proof-of-concept scale, the Data Vault 2.0 methodology’s insert-only loading pattern, hash-based key generation, and hub-satellite separation provide an architectural foundation that can accommodate future growth toward larger data volumes [1][16][17], and the medallion architecture’s layered approach provides the structured transformation pipeline needed for converting raw data into actionable business intelligence.</w:t>
+        <w:t xml:space="preserve">In the specific context of tax administration, Shukla et al. [30] demonstrate the application of Big Data analytics for tax fraud detection in the government of Telangana, India, establishing that effective tax compliance analytics requires a well-structured data warehouse capable of integrating data from multiple sources and supporting complex analytical queries. The Inter-American Center of Tax Administrations (CIAT) [31] documents global experiences of Big Data adoption in tax agencies, including the US IRS, the UK HMRC, and Spain’s AEAT systems. As Cambodia’s General Department of Taxation (GDT) continues its digital transformation, the ability to manage growing data volumes through enterprise data warehouse architectures becomes a critical capability. While the current research </w:t>
+        <w:lastRenderedPageBreak/>
+        <w:t>operates at proof-of-concept scale, the Data Vault 2.0 methodology’s insert-only loading pattern, hash-based key generation, and hub-satellite separation provide an architectural foundation that can accommodate future growth toward larger data volumes [1][16][17], and the medallion architecture’s layered approach provides the structured transformation pipeline needed for converting raw data into actionable business intelligence.</w:t>
       </w:r>
     </w:p>
     <w:p>
@@ -4852,9 +4714,7 @@
         <w:jc w:val="both"/>
       </w:pPr>
       <w:r>
-        <w:t xml:space="preserve">Vassiliadis et al. [19] present a comprehensive survey of ETL technology covering conceptual and logical modeling of ETL processes, individual stage optimization, and end-to-end pipeline management. Their framework for categorizing ETL research informs our ETL control architecture design. The TPC-DI benchmark [20] provides a standardized approach for measuring ETL performance, establishing metrics for data </w:t>
-        <w:lastRenderedPageBreak/>
-        <w:t>load throughput, transformation efficiency, and pipeline cost that guide our performance evaluation methodology.</w:t>
+        <w:t>Vassiliadis et al. [19] present a comprehensive survey of ETL technology covering conceptual and logical modeling of ETL processes, individual stage optimization, and end-to-end pipeline management. Their framework for categorizing ETL research informs our ETL control architecture design. The TPC-DI benchmark [20] provides a standardized approach for measuring ETL performance, establishing metrics for data load throughput, transformation efficiency, and pipeline cost that guide our performance evaluation methodology.</w:t>
       </w:r>
     </w:p>
     <w:p>
@@ -4898,7 +4758,9 @@
         <w:jc w:val="both"/>
       </w:pPr>
       <w:r>
-        <w:t>The literature reviewed in this chapter reveals three converging themes that collectively motivate and inform this research. First, existing comparative studies of Data Vault 2.0 [9][10][11][12] demonstrate its theoretical and practical advantages in schema flexibility, auditability, and ETL resilience, but remain limited to either theoretical analysis or single-domain case studies without complete end-to-end implementations. Second, the medallion architecture pattern [2][26], combined with the broader evolution of data warehousing from classical approaches to modern layered architectures [16][17][18], provides a proven structural framework for organizing data processing from raw ingestion through analytical delivery. Third, the ETL literature [3][4][19][20] establishes essential principles — idempotency, watermark-based change detection, batch logging, and error isolation — that are critical for production-grade data pipeline reliability.</w:t>
+        <w:t xml:space="preserve">The literature reviewed in this chapter reveals three converging themes that collectively motivate and inform this research. First, existing comparative studies of Data Vault 2.0 [9][10][11][12] demonstrate its theoretical and practical advantages in schema flexibility, auditability, and ETL resilience, but remain limited to either theoretical analysis or single-domain case studies without complete end-to-end implementations. </w:t>
+        <w:lastRenderedPageBreak/>
+        <w:t>Second, the medallion architecture pattern [2][26], combined with the broader evolution of data warehousing from classical approaches to modern layered architectures [16][17][18], provides a proven structural framework for organizing data processing from raw ingestion through analytical delivery. Third, the ETL literature [3][4][19][20] establishes essential principles — idempotency, watermark-based change detection, batch logging, and error isolation — that are critical for production-grade data pipeline reliability.</w:t>
       </w:r>
     </w:p>
     <w:p>
@@ -4907,9 +4769,7 @@
         <w:jc w:val="both"/>
       </w:pPr>
       <w:r>
-        <w:t xml:space="preserve">This research synthesizes these three streams into a unified conceptual framework: Data Vault 2.0 methodology provides the core modeling approach (Hubs, Satellites, Links) for flexible and auditable data storage; the medallion architecture provides the structural layering (Staging, Bronze, Silver, Gold) that organizes data refinement from raw extraction to analytical consumption; and the ETL control framework provides the operational infrastructure (batch logging, step tracking, watermark management, error </w:t>
-        <w:lastRenderedPageBreak/>
-        <w:t>handling) that ensures pipeline reliability and observability. The application of this integrated framework to the Cambodia tax administration domain addresses the gap in government-specific Data Vault 2.0 implementations identified across the reviewed literature, while the inclusion of quantitative performance benchmarks addresses the empirical evidence gap noted in theoretical studies [9][12]. The following table positions this research relative to the key studies reviewed.</w:t>
+        <w:t>This research synthesizes these three streams into a unified conceptual framework: Data Vault 2.0 methodology provides the core modeling approach (Hubs, Satellites, Links) for flexible and auditable data storage; the medallion architecture provides the structural layering (Staging, Bronze, Silver, Gold) that organizes data refinement from raw extraction to analytical consumption; and the ETL control framework provides the operational infrastructure (batch logging, step tracking, watermark management, error handling) that ensures pipeline reliability and observability. The application of this integrated framework to the Cambodia tax administration domain addresses the gap in government-specific Data Vault 2.0 implementations identified across the reviewed literature, while the inclusion of POC evaluation evidence addresses the empirical evidence gap noted in theoretical studies [9][12]. The following table positions this research relative to the key studies reviewed.</w:t>
       </w:r>
     </w:p>
     <w:tbl>
@@ -5646,7 +5506,7 @@
               <w:jc w:val="center"/>
             </w:pPr>
             <w:r>
-              <w:t>End-to-end with benchmarks</w:t>
+              <w:t>End-to-end with POC evidence</w:t>
             </w:r>
           </w:p>
         </w:tc>
@@ -7500,7 +7360,7 @@
           <w:rFonts w:ascii="Arial" w:hAnsi="Arial"/>
           <w:sz w:val="22"/>
         </w:rPr>
-        <w:t xml:space="preserve">Noted: A comprehensive verification of the source database structure and sample data quality is documented in the companion </w:t>
+        <w:t xml:space="preserve">A comprehensive verification of the source database structure and sample data quality is documented in the companion </w:t>
       </w:r>
       <w:r>
         <w:rPr>
@@ -7548,19 +7408,6 @@
       </w:pPr>
       <w:r>
         <w:t>Key features of the ETL control framework include:</w:t>
-      </w:r>
-    </w:p>
-    <w:p>
-      <w:pPr>
-        <w:pStyle w:val="ListParagraph"/>
-        <w:numPr>
-          <w:ilvl w:val="0"/>
-          <w:numId w:val="8"/>
-        </w:numPr>
-        <w:spacing w:after="60" w:line="360" w:lineRule="auto"/>
-      </w:pPr>
-      <w:r>
-        <w:t>Configuration Management: Key-value store for runtime parameters (batch size, retry attempts, error thresholds).</w:t>
       </w:r>
     </w:p>
     <w:p>
@@ -8461,7 +8308,7 @@
         <w:spacing w:after="60" w:line="360" w:lineRule="auto"/>
       </w:pPr>
       <w:r>
-        <w:t>Incremental Load: Uses watermark values to extract only records modified since the last successful load. As discussed in Section 2.3, watermark-based loading was selected over Change Data Capture (CDC) for its simplicity, auditability, and alignment with the batch processing model. Applied at the staging layer; Bronze and higher layers inherently process only new staging records.</w:t>
+        <w:t>Incremental Load: Uses watermark values to extract only records modified since the last successful load. As discussed in Section 2.3, watermark-based loading was selected for its simplicity, auditability, and alignment with the batch processing model. Applied at the staging layer; Bronze and higher layers inherently process only new staging records.</w:t>
       </w:r>
     </w:p>
     <w:p>
@@ -15705,7 +15552,7 @@
           <w:noProof/>
         </w:rPr>
         <w:drawing>
-          <wp:anchor distT="0" distB="0" distL="114300" distR="114300" simplePos="0" relativeHeight="251658240" behindDoc="0" locked="0" layoutInCell="1" allowOverlap="1" wp14:anchorId="5E8729DC" wp14:editId="1B59B3B4">
+          <wp:anchor distT="0" distB="0" distL="114300" distR="114300" simplePos="0" relativeHeight="251658240" behindDoc="0" locked="0" layoutInCell="1" allowOverlap="1" wp14:anchorId="5E8729DC" wp14:editId="7B564A62">
             <wp:simplePos x="0" y="0"/>
             <wp:positionH relativeFrom="column">
               <wp:posOffset>3658</wp:posOffset>
@@ -15831,7 +15678,7 @@
           <w:noProof/>
         </w:rPr>
         <w:drawing>
-          <wp:anchor distT="0" distB="0" distL="114300" distR="114300" simplePos="0" relativeHeight="251659264" behindDoc="0" locked="0" layoutInCell="1" allowOverlap="1" wp14:anchorId="61613B30" wp14:editId="64CD8BBF">
+          <wp:anchor distT="0" distB="0" distL="114300" distR="114300" simplePos="0" relativeHeight="251659264" behindDoc="0" locked="0" layoutInCell="1" allowOverlap="1" wp14:anchorId="61613B30" wp14:editId="7D067227">
             <wp:simplePos x="0" y="0"/>
             <wp:positionH relativeFrom="column">
               <wp:posOffset>3658</wp:posOffset>
@@ -16059,7 +15906,7 @@
           <w:noProof/>
         </w:rPr>
         <w:drawing>
-          <wp:anchor distT="0" distB="0" distL="114300" distR="114300" simplePos="0" relativeHeight="251660288" behindDoc="0" locked="0" layoutInCell="1" allowOverlap="1" wp14:anchorId="7B754353" wp14:editId="04719601">
+          <wp:anchor distT="0" distB="0" distL="114300" distR="114300" simplePos="0" relativeHeight="251660288" behindDoc="0" locked="0" layoutInCell="1" allowOverlap="1" wp14:anchorId="7B754353" wp14:editId="09F0FC29">
             <wp:simplePos x="0" y="0"/>
             <wp:positionH relativeFrom="column">
               <wp:posOffset>3658</wp:posOffset>
@@ -16963,7 +16810,9 @@
         </w:rPr>
       </w:pPr>
       <w:r>
-        <w:t>The proof-of-concept demonstrations were conducted on a single development environment configuration (Google Cloud e2-standard-4 VM, 16GB RAM). Variations in hardware specifications, SQL Server configuration parameters, and concurrent workload conditions could affect the observed ETL execution behavior. To mitigate this, all POC demonstrations were executed under identical conditions on the same hardware, and results were verified through reproducible SQL scripts.</w:t>
+        <w:t xml:space="preserve">The proof-of-concept demonstrations were conducted on a single development environment configuration (Google Cloud e2-standard-4 VM, 16GB RAM). Variations in hardware specifications, SQL Server configuration parameters, and concurrent </w:t>
+        <w:lastRenderedPageBreak/>
+        <w:t>workload conditions could affect the observed ETL execution behavior. To mitigate this, all POC demonstrations were executed under identical conditions on the same hardware, and results were verified through reproducible SQL scripts.</w:t>
       </w:r>
     </w:p>
     <w:p>
@@ -17003,36 +16852,24 @@
       <w:pPr>
         <w:spacing w:after="120" w:line="360" w:lineRule="auto"/>
         <w:jc w:val="both"/>
-      </w:pPr>
-      <w:r>
-        <w:t>The evaluation criteria used in the POC assessment were selected based on the identified challenges in Section 1.2 and informed by prior comparative studies [9][10][11]. However, additional criteria such as data governance integration, real-time processing capability, quantitative performance benchmarking, and team skill requirements may also be relevant for a comprehensive technology selection decision in production contexts.</w:t>
-      </w:r>
-    </w:p>
-    <w:p>
-      <w:pPr>
         <w:rPr>
           <w:b/>
           <w:bCs/>
         </w:rPr>
       </w:pPr>
       <w:r>
+        <w:t>The evaluation criteria used in the POC assessment were selected based on the identified challenges in Section 1.2 and informed by prior comparative studies [9][10][11]. However, additional criteria such as data governance integration, real-time processing capability, quantitative performance benchmarking, and team skill requirements may also be relevant for a comprehensive technology selection decision in production contexts.</w:t>
+      </w:r>
+    </w:p>
+    <w:p>
+      <w:pPr>
+        <w:spacing w:before="240" w:after="120"/>
+      </w:pPr>
+      <w:r>
         <w:rPr>
           <w:b/>
           <w:bCs/>
         </w:rPr>
-        <w:br w:type="page"/>
-      </w:r>
-    </w:p>
-    <w:p>
-      <w:pPr>
-        <w:spacing w:before="240" w:after="120"/>
-      </w:pPr>
-      <w:r>
-        <w:rPr>
-          <w:b/>
-          <w:bCs/>
-        </w:rPr>
-        <w:lastRenderedPageBreak/>
         <w:t>Conclusion Validity</w:t>
       </w:r>
     </w:p>
@@ -17089,7 +16926,7 @@
         <w:jc w:val="both"/>
       </w:pPr>
       <w:r>
-        <w:t>This research successfully designed, implemented, and evaluated a complete Data Vault 2.0 data warehouse for the Cambodia tax system using medallion architecture on Microsoft SQL Server. The implementation demonstrates that Data Vault 2.0 provides a robust, auditable, and flexible foundation for data warehousing in government tax administration contexts where historical completeness, source system adaptability, and regulatory compliance are critical requirements.</w:t>
+        <w:t>This research successfully designed, implemented, and evaluated a complete Data Vault 2.0 data warehouse for the Cambodia tax system using medallion architecture on Microsoft SQL Server 2025. The implementation demonstrates that Data Vault 2.0 provides a robust, auditable, and flexible foundation for data warehousing in government tax administration contexts where historical completeness, source system adaptability, and regulatory compliance are critical requirements.</w:t>
       </w:r>
     </w:p>
     <w:p>
@@ -17116,7 +16953,9 @@
         <w:jc w:val="both"/>
       </w:pPr>
       <w:r>
-        <w:t>The proof-of-concept evaluation across four identified challenges — schema rigidity, historical tracking, scalable ETL, and business rules derivation — provides concrete evidence that the implemented architecture addresses each challenge with measurable improvements over traditional approaches. A qualitative architectural comparison with the Kimball approach indicates that Data Vault 2.0 with medallion architecture offers superior schema adaptability, historical completeness, auditability, and failure recovery at the cost of moderate increases in ETL complexity, storage footprint, and development effort. These trade-offs are justified in Cambodia's government tax administration context where regulatory compliance, auditability, and long-term adaptability outweigh raw performance considerations.</w:t>
+        <w:t xml:space="preserve">The proof-of-concept evaluation across four identified challenges — schema rigidity, historical tracking, scalable ETL, and business rules derivation — provides concrete evidence that the implemented architecture addresses each challenge with measurable improvements over traditional approaches. Prior comparative studies [9][10][11] indicate that Data Vault 2.0 offers superior schema adaptability, historical completeness, and auditability compared to Kimball dimensional modeling, at the cost of moderate increases in ETL complexity and storage footprint. The POC evidence from this implementation is consistent with those findings, and these trade-offs are </w:t>
+        <w:lastRenderedPageBreak/>
+        <w:t>justified in Cambodia's government tax administration context where regulatory compliance, auditability, and long-term adaptability outweigh raw performance considerations.</w:t>
       </w:r>
     </w:p>
     <w:p>
@@ -17125,7 +16964,7 @@
         <w:jc w:val="both"/>
       </w:pPr>
       <w:r>
-        <w:t>The research contributes to the limited body of peer-reviewed literature on Data Vault 2.0 implementations by providing a complete end-to-end implementation, architectural comparisons, and domain-specific evidence from the Cambodia tax administration context.</w:t>
+        <w:t>The research contributes to the limited body of peer-reviewed literature on Data Vault 2.0 implementations by providing a complete end-to-end implementation and domain-specific evidence from the Cambodia tax administration context.</w:t>
       </w:r>
     </w:p>
     <w:p>
@@ -17192,7 +17031,7 @@
         <w:spacing w:after="60" w:line="360" w:lineRule="auto"/>
       </w:pPr>
       <w:r>
-        <w:t>Advanced Analytics: Build machine learning models on top of the Gold layer for predictive analytics such as compliance risk scoring, revenue forecasting, and anomaly detection.</w:t>
+        <w:t>Advanced Analytics: Build machine learning models on top of the Gold layer for predictive analytics such as compliance risk scoring, revenue forecasting, fraud detection, and anomaly detection.</w:t>
       </w:r>
     </w:p>
     <w:p>
@@ -17210,12 +17049,6 @@
       <w:r>
         <w:t>Performance Benchmarking and Optimization: Conduct quantitative performance benchmarks measuring ETL load times across all four layers (full load vs incremental load), query execution performance at multiple complexity levels comparing Gold layer vs Raw Vault queries, and scalability analysis with progressively increasing data volumes. Implement materialized views, columnstore indexes, table partitioning, and parallel loading strategies for production-scale data volumes.</w:t>
       </w:r>
-      <w:r>
-        <w:rPr>
-          <w:lang w:val="en-SG"/>
-        </w:rPr>
-      </w:r>
-      <w:r/>
     </w:p>
     <w:p>
       <w:pPr>
@@ -17557,7 +17390,7 @@
         <w:spacing w:after="120" w:line="360" w:lineRule="auto"/>
       </w:pPr>
       <w:r>
-        <w:t xml:space="preserve">[32] S. So, “Implementation Scenarios: Data Vault 2.0 Tax System Data Warehouse — Companion Document to Chapter 5 (Sections 5.2.5, 5.2.6, 5.2.7),” RUPP, 2026. </w:t>
+        <w:t xml:space="preserve">[32] S. So, “Implementation Scenarios: Data Vault 2.0 Tax System Data Warehouse — Companion Document to Chapter 5,” RUPP, 2026. </w:t>
         <w:lastRenderedPageBreak/>
         <w:t>[Step-by-step SQL scripts and SSMS screenshot evidence for Flexibility, Materialized Views, and Early Arriving Facts scenarios]</w:t>
       </w:r>
@@ -20786,6 +20619,7 @@
   <w:style w:type="character" w:default="1" w:styleId="DefaultParagraphFont">
     <w:name w:val="Default Paragraph Font"/>
     <w:uiPriority w:val="1"/>
+    <w:semiHidden/>
     <w:unhideWhenUsed/>
   </w:style>
   <w:style w:type="table" w:default="1" w:styleId="TableNormal">

--- a/Documents/Final_Report.docx
+++ b/Documents/Final_Report.docx
@@ -845,6 +845,8 @@
       </w:pPr>
       <w:r>
         <w:t>Abstract</w:t>
+      </w:r>
+      <w:r>
         <w:tab/>
         <w:t>(III)</w:t>
       </w:r>
@@ -858,6 +860,8 @@
       </w:pPr>
       <w:r>
         <w:t>Supervisor's Research Supervision Statement</w:t>
+      </w:r>
+      <w:r>
         <w:tab/>
         <w:t>(IV)</w:t>
       </w:r>
@@ -871,6 +875,8 @@
       </w:pPr>
       <w:r>
         <w:t>Candidate’s Statement</w:t>
+      </w:r>
+      <w:r>
         <w:tab/>
         <w:t>(V)</w:t>
       </w:r>
@@ -884,6 +890,8 @@
       </w:pPr>
       <w:r>
         <w:t>Acknowledgement</w:t>
+      </w:r>
+      <w:r>
         <w:tab/>
         <w:t>(VI)</w:t>
       </w:r>
@@ -897,6 +905,8 @@
       </w:pPr>
       <w:r>
         <w:t>Table of Contents</w:t>
+      </w:r>
+      <w:r>
         <w:tab/>
         <w:t>(VII)</w:t>
       </w:r>
@@ -910,6 +920,8 @@
       </w:pPr>
       <w:r>
         <w:t>List of Tables</w:t>
+      </w:r>
+      <w:r>
         <w:tab/>
         <w:t>(VIII)</w:t>
       </w:r>
@@ -923,6 +935,8 @@
       </w:pPr>
       <w:r>
         <w:t>List of Figures</w:t>
+      </w:r>
+      <w:r>
         <w:tab/>
         <w:t>(IX)</w:t>
       </w:r>
@@ -957,6 +971,8 @@
       </w:pPr>
       <w:r>
         <w:t>1.1 Background to the Study</w:t>
+      </w:r>
+      <w:r>
         <w:tab/>
         <w:t>(1)</w:t>
       </w:r>
@@ -971,6 +987,8 @@
       </w:pPr>
       <w:r>
         <w:t>1.2 Problem Statement</w:t>
+      </w:r>
+      <w:r>
         <w:tab/>
         <w:t>(2)</w:t>
       </w:r>
@@ -985,6 +1003,8 @@
       </w:pPr>
       <w:r>
         <w:t>1.3 Aim and Objectives of the Study</w:t>
+      </w:r>
+      <w:r>
         <w:tab/>
         <w:t>(3)</w:t>
       </w:r>
@@ -999,6 +1019,8 @@
       </w:pPr>
       <w:r>
         <w:t>1.4 Research Gap and Contributions</w:t>
+      </w:r>
+      <w:r>
         <w:tab/>
         <w:t>(4)</w:t>
       </w:r>
@@ -1013,6 +1035,8 @@
       </w:pPr>
       <w:r>
         <w:t>1.5 Limitation and Scope</w:t>
+      </w:r>
+      <w:r>
         <w:tab/>
         <w:t>(5)</w:t>
       </w:r>
@@ -1047,6 +1071,8 @@
       </w:pPr>
       <w:r>
         <w:t>2.1 Data Vault 2.0 Methodology</w:t>
+      </w:r>
+      <w:r>
         <w:tab/>
         <w:t>(6)</w:t>
       </w:r>
@@ -1061,6 +1087,8 @@
       </w:pPr>
       <w:r>
         <w:t>2.2 Medallion Architecture for Data Warehousing</w:t>
+      </w:r>
+      <w:r>
         <w:tab/>
         <w:t>(8)</w:t>
       </w:r>
@@ -1075,6 +1103,8 @@
       </w:pPr>
       <w:r>
         <w:t>2.3 ETL Frameworks and Best Practices</w:t>
+      </w:r>
+      <w:r>
         <w:tab/>
         <w:t>(10)</w:t>
       </w:r>
@@ -1089,6 +1119,8 @@
       </w:pPr>
       <w:r>
         <w:t>2.4 Related Work</w:t>
+      </w:r>
+      <w:r>
         <w:tab/>
         <w:t>(12)</w:t>
       </w:r>
@@ -1103,6 +1135,8 @@
       </w:pPr>
       <w:r>
         <w:t>2.5 Summary and Conceptual Framework</w:t>
+      </w:r>
+      <w:r>
         <w:tab/>
         <w:t>(14)</w:t>
       </w:r>
@@ -1137,6 +1171,8 @@
       </w:pPr>
       <w:r>
         <w:t>3.1 System Architecture Overview</w:t>
+      </w:r>
+      <w:r>
         <w:tab/>
         <w:t>(15)</w:t>
       </w:r>
@@ -1151,6 +1187,8 @@
       </w:pPr>
       <w:r>
         <w:t>3.2 Source Database Design</w:t>
+      </w:r>
+      <w:r>
         <w:tab/>
         <w:t>(16)</w:t>
       </w:r>
@@ -1165,6 +1203,8 @@
       </w:pPr>
       <w:r>
         <w:t>3.3 ETL Control Framework</w:t>
+      </w:r>
+      <w:r>
         <w:tab/>
         <w:t>(17)</w:t>
       </w:r>
@@ -1179,6 +1219,8 @@
       </w:pPr>
       <w:r>
         <w:t>3.4 Data Warehouse Layer Design</w:t>
+      </w:r>
+      <w:r>
         <w:tab/>
         <w:t>(18)</w:t>
       </w:r>
@@ -1193,6 +1235,8 @@
       </w:pPr>
       <w:r>
         <w:t>3.5 ETL Pipeline Design</w:t>
+      </w:r>
+      <w:r>
         <w:tab/>
         <w:t>(20)</w:t>
       </w:r>
@@ -1207,6 +1251,8 @@
       </w:pPr>
       <w:r>
         <w:t>3.6 Technology Stack</w:t>
+      </w:r>
+      <w:r>
         <w:tab/>
         <w:t>(22)</w:t>
       </w:r>
@@ -1241,6 +1287,8 @@
       </w:pPr>
       <w:r>
         <w:t>4.1 Staging Layer Implementation</w:t>
+      </w:r>
+      <w:r>
         <w:tab/>
         <w:t>(23)</w:t>
       </w:r>
@@ -1255,6 +1303,8 @@
       </w:pPr>
       <w:r>
         <w:t>4.2 Bronze Layer Implementation (Data Vault)</w:t>
+      </w:r>
+      <w:r>
         <w:tab/>
         <w:t>(25)</w:t>
       </w:r>
@@ -1269,6 +1319,8 @@
       </w:pPr>
       <w:r>
         <w:t>4.3 Silver Layer Implementation (Business Vault)</w:t>
+      </w:r>
+      <w:r>
         <w:tab/>
         <w:t>(28)</w:t>
       </w:r>
@@ -1283,6 +1335,8 @@
       </w:pPr>
       <w:r>
         <w:t>4.4 Gold Layer Implementation (Information Vault)</w:t>
+      </w:r>
+      <w:r>
         <w:tab/>
         <w:t>(30)</w:t>
       </w:r>
@@ -1297,6 +1351,8 @@
       </w:pPr>
       <w:r>
         <w:t>4.5 Master Orchestration</w:t>
+      </w:r>
+      <w:r>
         <w:tab/>
         <w:t>(32)</w:t>
       </w:r>
@@ -1332,6 +1388,8 @@
       <w:r>
         <w:lastRenderedPageBreak/>
         <w:t>5.1 Results</w:t>
+      </w:r>
+      <w:r>
         <w:tab/>
         <w:t>(34)</w:t>
       </w:r>
@@ -1346,6 +1404,8 @@
       </w:pPr>
       <w:r>
         <w:t>5.2 Discussion</w:t>
+      </w:r>
+      <w:r>
         <w:tab/>
         <w:t>(36)</w:t>
       </w:r>
@@ -1360,6 +1420,8 @@
       </w:pPr>
       <w:r>
         <w:t>5.2.1 Challenge 1: Schema Rigidity</w:t>
+      </w:r>
+      <w:r>
         <w:tab/>
         <w:t>(36)</w:t>
       </w:r>
@@ -1374,6 +1436,8 @@
       </w:pPr>
       <w:r>
         <w:t>5.2.2 Challenge 2: Historical Tracking</w:t>
+      </w:r>
+      <w:r>
         <w:tab/>
         <w:t>(37)</w:t>
       </w:r>
@@ -1388,6 +1452,8 @@
       </w:pPr>
       <w:r>
         <w:t>5.2.3 Challenge 3: Scalable ETL with Error Handling</w:t>
+      </w:r>
+      <w:r>
         <w:tab/>
         <w:t>(38)</w:t>
       </w:r>
@@ -1402,6 +1468,8 @@
       </w:pPr>
       <w:r>
         <w:t>5.2.4 Challenge 4: Business Rules Gap</w:t>
+      </w:r>
+      <w:r>
         <w:tab/>
         <w:t>(39)</w:t>
       </w:r>
@@ -1416,6 +1484,8 @@
       </w:pPr>
       <w:r>
         <w:t>5.3 Threats to Validity</w:t>
+      </w:r>
+      <w:r>
         <w:tab/>
         <w:t>(46)</w:t>
       </w:r>
@@ -1489,6 +1559,8 @@
       </w:pPr>
       <w:r>
         <w:t>Appendix A: SQL Script Files</w:t>
+      </w:r>
+      <w:r>
         <w:tab/>
         <w:t>(53)</w:t>
       </w:r>
@@ -1503,6 +1575,8 @@
       </w:pPr>
       <w:r>
         <w:t>Appendix B: SSIS Package Inventory</w:t>
+      </w:r>
+      <w:r>
         <w:tab/>
         <w:t>(55)</w:t>
       </w:r>
@@ -1627,6 +1701,8 @@
       </w:pPr>
       <w:r>
         <w:t xml:space="preserve">This research implements a complete Data Vault 2.0 data warehouse for the Cambodia tax system on Microsoft SQL Server 2025. The Data Vault 2.0 methodology serves as the core modeling approach, providing Hubs, Satellites, and Links for flexible, auditable data storage. The medallion architecture (Staging, Bronze, Silver, Gold) </w:t>
+      </w:r>
+      <w:r>
         <w:lastRenderedPageBreak/>
         <w:t>provides the structural layering that organizes the ETL pipeline from raw ingestion through business transformation to analytical delivery.</w:t>
       </w:r>
@@ -1860,6 +1936,8 @@
       </w:pPr>
       <w:r>
         <w:t xml:space="preserve">Despite growing industry adoption of Data Vault 2.0, the academic literature remains limited in several respects. Yessad and Labiod [9] present a comparative theoretical study of Inmon, Kimball, and Data Vault approaches but do not provide a complete end-to-end implementation or reproducible proof-of-concept evaluation. Naamane and Jovanovic [10] conduct an empirical comparison in the telecommunications domain, providing evidence of Data Vault’s auditability advantages, but their work does not address government tax administration where regulatory compliance and audit trail requirements present distinct challenges. Vines [11] evaluates Data Vault versus dimensional modeling using the TPC-DS benchmark dataset, focusing on load speed and storage efficiency, but does not address the complete medallion architecture </w:t>
+      </w:r>
+      <w:r>
         <w:lastRenderedPageBreak/>
         <w:t>pipeline or government domain applications. A recent comparative analysis by Singh [12] examines architectural resilience across healthcare and financial contexts but relies on theoretical frameworks rather than hands-on implementation evidence.</w:t>
       </w:r>
@@ -1935,6 +2013,8 @@
       </w:pPr>
       <w:r>
         <w:t xml:space="preserve">A comprehensive Technical Implementation Guide document provided as a companion reproducibility artifact detailing the complete SSIS package architecture, connection manager configurations, parameter mappings, execution workflows, and step-by-step deployment instructions. This guide </w:t>
+      </w:r>
+      <w:r>
         <w:lastRenderedPageBreak/>
         <w:t>enables independent researchers and practitioners to reproduce the entire Data Vault 2.0 + Medallion pipeline on their own SQL Server environments, supporting the reproducibility principle essential for academic research validation.</w:t>
       </w:r>
@@ -2253,6 +2333,8 @@
       </w:pPr>
       <w:r>
         <w:t xml:space="preserve">A key advantage of Data Vault 2.0 over traditional approaches is its support for parallel and agile development. Because Hubs, Links, and Satellites are independent structures, multiple development teams can work simultaneously on different parts of the data </w:t>
+      </w:r>
+      <w:r>
         <w:lastRenderedPageBreak/>
         <w:t>warehouse without conflicts. Additionally, source system changes only affect the relevant Satellites, not the core Hub and Link structure, minimizing the impact of upstream changes on the data warehouse.</w:t>
       </w:r>
@@ -2878,6 +2960,8 @@
       </w:pPr>
       <w:r>
         <w:t xml:space="preserve">The Data Vault 2.0 methodology has been applied across industries including banking, insurance, healthcare, telecommunications, and government. Its emphasis on </w:t>
+      </w:r>
+      <w:r>
         <w:lastRenderedPageBreak/>
         <w:t>auditability and historical completeness makes it particularly suitable for regulated industries where data lineage and change tracking are mandatory requirements.</w:t>
       </w:r>
@@ -3544,6 +3628,7 @@
         <w:jc w:val="both"/>
       </w:pPr>
       <w:r>
+        <w:lastRenderedPageBreak/>
         <w:t>Batch logging and step tracking provide observability into ETL execution. A well-designed ETL control framework records batch start and end times, records processed and inserted, error counts, and execution status for each step within a batch. This information is essential for monitoring pipeline health, diagnosing failures, and supporting audit requirements. Parent-child package patterns enable parameter passing (such as BatchID and LoadType) across the pipeline while maintaining clear separation between processing stages. Hash-based change detection at the Bronze layer compares incoming record hashes against existing satellite records, where changed values trigger new row insertions. This insert-only, hash-based approach eliminates the need for complex upsert logic and ensures pipeline recoverability after partial failures.</w:t>
       </w:r>
     </w:p>
@@ -3577,8 +3662,8 @@
         <w:tblLook w:val="04A0" w:firstRow="1" w:lastRow="0" w:firstColumn="1" w:lastColumn="0" w:noHBand="0" w:noVBand="1"/>
       </w:tblPr>
       <w:tblGrid>
-        <w:gridCol w:w="2547"/>
-        <w:gridCol w:w="5759"/>
+        <w:gridCol w:w="2500"/>
+        <w:gridCol w:w="5806"/>
       </w:tblGrid>
       <w:tr>
         <w:tc>
@@ -3967,7 +4052,11 @@
         <w:t xml:space="preserve"> </w:t>
       </w:r>
       <w:r>
-        <w:t>no experimental implementation or benchmarks; purely theoretical with no empirical evidence; does not address specific domain applications or real-world deployment scenarios.</w:t>
+        <w:t xml:space="preserve">no experimental implementation or benchmarks; purely theoretical with </w:t>
+      </w:r>
+      <w:r>
+        <w:lastRenderedPageBreak/>
+        <w:t>no empirical evidence; does not address specific domain applications or real-world deployment scenarios.</w:t>
       </w:r>
     </w:p>
     <w:p>
@@ -3982,9 +4071,7 @@
         <w:t>Naamane and Jovanovic [10]</w:t>
       </w:r>
       <w:r>
-        <w:t xml:space="preserve"> extend this with an empirical comparison in the telecommunications domain, implementing a Customer Experience Data Mart using both Kimball star schema and Data Vault 2.0 with materialized data marts. Their </w:t>
-        <w:lastRenderedPageBreak/>
-        <w:t xml:space="preserve">findings provide evidence that Data Vault offers superior auditability and ETL patterns but acknowledges insufficient performance for direct reporting without a dimensional presentation layer — a limitation our medallion architecture addresses through the Gold star schema layer. </w:t>
+        <w:t xml:space="preserve"> extend this with an empirical comparison in the telecommunications domain, implementing a Customer Experience Data Mart using both Kimball star schema and Data Vault 2.0 with materialized data marts. Their findings provide evidence that Data Vault offers superior auditability and ETL patterns but acknowledges insufficient performance for direct reporting without a dimensional presentation layer — a limitation our medallion architecture addresses through the Gold star schema layer. </w:t>
       </w:r>
       <w:r>
         <w:rPr>
@@ -4056,6 +4143,11 @@
       <w:pPr>
         <w:spacing w:after="120" w:line="360" w:lineRule="auto"/>
         <w:jc w:val="both"/>
+        <w:rPr>
+          <w:b/>
+          <w:color w:val="0D1B3E"/>
+          <w:sz w:val="20"/>
+        </w:rPr>
       </w:pPr>
       <w:r>
         <w:rPr>
@@ -4086,6 +4178,7 @@
         <w:rPr>
           <w:b/>
         </w:rPr>
+        <w:lastRenderedPageBreak/>
         <w:t>Weaknesses:</w:t>
       </w:r>
       <w:r>
@@ -4100,39 +4193,12 @@
       </w:r>
     </w:p>
     <w:p>
-      <w:pPr>
+      <w:r>
         <w:rPr>
           <w:b/>
           <w:color w:val="0D1B3E"/>
           <w:sz w:val="20"/>
         </w:rPr>
-      </w:pPr>
-    </w:p>
-    <w:p>
-      <w:pPr>
-        <w:rPr>
-          <w:b/>
-          <w:color w:val="0D1B3E"/>
-          <w:sz w:val="20"/>
-        </w:rPr>
-      </w:pPr>
-      <w:r>
-        <w:rPr>
-          <w:b/>
-          <w:color w:val="0D1B3E"/>
-          <w:sz w:val="20"/>
-        </w:rPr>
-        <w:br w:type="page"/>
-      </w:r>
-    </w:p>
-    <w:p>
-      <w:r>
-        <w:rPr>
-          <w:b/>
-          <w:color w:val="0D1B3E"/>
-          <w:sz w:val="20"/>
-        </w:rPr>
-        <w:lastRenderedPageBreak/>
         <w:t xml:space="preserve">Table 2.1: </w:t>
       </w:r>
       <w:r>
@@ -4284,6 +4350,11 @@
                 <w:sz w:val="20"/>
               </w:rPr>
               <w:t>Yessad &amp; Labiod (2016)</w:t>
+            </w:r>
+            <w:r>
+              <w:rPr>
+                <w:sz w:val="20"/>
+              </w:rPr>
               <w:br/>
               <w:t>IEEE ICSRS</w:t>
             </w:r>
@@ -4368,6 +4439,11 @@
                 <w:sz w:val="20"/>
               </w:rPr>
               <w:t>Naamane &amp; Jovanovic (2016)</w:t>
+            </w:r>
+            <w:r>
+              <w:rPr>
+                <w:sz w:val="20"/>
+              </w:rPr>
               <w:br/>
               <w:t>IJCSI</w:t>
             </w:r>
@@ -4454,6 +4530,11 @@
                 <w:sz w:val="20"/>
               </w:rPr>
               <w:t>Vines (2024)</w:t>
+            </w:r>
+            <w:r>
+              <w:rPr>
+                <w:sz w:val="20"/>
+              </w:rPr>
               <w:br/>
               <w:t>Springer IE Conf.</w:t>
             </w:r>
@@ -4538,6 +4619,11 @@
                 <w:sz w:val="20"/>
               </w:rPr>
               <w:t>Singh (2025)</w:t>
+            </w:r>
+            <w:r>
+              <w:rPr>
+                <w:sz w:val="20"/>
+              </w:rPr>
               <w:br/>
               <w:t>IJARSCT</w:t>
             </w:r>
@@ -4622,18 +4708,14 @@
       <w:pPr>
         <w:spacing w:after="120" w:line="360" w:lineRule="auto"/>
         <w:jc w:val="both"/>
-      </w:pPr>
-      <w:r>
-        <w:t>The challenge of schema evolution in data warehouses has been extensively studied. Bellahsene [13] addresses schema evolution and maintenance in data warehousing systems when underlying data sources change, presenting approaches for dynamically adapting warehouse views. Arora and Gosain [14] survey schema evolution techniques including schema versioning, temporal warehousing, and view maintenance, providing a comparative analysis of methodologies for handling structural changes. Fan and Poulovassilis [23] propose a schema transformation-based approach to schema evolution in data warehousing environments, defining a formal framework of primitive and composite transformations that can be applied to evolving warehouse schemas. Oueslati and Akaichi [24] complement this with a comprehensive survey of data warehouse evolution research, categorizing approaches into schema evolution, data evolution, and ETL evolution, and identifying open challenges in maintaining semantic consistency across schema versions. Subotic [15] proposes a meta-Data Vault model integrating the data warehouse with master data management systems to address schema evolution challenges, tracking data origins, history of changes, and preventing data loss. These studies collectively establish that schema evolution remains a significant challenge in traditional data warehousing, motivating our adoption of the Data Vault 2.0 modeling pattern which inherently accommodates source system changes through its hub-satellite separation.</w:t>
-      </w:r>
-    </w:p>
-    <w:p>
-      <w:pPr>
         <w:rPr>
           <w:b/>
           <w:bCs/>
         </w:rPr>
       </w:pPr>
+      <w:r>
+        <w:t>The challenge of schema evolution in data warehouses has been extensively studied. Bellahsene [13] addresses schema evolution and maintenance in data warehousing systems when underlying data sources change, presenting approaches for dynamically adapting warehouse views. Arora and Gosain [14] survey schema evolution techniques including schema versioning, temporal warehousing, and view maintenance, providing a comparative analysis of methodologies for handling structural changes. Fan and Poulovassilis [23] propose a schema transformation-based approach to schema evolution in data warehousing environments, defining a formal framework of primitive and composite transformations that can be applied to evolving warehouse schemas. Oueslati and Akaichi [24] complement this with a comprehensive survey of data warehouse evolution research, categorizing approaches into schema evolution, data evolution, and ETL evolution, and identifying open challenges in maintaining semantic consistency across schema versions. Subotic [15] proposes a meta-Data Vault model integrating the data warehouse with master data management systems to address schema evolution challenges, tracking data origins, history of changes, and preventing data loss. These studies collectively establish that schema evolution remains a significant challenge in traditional data warehousing, motivating our adoption of the Data Vault 2.0 modeling pattern which inherently accommodates source system changes through its hub-satellite separation.</w:t>
+      </w:r>
       <w:r>
         <w:rPr>
           <w:b/>
@@ -4692,6 +4774,8 @@
       </w:pPr>
       <w:r>
         <w:t xml:space="preserve">In the specific context of tax administration, Shukla et al. [30] demonstrate the application of Big Data analytics for tax fraud detection in the government of Telangana, India, establishing that effective tax compliance analytics requires a well-structured data warehouse capable of integrating data from multiple sources and supporting complex analytical queries. The Inter-American Center of Tax Administrations (CIAT) [31] documents global experiences of Big Data adoption in tax agencies, including the US IRS, the UK HMRC, and Spain’s AEAT systems. As Cambodia’s General Department of Taxation (GDT) continues its digital transformation, the ability to manage growing data volumes through enterprise data warehouse architectures becomes a critical capability. While the current research </w:t>
+      </w:r>
+      <w:r>
         <w:lastRenderedPageBreak/>
         <w:t>operates at proof-of-concept scale, the Data Vault 2.0 methodology’s insert-only loading pattern, hash-based key generation, and hub-satellite separation provide an architectural foundation that can accommodate future growth toward larger data volumes [1][16][17], and the medallion architecture’s layered approach provides the structured transformation pipeline needed for converting raw data into actionable business intelligence.</w:t>
       </w:r>
@@ -4759,6 +4843,8 @@
       </w:pPr>
       <w:r>
         <w:t xml:space="preserve">The literature reviewed in this chapter reveals three converging themes that collectively motivate and inform this research. First, existing comparative studies of Data Vault 2.0 [9][10][11][12] demonstrate its theoretical and practical advantages in schema flexibility, auditability, and ETL resilience, but remain limited to either theoretical analysis or single-domain case studies without complete end-to-end implementations. </w:t>
+      </w:r>
+      <w:r>
         <w:lastRenderedPageBreak/>
         <w:t>Second, the medallion architecture pattern [2][26], combined with the broader evolution of data warehousing from classical approaches to modern layered architectures [16][17][18], provides a proven structural framework for organizing data processing from raw ingestion through analytical delivery. Third, the ETL literature [3][4][19][20] establishes essential principles — idempotency, watermark-based change detection, batch logging, and error isolation — that are critical for production-grade data pipeline reliability.</w:t>
       </w:r>
@@ -7472,7 +7558,6 @@
         <w:spacing w:after="60" w:line="360" w:lineRule="auto"/>
       </w:pPr>
       <w:r>
-        <w:lastRenderedPageBreak/>
         <w:t>Error Handling: Standardized error capture with SSIS OnError Event Handlers and error message logging at both batch and step levels.</w:t>
       </w:r>
     </w:p>
@@ -7487,6 +7572,7 @@
           <w:sz w:val="28"/>
           <w:szCs w:val="28"/>
         </w:rPr>
+        <w:lastRenderedPageBreak/>
         <w:t>3.4 Data Warehouse Layer Design</w:t>
       </w:r>
     </w:p>
@@ -8760,7 +8846,6 @@
           </w:tcPr>
           <w:p>
             <w:r>
-              <w:lastRenderedPageBreak/>
               <w:t>Visual Studio Community</w:t>
             </w:r>
           </w:p>
@@ -13545,6 +13630,8 @@
       </w:pPr>
       <w:r>
         <w:t>The SSIS implementation follows a hierarchical package design with three master packages: Master_Complete_Pipeline.dtsx (entry point), Master_Full_Load.dtsx, and Master_Incremental_Load.dtsx. The entry point package evaluates the load type and branches to the appropriate full or incremental pipeline. Each pipeline calls 8 orchestrator packages (2 Staging, 3 Bronze, 1 Silver, 2 Gold) which in turn call child packages for individual table loads. All packages implement OnError event handlers at both child and orchestrator levels: child packages call usp_EndStep + usp_LogError (4-</w:t>
+      </w:r>
+      <w:r>
         <w:lastRenderedPageBreak/>
         <w:t>param) to mark failed steps, while orchestrators call usp_LogError only since they do not own steps. Master_Complete_Pipeline.dtsx owns the batch lifecycle and calls usp_EndBatch on error. Error propagation is controlled via Propagate=False and MaximumErrorCount settings to allow sibling packages to continue when independent steps fail.</w:t>
       </w:r>
@@ -15552,7 +15639,7 @@
           <w:noProof/>
         </w:rPr>
         <w:drawing>
-          <wp:anchor distT="0" distB="0" distL="114300" distR="114300" simplePos="0" relativeHeight="251658240" behindDoc="0" locked="0" layoutInCell="1" allowOverlap="1" wp14:anchorId="5E8729DC" wp14:editId="7B564A62">
+          <wp:anchor distT="0" distB="0" distL="114300" distR="114300" simplePos="0" relativeHeight="251658240" behindDoc="0" locked="0" layoutInCell="1" allowOverlap="1" wp14:anchorId="5E8729DC" wp14:editId="0EF2A2E1">
             <wp:simplePos x="0" y="0"/>
             <wp:positionH relativeFrom="column">
               <wp:posOffset>3658</wp:posOffset>
@@ -15678,7 +15765,7 @@
           <w:noProof/>
         </w:rPr>
         <w:drawing>
-          <wp:anchor distT="0" distB="0" distL="114300" distR="114300" simplePos="0" relativeHeight="251659264" behindDoc="0" locked="0" layoutInCell="1" allowOverlap="1" wp14:anchorId="61613B30" wp14:editId="7D067227">
+          <wp:anchor distT="0" distB="0" distL="114300" distR="114300" simplePos="0" relativeHeight="251659264" behindDoc="0" locked="0" layoutInCell="1" allowOverlap="1" wp14:anchorId="61613B30" wp14:editId="762F4839">
             <wp:simplePos x="0" y="0"/>
             <wp:positionH relativeFrom="column">
               <wp:posOffset>3658</wp:posOffset>
@@ -15769,6 +15856,8 @@
       </w:pPr>
       <w:r>
         <w:t xml:space="preserve">The implemented ETL Control Framework addresses this with a comprehensive BatchLog and StepLog system [4][19]. Every SSIS child package includes OnError Event Handlers with automatic step-level logging. The framework records batch start/end times, step-level status (Success/Failed), row counts, execution duration, and detailed error messages. When failures occur, independent steps continue processing, </w:t>
+      </w:r>
+      <w:r>
         <w:lastRenderedPageBreak/>
         <w:t>and the failed step can be identified and re-executed without re-running the entire pipeline.</w:t>
       </w:r>
@@ -15876,6 +15965,8 @@
       </w:pPr>
       <w:r>
         <w:t xml:space="preserve">The implemented architecture addresses this through two layers: the Silver (Business Vault) layer computes derived metrics such as compliance scores, on-time payment rates, and risk levels using consistent business rules [1][2]; the Gold (Star Schema) </w:t>
+      </w:r>
+      <w:r>
         <w:lastRenderedPageBreak/>
         <w:t>layer then organizes these metrics into dimensional models with pre-aggregated Fact tables suitable for BI dashboard consumption.</w:t>
       </w:r>
@@ -15906,7 +15997,7 @@
           <w:noProof/>
         </w:rPr>
         <w:drawing>
-          <wp:anchor distT="0" distB="0" distL="114300" distR="114300" simplePos="0" relativeHeight="251660288" behindDoc="0" locked="0" layoutInCell="1" allowOverlap="1" wp14:anchorId="7B754353" wp14:editId="09F0FC29">
+          <wp:anchor distT="0" distB="0" distL="114300" distR="114300" simplePos="0" relativeHeight="251660288" behindDoc="0" locked="0" layoutInCell="1" allowOverlap="1" wp14:anchorId="7B754353" wp14:editId="230E49BB">
             <wp:simplePos x="0" y="0"/>
             <wp:positionH relativeFrom="column">
               <wp:posOffset>3658</wp:posOffset>
@@ -16811,6 +16902,8 @@
       </w:pPr>
       <w:r>
         <w:t xml:space="preserve">The proof-of-concept demonstrations were conducted on a single development environment configuration (Google Cloud e2-standard-4 VM, 16GB RAM). Variations in hardware specifications, SQL Server configuration parameters, and concurrent </w:t>
+      </w:r>
+      <w:r>
         <w:lastRenderedPageBreak/>
         <w:t>workload conditions could affect the observed ETL execution behavior. To mitigate this, all POC demonstrations were executed under identical conditions on the same hardware, and results were verified through reproducible SQL scripts.</w:t>
       </w:r>
@@ -16954,6 +17047,8 @@
       </w:pPr>
       <w:r>
         <w:t xml:space="preserve">The proof-of-concept evaluation across four identified challenges — schema rigidity, historical tracking, scalable ETL, and business rules derivation — provides concrete evidence that the implemented architecture addresses each challenge with measurable improvements over traditional approaches. Prior comparative studies [9][10][11] indicate that Data Vault 2.0 offers superior schema adaptability, historical completeness, and auditability compared to Kimball dimensional modeling, at the cost of moderate increases in ETL complexity and storage footprint. The POC evidence from this implementation is consistent with those findings, and these trade-offs are </w:t>
+      </w:r>
+      <w:r>
         <w:lastRenderedPageBreak/>
         <w:t>justified in Cambodia's government tax administration context where regulatory compliance, auditability, and long-term adaptability outweigh raw performance considerations.</w:t>
       </w:r>
@@ -17200,6 +17295,8 @@
       </w:pPr>
       <w:r>
         <w:t xml:space="preserve">[11] A. Vines, "Performance Evaluation of Data Vault and Dimensional Modeling: Insights from TPC-DS Dataset Analysis," in Proc. 23rd Int. Conf. Informatics in </w:t>
+      </w:r>
+      <w:r>
         <w:lastRenderedPageBreak/>
         <w:t>Economy (IE 2024), Smart Innovation, Systems and Technologies, vol. 426, pp. 27-37, Springer, 2025.</w:t>
       </w:r>
@@ -17390,9 +17487,11 @@
         <w:spacing w:after="120" w:line="360" w:lineRule="auto"/>
       </w:pPr>
       <w:r>
-        <w:t xml:space="preserve">[32] S. So, “Implementation Scenarios: Data Vault 2.0 Tax System Data Warehouse — Companion Document to Chapter 5,” RUPP, 2026. </w:t>
+        <w:t xml:space="preserve">[32] S. So, “Implementation Scenarios: Data Vault 2.0 Tax System Data Warehouse — Companion Document to Chapter 5,” RUPP, 2026. [Step-by-step SQL scripts and </w:t>
+      </w:r>
+      <w:r>
         <w:lastRenderedPageBreak/>
-        <w:t>[Step-by-step SQL scripts and SSMS screenshot evidence for Flexibility, Materialized Views, and Early Arriving Facts scenarios]</w:t>
+        <w:t>SSMS screenshot evidence for Flexibility, Materialized Views, and Early Arriving Facts scenarios]</w:t>
       </w:r>
     </w:p>
     <w:p>

--- a/Documents/Final_Report.docx
+++ b/Documents/Final_Report.docx
@@ -684,27 +684,214 @@
           <w:szCs w:val="20"/>
           <w:cs/>
         </w:rPr>
-        <w:t>អគ្គនាយកដ្ឋានពន្ធដារនៃប្រទេសកម្ពុជាកំពុងប្រឈមមុខនឹងសម្ពាធកាន់តែខ្លាំងឡើង ក្នុងការធ្វើទំនើបកម្មហេដ្ឋារចនាសម្ព័ន្ធទិន្នន័យរបស់ខ្លួន ខណៈពេលដែលរដ្ឋបាលសារពើពន្ធមានការកើនឡើងនូវទំហំ ភាពស្មុគស្មាញនៃបទប្បញ្ញត្តិ និងតម្រូវការនៃការរាយការណ៍។ វិធីសាស្ត្រ</w:t>
+        <w:t>អគ្គនាយកដ្ឋានពន្ធដារនៃប្រទេសកម្ពុជាកំពុងប្រឈមមុខនឹងសម្ពាធក្នុងការធ្វើទំនើបកម្មហេដ្ឋារចនាសម្ព័ន្ធទិន្នន័យរបស់ខ្លួន ខណៈពេលដែលរដ្ឋបាលសារពើពន្ធមានការកើនឡើងនូវ</w:t>
       </w:r>
       <w:r>
         <w:rPr>
           <w:rFonts w:ascii="Khmer OS Siemreap" w:hAnsi="Khmer OS Siemreap" w:cs="Khmer OS Siemreap"/>
           <w:sz w:val="20"/>
           <w:szCs w:val="20"/>
+          <w:lang w:val="ca-ES"/>
+        </w:rPr>
+        <w:t>ប្រតិបត្តិការ</w:t>
+      </w:r>
+      <w:r>
+        <w:rPr>
+          <w:rFonts w:ascii="Khmer OS Siemreap" w:hAnsi="Khmer OS Siemreap" w:cs="Khmer OS Siemreap"/>
+          <w:sz w:val="20"/>
+          <w:szCs w:val="20"/>
+          <w:cs/>
+        </w:rPr>
+        <w:t xml:space="preserve"> ភាពស្មុគស្មាញនៃបទប្បញ្ញត្តិ និងតម្រូវការរ</w:t>
+      </w:r>
+      <w:r>
+        <w:rPr>
+          <w:rFonts w:ascii="Khmer OS Siemreap" w:hAnsi="Khmer OS Siemreap" w:cs="Khmer OS Siemreap"/>
+          <w:sz w:val="20"/>
+          <w:szCs w:val="20"/>
+        </w:rPr>
+        <w:t>បាយ</w:t>
+      </w:r>
+      <w:r>
+        <w:rPr>
+          <w:rFonts w:ascii="Khmer OS Siemreap" w:hAnsi="Khmer OS Siemreap" w:cs="Khmer OS Siemreap"/>
+          <w:sz w:val="20"/>
+          <w:szCs w:val="20"/>
+          <w:cs/>
+        </w:rPr>
+        <w:t xml:space="preserve">ការណ៍។ </w:t>
+      </w:r>
+      <w:r>
+        <w:rPr>
+          <w:rFonts w:ascii="Khmer OS Siemreap" w:hAnsi="Khmer OS Siemreap" w:cs="Khmer OS Siemreap" w:hint="cs"/>
+          <w:sz w:val="20"/>
+          <w:szCs w:val="20"/>
+          <w:cs/>
+        </w:rPr>
+        <w:t>ការអភិវឌ្ឍន៍ឃ្លាំទិន្នន័យ</w:t>
+      </w:r>
+      <w:r>
+        <w:rPr>
+          <w:rFonts w:ascii="Khmer OS Siemreap" w:hAnsi="Khmer OS Siemreap" w:cs="Khmer OS Siemreap"/>
+          <w:sz w:val="20"/>
+          <w:szCs w:val="20"/>
+          <w:lang w:val="ca-ES"/>
+        </w:rPr>
+        <w:t>(</w:t>
+      </w:r>
+      <w:r>
+        <w:rPr>
+          <w:rFonts w:ascii="Khmer OS Siemreap" w:hAnsi="Khmer OS Siemreap" w:cs="Khmer OS Siemreap"/>
+          <w:sz w:val="20"/>
+          <w:szCs w:val="20"/>
+        </w:rPr>
+        <w:t xml:space="preserve">Data Warehouse) </w:t>
+      </w:r>
+      <w:r>
+        <w:rPr>
+          <w:rFonts w:ascii="Khmer OS Siemreap" w:hAnsi="Khmer OS Siemreap" w:cs="Khmer OS Siemreap"/>
+          <w:sz w:val="20"/>
+          <w:szCs w:val="20"/>
+          <w:cs/>
+        </w:rPr>
+        <w:t>ជាលក្ខណៈប្រពៃណីជាពិសេសគឺ</w:t>
+      </w:r>
+      <w:r>
+        <w:rPr>
+          <w:rFonts w:ascii="Khmer OS Siemreap" w:hAnsi="Khmer OS Siemreap" w:cs="Khmer OS Siemreap"/>
+          <w:sz w:val="20"/>
+          <w:szCs w:val="20"/>
+        </w:rPr>
+        <w:t xml:space="preserve"> Kimball Star Schema </w:t>
+      </w:r>
+      <w:r>
+        <w:rPr>
+          <w:rFonts w:ascii="Khmer OS Siemreap" w:hAnsi="Khmer OS Siemreap" w:cs="Khmer OS Siemreap"/>
+          <w:sz w:val="20"/>
+          <w:szCs w:val="20"/>
+          <w:cs/>
+        </w:rPr>
+        <w:t>មានការលំបាកក្នុងការសម្របខ្លួនទៅនឹង</w:t>
+      </w:r>
+      <w:r>
+        <w:rPr>
+          <w:rFonts w:ascii="Khmer OS Siemreap" w:hAnsi="Khmer OS Siemreap" w:cs="Khmer OS Siemreap" w:hint="cs"/>
+          <w:sz w:val="20"/>
+          <w:szCs w:val="20"/>
+          <w:cs/>
+        </w:rPr>
+        <w:t>ការផ្លាស់ប្តូ</w:t>
+      </w:r>
+      <w:r>
+        <w:rPr>
+          <w:rFonts w:ascii="Khmer OS Siemreap" w:hAnsi="Khmer OS Siemreap" w:cs="Khmer OS Siemreap"/>
+          <w:sz w:val="20"/>
+          <w:szCs w:val="20"/>
+          <w:cs/>
+        </w:rPr>
+        <w:t>រចនាសម្ព័ន្ធប្រភព</w:t>
+      </w:r>
+      <w:r>
+        <w:rPr>
+          <w:rFonts w:ascii="Khmer OS Siemreap" w:hAnsi="Khmer OS Siemreap" w:cs="Khmer OS Siemreap" w:hint="cs"/>
+          <w:sz w:val="20"/>
+          <w:szCs w:val="20"/>
+          <w:cs/>
+        </w:rPr>
+        <w:t>ទិន្នន័យ</w:t>
+      </w:r>
+      <w:r>
+        <w:rPr>
+          <w:rFonts w:ascii="Khmer OS Siemreap" w:hAnsi="Khmer OS Siemreap" w:cs="Khmer OS Siemreap"/>
+          <w:sz w:val="20"/>
+          <w:szCs w:val="20"/>
+          <w:cs/>
+        </w:rPr>
+        <w:t>ដែលមានការវិវត្ត</w:t>
+      </w:r>
+      <w:r>
+        <w:rPr>
+          <w:rFonts w:ascii="Khmer OS Siemreap" w:hAnsi="Khmer OS Siemreap" w:cs="Khmer OS Siemreap"/>
+          <w:sz w:val="20"/>
+          <w:szCs w:val="20"/>
+          <w:lang w:val="ca-ES"/>
+        </w:rPr>
+        <w:t>(Source System Change)</w:t>
+      </w:r>
+      <w:r>
+        <w:rPr>
+          <w:rFonts w:ascii="Khmer OS Siemreap" w:hAnsi="Khmer OS Siemreap" w:cs="Khmer OS Siemreap" w:hint="cs"/>
+          <w:sz w:val="20"/>
+          <w:szCs w:val="20"/>
+          <w:cs/>
         </w:rPr>
         <w:t xml:space="preserve"> </w:t>
       </w:r>
       <w:r>
         <w:rPr>
           <w:rFonts w:ascii="Khmer OS Siemreap" w:hAnsi="Khmer OS Siemreap" w:cs="Khmer OS Siemreap"/>
-        </w:rPr>
-        <w:t>Data warehouse</w:t>
+          <w:sz w:val="20"/>
+          <w:szCs w:val="20"/>
+          <w:cs/>
+        </w:rPr>
+        <w:t>ការរក្សាទុកប្រវត្តិ</w:t>
+      </w:r>
+      <w:r>
+        <w:rPr>
+          <w:rFonts w:ascii="Khmer OS Siemreap" w:hAnsi="Khmer OS Siemreap" w:cs="Khmer OS Siemreap" w:hint="cs"/>
+          <w:sz w:val="20"/>
+          <w:szCs w:val="20"/>
+          <w:cs/>
+        </w:rPr>
+        <w:t>ប្រតិបត្តិការ</w:t>
       </w:r>
       <w:r>
         <w:rPr>
           <w:rFonts w:ascii="Khmer OS Siemreap" w:hAnsi="Khmer OS Siemreap" w:cs="Khmer OS Siemreap"/>
           <w:sz w:val="20"/>
           <w:szCs w:val="20"/>
+          <w:cs/>
+        </w:rPr>
+        <w:t>ឱ្យបានពេញលេញ</w:t>
+      </w:r>
+      <w:r>
+        <w:rPr>
+          <w:rFonts w:ascii="Khmer OS Siemreap" w:hAnsi="Khmer OS Siemreap" w:cs="Khmer OS Siemreap"/>
+          <w:sz w:val="20"/>
+          <w:szCs w:val="20"/>
+        </w:rPr>
+        <w:t xml:space="preserve">(Full Historical </w:t>
+      </w:r>
+      <w:r>
+        <w:rPr>
+          <w:rFonts w:ascii="Khmer OS Siemreap" w:hAnsi="Khmer OS Siemreap" w:cs="Khmer OS Siemreap"/>
+          <w:sz w:val="20"/>
+          <w:szCs w:val="20"/>
+        </w:rPr>
+        <w:t>Record</w:t>
+      </w:r>
+      <w:r>
+        <w:rPr>
+          <w:rFonts w:ascii="Khmer OS Siemreap" w:hAnsi="Khmer OS Siemreap" w:cs="Khmer OS Siemreap"/>
+          <w:sz w:val="20"/>
+          <w:szCs w:val="20"/>
+        </w:rPr>
+        <w:t>)</w:t>
+      </w:r>
+      <w:r>
+        <w:rPr>
+          <w:rFonts w:ascii="Khmer OS Siemreap" w:hAnsi="Khmer OS Siemreap" w:cs="Khmer OS Siemreap"/>
+          <w:sz w:val="20"/>
+          <w:szCs w:val="20"/>
+          <w:cs/>
+        </w:rPr>
+        <w:t xml:space="preserve"> និងការគាំទ្រដល់</w:t>
+      </w:r>
+      <w:r>
+        <w:rPr>
+          <w:rFonts w:ascii="Khmer OS Siemreap" w:hAnsi="Khmer OS Siemreap" w:cs="Khmer OS Siemreap"/>
+          <w:sz w:val="20"/>
+          <w:szCs w:val="20"/>
         </w:rPr>
         <w:t xml:space="preserve"> </w:t>
       </w:r>
@@ -713,23 +900,111 @@
           <w:rFonts w:ascii="Khmer OS Siemreap" w:hAnsi="Khmer OS Siemreap" w:cs="Khmer OS Siemreap"/>
           <w:sz w:val="20"/>
           <w:szCs w:val="20"/>
+        </w:rPr>
+        <w:t>A</w:t>
+      </w:r>
+      <w:r>
+        <w:rPr>
+          <w:rFonts w:ascii="Khmer OS Siemreap" w:hAnsi="Khmer OS Siemreap" w:cs="Khmer OS Siemreap"/>
+          <w:sz w:val="20"/>
+          <w:szCs w:val="20"/>
+        </w:rPr>
+        <w:t xml:space="preserve">gile </w:t>
+      </w:r>
+      <w:r>
+        <w:rPr>
+          <w:rFonts w:ascii="Khmer OS Siemreap" w:hAnsi="Khmer OS Siemreap" w:cs="Khmer OS Siemreap"/>
+          <w:sz w:val="20"/>
+          <w:szCs w:val="20"/>
+        </w:rPr>
+        <w:t>D</w:t>
+      </w:r>
+      <w:r>
+        <w:rPr>
+          <w:rFonts w:ascii="Khmer OS Siemreap" w:hAnsi="Khmer OS Siemreap" w:cs="Khmer OS Siemreap"/>
+          <w:sz w:val="20"/>
+          <w:szCs w:val="20"/>
+        </w:rPr>
+        <w:t xml:space="preserve">evelopment </w:t>
+      </w:r>
+      <w:r>
+        <w:rPr>
+          <w:rFonts w:ascii="Khmer OS Siemreap" w:hAnsi="Khmer OS Siemreap" w:cs="Khmer OS Siemreap"/>
+          <w:sz w:val="20"/>
+          <w:szCs w:val="20"/>
+        </w:rPr>
+        <w:t>C</w:t>
+      </w:r>
+      <w:r>
+        <w:rPr>
+          <w:rFonts w:ascii="Khmer OS Siemreap" w:hAnsi="Khmer OS Siemreap" w:cs="Khmer OS Siemreap"/>
+          <w:sz w:val="20"/>
+          <w:szCs w:val="20"/>
+        </w:rPr>
+        <w:t xml:space="preserve">ycles — </w:t>
+      </w:r>
+      <w:r>
+        <w:rPr>
+          <w:rFonts w:ascii="Khmer OS Siemreap" w:hAnsi="Khmer OS Siemreap" w:cs="Khmer OS Siemreap"/>
+          <w:sz w:val="20"/>
+          <w:szCs w:val="20"/>
           <w:cs/>
         </w:rPr>
-        <w:t>ជាលក្ខណៈប្រពៃណី ជាពិសេសគឺ</w:t>
+        <w:t>ចំណុចខ្សោយទាំងនេះជះឥទ្ធិពលធ្ងន់ធ្ងរជាពិសេសនៅក្នុងបរិបទរដ្ឋាភិបាល ដែលការធ្វើសវនកម្ម និងការអនុលោមតាមបទប្បញ្ញត្តិគឺជារឿងសំខាន់បំផុត។ ការ</w:t>
+      </w:r>
+      <w:r>
+        <w:rPr>
+          <w:rFonts w:ascii="Khmer OS Siemreap" w:hAnsi="Khmer OS Siemreap" w:cs="Khmer OS Siemreap" w:hint="cs"/>
+          <w:sz w:val="20"/>
+          <w:szCs w:val="20"/>
+          <w:cs/>
+        </w:rPr>
+        <w:t>សិក្សា</w:t>
       </w:r>
       <w:r>
         <w:rPr>
           <w:rFonts w:ascii="Khmer OS Siemreap" w:hAnsi="Khmer OS Siemreap" w:cs="Khmer OS Siemreap"/>
           <w:sz w:val="20"/>
           <w:szCs w:val="20"/>
+          <w:cs/>
+        </w:rPr>
+        <w:t>ស្រាវជ្រាវនេះដោះស្រាយបញ្ហាប្រឈមទាំងនេះ</w:t>
+      </w:r>
+      <w:r>
+        <w:rPr>
+          <w:rFonts w:ascii="Khmer OS Siemreap" w:hAnsi="Khmer OS Siemreap" w:cs="Khmer OS Siemreap" w:hint="cs"/>
+          <w:sz w:val="20"/>
+          <w:szCs w:val="20"/>
+          <w:cs/>
         </w:rPr>
         <w:t xml:space="preserve"> </w:t>
       </w:r>
       <w:r>
         <w:rPr>
           <w:rFonts w:ascii="Khmer OS Siemreap" w:hAnsi="Khmer OS Siemreap" w:cs="Khmer OS Siemreap"/>
-        </w:rPr>
-        <w:t>Kimball star schema</w:t>
+          <w:sz w:val="20"/>
+          <w:szCs w:val="20"/>
+          <w:cs/>
+        </w:rPr>
+        <w:t>តាមរយៈការរចនាការអនុវត្ត និង</w:t>
+      </w:r>
+      <w:r>
+        <w:rPr>
+          <w:rFonts w:ascii="Khmer OS Siemreap" w:hAnsi="Khmer OS Siemreap" w:cs="Khmer OS Siemreap" w:hint="cs"/>
+          <w:sz w:val="20"/>
+          <w:szCs w:val="20"/>
+          <w:cs/>
+        </w:rPr>
+        <w:t>ការអភិវឌ្ឍន៍</w:t>
+      </w:r>
+      <w:r>
+        <w:rPr>
+          <w:rFonts w:ascii="Khmer OS Siemreap" w:hAnsi="Khmer OS Siemreap" w:cs="Khmer OS Siemreap" w:hint="cs"/>
+          <w:sz w:val="20"/>
+          <w:szCs w:val="20"/>
+          <w:cs/>
+        </w:rPr>
+        <w:t>ឃ្លាំទិន្នន័យ</w:t>
       </w:r>
       <w:r>
         <w:rPr>
@@ -741,18 +1016,56 @@
       </w:r>
       <w:r>
         <w:rPr>
+          <w:rFonts w:ascii="Khmer OS Siemreap" w:hAnsi="Khmer OS Siemreap" w:cs="Khmer OS Siemreap" w:hint="cs"/>
+          <w:sz w:val="20"/>
+          <w:szCs w:val="20"/>
+          <w:cs/>
+        </w:rPr>
+        <w:t>តាមវិធីសាស្ត្រ</w:t>
+      </w:r>
+      <w:r>
+        <w:rPr>
           <w:rFonts w:ascii="Khmer OS Siemreap" w:hAnsi="Khmer OS Siemreap" w:cs="Khmer OS Siemreap"/>
           <w:sz w:val="20"/>
           <w:szCs w:val="20"/>
+        </w:rPr>
+        <w:t xml:space="preserve"> Data Vault 2.0 </w:t>
+      </w:r>
+      <w:r>
+        <w:rPr>
+          <w:rFonts w:ascii="Khmer OS Siemreap" w:hAnsi="Khmer OS Siemreap" w:cs="Khmer OS Siemreap"/>
+          <w:sz w:val="20"/>
+          <w:szCs w:val="20"/>
           <w:cs/>
         </w:rPr>
-        <w:t>មានការលំបាកក្នុងការសម្របខ្លួនទៅនឹងរចនាសម្ព័ន្ធប្រភពដែលមានការវិវត្ត ការរក្សាទុកនូវកំណត់ត្រាប្រវត្តិឱ្យបានពេញលេញ និងការគាំទ្រដល់</w:t>
+        <w:t>សម្រាប់ប្រព័ន្ធ</w:t>
+      </w:r>
+      <w:r>
+        <w:rPr>
+          <w:rFonts w:ascii="Khmer OS Siemreap" w:hAnsi="Khmer OS Siemreap" w:cs="Khmer OS Siemreap" w:hint="cs"/>
+          <w:sz w:val="20"/>
+          <w:szCs w:val="20"/>
+          <w:cs/>
+        </w:rPr>
+        <w:t>គ្រប់គ្រងមូលដ្ឋានទិន្នន័យរបស់</w:t>
       </w:r>
       <w:r>
         <w:rPr>
           <w:rFonts w:ascii="Khmer OS Siemreap" w:hAnsi="Khmer OS Siemreap" w:cs="Khmer OS Siemreap"/>
-        </w:rPr>
-        <w:t xml:space="preserve"> agile development cycles</w:t>
+          <w:sz w:val="20"/>
+          <w:szCs w:val="20"/>
+          <w:cs/>
+        </w:rPr>
+        <w:t>ពន្ធដារកម្ពុជា ដែលត្រូវបានរៀបចំឡើង</w:t>
+      </w:r>
+      <w:r>
+        <w:rPr>
+          <w:rFonts w:ascii="Khmer OS Siemreap" w:hAnsi="Khmer OS Siemreap" w:cs="Khmer OS Siemreap" w:hint="cs"/>
+          <w:sz w:val="20"/>
+          <w:szCs w:val="20"/>
+          <w:cs/>
+        </w:rPr>
+        <w:t>ស្របតាមទម្រង់</w:t>
       </w:r>
       <w:r>
         <w:rPr>
@@ -760,7 +1073,7 @@
           <w:sz w:val="20"/>
           <w:szCs w:val="20"/>
         </w:rPr>
-        <w:t xml:space="preserve"> — </w:t>
+        <w:t xml:space="preserve"> Medallion Architecture </w:t>
       </w:r>
       <w:r>
         <w:rPr>
@@ -769,7 +1082,7 @@
           <w:szCs w:val="20"/>
           <w:cs/>
         </w:rPr>
-        <w:t>ចំណុចខ្សោយទាំងនេះជះឥទ្ធិពលធ្ងន់ធ្ងរជាពិសេសនៅក្នុងបរិបទរដ្ឋាភិបាល ដែលការធ្វើសវនកម្ម និងការអនុលោមតាមបទប្បញ្ញត្តិគឺជារឿងសំខាន់បំផុត។ ការស្រាវជ្រាវនេះដោះស្រាយបញ្ហាប្រឈមទាំងនេះតាមរយៈការរចនា ការអនុវត្ត និងការវាយតម្លៃលើ</w:t>
+        <w:t>នៅលើ</w:t>
       </w:r>
       <w:r>
         <w:rPr>
@@ -777,13 +1090,117 @@
           <w:sz w:val="20"/>
           <w:szCs w:val="20"/>
         </w:rPr>
+        <w:t xml:space="preserve"> Microsoft SQL Server 2025 </w:t>
+      </w:r>
+      <w:r>
+        <w:rPr>
+          <w:rFonts w:ascii="Khmer OS Siemreap" w:hAnsi="Khmer OS Siemreap" w:cs="Khmer OS Siemreap"/>
+          <w:sz w:val="20"/>
+          <w:szCs w:val="20"/>
+          <w:cs/>
+        </w:rPr>
+        <w:t>និង</w:t>
+      </w:r>
+      <w:r>
+        <w:rPr>
+          <w:rFonts w:ascii="Khmer OS Siemreap" w:hAnsi="Khmer OS Siemreap" w:cs="Khmer OS Siemreap"/>
+          <w:sz w:val="20"/>
+          <w:szCs w:val="20"/>
+        </w:rPr>
+        <w:t xml:space="preserve"> SSIS 2022</w:t>
+      </w:r>
+      <w:r>
+        <w:rPr>
+          <w:rFonts w:ascii="Khmer OS Siemreap" w:hAnsi="Khmer OS Siemreap" w:cs="Khmer OS Siemreap"/>
+          <w:sz w:val="20"/>
+          <w:szCs w:val="20"/>
+          <w:cs/>
+        </w:rPr>
+        <w:t>។</w:t>
+      </w:r>
+    </w:p>
+    <w:p>
+      <w:pPr>
+        <w:rPr>
+          <w:rFonts w:ascii="Khmer OS Siemreap" w:hAnsi="Khmer OS Siemreap" w:cs="Khmer OS Siemreap"/>
+          <w:sz w:val="20"/>
+          <w:szCs w:val="20"/>
+        </w:rPr>
+      </w:pPr>
+      <w:r>
+        <w:rPr>
+          <w:rFonts w:ascii="Khmer OS Siemreap" w:hAnsi="Khmer OS Siemreap" w:cs="Khmer OS Siemreap"/>
+          <w:sz w:val="20"/>
+          <w:szCs w:val="20"/>
+          <w:cs/>
+        </w:rPr>
+        <w:t>ការអនុវត្តនេះប្រើប្រាស់</w:t>
+      </w:r>
+      <w:r>
+        <w:rPr>
+          <w:rFonts w:ascii="Khmer OS Siemreap" w:hAnsi="Khmer OS Siemreap" w:cs="Khmer OS Siemreap" w:hint="cs"/>
+          <w:sz w:val="20"/>
+          <w:szCs w:val="20"/>
+          <w:cs/>
+        </w:rPr>
+        <w:t>រចនាសម្ព័ន</w:t>
+      </w:r>
+      <w:r>
+        <w:rPr>
+          <w:rFonts w:ascii="Khmer OS Siemreap" w:hAnsi="Khmer OS Siemreap" w:cs="Khmer OS Siemreap"/>
+          <w:sz w:val="20"/>
+          <w:szCs w:val="20"/>
+        </w:rPr>
+        <w:t xml:space="preserve"> H</w:t>
+      </w:r>
+      <w:r>
+        <w:rPr>
+          <w:rFonts w:ascii="Khmer OS Siemreap" w:hAnsi="Khmer OS Siemreap" w:cs="Khmer OS Siemreap"/>
+          <w:sz w:val="20"/>
+          <w:szCs w:val="20"/>
+        </w:rPr>
+        <w:t>ub</w:t>
+      </w:r>
+      <w:r>
+        <w:rPr>
+          <w:rFonts w:ascii="Khmer OS Siemreap" w:hAnsi="Khmer OS Siemreap" w:cs="Khmer OS Siemreap"/>
+          <w:sz w:val="20"/>
+          <w:szCs w:val="20"/>
+        </w:rPr>
+        <w:t xml:space="preserve"> S</w:t>
+      </w:r>
+      <w:r>
+        <w:rPr>
+          <w:rFonts w:ascii="Khmer OS Siemreap" w:hAnsi="Khmer OS Siemreap" w:cs="Khmer OS Siemreap"/>
+          <w:sz w:val="20"/>
+          <w:szCs w:val="20"/>
+        </w:rPr>
+        <w:t>atellite</w:t>
+      </w:r>
+      <w:r>
+        <w:rPr>
+          <w:rFonts w:ascii="Khmer OS Siemreap" w:hAnsi="Khmer OS Siemreap" w:cs="Khmer OS Siemreap"/>
+          <w:sz w:val="20"/>
+          <w:szCs w:val="20"/>
+        </w:rPr>
         <w:t xml:space="preserve"> </w:t>
       </w:r>
       <w:r>
         <w:rPr>
+          <w:rFonts w:ascii="Khmer OS Siemreap" w:hAnsi="Khmer OS Siemreap" w:cs="Khmer OS Siemreap" w:hint="cs"/>
+          <w:sz w:val="20"/>
+          <w:szCs w:val="20"/>
+          <w:cs/>
+        </w:rPr>
+        <w:t xml:space="preserve">និង </w:t>
+      </w:r>
+      <w:r>
+        <w:rPr>
           <w:rFonts w:ascii="Khmer OS Siemreap" w:hAnsi="Khmer OS Siemreap" w:cs="Khmer OS Siemreap"/>
-        </w:rPr>
-        <w:t>Data warehouse</w:t>
+          <w:sz w:val="20"/>
+          <w:szCs w:val="20"/>
+        </w:rPr>
+        <w:t>L</w:t>
       </w:r>
       <w:r>
         <w:rPr>
@@ -791,6 +1208,15 @@
           <w:sz w:val="20"/>
           <w:szCs w:val="20"/>
         </w:rPr>
+        <w:t xml:space="preserve">ink </w:t>
+      </w:r>
+      <w:r>
+        <w:rPr>
+          <w:rFonts w:ascii="Khmer OS Siemreap" w:hAnsi="Khmer OS Siemreap" w:cs="Khmer OS Siemreap" w:hint="cs"/>
+          <w:sz w:val="20"/>
+          <w:szCs w:val="20"/>
+          <w:cs/>
+        </w:rPr>
         <w:t xml:space="preserve"> </w:t>
       </w:r>
       <w:r>
@@ -800,21 +1226,102 @@
           <w:szCs w:val="20"/>
           <w:cs/>
         </w:rPr>
-        <w:t>ប្រភេទ</w:t>
+        <w:t>របស់</w:t>
       </w:r>
       <w:r>
         <w:rPr>
           <w:rFonts w:ascii="Khmer OS Siemreap" w:hAnsi="Khmer OS Siemreap" w:cs="Khmer OS Siemreap"/>
           <w:sz w:val="20"/>
           <w:szCs w:val="20"/>
+          <w:lang w:val="ca-ES"/>
+        </w:rPr>
+        <w:t>វិធីសាស្ត្រ</w:t>
+      </w:r>
+      <w:r>
+        <w:rPr>
+          <w:rFonts w:ascii="Khmer OS Siemreap" w:hAnsi="Khmer OS Siemreap" w:cs="Khmer OS Siemreap"/>
+          <w:sz w:val="20"/>
+          <w:szCs w:val="20"/>
+        </w:rPr>
+        <w:t xml:space="preserve"> Data Vault 2.0 </w:t>
+      </w:r>
+      <w:r>
+        <w:rPr>
+          <w:rFonts w:ascii="Khmer OS Siemreap" w:hAnsi="Khmer OS Siemreap" w:cs="Khmer OS Siemreap"/>
+          <w:sz w:val="20"/>
+          <w:szCs w:val="20"/>
+          <w:cs/>
+        </w:rPr>
+        <w:t>នៅក្នុង</w:t>
+      </w:r>
+      <w:r>
+        <w:rPr>
+          <w:rFonts w:ascii="Khmer OS Siemreap" w:hAnsi="Khmer OS Siemreap" w:cs="Khmer OS Siemreap" w:hint="cs"/>
+          <w:sz w:val="20"/>
+          <w:szCs w:val="20"/>
+          <w:cs/>
+        </w:rPr>
+        <w:t>ទម្រង់</w:t>
+      </w:r>
+      <w:r>
+        <w:rPr>
+          <w:rFonts w:ascii="Khmer OS Siemreap" w:hAnsi="Khmer OS Siemreap" w:cs="Khmer OS Siemreap"/>
+          <w:sz w:val="20"/>
+          <w:szCs w:val="20"/>
+        </w:rPr>
+        <w:t xml:space="preserve"> Medallion Architecture </w:t>
+      </w:r>
+      <w:r>
+        <w:rPr>
+          <w:rFonts w:ascii="Khmer OS Siemreap" w:hAnsi="Khmer OS Siemreap" w:cs="Khmer OS Siemreap"/>
+          <w:sz w:val="20"/>
+          <w:szCs w:val="20"/>
+          <w:cs/>
+        </w:rPr>
+        <w:t xml:space="preserve">ដែលមាន ៤ </w:t>
+      </w:r>
+      <w:r>
+        <w:rPr>
+          <w:rFonts w:ascii="Khmer OS Siemreap" w:hAnsi="Khmer OS Siemreap" w:cs="Khmer OS Siemreap" w:hint="cs"/>
+          <w:sz w:val="20"/>
+          <w:szCs w:val="20"/>
+          <w:cs/>
+        </w:rPr>
+        <w:t>ស្រទាប់</w:t>
+      </w:r>
+      <w:r>
+        <w:rPr>
+          <w:rFonts w:ascii="Khmer OS Siemreap" w:hAnsi="Khmer OS Siemreap" w:cs="Khmer OS Siemreap"/>
+          <w:sz w:val="20"/>
+          <w:szCs w:val="20"/>
+          <w:cs/>
+        </w:rPr>
+        <w:t>៖</w:t>
+      </w:r>
+      <w:r>
+        <w:rPr>
+          <w:rFonts w:ascii="Khmer OS Siemreap" w:hAnsi="Khmer OS Siemreap" w:cs="Khmer OS Siemreap"/>
+          <w:sz w:val="20"/>
+          <w:szCs w:val="20"/>
         </w:rPr>
         <w:t xml:space="preserve"> </w:t>
       </w:r>
       <w:r>
         <w:rPr>
+          <w:rFonts w:ascii="Khmer OS Siemreap" w:hAnsi="Khmer OS Siemreap" w:cs="Khmer OS Siemreap" w:hint="cs"/>
+          <w:sz w:val="20"/>
+          <w:szCs w:val="20"/>
+          <w:cs/>
+        </w:rPr>
+        <w:t xml:space="preserve">ស្រទាប់ </w:t>
+      </w:r>
+      <w:r>
+        <w:rPr>
           <w:rFonts w:ascii="Khmer OS Siemreap" w:hAnsi="Khmer OS Siemreap" w:cs="Khmer OS Siemreap"/>
-        </w:rPr>
-        <w:t>Data Vault 2.0</w:t>
+          <w:sz w:val="20"/>
+          <w:szCs w:val="20"/>
+        </w:rPr>
+        <w:t>Staging (</w:t>
       </w:r>
       <w:r>
         <w:rPr>
@@ -822,16 +1329,212 @@
           <w:sz w:val="20"/>
           <w:szCs w:val="20"/>
         </w:rPr>
+        <w:t xml:space="preserve">Tables </w:t>
+      </w:r>
+      <w:r>
+        <w:rPr>
+          <w:rFonts w:ascii="Khmer OS Siemreap" w:hAnsi="Khmer OS Siemreap" w:cs="Khmer OS Siemreap"/>
+          <w:sz w:val="20"/>
+          <w:szCs w:val="20"/>
+          <w:cs/>
+        </w:rPr>
+        <w:t>៩</w:t>
+      </w:r>
+      <w:r>
+        <w:rPr>
+          <w:rFonts w:ascii="Khmer OS Siemreap" w:hAnsi="Khmer OS Siemreap" w:cs="Khmer OS Siemreap"/>
+          <w:sz w:val="20"/>
+          <w:szCs w:val="20"/>
+          <w:cs/>
+        </w:rPr>
+        <w:t>)</w:t>
+      </w:r>
+      <w:r>
+        <w:rPr>
+          <w:rFonts w:ascii="Khmer OS Siemreap" w:hAnsi="Khmer OS Siemreap" w:cs="Khmer OS Siemreap"/>
+          <w:sz w:val="20"/>
+          <w:szCs w:val="20"/>
+        </w:rPr>
+        <w:t xml:space="preserve">, </w:t>
+      </w:r>
+      <w:r>
+        <w:rPr>
+          <w:rFonts w:ascii="Khmer OS Siemreap" w:hAnsi="Khmer OS Siemreap" w:cs="Khmer OS Siemreap" w:hint="cs"/>
+          <w:sz w:val="20"/>
+          <w:szCs w:val="20"/>
+          <w:cs/>
+        </w:rPr>
+        <w:t xml:space="preserve">ស្រទាប់ </w:t>
+      </w:r>
+      <w:r>
+        <w:rPr>
+          <w:rFonts w:ascii="Khmer OS Siemreap" w:hAnsi="Khmer OS Siemreap" w:cs="Khmer OS Siemreap"/>
+          <w:sz w:val="20"/>
+          <w:szCs w:val="20"/>
+        </w:rPr>
+        <w:t xml:space="preserve">Bronze (Hubs </w:t>
+      </w:r>
+      <w:r>
+        <w:rPr>
+          <w:rFonts w:ascii="Khmer OS Siemreap" w:hAnsi="Khmer OS Siemreap" w:cs="Khmer OS Siemreap"/>
+          <w:sz w:val="20"/>
+          <w:szCs w:val="20"/>
+          <w:cs/>
+        </w:rPr>
+        <w:t>៩</w:t>
+      </w:r>
+      <w:r>
+        <w:rPr>
+          <w:rFonts w:ascii="Khmer OS Siemreap" w:hAnsi="Khmer OS Siemreap" w:cs="Khmer OS Siemreap"/>
+          <w:sz w:val="20"/>
+          <w:szCs w:val="20"/>
+        </w:rPr>
+        <w:t xml:space="preserve">, Satellites </w:t>
+      </w:r>
+      <w:r>
+        <w:rPr>
+          <w:rFonts w:ascii="Khmer OS Siemreap" w:hAnsi="Khmer OS Siemreap" w:cs="Khmer OS Siemreap"/>
+          <w:sz w:val="20"/>
+          <w:szCs w:val="20"/>
+          <w:cs/>
+        </w:rPr>
+        <w:t>៩</w:t>
+      </w:r>
+      <w:r>
+        <w:rPr>
+          <w:rFonts w:ascii="Khmer OS Siemreap" w:hAnsi="Khmer OS Siemreap" w:cs="Khmer OS Siemreap"/>
+          <w:sz w:val="20"/>
+          <w:szCs w:val="20"/>
+        </w:rPr>
+        <w:t xml:space="preserve">, Links </w:t>
+      </w:r>
+      <w:r>
+        <w:rPr>
+          <w:rFonts w:ascii="Khmer OS Siemreap" w:hAnsi="Khmer OS Siemreap" w:cs="Khmer OS Siemreap"/>
+          <w:sz w:val="20"/>
+          <w:szCs w:val="20"/>
+          <w:cs/>
+        </w:rPr>
+        <w:t>៥)</w:t>
+      </w:r>
+      <w:r>
+        <w:rPr>
+          <w:rFonts w:ascii="Khmer OS Siemreap" w:hAnsi="Khmer OS Siemreap" w:cs="Khmer OS Siemreap"/>
+          <w:sz w:val="20"/>
+          <w:szCs w:val="20"/>
+        </w:rPr>
+        <w:t xml:space="preserve">, </w:t>
+      </w:r>
+      <w:r>
+        <w:rPr>
+          <w:rFonts w:ascii="Khmer OS Siemreap" w:hAnsi="Khmer OS Siemreap" w:cs="Khmer OS Siemreap" w:hint="cs"/>
+          <w:sz w:val="20"/>
+          <w:szCs w:val="20"/>
+          <w:cs/>
+        </w:rPr>
+        <w:t xml:space="preserve">ស្រទាប់ </w:t>
+      </w:r>
+      <w:r>
+        <w:rPr>
+          <w:rFonts w:ascii="Khmer OS Siemreap" w:hAnsi="Khmer OS Siemreap" w:cs="Khmer OS Siemreap"/>
+          <w:sz w:val="20"/>
+          <w:szCs w:val="20"/>
+        </w:rPr>
+        <w:t xml:space="preserve">Silver (Point-in-Time </w:t>
+      </w:r>
+      <w:r>
+        <w:rPr>
+          <w:rFonts w:ascii="Khmer OS Siemreap" w:hAnsi="Khmer OS Siemreap" w:cs="Khmer OS Siemreap"/>
+          <w:sz w:val="20"/>
+          <w:szCs w:val="20"/>
+          <w:cs/>
+        </w:rPr>
+        <w:t>៣</w:t>
+      </w:r>
+      <w:r>
+        <w:rPr>
+          <w:rFonts w:ascii="Khmer OS Siemreap" w:hAnsi="Khmer OS Siemreap" w:cs="Khmer OS Siemreap"/>
+          <w:sz w:val="20"/>
+          <w:szCs w:val="20"/>
+        </w:rPr>
+        <w:t xml:space="preserve">, Bridge </w:t>
+      </w:r>
+      <w:r>
+        <w:rPr>
+          <w:rFonts w:ascii="Khmer OS Siemreap" w:hAnsi="Khmer OS Siemreap" w:cs="Khmer OS Siemreap"/>
+          <w:sz w:val="20"/>
+          <w:szCs w:val="20"/>
+          <w:cs/>
+        </w:rPr>
+        <w:t>១</w:t>
+      </w:r>
+      <w:r>
+        <w:rPr>
+          <w:rFonts w:ascii="Khmer OS Siemreap" w:hAnsi="Khmer OS Siemreap" w:cs="Khmer OS Siemreap"/>
+          <w:sz w:val="20"/>
+          <w:szCs w:val="20"/>
+        </w:rPr>
+        <w:t xml:space="preserve">, Business Vault </w:t>
+      </w:r>
+      <w:r>
+        <w:rPr>
+          <w:rFonts w:ascii="Khmer OS Siemreap" w:hAnsi="Khmer OS Siemreap" w:cs="Khmer OS Siemreap"/>
+          <w:sz w:val="20"/>
+          <w:szCs w:val="20"/>
+          <w:cs/>
+        </w:rPr>
+        <w:t>២)</w:t>
+      </w:r>
+      <w:r>
+        <w:rPr>
+          <w:rFonts w:ascii="Khmer OS Siemreap" w:hAnsi="Khmer OS Siemreap" w:cs="Khmer OS Siemreap"/>
+          <w:sz w:val="20"/>
+          <w:szCs w:val="20"/>
+        </w:rPr>
+        <w:t xml:space="preserve">, </w:t>
+      </w:r>
+      <w:r>
+        <w:rPr>
+          <w:rFonts w:ascii="Khmer OS Siemreap" w:hAnsi="Khmer OS Siemreap" w:cs="Khmer OS Siemreap"/>
+          <w:sz w:val="20"/>
+          <w:szCs w:val="20"/>
+          <w:cs/>
+        </w:rPr>
+        <w:t>និង</w:t>
+      </w:r>
+      <w:r>
+        <w:rPr>
+          <w:rFonts w:ascii="Khmer OS Siemreap" w:hAnsi="Khmer OS Siemreap" w:cs="Khmer OS Siemreap"/>
+          <w:sz w:val="20"/>
+          <w:szCs w:val="20"/>
+        </w:rPr>
         <w:t xml:space="preserve"> </w:t>
       </w:r>
       <w:r>
         <w:rPr>
+          <w:rFonts w:ascii="Khmer OS Siemreap" w:hAnsi="Khmer OS Siemreap" w:cs="Khmer OS Siemreap" w:hint="cs"/>
+          <w:sz w:val="20"/>
+          <w:szCs w:val="20"/>
+          <w:cs/>
+        </w:rPr>
+        <w:t xml:space="preserve">ស្រទាប់ </w:t>
+      </w:r>
+      <w:r>
+        <w:rPr>
           <w:rFonts w:ascii="Khmer OS Siemreap" w:hAnsi="Khmer OS Siemreap" w:cs="Khmer OS Siemreap"/>
           <w:sz w:val="20"/>
           <w:szCs w:val="20"/>
+        </w:rPr>
+        <w:t xml:space="preserve">Gold (Dimensions </w:t>
+      </w:r>
+      <w:r>
+        <w:rPr>
+          <w:rFonts w:ascii="Khmer OS Siemreap" w:hAnsi="Khmer OS Siemreap" w:cs="Khmer OS Siemreap"/>
+          <w:sz w:val="20"/>
+          <w:szCs w:val="20"/>
           <w:cs/>
         </w:rPr>
-        <w:t>សម្រាប់ប្រព័ន្ធពន្ធដារកម្ពុជា ដែលត្រូវបានរៀបចំឡើងក្នុង</w:t>
+        <w:t>៧</w:t>
       </w:r>
       <w:r>
         <w:rPr>
@@ -839,13 +1542,178 @@
           <w:sz w:val="20"/>
           <w:szCs w:val="20"/>
         </w:rPr>
+        <w:t xml:space="preserve">, Fact </w:t>
+      </w:r>
+      <w:r>
+        <w:rPr>
+          <w:rFonts w:ascii="Khmer OS Siemreap" w:hAnsi="Khmer OS Siemreap" w:cs="Khmer OS Siemreap"/>
+          <w:sz w:val="20"/>
+          <w:szCs w:val="20"/>
+          <w:cs/>
+        </w:rPr>
+        <w:t>៤</w:t>
+      </w:r>
+      <w:r>
+        <w:rPr>
+          <w:rFonts w:ascii="Khmer OS Siemreap" w:hAnsi="Khmer OS Siemreap" w:cs="Khmer OS Siemreap"/>
+          <w:sz w:val="20"/>
+          <w:szCs w:val="20"/>
+        </w:rPr>
+        <w:t>)</w:t>
+      </w:r>
+      <w:r>
+        <w:rPr>
+          <w:rFonts w:ascii="Khmer OS Siemreap" w:hAnsi="Khmer OS Siemreap" w:cs="Khmer OS Siemreap"/>
+          <w:sz w:val="20"/>
+          <w:szCs w:val="20"/>
+          <w:cs/>
+        </w:rPr>
+        <w:t>។</w:t>
+      </w:r>
+      <w:r>
+        <w:rPr>
+          <w:rFonts w:ascii="Khmer OS Siemreap" w:hAnsi="Khmer OS Siemreap" w:cs="Khmer OS Siemreap"/>
+          <w:sz w:val="20"/>
+          <w:szCs w:val="20"/>
+        </w:rPr>
+        <w:t xml:space="preserve"> ETL Pipeline </w:t>
+      </w:r>
+      <w:r>
+        <w:rPr>
+          <w:rFonts w:ascii="Khmer OS Siemreap" w:hAnsi="Khmer OS Siemreap" w:cs="Khmer OS Siemreap"/>
+          <w:sz w:val="20"/>
+          <w:szCs w:val="20"/>
+          <w:cs/>
+        </w:rPr>
+        <w:t>ត្រូវបានរៀបចំ</w:t>
+      </w:r>
+      <w:r>
+        <w:rPr>
+          <w:rFonts w:ascii="Khmer OS Siemreap" w:hAnsi="Khmer OS Siemreap" w:cs="Khmer OS Siemreap"/>
+          <w:sz w:val="20"/>
+          <w:szCs w:val="20"/>
+          <w:lang w:val="ca-ES"/>
+        </w:rPr>
+        <w:t>ក្នុង</w:t>
+      </w:r>
+      <w:r>
+        <w:rPr>
+          <w:rFonts w:ascii="Khmer OS Siemreap" w:hAnsi="Khmer OS Siemreap" w:cs="Khmer OS Siemreap"/>
+          <w:sz w:val="20"/>
+          <w:szCs w:val="20"/>
+          <w:cs/>
+        </w:rPr>
+        <w:t>រចនាសម្ព័ន្ធ</w:t>
+      </w:r>
+      <w:r>
+        <w:rPr>
+          <w:rFonts w:ascii="Khmer OS Siemreap" w:hAnsi="Khmer OS Siemreap" w:cs="Khmer OS Siemreap"/>
+          <w:sz w:val="20"/>
+          <w:szCs w:val="20"/>
+        </w:rPr>
+        <w:t xml:space="preserve"> SSIS </w:t>
+      </w:r>
+      <w:r>
+        <w:rPr>
+          <w:rFonts w:ascii="Khmer OS Siemreap" w:hAnsi="Khmer OS Siemreap" w:cs="Khmer OS Siemreap" w:hint="cs"/>
+          <w:sz w:val="20"/>
+          <w:szCs w:val="20"/>
+          <w:cs/>
+        </w:rPr>
+        <w:t>តាម</w:t>
+      </w:r>
+      <w:r>
+        <w:rPr>
+          <w:rFonts w:ascii="Khmer OS Siemreap" w:hAnsi="Khmer OS Siemreap" w:cs="Khmer OS Siemreap"/>
+          <w:sz w:val="20"/>
+          <w:szCs w:val="20"/>
+          <w:cs/>
+        </w:rPr>
+        <w:t>ឋានានុក្រម ដែលរួមមាន</w:t>
+      </w:r>
+      <w:r>
+        <w:rPr>
+          <w:rFonts w:ascii="Khmer OS Siemreap" w:hAnsi="Khmer OS Siemreap" w:cs="Khmer OS Siemreap"/>
+          <w:sz w:val="20"/>
+          <w:szCs w:val="20"/>
+        </w:rPr>
+        <w:t xml:space="preserve"> Master Packages </w:t>
+      </w:r>
+      <w:r>
+        <w:rPr>
+          <w:rFonts w:ascii="Khmer OS Siemreap" w:hAnsi="Khmer OS Siemreap" w:cs="Khmer OS Siemreap"/>
+          <w:sz w:val="20"/>
+          <w:szCs w:val="20"/>
+          <w:cs/>
+        </w:rPr>
+        <w:t>៣</w:t>
+      </w:r>
+      <w:r>
+        <w:rPr>
+          <w:rFonts w:ascii="Khmer OS Siemreap" w:hAnsi="Khmer OS Siemreap" w:cs="Khmer OS Siemreap"/>
+          <w:sz w:val="20"/>
+          <w:szCs w:val="20"/>
+        </w:rPr>
+        <w:t xml:space="preserve">, Orchestrator Packages </w:t>
+      </w:r>
+      <w:r>
+        <w:rPr>
+          <w:rFonts w:ascii="Khmer OS Siemreap" w:hAnsi="Khmer OS Siemreap" w:cs="Khmer OS Siemreap"/>
+          <w:sz w:val="20"/>
+          <w:szCs w:val="20"/>
+          <w:cs/>
+        </w:rPr>
+        <w:t>៨</w:t>
+      </w:r>
+      <w:r>
+        <w:rPr>
+          <w:rFonts w:ascii="Khmer OS Siemreap" w:hAnsi="Khmer OS Siemreap" w:cs="Khmer OS Siemreap"/>
+          <w:sz w:val="20"/>
+          <w:szCs w:val="20"/>
+        </w:rPr>
+        <w:t xml:space="preserve">, </w:t>
+      </w:r>
+      <w:r>
+        <w:rPr>
+          <w:rFonts w:ascii="Khmer OS Siemreap" w:hAnsi="Khmer OS Siemreap" w:cs="Khmer OS Siemreap"/>
+          <w:sz w:val="20"/>
+          <w:szCs w:val="20"/>
+          <w:cs/>
+        </w:rPr>
+        <w:t>និង</w:t>
+      </w:r>
+      <w:r>
+        <w:rPr>
+          <w:rFonts w:ascii="Khmer OS Siemreap" w:hAnsi="Khmer OS Siemreap" w:cs="Khmer OS Siemreap"/>
+          <w:sz w:val="20"/>
+          <w:szCs w:val="20"/>
+        </w:rPr>
+        <w:t xml:space="preserve"> Child Packages </w:t>
+      </w:r>
+      <w:r>
+        <w:rPr>
+          <w:rFonts w:ascii="Khmer OS Siemreap" w:hAnsi="Khmer OS Siemreap" w:cs="Khmer OS Siemreap"/>
+          <w:sz w:val="20"/>
+          <w:szCs w:val="20"/>
+          <w:cs/>
+        </w:rPr>
+        <w:t>៤៩ (សរុប ៦០) ដោយផ្តល់នូវ</w:t>
+      </w:r>
+      <w:r>
+        <w:rPr>
+          <w:rFonts w:ascii="Khmer OS Siemreap" w:hAnsi="Khmer OS Siemreap" w:cs="Khmer OS Siemreap"/>
+          <w:sz w:val="20"/>
+          <w:szCs w:val="20"/>
+        </w:rPr>
         <w:t xml:space="preserve"> </w:t>
       </w:r>
       <w:r>
         <w:rPr>
           <w:rFonts w:ascii="Khmer OS Siemreap" w:hAnsi="Khmer OS Siemreap" w:cs="Khmer OS Siemreap"/>
-        </w:rPr>
-        <w:t>medallion architecture</w:t>
+          <w:sz w:val="20"/>
+          <w:szCs w:val="20"/>
+        </w:rPr>
+        <w:t>B</w:t>
       </w:r>
       <w:r>
         <w:rPr>
@@ -853,6 +1721,31 @@
           <w:sz w:val="20"/>
           <w:szCs w:val="20"/>
         </w:rPr>
+        <w:t>atch</w:t>
+      </w:r>
+      <w:r>
+        <w:rPr>
+          <w:rFonts w:ascii="Khmer OS Siemreap" w:hAnsi="Khmer OS Siemreap" w:cs="Khmer OS Siemreap"/>
+          <w:sz w:val="20"/>
+          <w:szCs w:val="20"/>
+        </w:rPr>
+        <w:t>-S</w:t>
+      </w:r>
+      <w:r>
+        <w:rPr>
+          <w:rFonts w:ascii="Khmer OS Siemreap" w:hAnsi="Khmer OS Siemreap" w:cs="Khmer OS Siemreap"/>
+          <w:sz w:val="20"/>
+          <w:szCs w:val="20"/>
+        </w:rPr>
+        <w:t>tep</w:t>
+      </w:r>
+      <w:r>
+        <w:rPr>
+          <w:rFonts w:ascii="Khmer OS Siemreap" w:hAnsi="Khmer OS Siemreap" w:cs="Khmer OS Siemreap" w:hint="cs"/>
+          <w:sz w:val="20"/>
+          <w:szCs w:val="20"/>
+          <w:cs/>
+        </w:rPr>
         <w:t xml:space="preserve"> </w:t>
       </w:r>
       <w:r>
@@ -860,9 +1753,49 @@
           <w:rFonts w:ascii="Khmer OS Siemreap" w:hAnsi="Khmer OS Siemreap" w:cs="Khmer OS Siemreap"/>
           <w:sz w:val="20"/>
           <w:szCs w:val="20"/>
+        </w:rPr>
+        <w:t xml:space="preserve">Logging, </w:t>
+      </w:r>
+      <w:r>
+        <w:rPr>
+          <w:rFonts w:ascii="Khmer OS Siemreap" w:hAnsi="Khmer OS Siemreap" w:cs="Khmer OS Siemreap"/>
+          <w:sz w:val="20"/>
+          <w:szCs w:val="20"/>
+        </w:rPr>
+        <w:t>W</w:t>
+      </w:r>
+      <w:r>
+        <w:rPr>
+          <w:rFonts w:ascii="Khmer OS Siemreap" w:hAnsi="Khmer OS Siemreap" w:cs="Khmer OS Siemreap"/>
+          <w:sz w:val="20"/>
+          <w:szCs w:val="20"/>
+        </w:rPr>
+        <w:t>atermark-</w:t>
+      </w:r>
+      <w:r>
+        <w:rPr>
+          <w:rFonts w:ascii="Khmer OS Siemreap" w:hAnsi="Khmer OS Siemreap" w:cs="Khmer OS Siemreap"/>
+          <w:sz w:val="20"/>
+          <w:szCs w:val="20"/>
+        </w:rPr>
+        <w:t>B</w:t>
+      </w:r>
+      <w:r>
+        <w:rPr>
+          <w:rFonts w:ascii="Khmer OS Siemreap" w:hAnsi="Khmer OS Siemreap" w:cs="Khmer OS Siemreap"/>
+          <w:sz w:val="20"/>
+          <w:szCs w:val="20"/>
+        </w:rPr>
+        <w:t xml:space="preserve">ased Incremental Loading, </w:t>
+      </w:r>
+      <w:r>
+        <w:rPr>
+          <w:rFonts w:ascii="Khmer OS Siemreap" w:hAnsi="Khmer OS Siemreap" w:cs="Khmer OS Siemreap"/>
+          <w:sz w:val="20"/>
+          <w:szCs w:val="20"/>
           <w:cs/>
         </w:rPr>
-        <w:t>នៅលើ</w:t>
+        <w:t>និង</w:t>
       </w:r>
       <w:r>
         <w:rPr>
@@ -870,19 +1803,220 @@
           <w:sz w:val="20"/>
           <w:szCs w:val="20"/>
         </w:rPr>
+        <w:t xml:space="preserve"> Error Handling</w:t>
+      </w:r>
+      <w:r>
+        <w:rPr>
+          <w:rFonts w:ascii="Khmer OS Siemreap" w:hAnsi="Khmer OS Siemreap" w:cs="Khmer OS Siemreap"/>
+          <w:sz w:val="20"/>
+          <w:szCs w:val="20"/>
+          <w:cs/>
+        </w:rPr>
+        <w:t>។</w:t>
+      </w:r>
+      <w:r>
+        <w:rPr>
+          <w:rFonts w:ascii="Khmer OS Siemreap" w:hAnsi="Khmer OS Siemreap" w:cs="Khmer OS Siemreap"/>
+          <w:sz w:val="20"/>
+          <w:szCs w:val="20"/>
+        </w:rPr>
         <w:t xml:space="preserve"> </w:t>
       </w:r>
       <w:r>
         <w:rPr>
+          <w:rFonts w:ascii="Khmer OS Siemreap" w:hAnsi="Khmer OS Siemreap" w:cs="Khmer OS Siemreap" w:hint="cs"/>
+          <w:sz w:val="20"/>
+          <w:szCs w:val="20"/>
+          <w:cs/>
+        </w:rPr>
+        <w:t xml:space="preserve">ជាមួយ </w:t>
+      </w:r>
+      <w:r>
+        <w:rPr>
           <w:rFonts w:ascii="Khmer OS Siemreap" w:hAnsi="Khmer OS Siemreap" w:cs="Khmer OS Siemreap"/>
-        </w:rPr>
-        <w:t>Microsoft SQL Server 2025</w:t>
+          <w:sz w:val="20"/>
+          <w:szCs w:val="20"/>
+        </w:rPr>
+        <w:t xml:space="preserve">Simulated Tax Database </w:t>
       </w:r>
       <w:r>
         <w:rPr>
           <w:rFonts w:ascii="Khmer OS Siemreap" w:hAnsi="Khmer OS Siemreap" w:cs="Khmer OS Siemreap"/>
           <w:sz w:val="20"/>
           <w:szCs w:val="20"/>
+          <w:cs/>
+        </w:rPr>
+        <w:t xml:space="preserve">ដែលមានអ្នកជាប់ពន្ធចំនួន ១.០០០ </w:t>
+      </w:r>
+      <w:r>
+        <w:rPr>
+          <w:rFonts w:ascii="Khmer OS Siemreap" w:hAnsi="Khmer OS Siemreap" w:cs="Khmer OS Siemreap" w:hint="cs"/>
+          <w:sz w:val="20"/>
+          <w:szCs w:val="20"/>
+          <w:cs/>
+        </w:rPr>
+        <w:t>សហគ្រាស</w:t>
+      </w:r>
+      <w:r>
+        <w:rPr>
+          <w:rFonts w:ascii="Khmer OS Siemreap" w:hAnsi="Khmer OS Siemreap" w:cs="Khmer OS Siemreap"/>
+          <w:sz w:val="20"/>
+          <w:szCs w:val="20"/>
+          <w:cs/>
+        </w:rPr>
+        <w:t xml:space="preserve"> ការប្រកាសពន្ធ ការបង់ប្រាក់ និងមន្ត្រី</w:t>
+      </w:r>
+      <w:r>
+        <w:rPr>
+          <w:rFonts w:ascii="Khmer OS Siemreap" w:hAnsi="Khmer OS Siemreap" w:cs="Khmer OS Siemreap" w:hint="cs"/>
+          <w:sz w:val="20"/>
+          <w:szCs w:val="20"/>
+          <w:cs/>
+        </w:rPr>
+        <w:t>ពន្ធដារ</w:t>
+      </w:r>
+      <w:r>
+        <w:rPr>
+          <w:rFonts w:ascii="Khmer OS Siemreap" w:hAnsi="Khmer OS Siemreap" w:cs="Khmer OS Siemreap"/>
+          <w:sz w:val="20"/>
+          <w:szCs w:val="20"/>
+          <w:cs/>
+        </w:rPr>
+        <w:t xml:space="preserve"> ត្រូវបានប្រើជា</w:t>
+      </w:r>
+      <w:r>
+        <w:rPr>
+          <w:rFonts w:ascii="Khmer OS Siemreap" w:hAnsi="Khmer OS Siemreap" w:cs="Khmer OS Siemreap"/>
+          <w:sz w:val="20"/>
+          <w:szCs w:val="20"/>
+        </w:rPr>
+        <w:t xml:space="preserve"> Source System </w:t>
+      </w:r>
+      <w:r>
+        <w:rPr>
+          <w:rFonts w:ascii="Khmer OS Siemreap" w:hAnsi="Khmer OS Siemreap" w:cs="Khmer OS Siemreap"/>
+          <w:sz w:val="20"/>
+          <w:szCs w:val="20"/>
+          <w:cs/>
+        </w:rPr>
+        <w:t>ដែលមានសរុប ៦៧</w:t>
+      </w:r>
+      <w:r>
+        <w:rPr>
+          <w:rFonts w:ascii="Khmer OS Siemreap" w:hAnsi="Khmer OS Siemreap" w:cs="Khmer OS Siemreap"/>
+          <w:sz w:val="20"/>
+          <w:szCs w:val="20"/>
+        </w:rPr>
+        <w:t xml:space="preserve"> Database Objects </w:t>
+      </w:r>
+      <w:r>
+        <w:rPr>
+          <w:rFonts w:ascii="Khmer OS Siemreap" w:hAnsi="Khmer OS Siemreap" w:cs="Khmer OS Siemreap"/>
+          <w:sz w:val="20"/>
+          <w:szCs w:val="20"/>
+          <w:cs/>
+        </w:rPr>
+        <w:t>នៅ</w:t>
+      </w:r>
+      <w:r>
+        <w:rPr>
+          <w:rFonts w:ascii="Khmer OS Siemreap" w:hAnsi="Khmer OS Siemreap" w:cs="Khmer OS Siemreap" w:hint="cs"/>
+          <w:sz w:val="20"/>
+          <w:szCs w:val="20"/>
+          <w:cs/>
+        </w:rPr>
+        <w:t>លើ</w:t>
+      </w:r>
+      <w:r>
+        <w:rPr>
+          <w:rFonts w:ascii="Khmer OS Siemreap" w:hAnsi="Khmer OS Siemreap" w:cs="Khmer OS Siemreap"/>
+          <w:sz w:val="20"/>
+          <w:szCs w:val="20"/>
+          <w:cs/>
+        </w:rPr>
+        <w:t>មូលដ្ឋានទិន្នន័យចំនួន ៦។</w:t>
+      </w:r>
+    </w:p>
+    <w:p>
+      <w:pPr>
+        <w:ind w:firstLine="0"/>
+        <w:rPr>
+          <w:b/>
+          <w:bCs/>
+          <w:sz w:val="20"/>
+          <w:szCs w:val="20"/>
+        </w:rPr>
+      </w:pPr>
+      <w:r>
+        <w:rPr>
+          <w:rFonts w:ascii="Khmer OS Siemreap" w:hAnsi="Khmer OS Siemreap" w:cs="Khmer OS Siemreap"/>
+          <w:sz w:val="20"/>
+          <w:szCs w:val="20"/>
+          <w:cs/>
+        </w:rPr>
+        <w:t>ការវាយតម្លៃ</w:t>
+      </w:r>
+      <w:r>
+        <w:rPr>
+          <w:rFonts w:ascii="Khmer OS Siemreap" w:hAnsi="Khmer OS Siemreap" w:cs="Khmer OS Siemreap"/>
+          <w:sz w:val="20"/>
+          <w:szCs w:val="20"/>
+        </w:rPr>
+        <w:t xml:space="preserve"> Proof-Of-Concept </w:t>
+      </w:r>
+      <w:r>
+        <w:rPr>
+          <w:rFonts w:ascii="Khmer OS Siemreap" w:hAnsi="Khmer OS Siemreap" w:cs="Khmer OS Siemreap"/>
+          <w:sz w:val="20"/>
+          <w:szCs w:val="20"/>
+          <w:cs/>
+        </w:rPr>
+        <w:t>លើបញ្ហាប្រឈមដែលបានកំណត់ចំនួន ៤ គឺ —</w:t>
+      </w:r>
+      <w:r>
+        <w:rPr>
+          <w:rFonts w:ascii="Khmer OS Siemreap" w:hAnsi="Khmer OS Siemreap" w:cs="Khmer OS Siemreap"/>
+          <w:sz w:val="20"/>
+          <w:szCs w:val="20"/>
+        </w:rPr>
+        <w:t xml:space="preserve"> Schema Rigidity, Historical Tracking, </w:t>
+      </w:r>
+      <w:r>
+        <w:rPr>
+          <w:sz w:val="20"/>
+          <w:szCs w:val="20"/>
+        </w:rPr>
+        <w:t>S</w:t>
+      </w:r>
+      <w:r>
+        <w:rPr>
+          <w:sz w:val="20"/>
+          <w:szCs w:val="20"/>
+        </w:rPr>
+        <w:t xml:space="preserve">calable </w:t>
+      </w:r>
+      <w:r>
+        <w:rPr>
+          <w:rFonts w:ascii="Khmer OS Siemreap" w:hAnsi="Khmer OS Siemreap" w:cs="Khmer OS Siemreap"/>
+          <w:sz w:val="20"/>
+          <w:szCs w:val="20"/>
+        </w:rPr>
+        <w:t xml:space="preserve">ETL </w:t>
+      </w:r>
+      <w:r>
+        <w:rPr>
+          <w:rFonts w:ascii="Khmer OS Siemreap" w:hAnsi="Khmer OS Siemreap" w:cs="Khmer OS Siemreap"/>
+          <w:sz w:val="20"/>
+          <w:szCs w:val="20"/>
+          <w:cs/>
+        </w:rPr>
+        <w:t>ជាមួយ</w:t>
+      </w:r>
+      <w:r>
+        <w:rPr>
+          <w:rFonts w:ascii="Khmer OS Siemreap" w:hAnsi="Khmer OS Siemreap" w:cs="Khmer OS Siemreap"/>
+          <w:sz w:val="20"/>
+          <w:szCs w:val="20"/>
         </w:rPr>
         <w:t xml:space="preserve"> </w:t>
       </w:r>
@@ -891,6 +2025,38 @@
           <w:rFonts w:ascii="Khmer OS Siemreap" w:hAnsi="Khmer OS Siemreap" w:cs="Khmer OS Siemreap"/>
           <w:sz w:val="20"/>
           <w:szCs w:val="20"/>
+        </w:rPr>
+        <w:t>E</w:t>
+      </w:r>
+      <w:r>
+        <w:rPr>
+          <w:rFonts w:ascii="Khmer OS Siemreap" w:hAnsi="Khmer OS Siemreap" w:cs="Khmer OS Siemreap"/>
+          <w:sz w:val="20"/>
+          <w:szCs w:val="20"/>
+        </w:rPr>
+        <w:t xml:space="preserve">rror </w:t>
+      </w:r>
+      <w:r>
+        <w:rPr>
+          <w:rFonts w:ascii="Khmer OS Siemreap" w:hAnsi="Khmer OS Siemreap" w:cs="Khmer OS Siemreap"/>
+          <w:sz w:val="20"/>
+          <w:szCs w:val="20"/>
+        </w:rPr>
+        <w:t>H</w:t>
+      </w:r>
+      <w:r>
+        <w:rPr>
+          <w:rFonts w:ascii="Khmer OS Siemreap" w:hAnsi="Khmer OS Siemreap" w:cs="Khmer OS Siemreap"/>
+          <w:sz w:val="20"/>
+          <w:szCs w:val="20"/>
+        </w:rPr>
+        <w:t xml:space="preserve">andling, </w:t>
+      </w:r>
+      <w:r>
+        <w:rPr>
+          <w:rFonts w:ascii="Khmer OS Siemreap" w:hAnsi="Khmer OS Siemreap" w:cs="Khmer OS Siemreap"/>
+          <w:sz w:val="20"/>
+          <w:szCs w:val="20"/>
           <w:cs/>
         </w:rPr>
         <w:t>និង</w:t>
@@ -906,35 +2072,93 @@
       <w:r>
         <w:rPr>
           <w:rFonts w:ascii="Khmer OS Siemreap" w:hAnsi="Khmer OS Siemreap" w:cs="Khmer OS Siemreap"/>
-        </w:rPr>
-        <w:t>SSIS 2022</w:t>
+          <w:sz w:val="20"/>
+          <w:szCs w:val="20"/>
+        </w:rPr>
+        <w:t>B</w:t>
       </w:r>
       <w:r>
         <w:rPr>
           <w:rFonts w:ascii="Khmer OS Siemreap" w:hAnsi="Khmer OS Siemreap" w:cs="Khmer OS Siemreap"/>
           <w:sz w:val="20"/>
           <w:szCs w:val="20"/>
+        </w:rPr>
+        <w:t xml:space="preserve">usiness </w:t>
+      </w:r>
+      <w:r>
+        <w:rPr>
+          <w:rFonts w:ascii="Khmer OS Siemreap" w:hAnsi="Khmer OS Siemreap" w:cs="Khmer OS Siemreap"/>
+          <w:sz w:val="20"/>
+          <w:szCs w:val="20"/>
+        </w:rPr>
+        <w:t>R</w:t>
+      </w:r>
+      <w:r>
+        <w:rPr>
+          <w:rFonts w:ascii="Khmer OS Siemreap" w:hAnsi="Khmer OS Siemreap" w:cs="Khmer OS Siemreap"/>
+          <w:sz w:val="20"/>
+          <w:szCs w:val="20"/>
+        </w:rPr>
+        <w:t xml:space="preserve">ules </w:t>
+      </w:r>
+      <w:r>
+        <w:rPr>
+          <w:rFonts w:ascii="Khmer OS Siemreap" w:hAnsi="Khmer OS Siemreap" w:cs="Khmer OS Siemreap"/>
+          <w:sz w:val="20"/>
+          <w:szCs w:val="20"/>
+        </w:rPr>
+        <w:t>D</w:t>
+      </w:r>
+      <w:r>
+        <w:rPr>
+          <w:rFonts w:ascii="Khmer OS Siemreap" w:hAnsi="Khmer OS Siemreap" w:cs="Khmer OS Siemreap"/>
+          <w:sz w:val="20"/>
+          <w:szCs w:val="20"/>
+        </w:rPr>
+        <w:t xml:space="preserve">erivation — </w:t>
+      </w:r>
+      <w:r>
+        <w:rPr>
+          <w:rFonts w:ascii="Khmer OS Siemreap" w:hAnsi="Khmer OS Siemreap" w:cs="Khmer OS Siemreap"/>
+          <w:sz w:val="20"/>
+          <w:szCs w:val="20"/>
           <w:cs/>
         </w:rPr>
-        <w:t>។</w:t>
-      </w:r>
-    </w:p>
-    <w:p>
-      <w:pPr>
+        <w:t xml:space="preserve">បានផ្តល់នូវភស្តុតាងជាក់ស្តែងថា </w:t>
+      </w:r>
+      <w:r>
+        <w:rPr>
+          <w:rFonts w:ascii="Khmer OS Siemreap" w:hAnsi="Khmer OS Siemreap" w:cs="Khmer OS Siemreap" w:hint="cs"/>
+          <w:sz w:val="20"/>
+          <w:szCs w:val="20"/>
+          <w:cs/>
+        </w:rPr>
+        <w:t>ការអនុវត្តនិងការអភិវឌ្ឍន៍ឃ្លាំងទិន្នន័យតាមវិធីសាស្ត្រ</w:t>
+      </w:r>
+      <w:r>
         <w:rPr>
           <w:rFonts w:ascii="Khmer OS Siemreap" w:hAnsi="Khmer OS Siemreap" w:cs="Khmer OS Siemreap"/>
           <w:sz w:val="20"/>
           <w:szCs w:val="20"/>
         </w:rPr>
-      </w:pPr>
+        <w:t xml:space="preserve"> </w:t>
+      </w:r>
       <w:r>
         <w:rPr>
           <w:rFonts w:ascii="Khmer OS Siemreap" w:hAnsi="Khmer OS Siemreap" w:cs="Khmer OS Siemreap"/>
           <w:sz w:val="20"/>
           <w:szCs w:val="20"/>
+        </w:rPr>
+        <w:t xml:space="preserve">Data Vault 2.0 </w:t>
+      </w:r>
+      <w:r>
+        <w:rPr>
+          <w:rFonts w:ascii="Khmer OS Siemreap" w:hAnsi="Khmer OS Siemreap" w:cs="Khmer OS Siemreap" w:hint="cs"/>
+          <w:sz w:val="20"/>
+          <w:szCs w:val="20"/>
           <w:cs/>
         </w:rPr>
-        <w:t>ការអនុវត្តនេះប្រើប្រាស់</w:t>
+        <w:t xml:space="preserve">និងទម្រង់ </w:t>
       </w:r>
       <w:r>
         <w:rPr>
@@ -942,13 +2166,25 @@
           <w:sz w:val="20"/>
           <w:szCs w:val="20"/>
         </w:rPr>
+        <w:t>Medallion Architecture</w:t>
+      </w:r>
+      <w:r>
+        <w:rPr>
+          <w:rFonts w:ascii="Khmer OS Siemreap" w:hAnsi="Khmer OS Siemreap" w:cs="Khmer OS Siemreap"/>
+          <w:sz w:val="20"/>
+          <w:szCs w:val="20"/>
+          <w:cs/>
+        </w:rPr>
         <w:t xml:space="preserve"> </w:t>
       </w:r>
       <w:r>
         <w:rPr>
           <w:rFonts w:ascii="Khmer OS Siemreap" w:hAnsi="Khmer OS Siemreap" w:cs="Khmer OS Siemreap"/>
-        </w:rPr>
-        <w:t>hub-satellite-link pattern</w:t>
+          <w:sz w:val="20"/>
+          <w:szCs w:val="20"/>
+          <w:cs/>
+        </w:rPr>
+        <w:t>នេះអាចដោះស្រាយរាល់បញ្ហាប្រឈមនីមួយៗ ជាមួយនឹងការធ្វើឱ្យប្រសើរឡើងដែលអាចវាស់វែងបានបើប្រៀបធៀបទៅនឹងវិធីសាស្ត្រប្រពៃណី។ ការបំបែក</w:t>
       </w:r>
       <w:r>
         <w:rPr>
@@ -963,23 +2199,100 @@
           <w:rFonts w:ascii="Khmer OS Siemreap" w:hAnsi="Khmer OS Siemreap" w:cs="Khmer OS Siemreap"/>
           <w:sz w:val="20"/>
           <w:szCs w:val="20"/>
+        </w:rPr>
+        <w:t>H</w:t>
+      </w:r>
+      <w:r>
+        <w:rPr>
+          <w:rFonts w:ascii="Khmer OS Siemreap" w:hAnsi="Khmer OS Siemreap" w:cs="Khmer OS Siemreap"/>
+          <w:sz w:val="20"/>
+          <w:szCs w:val="20"/>
+        </w:rPr>
+        <w:t>ub</w:t>
+      </w:r>
+      <w:r>
+        <w:rPr>
+          <w:rFonts w:ascii="Khmer OS Siemreap" w:hAnsi="Khmer OS Siemreap" w:cs="Khmer OS Siemreap"/>
+          <w:sz w:val="20"/>
+          <w:szCs w:val="20"/>
+        </w:rPr>
+        <w:t xml:space="preserve"> </w:t>
+      </w:r>
+      <w:r>
+        <w:rPr>
+          <w:rFonts w:ascii="Khmer OS Siemreap" w:hAnsi="Khmer OS Siemreap" w:cs="Khmer OS Siemreap" w:hint="cs"/>
+          <w:sz w:val="20"/>
+          <w:szCs w:val="20"/>
           <w:cs/>
         </w:rPr>
+        <w:t xml:space="preserve">និង </w:t>
+      </w:r>
+      <w:r>
+        <w:rPr>
+          <w:rFonts w:ascii="Khmer OS Siemreap" w:hAnsi="Khmer OS Siemreap" w:cs="Khmer OS Siemreap"/>
+          <w:sz w:val="20"/>
+          <w:szCs w:val="20"/>
+        </w:rPr>
+        <w:t>S</w:t>
+      </w:r>
+      <w:r>
+        <w:rPr>
+          <w:rFonts w:ascii="Khmer OS Siemreap" w:hAnsi="Khmer OS Siemreap" w:cs="Khmer OS Siemreap"/>
+          <w:sz w:val="20"/>
+          <w:szCs w:val="20"/>
+        </w:rPr>
+        <w:t xml:space="preserve">atellite </w:t>
+      </w:r>
+      <w:r>
+        <w:rPr>
+          <w:rFonts w:ascii="Khmer OS Siemreap" w:hAnsi="Khmer OS Siemreap" w:cs="Khmer OS Siemreap"/>
+          <w:sz w:val="20"/>
+          <w:szCs w:val="20"/>
+          <w:cs/>
+        </w:rPr>
         <w:t>របស់</w:t>
       </w:r>
       <w:r>
         <w:rPr>
+          <w:rFonts w:ascii="Khmer OS Siemreap" w:hAnsi="Khmer OS Siemreap" w:cs="Khmer OS Siemreap" w:hint="cs"/>
+          <w:sz w:val="20"/>
+          <w:szCs w:val="20"/>
+          <w:cs/>
+        </w:rPr>
+        <w:t>វិធីសាស្ត្រ</w:t>
+      </w:r>
+      <w:r>
+        <w:rPr>
           <w:rFonts w:ascii="Khmer OS Siemreap" w:hAnsi="Khmer OS Siemreap" w:cs="Khmer OS Siemreap"/>
           <w:sz w:val="20"/>
           <w:szCs w:val="20"/>
         </w:rPr>
+        <w:t xml:space="preserve"> Data Vault 2.0 </w:t>
+      </w:r>
+      <w:r>
+        <w:rPr>
+          <w:rFonts w:ascii="Khmer OS Siemreap" w:hAnsi="Khmer OS Siemreap" w:cs="Khmer OS Siemreap"/>
+          <w:sz w:val="20"/>
+          <w:szCs w:val="20"/>
+          <w:cs/>
+        </w:rPr>
+        <w:t>អនុញ្ញាតឱ្យមាន</w:t>
+      </w:r>
+      <w:r>
+        <w:rPr>
+          <w:rFonts w:ascii="Khmer OS Siemreap" w:hAnsi="Khmer OS Siemreap" w:cs="Khmer OS Siemreap"/>
+          <w:sz w:val="20"/>
+          <w:szCs w:val="20"/>
+        </w:rPr>
         <w:t xml:space="preserve"> </w:t>
       </w:r>
       <w:r>
         <w:rPr>
           <w:rFonts w:ascii="Khmer OS Siemreap" w:hAnsi="Khmer OS Siemreap" w:cs="Khmer OS Siemreap"/>
-        </w:rPr>
-        <w:t>Data Vault 2.0</w:t>
+          <w:sz w:val="20"/>
+          <w:szCs w:val="20"/>
+        </w:rPr>
+        <w:t>Schema Evolution</w:t>
       </w:r>
       <w:r>
         <w:rPr>
@@ -991,12 +2304,78 @@
       </w:r>
       <w:r>
         <w:rPr>
+          <w:rFonts w:ascii="Khmer OS Siemreap" w:hAnsi="Khmer OS Siemreap" w:cs="Khmer OS Siemreap" w:hint="cs"/>
+          <w:sz w:val="20"/>
+          <w:szCs w:val="20"/>
+          <w:cs/>
+        </w:rPr>
+        <w:t>ដោយគ្មានផលប៉ះពាល់</w:t>
+      </w:r>
+      <w:r>
+        <w:rPr>
           <w:rFonts w:ascii="Khmer OS Siemreap" w:hAnsi="Khmer OS Siemreap" w:cs="Khmer OS Siemreap"/>
           <w:sz w:val="20"/>
           <w:szCs w:val="20"/>
+          <w:lang w:val="ca-ES"/>
+        </w:rPr>
+        <w:t>(</w:t>
+      </w:r>
+      <w:r>
+        <w:rPr>
+          <w:rFonts w:ascii="Khmer OS Siemreap" w:hAnsi="Khmer OS Siemreap" w:cs="Khmer OS Siemreap"/>
+          <w:sz w:val="20"/>
+          <w:szCs w:val="20"/>
+        </w:rPr>
+        <w:t>Z</w:t>
+      </w:r>
+      <w:r>
+        <w:rPr>
+          <w:rFonts w:ascii="Khmer OS Siemreap" w:hAnsi="Khmer OS Siemreap" w:cs="Khmer OS Siemreap"/>
+          <w:sz w:val="20"/>
+          <w:szCs w:val="20"/>
+        </w:rPr>
+        <w:t>ero-</w:t>
+      </w:r>
+      <w:r>
+        <w:rPr>
+          <w:rFonts w:ascii="Khmer OS Siemreap" w:hAnsi="Khmer OS Siemreap" w:cs="Khmer OS Siemreap"/>
+          <w:sz w:val="20"/>
+          <w:szCs w:val="20"/>
+        </w:rPr>
+        <w:t>I</w:t>
+      </w:r>
+      <w:r>
+        <w:rPr>
+          <w:rFonts w:ascii="Khmer OS Siemreap" w:hAnsi="Khmer OS Siemreap" w:cs="Khmer OS Siemreap"/>
+          <w:sz w:val="20"/>
+          <w:szCs w:val="20"/>
+        </w:rPr>
+        <w:t>mpact</w:t>
+      </w:r>
+      <w:r>
+        <w:rPr>
+          <w:rFonts w:ascii="Khmer OS Siemreap" w:hAnsi="Khmer OS Siemreap" w:cs="Khmer OS Siemreap"/>
+          <w:sz w:val="20"/>
+          <w:szCs w:val="20"/>
+        </w:rPr>
+        <w:t>)</w:t>
+      </w:r>
+      <w:r>
+        <w:rPr>
+          <w:rFonts w:ascii="Khmer OS Siemreap" w:hAnsi="Khmer OS Siemreap" w:cs="Khmer OS Siemreap"/>
+          <w:sz w:val="20"/>
+          <w:szCs w:val="20"/>
+        </w:rPr>
+        <w:t xml:space="preserve">, </w:t>
+      </w:r>
+      <w:r>
+        <w:rPr>
+          <w:rFonts w:ascii="Khmer OS Siemreap" w:hAnsi="Khmer OS Siemreap" w:cs="Khmer OS Siemreap" w:hint="cs"/>
+          <w:sz w:val="20"/>
+          <w:szCs w:val="20"/>
           <w:cs/>
         </w:rPr>
-        <w:t>នៅក្នុង</w:t>
+        <w:t xml:space="preserve">ទម្រង់នៃការ </w:t>
       </w:r>
       <w:r>
         <w:rPr>
@@ -1004,13 +2383,152 @@
           <w:sz w:val="20"/>
           <w:szCs w:val="20"/>
         </w:rPr>
+        <w:t>I</w:t>
+      </w:r>
+      <w:r>
+        <w:rPr>
+          <w:rFonts w:ascii="Khmer OS Siemreap" w:hAnsi="Khmer OS Siemreap" w:cs="Khmer OS Siemreap"/>
+          <w:sz w:val="20"/>
+          <w:szCs w:val="20"/>
+        </w:rPr>
+        <w:t>nsert-</w:t>
+      </w:r>
+      <w:r>
+        <w:rPr>
+          <w:rFonts w:ascii="Khmer OS Siemreap" w:hAnsi="Khmer OS Siemreap" w:cs="Khmer OS Siemreap"/>
+          <w:sz w:val="20"/>
+          <w:szCs w:val="20"/>
+        </w:rPr>
+        <w:t>O</w:t>
+      </w:r>
+      <w:r>
+        <w:rPr>
+          <w:rFonts w:ascii="Khmer OS Siemreap" w:hAnsi="Khmer OS Siemreap" w:cs="Khmer OS Siemreap"/>
+          <w:sz w:val="20"/>
+          <w:szCs w:val="20"/>
+        </w:rPr>
+        <w:t xml:space="preserve">nly </w:t>
+      </w:r>
+      <w:r>
+        <w:rPr>
+          <w:rFonts w:ascii="Khmer OS Siemreap" w:hAnsi="Khmer OS Siemreap" w:cs="Khmer OS Siemreap"/>
+          <w:sz w:val="20"/>
+          <w:szCs w:val="20"/>
+        </w:rPr>
+        <w:t>S</w:t>
+      </w:r>
+      <w:r>
+        <w:rPr>
+          <w:rFonts w:ascii="Khmer OS Siemreap" w:hAnsi="Khmer OS Siemreap" w:cs="Khmer OS Siemreap"/>
+          <w:sz w:val="20"/>
+          <w:szCs w:val="20"/>
+        </w:rPr>
+        <w:t xml:space="preserve">atellite </w:t>
+      </w:r>
+      <w:r>
+        <w:rPr>
+          <w:rFonts w:ascii="Khmer OS Siemreap" w:hAnsi="Khmer OS Siemreap" w:cs="Khmer OS Siemreap"/>
+          <w:sz w:val="20"/>
+          <w:szCs w:val="20"/>
+          <w:cs/>
+        </w:rPr>
+        <w:t>រក្សាទុក</w:t>
+      </w:r>
+      <w:r>
+        <w:rPr>
+          <w:rFonts w:ascii="Khmer OS Siemreap" w:hAnsi="Khmer OS Siemreap" w:cs="Khmer OS Siemreap"/>
+          <w:sz w:val="20"/>
+          <w:szCs w:val="20"/>
+          <w:cs/>
+        </w:rPr>
+        <w:lastRenderedPageBreak/>
+        <w:t>នូវប្រវត្តិ</w:t>
+      </w:r>
+      <w:r>
+        <w:rPr>
+          <w:rFonts w:ascii="Khmer OS Siemreap" w:hAnsi="Khmer OS Siemreap" w:cs="Khmer OS Siemreap" w:hint="cs"/>
+          <w:sz w:val="20"/>
+          <w:szCs w:val="20"/>
+          <w:cs/>
+        </w:rPr>
+        <w:t>ការ</w:t>
+      </w:r>
+      <w:r>
+        <w:rPr>
+          <w:rFonts w:ascii="Khmer OS Siemreap" w:hAnsi="Khmer OS Siemreap" w:cs="Khmer OS Siemreap"/>
+          <w:sz w:val="20"/>
+          <w:szCs w:val="20"/>
+          <w:cs/>
+        </w:rPr>
+        <w:t>យ៉ាងពេញលេញ</w:t>
+      </w:r>
+      <w:r>
+        <w:rPr>
+          <w:rFonts w:ascii="Khmer OS Siemreap" w:hAnsi="Khmer OS Siemreap" w:cs="Khmer OS Siemreap" w:hint="cs"/>
+          <w:sz w:val="20"/>
+          <w:szCs w:val="20"/>
+          <w:cs/>
+        </w:rPr>
+        <w:t>ក្នុងការគាំទ្រដល់</w:t>
+      </w:r>
+      <w:r>
+        <w:rPr>
+          <w:rFonts w:ascii="Khmer OS Siemreap" w:hAnsi="Khmer OS Siemreap" w:cs="Khmer OS Siemreap"/>
+          <w:sz w:val="20"/>
+          <w:szCs w:val="20"/>
+          <w:cs/>
+        </w:rPr>
+        <w:t>សវនកម្ម</w:t>
+      </w:r>
+      <w:r>
+        <w:rPr>
+          <w:rFonts w:ascii="Khmer OS Siemreap" w:hAnsi="Khmer OS Siemreap" w:cs="Khmer OS Siemreap"/>
+          <w:sz w:val="20"/>
+          <w:szCs w:val="20"/>
+        </w:rPr>
+        <w:t xml:space="preserve">, </w:t>
+      </w:r>
+      <w:r>
+        <w:rPr>
+          <w:rFonts w:ascii="Khmer OS Siemreap" w:hAnsi="Khmer OS Siemreap" w:cs="Khmer OS Siemreap"/>
+          <w:sz w:val="20"/>
+          <w:szCs w:val="20"/>
+          <w:cs/>
+        </w:rPr>
+        <w:t>ក្របខ័ណ្ឌគ្រប់គ្រង</w:t>
+      </w:r>
+      <w:r>
+        <w:rPr>
+          <w:rFonts w:ascii="Khmer OS Siemreap" w:hAnsi="Khmer OS Siemreap" w:cs="Khmer OS Siemreap"/>
+          <w:sz w:val="20"/>
+          <w:szCs w:val="20"/>
+        </w:rPr>
+        <w:t xml:space="preserve"> ETL </w:t>
+      </w:r>
+      <w:r>
+        <w:rPr>
+          <w:rFonts w:ascii="Khmer OS Siemreap" w:hAnsi="Khmer OS Siemreap" w:cs="Khmer OS Siemreap"/>
+          <w:sz w:val="20"/>
+          <w:szCs w:val="20"/>
+          <w:cs/>
+        </w:rPr>
+        <w:t>ផ្តល់នូវ</w:t>
+      </w:r>
+      <w:r>
+        <w:rPr>
+          <w:rFonts w:ascii="Khmer OS Siemreap" w:hAnsi="Khmer OS Siemreap" w:cs="Khmer OS Siemreap"/>
+          <w:sz w:val="20"/>
+          <w:szCs w:val="20"/>
+        </w:rPr>
         <w:t xml:space="preserve"> </w:t>
       </w:r>
       <w:r>
         <w:rPr>
           <w:rFonts w:ascii="Khmer OS Siemreap" w:hAnsi="Khmer OS Siemreap" w:cs="Khmer OS Siemreap"/>
-        </w:rPr>
-        <w:t>medallion architecture</w:t>
+          <w:sz w:val="20"/>
+          <w:szCs w:val="20"/>
+        </w:rPr>
+        <w:t>S</w:t>
       </w:r>
       <w:r>
         <w:rPr>
@@ -1018,6 +2536,71 @@
           <w:sz w:val="20"/>
           <w:szCs w:val="20"/>
         </w:rPr>
+        <w:t>tep-</w:t>
+      </w:r>
+      <w:r>
+        <w:rPr>
+          <w:rFonts w:ascii="Khmer OS Siemreap" w:hAnsi="Khmer OS Siemreap" w:cs="Khmer OS Siemreap"/>
+          <w:sz w:val="20"/>
+          <w:szCs w:val="20"/>
+        </w:rPr>
+        <w:t>L</w:t>
+      </w:r>
+      <w:r>
+        <w:rPr>
+          <w:rFonts w:ascii="Khmer OS Siemreap" w:hAnsi="Khmer OS Siemreap" w:cs="Khmer OS Siemreap"/>
+          <w:sz w:val="20"/>
+          <w:szCs w:val="20"/>
+        </w:rPr>
+        <w:t xml:space="preserve">evel </w:t>
+      </w:r>
+      <w:r>
+        <w:rPr>
+          <w:rFonts w:ascii="Khmer OS Siemreap" w:hAnsi="Khmer OS Siemreap" w:cs="Khmer OS Siemreap"/>
+          <w:sz w:val="20"/>
+          <w:szCs w:val="20"/>
+        </w:rPr>
+        <w:t>E</w:t>
+      </w:r>
+      <w:r>
+        <w:rPr>
+          <w:rFonts w:ascii="Khmer OS Siemreap" w:hAnsi="Khmer OS Siemreap" w:cs="Khmer OS Siemreap"/>
+          <w:sz w:val="20"/>
+          <w:szCs w:val="20"/>
+        </w:rPr>
+        <w:t xml:space="preserve">rror </w:t>
+      </w:r>
+      <w:r>
+        <w:rPr>
+          <w:rFonts w:ascii="Khmer OS Siemreap" w:hAnsi="Khmer OS Siemreap" w:cs="Khmer OS Siemreap"/>
+          <w:sz w:val="20"/>
+          <w:szCs w:val="20"/>
+        </w:rPr>
+        <w:t>R</w:t>
+      </w:r>
+      <w:r>
+        <w:rPr>
+          <w:rFonts w:ascii="Khmer OS Siemreap" w:hAnsi="Khmer OS Siemreap" w:cs="Khmer OS Siemreap"/>
+          <w:sz w:val="20"/>
+          <w:szCs w:val="20"/>
+        </w:rPr>
+        <w:t xml:space="preserve">ecovery </w:t>
+      </w:r>
+      <w:r>
+        <w:rPr>
+          <w:rFonts w:ascii="Khmer OS Siemreap" w:hAnsi="Khmer OS Siemreap" w:cs="Khmer OS Siemreap"/>
+          <w:sz w:val="20"/>
+          <w:szCs w:val="20"/>
+          <w:cs/>
+        </w:rPr>
+        <w:t>ជាមួយនឹងការកត់ត្រា</w:t>
+      </w:r>
+      <w:r>
+        <w:rPr>
+          <w:rFonts w:ascii="Khmer OS Siemreap" w:hAnsi="Khmer OS Siemreap" w:cs="Khmer OS Siemreap"/>
+          <w:sz w:val="20"/>
+          <w:szCs w:val="20"/>
+        </w:rPr>
         <w:t xml:space="preserve"> </w:t>
       </w:r>
       <w:r>
@@ -1025,9 +2608,41 @@
           <w:rFonts w:ascii="Khmer OS Siemreap" w:hAnsi="Khmer OS Siemreap" w:cs="Khmer OS Siemreap"/>
           <w:sz w:val="20"/>
           <w:szCs w:val="20"/>
+        </w:rPr>
+        <w:t>B</w:t>
+      </w:r>
+      <w:r>
+        <w:rPr>
+          <w:rFonts w:ascii="Khmer OS Siemreap" w:hAnsi="Khmer OS Siemreap" w:cs="Khmer OS Siemreap"/>
+          <w:sz w:val="20"/>
+          <w:szCs w:val="20"/>
+        </w:rPr>
+        <w:t xml:space="preserve">atch </w:t>
+      </w:r>
+      <w:r>
+        <w:rPr>
+          <w:rFonts w:ascii="Khmer OS Siemreap" w:hAnsi="Khmer OS Siemreap" w:cs="Khmer OS Siemreap"/>
+          <w:sz w:val="20"/>
+          <w:szCs w:val="20"/>
+        </w:rPr>
+        <w:t>L</w:t>
+      </w:r>
+      <w:r>
+        <w:rPr>
+          <w:rFonts w:ascii="Khmer OS Siemreap" w:hAnsi="Khmer OS Siemreap" w:cs="Khmer OS Siemreap"/>
+          <w:sz w:val="20"/>
+          <w:szCs w:val="20"/>
+        </w:rPr>
+        <w:t xml:space="preserve">ogging </w:t>
+      </w:r>
+      <w:r>
+        <w:rPr>
+          <w:rFonts w:ascii="Khmer OS Siemreap" w:hAnsi="Khmer OS Siemreap" w:cs="Khmer OS Siemreap"/>
+          <w:sz w:val="20"/>
+          <w:szCs w:val="20"/>
           <w:cs/>
         </w:rPr>
-        <w:t>ដែលមាន ៤ កម្រិត៖</w:t>
+        <w:t>យ៉ាងទូលំទូលាយ ហើយ</w:t>
       </w:r>
       <w:r>
         <w:rPr>
@@ -1035,16 +2650,32 @@
           <w:sz w:val="20"/>
           <w:szCs w:val="20"/>
         </w:rPr>
-        <w:t xml:space="preserve"> Staging (</w:t>
+        <w:t xml:space="preserve"> </w:t>
       </w:r>
       <w:r>
         <w:rPr>
           <w:rFonts w:ascii="Khmer OS Siemreap" w:hAnsi="Khmer OS Siemreap" w:cs="Khmer OS Siemreap"/>
           <w:sz w:val="20"/>
           <w:szCs w:val="20"/>
+        </w:rPr>
+        <w:t>P</w:t>
+      </w:r>
+      <w:r>
+        <w:rPr>
+          <w:rFonts w:ascii="Khmer OS Siemreap" w:hAnsi="Khmer OS Siemreap" w:cs="Khmer OS Siemreap"/>
+          <w:sz w:val="20"/>
+          <w:szCs w:val="20"/>
+        </w:rPr>
+        <w:t xml:space="preserve">ipeline </w:t>
+      </w:r>
+      <w:r>
+        <w:rPr>
+          <w:rFonts w:ascii="Khmer OS Siemreap" w:hAnsi="Khmer OS Siemreap" w:cs="Khmer OS Siemreap"/>
+          <w:sz w:val="20"/>
+          <w:szCs w:val="20"/>
           <w:cs/>
         </w:rPr>
-        <w:t>តារាងប្រភពចំនួន ៩)</w:t>
+        <w:t>កម្រិត</w:t>
       </w:r>
       <w:r>
         <w:rPr>
@@ -1052,13 +2683,16 @@
           <w:sz w:val="20"/>
           <w:szCs w:val="20"/>
         </w:rPr>
-        <w:t xml:space="preserve">, </w:t>
+        <w:t xml:space="preserve"> Silver-Gold </w:t>
       </w:r>
       <w:r>
         <w:rPr>
           <w:rFonts w:ascii="Khmer OS Siemreap" w:hAnsi="Khmer OS Siemreap" w:cs="Khmer OS Siemreap"/>
-        </w:rPr>
-        <w:t>Bronze</w:t>
+          <w:sz w:val="20"/>
+          <w:szCs w:val="20"/>
+          <w:cs/>
+        </w:rPr>
+        <w:t>បំប្លែងទិន្នន័យឆៅពី</w:t>
       </w:r>
       <w:r>
         <w:rPr>
@@ -1066,13 +2700,15 @@
           <w:sz w:val="20"/>
           <w:szCs w:val="20"/>
         </w:rPr>
-        <w:t xml:space="preserve"> (</w:t>
+        <w:t xml:space="preserve"> </w:t>
       </w:r>
       <w:r>
         <w:rPr>
           <w:rFonts w:ascii="Khmer OS Siemreap" w:hAnsi="Khmer OS Siemreap" w:cs="Khmer OS Siemreap"/>
-        </w:rPr>
-        <w:t>Hubs</w:t>
+          <w:sz w:val="20"/>
+          <w:szCs w:val="20"/>
+        </w:rPr>
+        <w:t>Raw V</w:t>
       </w:r>
       <w:r>
         <w:rPr>
@@ -1080,6 +2716,39 @@
           <w:sz w:val="20"/>
           <w:szCs w:val="20"/>
         </w:rPr>
+        <w:t xml:space="preserve">ault </w:t>
+      </w:r>
+      <w:r>
+        <w:rPr>
+          <w:rFonts w:ascii="Khmer OS Siemreap" w:hAnsi="Khmer OS Siemreap" w:cs="Khmer OS Siemreap"/>
+          <w:sz w:val="20"/>
+          <w:szCs w:val="20"/>
+          <w:cs/>
+        </w:rPr>
+        <w:t>ទៅជារង្វាស់វិភាគដែលអាចប្រើប្រាស់បានសម្រាប់អាជីវកម្ម។ លទ្ធផលនៃការរកឃើញទាំងនេះ ដែលមានការគាំទ្រពីការសិក្សាប្រៀបធៀបដែលមានស្រាប់រវាងវិធីសាស្ត្រ</w:t>
+      </w:r>
+      <w:r>
+        <w:rPr>
+          <w:rFonts w:ascii="Khmer OS Siemreap" w:hAnsi="Khmer OS Siemreap" w:cs="Khmer OS Siemreap"/>
+          <w:sz w:val="20"/>
+          <w:szCs w:val="20"/>
+        </w:rPr>
+        <w:t xml:space="preserve"> Data Vault</w:t>
+      </w:r>
+      <w:r>
+        <w:rPr>
+          <w:rFonts w:ascii="Khmer OS Siemreap" w:hAnsi="Khmer OS Siemreap" w:cs="Khmer OS Siemreap"/>
+          <w:sz w:val="20"/>
+          <w:szCs w:val="20"/>
+        </w:rPr>
+        <w:t xml:space="preserve"> 2.0</w:t>
+      </w:r>
+      <w:r>
+        <w:rPr>
+          <w:rFonts w:ascii="Khmer OS Siemreap" w:hAnsi="Khmer OS Siemreap" w:cs="Khmer OS Siemreap"/>
+          <w:sz w:val="20"/>
+          <w:szCs w:val="20"/>
+        </w:rPr>
         <w:t xml:space="preserve"> </w:t>
       </w:r>
       <w:r>
@@ -1089,7 +2758,7 @@
           <w:szCs w:val="20"/>
           <w:cs/>
         </w:rPr>
-        <w:t>៩</w:t>
+        <w:t>នៅក្នុងឯកសារស្រាវជ្រាវ បានផ្តល់នូវ</w:t>
       </w:r>
       <w:r>
         <w:rPr>
@@ -1097,13 +2766,15 @@
           <w:sz w:val="20"/>
           <w:szCs w:val="20"/>
         </w:rPr>
-        <w:t xml:space="preserve">, </w:t>
+        <w:t xml:space="preserve"> </w:t>
       </w:r>
       <w:r>
         <w:rPr>
           <w:rFonts w:ascii="Khmer OS Siemreap" w:hAnsi="Khmer OS Siemreap" w:cs="Khmer OS Siemreap"/>
-        </w:rPr>
-        <w:t>Satellites</w:t>
+          <w:sz w:val="20"/>
+          <w:szCs w:val="20"/>
+        </w:rPr>
+        <w:t>R</w:t>
       </w:r>
       <w:r>
         <w:rPr>
@@ -1111,16 +2782,48 @@
           <w:sz w:val="20"/>
           <w:szCs w:val="20"/>
         </w:rPr>
-        <w:t xml:space="preserve"> </w:t>
+        <w:t xml:space="preserve">eplicable </w:t>
       </w:r>
       <w:r>
         <w:rPr>
           <w:rFonts w:ascii="Khmer OS Siemreap" w:hAnsi="Khmer OS Siemreap" w:cs="Khmer OS Siemreap"/>
           <w:sz w:val="20"/>
           <w:szCs w:val="20"/>
+        </w:rPr>
+        <w:t>R</w:t>
+      </w:r>
+      <w:r>
+        <w:rPr>
+          <w:rFonts w:ascii="Khmer OS Siemreap" w:hAnsi="Khmer OS Siemreap" w:cs="Khmer OS Siemreap"/>
+          <w:sz w:val="20"/>
+          <w:szCs w:val="20"/>
+        </w:rPr>
+        <w:t xml:space="preserve">eference </w:t>
+      </w:r>
+      <w:r>
+        <w:rPr>
+          <w:rFonts w:ascii="Khmer OS Siemreap" w:hAnsi="Khmer OS Siemreap" w:cs="Khmer OS Siemreap"/>
+          <w:sz w:val="20"/>
+          <w:szCs w:val="20"/>
+        </w:rPr>
+        <w:t>A</w:t>
+      </w:r>
+      <w:r>
+        <w:rPr>
+          <w:rFonts w:ascii="Khmer OS Siemreap" w:hAnsi="Khmer OS Siemreap" w:cs="Khmer OS Siemreap"/>
+          <w:sz w:val="20"/>
+          <w:szCs w:val="20"/>
+        </w:rPr>
+        <w:t xml:space="preserve">rchitecture </w:t>
+      </w:r>
+      <w:r>
+        <w:rPr>
+          <w:rFonts w:ascii="Khmer OS Siemreap" w:hAnsi="Khmer OS Siemreap" w:cs="Khmer OS Siemreap"/>
+          <w:sz w:val="20"/>
+          <w:szCs w:val="20"/>
           <w:cs/>
         </w:rPr>
-        <w:t>៩</w:t>
+        <w:t>សម្រាប់ការធ្វើទំនើបកម្មប្រព័ន្ធទិន្នន័យពន្ធដារនៅ</w:t>
       </w:r>
       <w:r>
         <w:rPr>
@@ -1128,1223 +2831,53 @@
           <w:sz w:val="20"/>
           <w:szCs w:val="20"/>
         </w:rPr>
-        <w:t xml:space="preserve">, </w:t>
+        <w:t xml:space="preserve">  </w:t>
       </w:r>
       <w:r>
         <w:rPr>
           <w:rFonts w:ascii="Khmer OS Siemreap" w:hAnsi="Khmer OS Siemreap" w:cs="Khmer OS Siemreap"/>
-        </w:rPr>
-        <w:t xml:space="preserve">Links </w:t>
-      </w:r>
-      <w:r>
-        <w:rPr>
-          <w:rFonts w:ascii="Khmer OS Siemreap" w:hAnsi="Khmer OS Siemreap" w:cs="Khmer OS Siemreap"/>
           <w:sz w:val="20"/>
           <w:szCs w:val="20"/>
           <w:cs/>
         </w:rPr>
-        <w:t>៥)</w:t>
-      </w:r>
-      <w:r>
-        <w:rPr>
-          <w:rFonts w:ascii="Khmer OS Siemreap" w:hAnsi="Khmer OS Siemreap" w:cs="Khmer OS Siemreap"/>
-          <w:sz w:val="20"/>
-          <w:szCs w:val="20"/>
-        </w:rPr>
-        <w:t xml:space="preserve">, </w:t>
-      </w:r>
-      <w:r>
-        <w:rPr>
-          <w:rFonts w:ascii="Khmer OS Siemreap" w:hAnsi="Khmer OS Siemreap" w:cs="Khmer OS Siemreap"/>
-        </w:rPr>
-        <w:t>Silver</w:t>
-      </w:r>
-      <w:r>
-        <w:rPr>
-          <w:rFonts w:ascii="Khmer OS Siemreap" w:hAnsi="Khmer OS Siemreap" w:cs="Khmer OS Siemreap"/>
-          <w:sz w:val="20"/>
-          <w:szCs w:val="20"/>
-        </w:rPr>
-        <w:t xml:space="preserve"> (</w:t>
-      </w:r>
-      <w:r>
-        <w:rPr>
-          <w:rFonts w:ascii="Khmer OS Siemreap" w:hAnsi="Khmer OS Siemreap" w:cs="Khmer OS Siemreap"/>
-          <w:sz w:val="20"/>
-          <w:szCs w:val="20"/>
-          <w:cs/>
-        </w:rPr>
-        <w:t>តារាង</w:t>
-      </w:r>
-      <w:r>
-        <w:rPr>
-          <w:rFonts w:ascii="Khmer OS Siemreap" w:hAnsi="Khmer OS Siemreap" w:cs="Khmer OS Siemreap"/>
-          <w:sz w:val="20"/>
-          <w:szCs w:val="20"/>
-        </w:rPr>
-        <w:t xml:space="preserve"> </w:t>
-      </w:r>
-      <w:r>
-        <w:rPr>
-          <w:rFonts w:ascii="Khmer OS Siemreap" w:hAnsi="Khmer OS Siemreap" w:cs="Khmer OS Siemreap"/>
-        </w:rPr>
-        <w:t>Point-in-Time</w:t>
-      </w:r>
-      <w:r>
-        <w:rPr>
-          <w:rFonts w:ascii="Khmer OS Siemreap" w:hAnsi="Khmer OS Siemreap" w:cs="Khmer OS Siemreap"/>
-          <w:sz w:val="20"/>
-          <w:szCs w:val="20"/>
-        </w:rPr>
-        <w:t xml:space="preserve"> </w:t>
-      </w:r>
-      <w:r>
-        <w:rPr>
-          <w:rFonts w:ascii="Khmer OS Siemreap" w:hAnsi="Khmer OS Siemreap" w:cs="Khmer OS Siemreap"/>
-          <w:sz w:val="20"/>
-          <w:szCs w:val="20"/>
-          <w:cs/>
-        </w:rPr>
-        <w:t>៣</w:t>
-      </w:r>
-      <w:r>
-        <w:rPr>
-          <w:rFonts w:ascii="Khmer OS Siemreap" w:hAnsi="Khmer OS Siemreap" w:cs="Khmer OS Siemreap"/>
-          <w:sz w:val="20"/>
-          <w:szCs w:val="20"/>
-        </w:rPr>
-        <w:t xml:space="preserve">, </w:t>
-      </w:r>
-      <w:r>
-        <w:rPr>
-          <w:rFonts w:ascii="Khmer OS Siemreap" w:hAnsi="Khmer OS Siemreap" w:cs="Khmer OS Siemreap"/>
-        </w:rPr>
-        <w:t>Bridge</w:t>
-      </w:r>
-      <w:r>
-        <w:rPr>
-          <w:rFonts w:ascii="Khmer OS Siemreap" w:hAnsi="Khmer OS Siemreap" w:cs="Khmer OS Siemreap"/>
-          <w:sz w:val="20"/>
-          <w:szCs w:val="20"/>
-        </w:rPr>
-        <w:t xml:space="preserve"> </w:t>
-      </w:r>
-      <w:r>
-        <w:rPr>
-          <w:rFonts w:ascii="Khmer OS Siemreap" w:hAnsi="Khmer OS Siemreap" w:cs="Khmer OS Siemreap"/>
-          <w:sz w:val="20"/>
-          <w:szCs w:val="20"/>
-          <w:cs/>
-        </w:rPr>
-        <w:t>១</w:t>
-      </w:r>
-      <w:r>
-        <w:rPr>
-          <w:rFonts w:ascii="Khmer OS Siemreap" w:hAnsi="Khmer OS Siemreap" w:cs="Khmer OS Siemreap"/>
-          <w:sz w:val="20"/>
-          <w:szCs w:val="20"/>
-        </w:rPr>
-        <w:t xml:space="preserve">, </w:t>
-      </w:r>
-      <w:r>
-        <w:rPr>
-          <w:rFonts w:ascii="Khmer OS Siemreap" w:hAnsi="Khmer OS Siemreap" w:cs="Khmer OS Siemreap"/>
-          <w:sz w:val="20"/>
-          <w:szCs w:val="20"/>
-          <w:cs/>
-        </w:rPr>
-        <w:t>តារាង</w:t>
-      </w:r>
-      <w:r>
-        <w:rPr>
-          <w:rFonts w:ascii="Khmer OS Siemreap" w:hAnsi="Khmer OS Siemreap" w:cs="Khmer OS Siemreap"/>
-          <w:sz w:val="20"/>
-          <w:szCs w:val="20"/>
-        </w:rPr>
-        <w:t xml:space="preserve"> </w:t>
-      </w:r>
-      <w:r>
-        <w:rPr>
-          <w:rFonts w:ascii="Khmer OS Siemreap" w:hAnsi="Khmer OS Siemreap" w:cs="Khmer OS Siemreap"/>
-        </w:rPr>
-        <w:t>Business Vault</w:t>
-      </w:r>
-      <w:r>
-        <w:rPr>
-          <w:rFonts w:ascii="Khmer OS Siemreap" w:hAnsi="Khmer OS Siemreap" w:cs="Khmer OS Siemreap"/>
-          <w:sz w:val="20"/>
-          <w:szCs w:val="20"/>
-        </w:rPr>
-        <w:t xml:space="preserve"> </w:t>
-      </w:r>
-      <w:r>
-        <w:rPr>
-          <w:rFonts w:ascii="Khmer OS Siemreap" w:hAnsi="Khmer OS Siemreap" w:cs="Khmer OS Siemreap"/>
-          <w:sz w:val="20"/>
-          <w:szCs w:val="20"/>
-          <w:cs/>
-        </w:rPr>
-        <w:t>២)</w:t>
-      </w:r>
-      <w:r>
-        <w:rPr>
-          <w:rFonts w:ascii="Khmer OS Siemreap" w:hAnsi="Khmer OS Siemreap" w:cs="Khmer OS Siemreap"/>
-          <w:sz w:val="20"/>
-          <w:szCs w:val="20"/>
-        </w:rPr>
-        <w:t xml:space="preserve">, </w:t>
-      </w:r>
-      <w:r>
-        <w:rPr>
-          <w:rFonts w:ascii="Khmer OS Siemreap" w:hAnsi="Khmer OS Siemreap" w:cs="Khmer OS Siemreap"/>
-          <w:sz w:val="20"/>
-          <w:szCs w:val="20"/>
-          <w:cs/>
-        </w:rPr>
-        <w:t>និង</w:t>
-      </w:r>
-      <w:r>
-        <w:rPr>
-          <w:rFonts w:ascii="Khmer OS Siemreap" w:hAnsi="Khmer OS Siemreap" w:cs="Khmer OS Siemreap"/>
-          <w:sz w:val="20"/>
-          <w:szCs w:val="20"/>
-        </w:rPr>
-        <w:t xml:space="preserve"> </w:t>
-      </w:r>
-      <w:r>
-        <w:rPr>
-          <w:rFonts w:ascii="Khmer OS Siemreap" w:hAnsi="Khmer OS Siemreap" w:cs="Khmer OS Siemreap"/>
-        </w:rPr>
-        <w:t>Gold</w:t>
-      </w:r>
-      <w:r>
-        <w:rPr>
-          <w:rFonts w:ascii="Khmer OS Siemreap" w:hAnsi="Khmer OS Siemreap" w:cs="Khmer OS Siemreap"/>
-          <w:sz w:val="20"/>
-          <w:szCs w:val="20"/>
-        </w:rPr>
-        <w:t xml:space="preserve"> (</w:t>
-      </w:r>
-      <w:r>
-        <w:rPr>
-          <w:rFonts w:ascii="Khmer OS Siemreap" w:hAnsi="Khmer OS Siemreap" w:cs="Khmer OS Siemreap"/>
-        </w:rPr>
-        <w:t>Dimensions</w:t>
-      </w:r>
-      <w:r>
-        <w:rPr>
-          <w:rFonts w:ascii="Khmer OS Siemreap" w:hAnsi="Khmer OS Siemreap" w:cs="Khmer OS Siemreap"/>
-          <w:sz w:val="20"/>
-          <w:szCs w:val="20"/>
-        </w:rPr>
-        <w:t xml:space="preserve"> </w:t>
-      </w:r>
-      <w:r>
-        <w:rPr>
-          <w:rFonts w:ascii="Khmer OS Siemreap" w:hAnsi="Khmer OS Siemreap" w:cs="Khmer OS Siemreap"/>
-          <w:sz w:val="20"/>
-          <w:szCs w:val="20"/>
-          <w:cs/>
-        </w:rPr>
-        <w:t>៧</w:t>
-      </w:r>
-      <w:r>
-        <w:rPr>
-          <w:rFonts w:ascii="Khmer OS Siemreap" w:hAnsi="Khmer OS Siemreap" w:cs="Khmer OS Siemreap"/>
-          <w:sz w:val="20"/>
-          <w:szCs w:val="20"/>
-        </w:rPr>
-        <w:t xml:space="preserve">, </w:t>
-      </w:r>
-      <w:r>
-        <w:rPr>
-          <w:rFonts w:ascii="Khmer OS Siemreap" w:hAnsi="Khmer OS Siemreap" w:cs="Khmer OS Siemreap"/>
-          <w:sz w:val="20"/>
-          <w:szCs w:val="20"/>
-          <w:cs/>
-        </w:rPr>
-        <w:t>តារាង</w:t>
-      </w:r>
-      <w:r>
-        <w:rPr>
-          <w:rFonts w:ascii="Khmer OS Siemreap" w:hAnsi="Khmer OS Siemreap" w:cs="Khmer OS Siemreap"/>
-          <w:sz w:val="20"/>
-          <w:szCs w:val="20"/>
-        </w:rPr>
-        <w:t xml:space="preserve"> </w:t>
-      </w:r>
-      <w:r>
-        <w:rPr>
-          <w:rFonts w:ascii="Khmer OS Siemreap" w:hAnsi="Khmer OS Siemreap" w:cs="Khmer OS Siemreap"/>
-        </w:rPr>
-        <w:t>Fact</w:t>
-      </w:r>
-      <w:r>
-        <w:rPr>
-          <w:rFonts w:ascii="Khmer OS Siemreap" w:hAnsi="Khmer OS Siemreap" w:cs="Khmer OS Siemreap"/>
-          <w:sz w:val="20"/>
-          <w:szCs w:val="20"/>
-        </w:rPr>
-        <w:t xml:space="preserve"> </w:t>
-      </w:r>
-      <w:r>
-        <w:rPr>
-          <w:rFonts w:ascii="Khmer OS Siemreap" w:hAnsi="Khmer OS Siemreap" w:cs="Khmer OS Siemreap"/>
-          <w:sz w:val="20"/>
-          <w:szCs w:val="20"/>
-          <w:cs/>
-        </w:rPr>
-        <w:t>៤ នៅក្នុង</w:t>
-      </w:r>
-      <w:r>
-        <w:rPr>
-          <w:rFonts w:ascii="Khmer OS Siemreap" w:hAnsi="Khmer OS Siemreap" w:cs="Khmer OS Siemreap"/>
-          <w:sz w:val="20"/>
-          <w:szCs w:val="20"/>
-        </w:rPr>
-        <w:t xml:space="preserve"> </w:t>
-      </w:r>
-      <w:r>
-        <w:rPr>
-          <w:rFonts w:ascii="Khmer OS Siemreap" w:hAnsi="Khmer OS Siemreap" w:cs="Khmer OS Siemreap"/>
-        </w:rPr>
-        <w:t>star schema</w:t>
-      </w:r>
-      <w:r>
-        <w:rPr>
-          <w:rFonts w:ascii="Khmer OS Siemreap" w:hAnsi="Khmer OS Siemreap" w:cs="Khmer OS Siemreap"/>
-          <w:sz w:val="20"/>
-          <w:szCs w:val="20"/>
-        </w:rPr>
-        <w:t>)</w:t>
-      </w:r>
-      <w:r>
-        <w:rPr>
-          <w:rFonts w:ascii="Khmer OS Siemreap" w:hAnsi="Khmer OS Siemreap" w:cs="Khmer OS Siemreap"/>
-          <w:sz w:val="20"/>
-          <w:szCs w:val="20"/>
-          <w:cs/>
-        </w:rPr>
-        <w:t>។</w:t>
-      </w:r>
-      <w:r>
-        <w:rPr>
-          <w:rFonts w:ascii="Khmer OS Siemreap" w:hAnsi="Khmer OS Siemreap" w:cs="Khmer OS Siemreap"/>
-          <w:sz w:val="20"/>
-          <w:szCs w:val="20"/>
-        </w:rPr>
-        <w:t xml:space="preserve"> </w:t>
-      </w:r>
-      <w:r>
-        <w:rPr>
-          <w:rFonts w:ascii="Khmer OS Siemreap" w:hAnsi="Khmer OS Siemreap" w:cs="Khmer OS Siemreap"/>
-        </w:rPr>
-        <w:t>ETL pipeline</w:t>
-      </w:r>
-      <w:r>
-        <w:rPr>
-          <w:rFonts w:ascii="Khmer OS Siemreap" w:hAnsi="Khmer OS Siemreap" w:cs="Khmer OS Siemreap"/>
-          <w:sz w:val="20"/>
-          <w:szCs w:val="20"/>
-        </w:rPr>
-        <w:t xml:space="preserve"> </w:t>
-      </w:r>
-      <w:r>
-        <w:rPr>
-          <w:rFonts w:ascii="Khmer OS Siemreap" w:hAnsi="Khmer OS Siemreap" w:cs="Khmer OS Siemreap"/>
-          <w:sz w:val="20"/>
-          <w:szCs w:val="20"/>
-          <w:cs/>
-        </w:rPr>
-        <w:t>ត្រូវបានរៀបចំតាមរយៈរចនាសម្ព័ន្ធ</w:t>
-      </w:r>
-      <w:r>
-        <w:rPr>
-          <w:rFonts w:ascii="Khmer OS Siemreap" w:hAnsi="Khmer OS Siemreap" w:cs="Khmer OS Siemreap"/>
-          <w:sz w:val="20"/>
-          <w:szCs w:val="20"/>
-        </w:rPr>
-        <w:t xml:space="preserve"> </w:t>
-      </w:r>
-      <w:r>
-        <w:rPr>
-          <w:rFonts w:ascii="Khmer OS Siemreap" w:hAnsi="Khmer OS Siemreap" w:cs="Khmer OS Siemreap"/>
-        </w:rPr>
-        <w:t>SSIS</w:t>
-      </w:r>
-      <w:r>
-        <w:rPr>
-          <w:rFonts w:ascii="Khmer OS Siemreap" w:hAnsi="Khmer OS Siemreap" w:cs="Khmer OS Siemreap"/>
-          <w:sz w:val="20"/>
-          <w:szCs w:val="20"/>
-        </w:rPr>
-        <w:t xml:space="preserve"> </w:t>
-      </w:r>
-      <w:r>
-        <w:rPr>
-          <w:rFonts w:ascii="Khmer OS Siemreap" w:hAnsi="Khmer OS Siemreap" w:cs="Khmer OS Siemreap"/>
-          <w:sz w:val="20"/>
-          <w:szCs w:val="20"/>
-          <w:cs/>
-        </w:rPr>
-        <w:t>ជាឋានានុក្រម ដែលរួមមាន</w:t>
-      </w:r>
-      <w:r>
-        <w:rPr>
-          <w:rFonts w:ascii="Khmer OS Siemreap" w:hAnsi="Khmer OS Siemreap" w:cs="Khmer OS Siemreap"/>
-          <w:sz w:val="20"/>
-          <w:szCs w:val="20"/>
-        </w:rPr>
-        <w:t xml:space="preserve"> </w:t>
-      </w:r>
-      <w:r>
-        <w:rPr>
-          <w:rFonts w:ascii="Khmer OS Siemreap" w:hAnsi="Khmer OS Siemreap" w:cs="Khmer OS Siemreap"/>
-        </w:rPr>
-        <w:t>master packages</w:t>
-      </w:r>
-      <w:r>
-        <w:rPr>
-          <w:rFonts w:ascii="Khmer OS Siemreap" w:hAnsi="Khmer OS Siemreap" w:cs="Khmer OS Siemreap"/>
-          <w:sz w:val="20"/>
-          <w:szCs w:val="20"/>
-        </w:rPr>
-        <w:t xml:space="preserve"> </w:t>
-      </w:r>
-      <w:r>
-        <w:rPr>
-          <w:rFonts w:ascii="Khmer OS Siemreap" w:hAnsi="Khmer OS Siemreap" w:cs="Khmer OS Siemreap"/>
-          <w:sz w:val="20"/>
-          <w:szCs w:val="20"/>
-          <w:cs/>
-        </w:rPr>
-        <w:t>៣</w:t>
-      </w:r>
-      <w:r>
-        <w:rPr>
-          <w:rFonts w:ascii="Khmer OS Siemreap" w:hAnsi="Khmer OS Siemreap" w:cs="Khmer OS Siemreap"/>
-          <w:sz w:val="20"/>
-          <w:szCs w:val="20"/>
-        </w:rPr>
-        <w:t xml:space="preserve">, </w:t>
-      </w:r>
-      <w:r>
-        <w:rPr>
-          <w:rFonts w:ascii="Khmer OS Siemreap" w:hAnsi="Khmer OS Siemreap" w:cs="Khmer OS Siemreap"/>
-        </w:rPr>
-        <w:t>orchestrator packages</w:t>
-      </w:r>
-      <w:r>
-        <w:rPr>
-          <w:rFonts w:ascii="Khmer OS Siemreap" w:hAnsi="Khmer OS Siemreap" w:cs="Khmer OS Siemreap"/>
-          <w:sz w:val="20"/>
-          <w:szCs w:val="20"/>
-        </w:rPr>
-        <w:t xml:space="preserve"> </w:t>
-      </w:r>
-      <w:r>
-        <w:rPr>
-          <w:rFonts w:ascii="Khmer OS Siemreap" w:hAnsi="Khmer OS Siemreap" w:cs="Khmer OS Siemreap"/>
-          <w:sz w:val="20"/>
-          <w:szCs w:val="20"/>
-          <w:cs/>
-        </w:rPr>
-        <w:t>៨</w:t>
-      </w:r>
-      <w:r>
-        <w:rPr>
-          <w:rFonts w:ascii="Khmer OS Siemreap" w:hAnsi="Khmer OS Siemreap" w:cs="Khmer OS Siemreap"/>
-          <w:sz w:val="20"/>
-          <w:szCs w:val="20"/>
-        </w:rPr>
-        <w:t xml:space="preserve">, </w:t>
-      </w:r>
-      <w:r>
-        <w:rPr>
-          <w:rFonts w:ascii="Khmer OS Siemreap" w:hAnsi="Khmer OS Siemreap" w:cs="Khmer OS Siemreap"/>
-          <w:sz w:val="20"/>
-          <w:szCs w:val="20"/>
-          <w:cs/>
-        </w:rPr>
-        <w:t>និង</w:t>
-      </w:r>
-      <w:r>
-        <w:rPr>
-          <w:rFonts w:ascii="Khmer OS Siemreap" w:hAnsi="Khmer OS Siemreap" w:cs="Khmer OS Siemreap"/>
-          <w:sz w:val="20"/>
-          <w:szCs w:val="20"/>
-        </w:rPr>
-        <w:t xml:space="preserve"> </w:t>
-      </w:r>
-      <w:r>
-        <w:rPr>
-          <w:rFonts w:ascii="Khmer OS Siemreap" w:hAnsi="Khmer OS Siemreap" w:cs="Khmer OS Siemreap"/>
-        </w:rPr>
-        <w:t>child packages</w:t>
-      </w:r>
-      <w:r>
-        <w:rPr>
-          <w:rFonts w:ascii="Khmer OS Siemreap" w:hAnsi="Khmer OS Siemreap" w:cs="Khmer OS Siemreap"/>
-          <w:sz w:val="20"/>
-          <w:szCs w:val="20"/>
-        </w:rPr>
-        <w:t xml:space="preserve"> </w:t>
-      </w:r>
-      <w:r>
-        <w:rPr>
-          <w:rFonts w:ascii="Khmer OS Siemreap" w:hAnsi="Khmer OS Siemreap" w:cs="Khmer OS Siemreap"/>
-          <w:sz w:val="20"/>
-          <w:szCs w:val="20"/>
-          <w:cs/>
-        </w:rPr>
-        <w:t>៤៩ (សរុប ៦០) ដោយផ្តល់នូវ</w:t>
-      </w:r>
-      <w:r>
-        <w:rPr>
-          <w:rFonts w:ascii="Khmer OS Siemreap" w:hAnsi="Khmer OS Siemreap" w:cs="Khmer OS Siemreap"/>
-          <w:sz w:val="20"/>
-          <w:szCs w:val="20"/>
-        </w:rPr>
-        <w:t xml:space="preserve"> </w:t>
-      </w:r>
-      <w:r>
-        <w:rPr>
-          <w:rFonts w:ascii="Khmer OS Siemreap" w:hAnsi="Khmer OS Siemreap" w:cs="Khmer OS Siemreap"/>
-        </w:rPr>
-        <w:t>batch-and-step logging</w:t>
-      </w:r>
-      <w:r>
-        <w:rPr>
-          <w:rFonts w:ascii="Khmer OS Siemreap" w:hAnsi="Khmer OS Siemreap" w:cs="Khmer OS Siemreap"/>
-          <w:sz w:val="20"/>
-          <w:szCs w:val="20"/>
-        </w:rPr>
-        <w:t xml:space="preserve">, </w:t>
-      </w:r>
-      <w:r>
-        <w:rPr>
-          <w:rFonts w:ascii="Khmer OS Siemreap" w:hAnsi="Khmer OS Siemreap" w:cs="Khmer OS Siemreap"/>
-        </w:rPr>
-        <w:t>watermark-based incremental loading</w:t>
-      </w:r>
-      <w:r>
-        <w:rPr>
-          <w:rFonts w:ascii="Khmer OS Siemreap" w:hAnsi="Khmer OS Siemreap" w:cs="Khmer OS Siemreap"/>
-          <w:sz w:val="20"/>
-          <w:szCs w:val="20"/>
-        </w:rPr>
-        <w:t xml:space="preserve">, </w:t>
-      </w:r>
-      <w:r>
-        <w:rPr>
-          <w:rFonts w:ascii="Khmer OS Siemreap" w:hAnsi="Khmer OS Siemreap" w:cs="Khmer OS Siemreap"/>
-          <w:sz w:val="20"/>
-          <w:szCs w:val="20"/>
-          <w:cs/>
-        </w:rPr>
-        <w:t>និង</w:t>
-      </w:r>
-      <w:r>
-        <w:rPr>
-          <w:rFonts w:ascii="Khmer OS Siemreap" w:hAnsi="Khmer OS Siemreap" w:cs="Khmer OS Siemreap"/>
-          <w:sz w:val="20"/>
-          <w:szCs w:val="20"/>
-        </w:rPr>
-        <w:t xml:space="preserve"> </w:t>
-      </w:r>
-      <w:r>
-        <w:rPr>
-          <w:rFonts w:ascii="Khmer OS Siemreap" w:hAnsi="Khmer OS Siemreap" w:cs="Khmer OS Siemreap"/>
-        </w:rPr>
-        <w:t>error handling</w:t>
-      </w:r>
-      <w:r>
-        <w:rPr>
-          <w:rFonts w:ascii="Khmer OS Siemreap" w:hAnsi="Khmer OS Siemreap" w:cs="Khmer OS Siemreap"/>
-          <w:sz w:val="20"/>
-          <w:szCs w:val="20"/>
-          <w:cs/>
-        </w:rPr>
-        <w:t>។</w:t>
-      </w:r>
-      <w:r>
-        <w:rPr>
-          <w:rFonts w:ascii="Khmer OS Siemreap" w:hAnsi="Khmer OS Siemreap" w:cs="Khmer OS Siemreap"/>
-          <w:sz w:val="20"/>
-          <w:szCs w:val="20"/>
-        </w:rPr>
-        <w:t xml:space="preserve"> </w:t>
-      </w:r>
-      <w:r>
-        <w:rPr>
-          <w:rFonts w:ascii="Khmer OS Siemreap" w:hAnsi="Khmer OS Siemreap" w:cs="Khmer OS Siemreap"/>
-        </w:rPr>
-        <w:t>Simulated tax database</w:t>
-      </w:r>
-      <w:r>
-        <w:rPr>
-          <w:rFonts w:ascii="Khmer OS Siemreap" w:hAnsi="Khmer OS Siemreap" w:cs="Khmer OS Siemreap"/>
-          <w:sz w:val="20"/>
-          <w:szCs w:val="20"/>
-        </w:rPr>
-        <w:t xml:space="preserve"> </w:t>
-      </w:r>
-      <w:r>
-        <w:rPr>
-          <w:rFonts w:ascii="Khmer OS Siemreap" w:hAnsi="Khmer OS Siemreap" w:cs="Khmer OS Siemreap"/>
-          <w:sz w:val="20"/>
-          <w:szCs w:val="20"/>
-          <w:cs/>
-        </w:rPr>
-        <w:t>ដែលមានអ្នកជាប់ពន្ធចំនួន ១.០០០ នាក់ ការប្រកាសពន្ធ ការបង់ប្រាក់ និងការចាត់តាំងមន្ត្រី ត្រូវបានប្រើជា</w:t>
-      </w:r>
-      <w:r>
-        <w:rPr>
-          <w:rFonts w:ascii="Khmer OS Siemreap" w:hAnsi="Khmer OS Siemreap" w:cs="Khmer OS Siemreap"/>
-          <w:sz w:val="20"/>
-          <w:szCs w:val="20"/>
-        </w:rPr>
-        <w:t xml:space="preserve"> </w:t>
-      </w:r>
-      <w:r>
-        <w:rPr>
-          <w:rFonts w:ascii="Khmer OS Siemreap" w:hAnsi="Khmer OS Siemreap" w:cs="Khmer OS Siemreap"/>
-        </w:rPr>
-        <w:t>source system</w:t>
-      </w:r>
-      <w:r>
-        <w:rPr>
-          <w:rFonts w:ascii="Khmer OS Siemreap" w:hAnsi="Khmer OS Siemreap" w:cs="Khmer OS Siemreap"/>
-          <w:sz w:val="20"/>
-          <w:szCs w:val="20"/>
-        </w:rPr>
-        <w:t xml:space="preserve"> </w:t>
-      </w:r>
-      <w:r>
-        <w:rPr>
-          <w:rFonts w:ascii="Khmer OS Siemreap" w:hAnsi="Khmer OS Siemreap" w:cs="Khmer OS Siemreap"/>
-          <w:sz w:val="20"/>
-          <w:szCs w:val="20"/>
-          <w:cs/>
-        </w:rPr>
-        <w:t>ដែលមានសរុប ៦៧</w:t>
-      </w:r>
-      <w:r>
-        <w:rPr>
-          <w:rFonts w:ascii="Khmer OS Siemreap" w:hAnsi="Khmer OS Siemreap" w:cs="Khmer OS Siemreap"/>
-          <w:sz w:val="20"/>
-          <w:szCs w:val="20"/>
-        </w:rPr>
-        <w:t xml:space="preserve"> </w:t>
-      </w:r>
-      <w:r>
-        <w:rPr>
-          <w:rFonts w:ascii="Khmer OS Siemreap" w:hAnsi="Khmer OS Siemreap" w:cs="Khmer OS Siemreap"/>
-        </w:rPr>
-        <w:t>database objects</w:t>
-      </w:r>
-      <w:r>
-        <w:rPr>
-          <w:rFonts w:ascii="Khmer OS Siemreap" w:hAnsi="Khmer OS Siemreap" w:cs="Khmer OS Siemreap"/>
-          <w:sz w:val="20"/>
-          <w:szCs w:val="20"/>
-        </w:rPr>
-        <w:t xml:space="preserve"> </w:t>
-      </w:r>
-      <w:r>
-        <w:rPr>
-          <w:rFonts w:ascii="Khmer OS Siemreap" w:hAnsi="Khmer OS Siemreap" w:cs="Khmer OS Siemreap"/>
-          <w:sz w:val="20"/>
-          <w:szCs w:val="20"/>
-          <w:cs/>
-        </w:rPr>
-        <w:t>នៅទូទាំងមូលដ្ឋានទិន្នន័យចំនួន ៦។</w:t>
-      </w:r>
-    </w:p>
-    <w:p>
-      <w:r>
-        <w:rPr>
-          <w:rFonts w:ascii="Khmer OS Siemreap" w:hAnsi="Khmer OS Siemreap" w:cs="Khmer OS Siemreap"/>
-          <w:sz w:val="20"/>
-          <w:szCs w:val="20"/>
-          <w:cs/>
-        </w:rPr>
-        <w:t>ការវាយតម្លៃ</w:t>
-      </w:r>
-      <w:r>
-        <w:rPr>
-          <w:rFonts w:ascii="Khmer OS Siemreap" w:hAnsi="Khmer OS Siemreap" w:cs="Khmer OS Siemreap"/>
-          <w:sz w:val="20"/>
-          <w:szCs w:val="20"/>
-        </w:rPr>
-        <w:t xml:space="preserve"> </w:t>
-      </w:r>
-      <w:r>
-        <w:rPr>
-          <w:rFonts w:ascii="Khmer OS Siemreap" w:hAnsi="Khmer OS Siemreap" w:cs="Khmer OS Siemreap"/>
-        </w:rPr>
-        <w:t>proof-of-concept</w:t>
-      </w:r>
-      <w:r>
-        <w:rPr>
-          <w:rFonts w:ascii="Khmer OS Siemreap" w:hAnsi="Khmer OS Siemreap" w:cs="Khmer OS Siemreap"/>
-          <w:sz w:val="20"/>
-          <w:szCs w:val="20"/>
-        </w:rPr>
-        <w:t xml:space="preserve"> </w:t>
-      </w:r>
-      <w:r>
-        <w:rPr>
-          <w:rFonts w:ascii="Khmer OS Siemreap" w:hAnsi="Khmer OS Siemreap" w:cs="Khmer OS Siemreap"/>
-          <w:sz w:val="20"/>
-          <w:szCs w:val="20"/>
-          <w:cs/>
-        </w:rPr>
-        <w:t>លើបញ្ហាប្រឈមដែលបានកំណត់ចំនួន ៤ គឺ —</w:t>
-      </w:r>
-      <w:r>
-        <w:rPr>
-          <w:rFonts w:ascii="Khmer OS Siemreap" w:hAnsi="Khmer OS Siemreap" w:cs="Khmer OS Siemreap"/>
-          <w:sz w:val="20"/>
-          <w:szCs w:val="20"/>
-        </w:rPr>
-        <w:t xml:space="preserve"> </w:t>
-      </w:r>
-      <w:r>
-        <w:rPr>
-          <w:rFonts w:ascii="Khmer OS Siemreap" w:hAnsi="Khmer OS Siemreap" w:cs="Khmer OS Siemreap"/>
-        </w:rPr>
-        <w:t>schema rigidity</w:t>
-      </w:r>
-      <w:r>
-        <w:rPr>
-          <w:rFonts w:ascii="Khmer OS Siemreap" w:hAnsi="Khmer OS Siemreap" w:cs="Khmer OS Siemreap"/>
-          <w:sz w:val="20"/>
-          <w:szCs w:val="20"/>
-        </w:rPr>
-        <w:t xml:space="preserve">, </w:t>
-      </w:r>
-      <w:r>
-        <w:rPr>
-          <w:rFonts w:ascii="Khmer OS Siemreap" w:hAnsi="Khmer OS Siemreap" w:cs="Khmer OS Siemreap"/>
-        </w:rPr>
-        <w:t>historical tracking</w:t>
-      </w:r>
-      <w:r>
-        <w:rPr>
-          <w:rFonts w:ascii="Khmer OS Siemreap" w:hAnsi="Khmer OS Siemreap" w:cs="Khmer OS Siemreap"/>
-          <w:sz w:val="20"/>
-          <w:szCs w:val="20"/>
-        </w:rPr>
-        <w:t xml:space="preserve">, </w:t>
-      </w:r>
-      <w:r>
-        <w:rPr>
-          <w:rFonts w:ascii="Khmer OS Siemreap" w:hAnsi="Khmer OS Siemreap" w:cs="Khmer OS Siemreap"/>
-          <w:sz w:val="20"/>
-          <w:szCs w:val="20"/>
-          <w:cs/>
-        </w:rPr>
-        <w:t>ភាពអាចពង្រីកបាននៃ</w:t>
-      </w:r>
-      <w:r>
-        <w:rPr>
-          <w:rFonts w:ascii="Khmer OS Siemreap" w:hAnsi="Khmer OS Siemreap" w:cs="Khmer OS Siemreap"/>
-          <w:sz w:val="20"/>
-          <w:szCs w:val="20"/>
-        </w:rPr>
-        <w:t xml:space="preserve"> </w:t>
-      </w:r>
-      <w:r>
-        <w:rPr>
-          <w:rFonts w:ascii="Khmer OS Siemreap" w:hAnsi="Khmer OS Siemreap" w:cs="Khmer OS Siemreap"/>
-        </w:rPr>
-        <w:t>ETL</w:t>
-      </w:r>
-      <w:r>
-        <w:rPr>
-          <w:rFonts w:ascii="Khmer OS Siemreap" w:hAnsi="Khmer OS Siemreap" w:cs="Khmer OS Siemreap"/>
-          <w:sz w:val="20"/>
-          <w:szCs w:val="20"/>
-        </w:rPr>
-        <w:t xml:space="preserve"> </w:t>
-      </w:r>
-      <w:r>
-        <w:rPr>
-          <w:rFonts w:ascii="Khmer OS Siemreap" w:hAnsi="Khmer OS Siemreap" w:cs="Khmer OS Siemreap"/>
-          <w:sz w:val="20"/>
-          <w:szCs w:val="20"/>
-          <w:cs/>
-        </w:rPr>
-        <w:t>ជាមួយ</w:t>
-      </w:r>
-      <w:r>
-        <w:rPr>
-          <w:rFonts w:ascii="Khmer OS Siemreap" w:hAnsi="Khmer OS Siemreap" w:cs="Khmer OS Siemreap"/>
-          <w:sz w:val="20"/>
-          <w:szCs w:val="20"/>
-        </w:rPr>
-        <w:t xml:space="preserve"> </w:t>
-      </w:r>
-      <w:r>
-        <w:rPr>
-          <w:rFonts w:ascii="Khmer OS Siemreap" w:hAnsi="Khmer OS Siemreap" w:cs="Khmer OS Siemreap"/>
-        </w:rPr>
-        <w:t>error handling</w:t>
-      </w:r>
-      <w:r>
-        <w:rPr>
-          <w:rFonts w:ascii="Khmer OS Siemreap" w:hAnsi="Khmer OS Siemreap" w:cs="Khmer OS Siemreap"/>
-          <w:sz w:val="20"/>
-          <w:szCs w:val="20"/>
-        </w:rPr>
-        <w:t xml:space="preserve">, </w:t>
-      </w:r>
-      <w:r>
-        <w:rPr>
-          <w:rFonts w:ascii="Khmer OS Siemreap" w:hAnsi="Khmer OS Siemreap" w:cs="Khmer OS Siemreap"/>
-          <w:sz w:val="20"/>
-          <w:szCs w:val="20"/>
-          <w:cs/>
-        </w:rPr>
-        <w:t>និង</w:t>
-      </w:r>
-      <w:r>
-        <w:rPr>
-          <w:rFonts w:ascii="Khmer OS Siemreap" w:hAnsi="Khmer OS Siemreap" w:cs="Khmer OS Siemreap"/>
-          <w:sz w:val="20"/>
-          <w:szCs w:val="20"/>
-        </w:rPr>
-        <w:t xml:space="preserve"> </w:t>
-      </w:r>
-      <w:r>
-        <w:rPr>
-          <w:rFonts w:ascii="Khmer OS Siemreap" w:hAnsi="Khmer OS Siemreap" w:cs="Khmer OS Siemreap"/>
-        </w:rPr>
-        <w:t xml:space="preserve">business rules </w:t>
-      </w:r>
-      <w:r>
-        <w:rPr>
-          <w:rFonts w:ascii="Khmer OS Siemreap" w:hAnsi="Khmer OS Siemreap" w:cs="Khmer OS Siemreap"/>
-        </w:rPr>
-        <w:lastRenderedPageBreak/>
-        <w:t xml:space="preserve">derivation </w:t>
-      </w:r>
-      <w:r>
-        <w:rPr>
-          <w:rFonts w:ascii="Khmer OS Siemreap" w:hAnsi="Khmer OS Siemreap" w:cs="Khmer OS Siemreap"/>
-          <w:sz w:val="20"/>
-          <w:szCs w:val="20"/>
-        </w:rPr>
-        <w:t xml:space="preserve">— </w:t>
-      </w:r>
-      <w:r>
-        <w:rPr>
-          <w:rFonts w:ascii="Khmer OS Siemreap" w:hAnsi="Khmer OS Siemreap" w:cs="Khmer OS Siemreap"/>
-          <w:sz w:val="20"/>
-          <w:szCs w:val="20"/>
-          <w:cs/>
-        </w:rPr>
-        <w:t>បានផ្តល់នូវភស្តុតាងជាក់ស្តែងថា ស្ថាបត្យកម្មដែលបានអនុវត្តនេះអាចដោះស្រាយរាល់បញ្ហាប្រឈមនីមួយៗ ជាមួយនឹងការធ្វើឱ្យប្រសើរឡើងដែលអាចវាស់វែងបាន បើប្រៀបធៀបទៅនឹងវិធីសាស្ត្រប្រពៃណី។ ការបំបែក</w:t>
-      </w:r>
-      <w:r>
-        <w:rPr>
-          <w:rFonts w:ascii="Khmer OS Siemreap" w:hAnsi="Khmer OS Siemreap" w:cs="Khmer OS Siemreap"/>
-          <w:sz w:val="20"/>
-          <w:szCs w:val="20"/>
-        </w:rPr>
-        <w:t xml:space="preserve"> </w:t>
-      </w:r>
-      <w:r>
-        <w:rPr>
-          <w:rFonts w:ascii="Khmer OS Siemreap" w:hAnsi="Khmer OS Siemreap" w:cs="Khmer OS Siemreap"/>
-        </w:rPr>
-        <w:t>hub-satellite</w:t>
-      </w:r>
-      <w:r>
-        <w:rPr>
-          <w:rFonts w:ascii="Khmer OS Siemreap" w:hAnsi="Khmer OS Siemreap" w:cs="Khmer OS Siemreap"/>
-          <w:sz w:val="20"/>
-          <w:szCs w:val="20"/>
-        </w:rPr>
-        <w:t xml:space="preserve"> </w:t>
-      </w:r>
-      <w:r>
-        <w:rPr>
-          <w:rFonts w:ascii="Khmer OS Siemreap" w:hAnsi="Khmer OS Siemreap" w:cs="Khmer OS Siemreap"/>
-          <w:sz w:val="20"/>
-          <w:szCs w:val="20"/>
-          <w:cs/>
-        </w:rPr>
-        <w:t>របស់</w:t>
-      </w:r>
-      <w:r>
-        <w:rPr>
-          <w:rFonts w:ascii="Khmer OS Siemreap" w:hAnsi="Khmer OS Siemreap" w:cs="Khmer OS Siemreap"/>
-          <w:sz w:val="20"/>
-          <w:szCs w:val="20"/>
-        </w:rPr>
-        <w:t xml:space="preserve"> </w:t>
-      </w:r>
-      <w:r>
-        <w:rPr>
-          <w:rFonts w:ascii="Khmer OS Siemreap" w:hAnsi="Khmer OS Siemreap" w:cs="Khmer OS Siemreap"/>
-        </w:rPr>
-        <w:t>Data Vault 2.0</w:t>
-      </w:r>
-      <w:r>
-        <w:rPr>
-          <w:rFonts w:ascii="Khmer OS Siemreap" w:hAnsi="Khmer OS Siemreap" w:cs="Khmer OS Siemreap"/>
-          <w:sz w:val="20"/>
-          <w:szCs w:val="20"/>
-        </w:rPr>
-        <w:t xml:space="preserve"> </w:t>
-      </w:r>
-      <w:r>
-        <w:rPr>
-          <w:rFonts w:ascii="Khmer OS Siemreap" w:hAnsi="Khmer OS Siemreap" w:cs="Khmer OS Siemreap"/>
-          <w:sz w:val="20"/>
-          <w:szCs w:val="20"/>
-          <w:cs/>
-        </w:rPr>
-        <w:t>អនុញ្ញាតឱ្យមាន</w:t>
-      </w:r>
-      <w:r>
-        <w:rPr>
-          <w:rFonts w:ascii="Khmer OS Siemreap" w:hAnsi="Khmer OS Siemreap" w:cs="Khmer OS Siemreap"/>
-          <w:sz w:val="20"/>
-          <w:szCs w:val="20"/>
-        </w:rPr>
-        <w:t xml:space="preserve"> </w:t>
-      </w:r>
-      <w:r>
-        <w:rPr>
-          <w:rFonts w:ascii="Khmer OS Siemreap" w:hAnsi="Khmer OS Siemreap" w:cs="Khmer OS Siemreap"/>
-        </w:rPr>
-        <w:t>zero-impact schema evolution, insert-only satellite pattern</w:t>
-      </w:r>
-      <w:r>
-        <w:rPr>
-          <w:rFonts w:ascii="Khmer OS Siemreap" w:hAnsi="Khmer OS Siemreap" w:cs="Khmer OS Siemreap"/>
-          <w:sz w:val="20"/>
-          <w:szCs w:val="20"/>
-        </w:rPr>
-        <w:t xml:space="preserve"> </w:t>
-      </w:r>
-      <w:r>
-        <w:rPr>
-          <w:rFonts w:ascii="Khmer OS Siemreap" w:hAnsi="Khmer OS Siemreap" w:cs="Khmer OS Siemreap"/>
-          <w:sz w:val="20"/>
-          <w:szCs w:val="20"/>
-          <w:cs/>
-        </w:rPr>
-        <w:t>របស់វារក្សាទុកនូវប្រវត្តិសវនកម្មបានយ៉ាងពេញលេញ</w:t>
-      </w:r>
-      <w:r>
-        <w:rPr>
-          <w:rFonts w:ascii="Khmer OS Siemreap" w:hAnsi="Khmer OS Siemreap" w:cs="Khmer OS Siemreap"/>
-          <w:sz w:val="20"/>
-          <w:szCs w:val="20"/>
-        </w:rPr>
-        <w:t xml:space="preserve">, </w:t>
-      </w:r>
-      <w:r>
-        <w:rPr>
-          <w:rFonts w:ascii="Khmer OS Siemreap" w:hAnsi="Khmer OS Siemreap" w:cs="Khmer OS Siemreap"/>
-          <w:sz w:val="20"/>
-          <w:szCs w:val="20"/>
-          <w:cs/>
-        </w:rPr>
-        <w:t>ក្របខ័ណ្ឌគ្រប់គ្រង</w:t>
-      </w:r>
-      <w:r>
-        <w:rPr>
-          <w:rFonts w:ascii="Khmer OS Siemreap" w:hAnsi="Khmer OS Siemreap" w:cs="Khmer OS Siemreap"/>
-          <w:sz w:val="20"/>
-          <w:szCs w:val="20"/>
-        </w:rPr>
-        <w:t xml:space="preserve"> </w:t>
-      </w:r>
-      <w:r>
-        <w:rPr>
-          <w:rFonts w:ascii="Khmer OS Siemreap" w:hAnsi="Khmer OS Siemreap" w:cs="Khmer OS Siemreap"/>
-        </w:rPr>
-        <w:t>ETL</w:t>
-      </w:r>
-      <w:r>
-        <w:rPr>
-          <w:rFonts w:ascii="Khmer OS Siemreap" w:hAnsi="Khmer OS Siemreap" w:cs="Khmer OS Siemreap"/>
-          <w:sz w:val="20"/>
-          <w:szCs w:val="20"/>
-        </w:rPr>
-        <w:t xml:space="preserve"> </w:t>
-      </w:r>
-      <w:r>
-        <w:rPr>
-          <w:rFonts w:ascii="Khmer OS Siemreap" w:hAnsi="Khmer OS Siemreap" w:cs="Khmer OS Siemreap"/>
-          <w:sz w:val="20"/>
-          <w:szCs w:val="20"/>
-          <w:cs/>
-        </w:rPr>
-        <w:t>ផ្តល់នូវ</w:t>
-      </w:r>
-      <w:r>
-        <w:rPr>
-          <w:rFonts w:ascii="Khmer OS Siemreap" w:hAnsi="Khmer OS Siemreap" w:cs="Khmer OS Siemreap"/>
-          <w:sz w:val="20"/>
-          <w:szCs w:val="20"/>
-        </w:rPr>
-        <w:t xml:space="preserve"> </w:t>
-      </w:r>
-      <w:r>
-        <w:rPr>
-          <w:rFonts w:ascii="Khmer OS Siemreap" w:hAnsi="Khmer OS Siemreap" w:cs="Khmer OS Siemreap"/>
-        </w:rPr>
-        <w:t>step-level error recovery</w:t>
-      </w:r>
-      <w:r>
-        <w:rPr>
-          <w:rFonts w:ascii="Khmer OS Siemreap" w:hAnsi="Khmer OS Siemreap" w:cs="Khmer OS Siemreap"/>
-          <w:sz w:val="20"/>
-          <w:szCs w:val="20"/>
-        </w:rPr>
-        <w:t xml:space="preserve"> </w:t>
-      </w:r>
-      <w:r>
-        <w:rPr>
-          <w:rFonts w:ascii="Khmer OS Siemreap" w:hAnsi="Khmer OS Siemreap" w:cs="Khmer OS Siemreap"/>
-          <w:sz w:val="20"/>
-          <w:szCs w:val="20"/>
-          <w:cs/>
-        </w:rPr>
-        <w:t>ជាមួយនឹងការកត់ត្រា</w:t>
-      </w:r>
-      <w:r>
-        <w:rPr>
-          <w:rFonts w:ascii="Khmer OS Siemreap" w:hAnsi="Khmer OS Siemreap" w:cs="Khmer OS Siemreap"/>
-          <w:sz w:val="20"/>
-          <w:szCs w:val="20"/>
-        </w:rPr>
-        <w:t xml:space="preserve"> </w:t>
-      </w:r>
-      <w:r>
-        <w:rPr>
-          <w:rFonts w:ascii="Khmer OS Siemreap" w:hAnsi="Khmer OS Siemreap" w:cs="Khmer OS Siemreap"/>
-        </w:rPr>
-        <w:t>batch logging</w:t>
-      </w:r>
-      <w:r>
-        <w:rPr>
-          <w:rFonts w:ascii="Khmer OS Siemreap" w:hAnsi="Khmer OS Siemreap" w:cs="Khmer OS Siemreap"/>
-          <w:sz w:val="20"/>
-          <w:szCs w:val="20"/>
-        </w:rPr>
-        <w:t xml:space="preserve"> </w:t>
-      </w:r>
-      <w:r>
-        <w:rPr>
-          <w:rFonts w:ascii="Khmer OS Siemreap" w:hAnsi="Khmer OS Siemreap" w:cs="Khmer OS Siemreap"/>
-          <w:sz w:val="20"/>
-          <w:szCs w:val="20"/>
-          <w:cs/>
-        </w:rPr>
-        <w:t>យ៉ាងទូលំទូលាយ ហើយ</w:t>
-      </w:r>
-      <w:r>
-        <w:rPr>
-          <w:rFonts w:ascii="Khmer OS Siemreap" w:hAnsi="Khmer OS Siemreap" w:cs="Khmer OS Siemreap"/>
-        </w:rPr>
-        <w:t xml:space="preserve"> pipeline</w:t>
-      </w:r>
-      <w:r>
-        <w:rPr>
-          <w:rFonts w:ascii="Khmer OS Siemreap" w:hAnsi="Khmer OS Siemreap" w:cs="Khmer OS Siemreap"/>
-          <w:sz w:val="20"/>
-          <w:szCs w:val="20"/>
-        </w:rPr>
-        <w:t xml:space="preserve"> </w:t>
-      </w:r>
-      <w:r>
-        <w:rPr>
-          <w:rFonts w:ascii="Khmer OS Siemreap" w:hAnsi="Khmer OS Siemreap" w:cs="Khmer OS Siemreap"/>
-          <w:sz w:val="20"/>
-          <w:szCs w:val="20"/>
-          <w:cs/>
-        </w:rPr>
-        <w:t>កម្រិត</w:t>
-      </w:r>
-      <w:r>
-        <w:rPr>
-          <w:rFonts w:ascii="Khmer OS Siemreap" w:hAnsi="Khmer OS Siemreap" w:cs="Khmer OS Siemreap"/>
-          <w:sz w:val="20"/>
-          <w:szCs w:val="20"/>
-        </w:rPr>
-        <w:t xml:space="preserve"> </w:t>
-      </w:r>
-      <w:r>
-        <w:rPr>
-          <w:rFonts w:ascii="Khmer OS Siemreap" w:hAnsi="Khmer OS Siemreap" w:cs="Khmer OS Siemreap"/>
-        </w:rPr>
-        <w:t>Silver-Gold</w:t>
-      </w:r>
-      <w:r>
-        <w:rPr>
-          <w:rFonts w:ascii="Khmer OS Siemreap" w:hAnsi="Khmer OS Siemreap" w:cs="Khmer OS Siemreap"/>
-          <w:sz w:val="20"/>
-          <w:szCs w:val="20"/>
-        </w:rPr>
-        <w:t xml:space="preserve"> </w:t>
-      </w:r>
-      <w:r>
-        <w:rPr>
-          <w:rFonts w:ascii="Khmer OS Siemreap" w:hAnsi="Khmer OS Siemreap" w:cs="Khmer OS Siemreap"/>
-          <w:sz w:val="20"/>
-          <w:szCs w:val="20"/>
-          <w:cs/>
-        </w:rPr>
-        <w:t>បំប្លែងទិន្នន័យឆៅពី</w:t>
-      </w:r>
-      <w:r>
-        <w:rPr>
-          <w:rFonts w:ascii="Khmer OS Siemreap" w:hAnsi="Khmer OS Siemreap" w:cs="Khmer OS Siemreap"/>
-          <w:sz w:val="20"/>
-          <w:szCs w:val="20"/>
-        </w:rPr>
-        <w:t xml:space="preserve"> </w:t>
-      </w:r>
-      <w:r>
-        <w:rPr>
-          <w:rFonts w:ascii="Khmer OS Siemreap" w:hAnsi="Khmer OS Siemreap" w:cs="Khmer OS Siemreap"/>
-        </w:rPr>
-        <w:t>vault</w:t>
-      </w:r>
-      <w:r>
-        <w:rPr>
-          <w:rFonts w:ascii="Khmer OS Siemreap" w:hAnsi="Khmer OS Siemreap" w:cs="Khmer OS Siemreap"/>
-          <w:sz w:val="20"/>
-          <w:szCs w:val="20"/>
-        </w:rPr>
-        <w:t xml:space="preserve"> </w:t>
-      </w:r>
-      <w:r>
-        <w:rPr>
-          <w:rFonts w:ascii="Khmer OS Siemreap" w:hAnsi="Khmer OS Siemreap" w:cs="Khmer OS Siemreap"/>
-          <w:sz w:val="20"/>
-          <w:szCs w:val="20"/>
-          <w:cs/>
-        </w:rPr>
-        <w:t>ទៅជារង្វាស់វិភាគដែលអាចប្រើប្រាស់បានសម្រាប់អាជីវកម្ម។ លទ្ធផលនៃការរកឃើញទាំងនេះ ដែលមានការគាំទ្រពីការសិក្សាប្រៀបធៀបដែលមានស្រាប់រវាងវិធីសាស្ត្រ</w:t>
-      </w:r>
-      <w:r>
-        <w:rPr>
-          <w:rFonts w:ascii="Khmer OS Siemreap" w:hAnsi="Khmer OS Siemreap" w:cs="Khmer OS Siemreap"/>
-          <w:sz w:val="20"/>
-          <w:szCs w:val="20"/>
-        </w:rPr>
-        <w:t xml:space="preserve"> </w:t>
-      </w:r>
-      <w:r>
-        <w:rPr>
-          <w:rFonts w:ascii="Khmer OS Siemreap" w:hAnsi="Khmer OS Siemreap" w:cs="Khmer OS Siemreap"/>
-        </w:rPr>
-        <w:t>Kimball</w:t>
-      </w:r>
-      <w:r>
-        <w:rPr>
-          <w:rFonts w:ascii="Khmer OS Siemreap" w:hAnsi="Khmer OS Siemreap" w:cs="Khmer OS Siemreap"/>
-          <w:sz w:val="20"/>
-          <w:szCs w:val="20"/>
-        </w:rPr>
-        <w:t xml:space="preserve"> </w:t>
-      </w:r>
-      <w:r>
-        <w:rPr>
-          <w:rFonts w:ascii="Khmer OS Siemreap" w:hAnsi="Khmer OS Siemreap" w:cs="Khmer OS Siemreap"/>
-          <w:sz w:val="20"/>
-          <w:szCs w:val="20"/>
-          <w:cs/>
-        </w:rPr>
-        <w:t>និង</w:t>
-      </w:r>
-      <w:r>
-        <w:rPr>
-          <w:rFonts w:ascii="Khmer OS Siemreap" w:hAnsi="Khmer OS Siemreap" w:cs="Khmer OS Siemreap"/>
-          <w:sz w:val="20"/>
-          <w:szCs w:val="20"/>
-        </w:rPr>
-        <w:t xml:space="preserve"> </w:t>
-      </w:r>
-      <w:r>
-        <w:rPr>
-          <w:rFonts w:ascii="Khmer OS Siemreap" w:hAnsi="Khmer OS Siemreap" w:cs="Khmer OS Siemreap"/>
-        </w:rPr>
-        <w:t>Data Vault</w:t>
-      </w:r>
-      <w:r>
-        <w:rPr>
-          <w:rFonts w:ascii="Khmer OS Siemreap" w:hAnsi="Khmer OS Siemreap" w:cs="Khmer OS Siemreap"/>
-          <w:sz w:val="20"/>
-          <w:szCs w:val="20"/>
-        </w:rPr>
-        <w:t xml:space="preserve"> </w:t>
-      </w:r>
-      <w:r>
-        <w:rPr>
-          <w:rFonts w:ascii="Khmer OS Siemreap" w:hAnsi="Khmer OS Siemreap" w:cs="Khmer OS Siemreap"/>
-          <w:sz w:val="20"/>
-          <w:szCs w:val="20"/>
-          <w:cs/>
-        </w:rPr>
-        <w:t>នៅក្នុងឯកសារស្រាវជ្រាវ បានផ្តល់នូវ</w:t>
-      </w:r>
-      <w:r>
-        <w:rPr>
-          <w:rFonts w:ascii="Khmer OS Siemreap" w:hAnsi="Khmer OS Siemreap" w:cs="Khmer OS Siemreap"/>
-          <w:sz w:val="20"/>
-          <w:szCs w:val="20"/>
-        </w:rPr>
-        <w:t xml:space="preserve"> </w:t>
-      </w:r>
-      <w:r>
-        <w:rPr>
-          <w:rFonts w:ascii="Khmer OS Siemreap" w:hAnsi="Khmer OS Siemreap" w:cs="Khmer OS Siemreap"/>
-        </w:rPr>
-        <w:t>replicable reference architecture</w:t>
-      </w:r>
-      <w:r>
-        <w:rPr>
-          <w:rFonts w:ascii="Khmer OS Siemreap" w:hAnsi="Khmer OS Siemreap" w:cs="Khmer OS Siemreap"/>
-          <w:sz w:val="20"/>
-          <w:szCs w:val="20"/>
-        </w:rPr>
-        <w:t xml:space="preserve"> </w:t>
-      </w:r>
-      <w:r>
-        <w:rPr>
-          <w:rFonts w:ascii="Khmer OS Siemreap" w:hAnsi="Khmer OS Siemreap" w:cs="Khmer OS Siemreap"/>
-          <w:sz w:val="20"/>
-          <w:szCs w:val="20"/>
-          <w:cs/>
-        </w:rPr>
-        <w:t>សម្រាប់ការធ្វើទំនើបកម្មប្រព័ន្ធទិន្នន័យពន្ធដារនៅកម្ពុជា និងប្រទេសកំពុងអភិវឌ្ឍន៍ដទៃទៀតដែលមានលក្ខណៈសេដ្ឋកិច្ចប្រហាក់ប្រហែល។</w:t>
-      </w:r>
-      <w:r>
-        <w:br w:type="page"/>
-      </w:r>
-    </w:p>
-    <w:p>
-      <w:pPr>
-        <w:spacing w:after="360"/>
+        <w:t>កម្ពុជា និងប្រទេសកំពុងអភិវឌ្ឍន៍ដទៃទៀតដែលមានលក្ខណៈសេដ្ឋកិច្ចប្រហាក់ប្រហែល។</w:t>
+      </w:r>
+    </w:p>
+    <w:p>
+      <w:pPr>
+        <w:spacing w:line="240" w:lineRule="auto"/>
         <w:ind w:firstLine="0"/>
-        <w:jc w:val="center"/>
-      </w:pPr>
-      <w:r>
+        <w:jc w:val="left"/>
         <w:rPr>
           <w:b/>
           <w:bCs/>
           <w:sz w:val="32"/>
           <w:szCs w:val="32"/>
         </w:rPr>
+      </w:pPr>
+      <w:r>
+        <w:rPr>
+          <w:b/>
+          <w:bCs/>
+          <w:sz w:val="32"/>
+          <w:szCs w:val="32"/>
+        </w:rPr>
+        <w:br w:type="page"/>
+      </w:r>
+    </w:p>
+    <w:p>
+      <w:pPr>
+        <w:spacing w:after="360"/>
+        <w:ind w:firstLine="0"/>
+        <w:jc w:val="center"/>
+      </w:pPr>
+      <w:r>
+        <w:rPr>
+          <w:b/>
+          <w:bCs/>
+          <w:sz w:val="32"/>
+          <w:szCs w:val="32"/>
+        </w:rPr>
         <w:lastRenderedPageBreak/>
         <w:t>ABSTRACT</w:t>
       </w:r>
@@ -2370,7 +2903,13 @@
         <w:spacing w:after="120"/>
       </w:pPr>
       <w:r>
-        <w:t>The proof-of-concept evaluation across four identified challenges — schema rigidity, historical tracking, scalable ETL with error handling, and business rules derivation — provides concrete evidence that the implemented architecture addresses each challenge with measurable improvements over traditional approaches. Data Vault 2.0's hub-satellite separation enables zero-impact schema evolution, its insert-only satellite pattern preserves complete historical audit trails, the ETL control framework provides step-level error recovery with comprehensive batch logging, and the Silver-Gold layer pipeline transforms raw vault data into business-ready analytical metrics. These findings, supported by existing comparative studies of Kimball and Data Vault approaches in the literature, offer a replicable reference architecture for modernizing tax data systems in Cambodia and comparable developing economies.</w:t>
+        <w:t>The proof-of-concept evaluation across four identified challenges — schema rigidity, historical tracking, scalable ETL with error handling, and business rules derivation — provides concrete evidence that the implemented architecture addresses each challenge with measurable improvements over traditional approaches. Data Vault 2.0's hub-satellite separation enables zero-impact schema evolution, its insert-only satellite pattern preserves complete historical audit trails, the ETL control framework provides step-level error recovery with comprehensive batch logging, and the Silver-Gold layer pipeline transforms raw vault data into business-ready analytical metrics. These findings, supported by existing studies of Data Vault</w:t>
+      </w:r>
+      <w:r>
+        <w:t xml:space="preserve"> 2.0 methodology with Medallion Architecture</w:t>
+      </w:r>
+      <w:r>
+        <w:t xml:space="preserve"> approaches in the literature, offer a replicable reference architecture for modernizing tax data systems in Cambodia and comparable developing economies.</w:t>
       </w:r>
     </w:p>
     <w:p>
@@ -2533,15 +3072,7 @@
         <w:ind w:firstLine="0"/>
       </w:pPr>
       <w:r>
-        <w:t xml:space="preserve">Supervisor's name    </w:t>
-      </w:r>
-      <w:proofErr w:type="gramStart"/>
-      <w:r>
-        <w:t xml:space="preserve">  :</w:t>
-      </w:r>
-      <w:proofErr w:type="gramEnd"/>
-      <w:r>
-        <w:t xml:space="preserve"> .........................................</w:t>
+        <w:t>Supervisor's name      : .........................................</w:t>
       </w:r>
     </w:p>
     <w:p>
@@ -2559,15 +3090,7 @@
         <w:ind w:firstLine="0"/>
       </w:pPr>
       <w:r>
-        <w:t xml:space="preserve">Date                          </w:t>
-      </w:r>
-      <w:proofErr w:type="gramStart"/>
-      <w:r>
-        <w:t xml:space="preserve">  :</w:t>
-      </w:r>
-      <w:proofErr w:type="gramEnd"/>
-      <w:r>
-        <w:t xml:space="preserve"> .........................................</w:t>
+        <w:t>Date                            : .........................................</w:t>
       </w:r>
     </w:p>
     <w:p>
@@ -2711,15 +3234,7 @@
         <w:ind w:firstLine="0"/>
       </w:pPr>
       <w:r>
-        <w:t>Signed by (the candidate</w:t>
-      </w:r>
-      <w:proofErr w:type="gramStart"/>
-      <w:r>
-        <w:t>) :</w:t>
-      </w:r>
-      <w:proofErr w:type="gramEnd"/>
-      <w:r>
-        <w:t xml:space="preserve"> .........................................</w:t>
+        <w:t>Signed by (the candidate) : .........................................</w:t>
       </w:r>
     </w:p>
     <w:p>
@@ -2728,15 +3243,7 @@
         <w:ind w:firstLine="0"/>
       </w:pPr>
       <w:r>
-        <w:t xml:space="preserve">Date                                </w:t>
-      </w:r>
-      <w:proofErr w:type="gramStart"/>
-      <w:r>
-        <w:t xml:space="preserve">  :</w:t>
-      </w:r>
-      <w:proofErr w:type="gramEnd"/>
-      <w:r>
-        <w:t xml:space="preserve"> .........................................</w:t>
+        <w:t>Date                                  : .........................................</w:t>
       </w:r>
     </w:p>
     <w:p>
@@ -2745,15 +3252,7 @@
         <w:ind w:firstLine="0"/>
       </w:pPr>
       <w:r>
-        <w:t xml:space="preserve">Supervisor's signature     </w:t>
-      </w:r>
-      <w:proofErr w:type="gramStart"/>
-      <w:r>
-        <w:t xml:space="preserve">  :</w:t>
-      </w:r>
-      <w:proofErr w:type="gramEnd"/>
-      <w:r>
-        <w:t xml:space="preserve"> .........................................</w:t>
+        <w:t>Supervisor's signature       : .........................................</w:t>
       </w:r>
     </w:p>
     <w:p>
@@ -2762,15 +3261,7 @@
         <w:ind w:firstLine="0"/>
       </w:pPr>
       <w:r>
-        <w:t xml:space="preserve">Date                                 </w:t>
-      </w:r>
-      <w:proofErr w:type="gramStart"/>
-      <w:r>
-        <w:t xml:space="preserve">  :</w:t>
-      </w:r>
-      <w:proofErr w:type="gramEnd"/>
-      <w:r>
-        <w:t xml:space="preserve"> .........................................</w:t>
+        <w:t>Date                                   : .........................................</w:t>
       </w:r>
     </w:p>
     <w:p>
@@ -5127,15 +5618,7 @@
         <w:spacing w:after="120"/>
       </w:pPr>
       <w:r>
-        <w:t xml:space="preserve">Several organizations have documented their adoption of medallion architecture for enterprise data warehousing. Microsoft has adopted the medallion pattern as the recommended design approach for its Fabric platform, implementing it through OneLake lakehouses with bronze, silver, and gold layers that ensure ACID compliance as data progresses through validations and transformations [26]. The architecture provides clear separation of concerns, making it easier to troubleshoot data quality issues by examining each layer independently. It also supports iterative development, allowing teams to deliver value at the </w:t>
-      </w:r>
-      <w:proofErr w:type="gramStart"/>
-      <w:r>
-        <w:t>Bronze</w:t>
-      </w:r>
-      <w:proofErr w:type="gramEnd"/>
-      <w:r>
-        <w:t xml:space="preserve"> layer while progressively enhancing Silver and Gold layers.</w:t>
+        <w:t>Several organizations have documented their adoption of medallion architecture for enterprise data warehousing. Microsoft has adopted the medallion pattern as the recommended design approach for its Fabric platform, implementing it through OneLake lakehouses with bronze, silver, and gold layers that ensure ACID compliance as data progresses through validations and transformations [26]. The architecture provides clear separation of concerns, making it easier to troubleshoot data quality issues by examining each layer independently. It also supports iterative development, allowing teams to deliver value at the Bronze layer while progressively enhancing Silver and Gold layers.</w:t>
       </w:r>
     </w:p>
     <w:p>
@@ -5741,15 +6224,7 @@
         </w:rPr>
       </w:pPr>
       <w:r>
-        <w:t xml:space="preserve">Compared to the Kimball approach, which loads data directly into dimensional models, the medallion architecture preserves raw data fidelity while still delivering business-ready dimensional outputs. Compared to the Inmon approach [7], which uses a normalized enterprise data model, medallion architecture with Data Vault provides greater flexibility for source system changes and supports parallel loading patterns. The combination of Data Vault 2.0 at the </w:t>
-      </w:r>
-      <w:proofErr w:type="gramStart"/>
-      <w:r>
-        <w:t>Bronze</w:t>
-      </w:r>
-      <w:proofErr w:type="gramEnd"/>
-      <w:r>
-        <w:t xml:space="preserve"> layer with star schema at the Gold layer leverages the strengths of both methodologies.</w:t>
+        <w:t>Compared to the Kimball approach, which loads data directly into dimensional models, the medallion architecture preserves raw data fidelity while still delivering business-ready dimensional outputs. Compared to the Inmon approach [7], which uses a normalized enterprise data model, medallion architecture with Data Vault provides greater flexibility for source system changes and supports parallel loading patterns. The combination of Data Vault 2.0 at the Bronze layer with star schema at the Gold layer leverages the strengths of both methodologies.</w:t>
       </w:r>
     </w:p>
     <w:p>
@@ -5787,15 +6262,7 @@
         <w:spacing w:after="120"/>
       </w:pPr>
       <w:r>
-        <w:t xml:space="preserve">Batch logging and step tracking provide observability into ETL execution. A well-designed ETL control framework records batch start and end times, records processed and inserted, error counts, and execution status for each step within a batch. This information is essential for monitoring pipeline health, diagnosing failures, and supporting audit requirements. Parent-child package patterns enable parameter passing (such as BatchID and LoadType) across the pipeline while maintaining clear separation between processing stages. Hash-based change detection at the </w:t>
-      </w:r>
-      <w:proofErr w:type="gramStart"/>
-      <w:r>
-        <w:t>Bronze</w:t>
-      </w:r>
-      <w:proofErr w:type="gramEnd"/>
-      <w:r>
-        <w:t xml:space="preserve"> layer compares incoming record hashes against existing satellite records, where changed values trigger new row insertions. This insert-only, hash-based approach eliminates the need for complex upsert logic and ensures pipeline recoverability after partial failures.</w:t>
+        <w:t>Batch logging and step tracking provide observability into ETL execution. A well-designed ETL control framework records batch start and end times, records processed and inserted, error counts, and execution status for each step within a batch. This information is essential for monitoring pipeline health, diagnosing failures, and supporting audit requirements. Parent-child package patterns enable parameter passing (such as BatchID and LoadType) across the pipeline while maintaining clear separation between processing stages. Hash-based change detection at the Bronze layer compares incoming record hashes against existing satellite records, where changed values trigger new row insertions. This insert-only, hash-based approach eliminates the need for complex upsert logic and ensures pipeline recoverability after partial failures.</w:t>
       </w:r>
     </w:p>
     <w:p>
@@ -6245,15 +6712,7 @@
         <w:t>Naamane and Jovanovic [10]</w:t>
       </w:r>
       <w:r>
-        <w:t xml:space="preserve"> extend this with an empirical comparison in the telecommunications domain, implementing a Customer Experience Data Mart using both Kimball star schema and Data Vault 2.0 with materialized data marts. Their findings provide evidence that Data Vault offers superior auditability and ETL patterns but acknowledges insufficient performance for direct reporting without a dimensional presentation layer — a limitation our medallion architecture addresses through the </w:t>
-      </w:r>
-      <w:proofErr w:type="gramStart"/>
-      <w:r>
-        <w:t>Gold</w:t>
-      </w:r>
-      <w:proofErr w:type="gramEnd"/>
-      <w:r>
-        <w:t xml:space="preserve"> star schema layer. </w:t>
+        <w:t xml:space="preserve"> extend this with an empirical comparison in the telecommunications domain, implementing a Customer Experience Data Mart using both Kimball star schema and Data Vault 2.0 with materialized data marts. Their findings provide evidence that Data Vault offers superior auditability and ETL patterns but acknowledges insufficient performance for direct reporting without a dimensional presentation layer — a limitation our medallion architecture addresses through the Gold star schema layer. </w:t>
       </w:r>
       <w:r>
         <w:rPr>
@@ -7018,15 +7477,7 @@
         <w:spacing w:after="120"/>
       </w:pPr>
       <w:r>
-        <w:t xml:space="preserve">Government tax administrations worldwide face growing data management challenges as digital transformation accelerates. Gandomi and Haider [28] establish a foundational framework for understanding these challenges through the five </w:t>
-      </w:r>
-      <w:proofErr w:type="gramStart"/>
-      <w:r>
-        <w:t>V’s</w:t>
-      </w:r>
-      <w:proofErr w:type="gramEnd"/>
-      <w:r>
-        <w:t xml:space="preserve"> of Big Data — Volume, Velocity, Variety, Veracity, and Value — noting that the transition from traditional data processing to analytics-driven decision making requires robust architectural approaches. Oussous et al. [29] extend this analysis through a comprehensive survey of Big Data technologies, examining how modern data pipeline architectures address the challenges of scale and complexity in enterprise environments.</w:t>
+        <w:t>Government tax administrations worldwide face growing data management challenges as digital transformation accelerates. Gandomi and Haider [28] establish a foundational framework for understanding these challenges through the five V’s of Big Data — Volume, Velocity, Variety, Veracity, and Value — noting that the transition from traditional data processing to analytics-driven decision making requires robust architectural approaches. Oussous et al. [29] extend this analysis through a comprehensive survey of Big Data technologies, examining how modern data pipeline architectures address the challenges of scale and complexity in enterprise environments.</w:t>
       </w:r>
     </w:p>
     <w:p>
@@ -7052,7 +7503,7 @@
         <w:spacing w:after="120"/>
       </w:pPr>
       <w:r>
-        <w:t>Vassiliadis et al. [19] present a comprehensive survey of ETL technology covering conceptual and logical modeling of ETL processes, individual stage optimization, and end-to-end pipeline management. Their framework for categorizing ETL research informs our ETL control architecture design. The TPC-DI benchmark [20] provides a standardized approach for measuring ETL performance, establishing metrics for data load throughput, transformation efficiency, and pipeline cost that guide our performance evaluation methodology.</w:t>
+        <w:t>Vassiliadis et al. [19] present a comprehensive survey of ETL technology covering conceptual and logical modeling of ETL processes, individual stage optimization, and end-to-end pipeline management. Their framework for categorizing ETL research informs our ETL control architecture design. The TPC-DS benchmark [20] provides a standardized approach for measuring decision support workloads, establishing metrics for data load throughput, transformation efficiency, and pipeline cost that inform the design principles of ETL control frameworks.</w:t>
       </w:r>
     </w:p>
     <w:p>
@@ -7942,7 +8393,7 @@
           <w:noProof/>
         </w:rPr>
         <w:drawing>
-          <wp:anchor distT="0" distB="0" distL="114300" distR="114300" simplePos="0" relativeHeight="251662336" behindDoc="0" locked="0" layoutInCell="1" allowOverlap="1" wp14:anchorId="773A3B71" wp14:editId="5CDE561D">
+          <wp:anchor distT="0" distB="0" distL="114300" distR="114300" simplePos="0" relativeHeight="251662336" behindDoc="0" locked="0" layoutInCell="1" allowOverlap="1" wp14:anchorId="773A3B71" wp14:editId="205D918D">
             <wp:simplePos x="0" y="0"/>
             <wp:positionH relativeFrom="margin">
               <wp:align>center</wp:align>
@@ -9937,7 +10388,7 @@
         <w:jc w:val="both"/>
       </w:pPr>
       <w:r>
-        <w:t>Data Quality Logging: Recording of data quality check results with pass/fail status and violation counts.</w:t>
+        <w:t>Data Quality Logging: Schema-level support for recording data quality check results with pass/fail status and violation counts (framework tables defined but not actively exercised by the current POC pipeline).</w:t>
       </w:r>
     </w:p>
     <w:p>
@@ -10056,6 +10507,7 @@
                 <w:b/>
                 <w:bCs/>
               </w:rPr>
+              <w:lastRenderedPageBreak/>
               <w:t>Object Type</w:t>
             </w:r>
           </w:p>
@@ -10145,7 +10597,6 @@
               <w:ind w:firstLine="0"/>
             </w:pPr>
             <w:r>
-              <w:lastRenderedPageBreak/>
               <w:t>Hubs</w:t>
             </w:r>
           </w:p>
@@ -10372,15 +10823,7 @@
         </w:rPr>
       </w:pPr>
       <w:r>
-        <w:t xml:space="preserve">All Hub and Satellite tables use SHA-256 hash keys generated from business keys using HASHBYTES('SHA2_256') stored as </w:t>
-      </w:r>
-      <w:proofErr w:type="gramStart"/>
-      <w:r>
-        <w:t>VARBINARY(</w:t>
-      </w:r>
-      <w:proofErr w:type="gramEnd"/>
-      <w:r>
-        <w:t>32). Satellites use hash difference values computed from concatenated attribute values to detect changes efficiently. Hub and Link tables are insert-only, while Satellites maintain full history through load date and load end date columns.</w:t>
+        <w:t>All Hub and Satellite tables use SHA-256 hash keys generated from business keys using HASHBYTES('SHA2_256') stored as VARBINARY(32). Satellites use hash difference values computed from concatenated attribute values to detect changes efficiently. Hub and Link tables are insert-only, while Satellites maintain full history through load date and load end date columns.</w:t>
       </w:r>
     </w:p>
     <w:p>
@@ -10676,7 +11119,7 @@
               <w:jc w:val="center"/>
             </w:pPr>
             <w:r>
-              <w:t>DIM_Taxpayer (SCD2), DIM_Date, DIM_Category, DIM_Officer (SCD2), DIM_PaymentMethod, DIM_Status, DIM_Structure</w:t>
+              <w:t>DIM_Taxpayer (SCD2), DIM_Officer (SCD2), DIM_Category, DIM_Structure, DIM_Activity, DIM_PaymentMethod, DIM_Status</w:t>
             </w:r>
           </w:p>
         </w:tc>
@@ -10785,15 +11228,7 @@
         <w:spacing w:after="120"/>
       </w:pPr>
       <w:r>
-        <w:t xml:space="preserve">The ETL pipeline follows a strict dependency order: Staging first loads data from the source, then </w:t>
-      </w:r>
-      <w:proofErr w:type="gramStart"/>
-      <w:r>
-        <w:t>Bronze</w:t>
-      </w:r>
-      <w:proofErr w:type="gramEnd"/>
-      <w:r>
-        <w:t xml:space="preserve"> loads from Staging, Silver loads from Bronze, and Gold loads from Silver. Each layer's SSIS child packages are called sequentially within the master SSIS package.</w:t>
+        <w:t>The ETL pipeline follows a strict dependency order: Staging first loads data from the source, then Bronze loads from Staging, Silver loads from Bronze, and Gold loads from Silver. Each layer's SSIS child packages are called sequentially within the master SSIS package.</w:t>
       </w:r>
     </w:p>
     <w:p>
@@ -10860,7 +11295,7 @@
         <w:spacing w:after="120"/>
       </w:pPr>
       <w:r>
-        <w:t>Each SSIS child package includes an OnError Event Handler that captures errors. Errors are logged to both ETL_StepLog (step-level status) and ETL_ErrorLog (detailed error information including ErrorSeverity, ErrorSource, and ErrorMessage columns). A Script Task within the OnError handler accepts six parameters (@BatchID, @StepLogID, @ErrorSeverity, @ErrorSource, @ErrorMessage, @ErrorDetails) enabling precise error categorization and detailed diagnostics. The master orchestration continues processing subsequent steps even if individual steps fail, accumulating an error count for the final batch status. SSIS packages implement OnError event handlers at both child package and orchestrator levels, with error propagation control to ensure sibling packages can continue execution when independent steps fail.</w:t>
+        <w:t>Each SSIS child package includes an OnError Event Handler that captures errors. Errors are logged to both ETL_StepLog (step-level status) and ETL_ErrorLog (detailed error information including ErrorSeverity, ErrorSource, and ErrorMessage columns). A Script Task within the OnError handler captures System::ErrorDescription into a user variable and calls usp_LogError with six parameters (@BatchID, @StepLogID, @ErrorSeverity, @ErrorSource, @ErrorMessage, @ErrorDetails), where @BatchID and @StepLogID default to NULL when unset, enabling precise error categorization and detailed diagnostics. The master orchestration continues processing subsequent steps even if individual steps fail, accumulating an error count for the final batch status. SSIS packages implement OnError event handlers at both child package and orchestrator levels, with error propagation control to ensure sibling packages can continue execution when independent steps fail.</w:t>
       </w:r>
     </w:p>
     <w:p>
@@ -12367,15 +12802,7 @@
         <w:jc w:val="both"/>
       </w:pPr>
       <w:r>
-        <w:t xml:space="preserve">Metadata columns (SourceSystem </w:t>
-      </w:r>
-      <w:proofErr w:type="gramStart"/>
-      <w:r>
-        <w:t>NVARCHAR(</w:t>
-      </w:r>
-      <w:proofErr w:type="gramEnd"/>
-      <w:r>
-        <w:t>50), RecordSource NVARCHAR(50), DV_LoadDateTime, DV_BatchID) added to all staging records for Unicode support and data lineage tracking.</w:t>
+        <w:t>Metadata columns (SourceSystem NVARCHAR(50), RecordSource NVARCHAR(50), DV_LoadDateTime, DV_BatchID) added to all staging records for Unicode support and data lineage tracking.</w:t>
       </w:r>
     </w:p>
     <w:p>
@@ -14506,15 +14933,7 @@
         <w:spacing w:after="120"/>
       </w:pPr>
       <w:r>
-        <w:t xml:space="preserve">BUS_MonthlyMetrics aggregates detailed monthly metrics per taxpayer including total revenue, total tax, payment amounts, declaration counts, and derived ratios. These pre-computed metrics serve as building blocks for </w:t>
-      </w:r>
-      <w:proofErr w:type="gramStart"/>
-      <w:r>
-        <w:t>Gold</w:t>
-      </w:r>
-      <w:proofErr w:type="gramEnd"/>
-      <w:r>
-        <w:t xml:space="preserve"> layer fact tables and direct analytical queries.</w:t>
+        <w:t>BUS_MonthlyMetrics aggregates detailed monthly metrics per taxpayer including total revenue, total tax, payment amounts, declaration counts, and derived ratios. These pre-computed metrics serve as building blocks for Gold layer fact tables and direct analytical queries.</w:t>
       </w:r>
     </w:p>
     <w:p>
@@ -15162,13 +15581,8 @@
       <w:pPr>
         <w:spacing w:after="120"/>
       </w:pPr>
-      <w:proofErr w:type="gramStart"/>
-      <w:r>
-        <w:t>Seven dimension</w:t>
-      </w:r>
-      <w:proofErr w:type="gramEnd"/>
-      <w:r>
-        <w:t xml:space="preserve"> tables were implemented. DIM_Taxpayer and DIM_Officer use SCD Type 2 with effective date ranges, current record flags, and hash key tracking for change detection. DIM_Date is populated using a date generation script that creates records for a configurable range of years with attributes including day of week, month name, quarter, fiscal year, and holiday flags.</w:t>
+      <w:r>
+        <w:t>Seven dimension tables were implemented. DIM_Taxpayer and DIM_Officer use SCD Type 2 with effective date ranges, current record flags, and hash key tracking for change detection. DIM_Category, DIM_Structure, DIM_Activity, DIM_PaymentMethod, and DIM_Status use SCD Type 1, performing in-place updates when source attributes change.</w:t>
       </w:r>
     </w:p>
     <w:p>
@@ -16271,7 +16685,7 @@
         <w:jc w:val="both"/>
       </w:pPr>
       <w:r>
-        <w:t>Layer 2 - Bronze: Load 9 Hubs, then 5 Links, then 9 Satellites</w:t>
+        <w:t>Layer 2 - Bronze: Load 9 Hubs, then 9 Satellites, then 5 Links</w:t>
       </w:r>
     </w:p>
     <w:p>
@@ -16332,7 +16746,7 @@
         <w:spacing w:after="120"/>
       </w:pPr>
       <w:r>
-        <w:t>The SSIS implementation follows a hierarchical package design with three master packages: Master_Complete_Pipeline.dtsx (entry point), Master_Full_Load.dtsx, and Master_Incremental_Load.dtsx. The entry point package evaluates the load type and branches to the appropriate full or incremental pipeline. Each pipeline calls 8 orchestrator packages (2 Staging, 3 Bronze, 1 Silver, 2 Gold) which in turn call child packages for individual table loads. All packages implement OnError event handlers at both child and orchestrator levels: child packages call usp_EndStep + usp_LogError (4-param) to mark failed steps, while orchestrators call usp_LogError only since they do not own steps. Master_Complete_Pipeline.dtsx owns the batch lifecycle and calls usp_EndBatch on error. Error propagation is controlled via Propagate=False and MaximumErrorCount settings to allow sibling packages to continue when independent steps fail.</w:t>
+        <w:t>The SSIS implementation follows a hierarchical package design with three master packages: Master_Complete_Pipeline.dtsx (entry point), Master_Full_Load.dtsx, and Master_Incremental_Load.dtsx. The entry point package evaluates the load type and branches to the appropriate full or incremental pipeline. Each pipeline calls 8 orchestrator packages (2 Staging, 3 Bronze, 1 Silver, 2 Gold) which in turn call child packages for individual table loads. All packages implement OnError event handlers at both child and orchestrator levels: child packages call usp_EndStep + usp_LogError (6 parameters, 4 required) to mark failed steps, while orchestrators call usp_LogError only since they do not own steps. Master_Complete_Pipeline.dtsx owns the batch lifecycle and calls usp_EndBatch on error. Error propagation is controlled via Propagate=False and MaximumErrorCount settings to allow sibling packages to continue when independent steps fail.</w:t>
       </w:r>
     </w:p>
     <w:p>
@@ -18214,7 +18628,7 @@
               <w:ind w:firstLine="0"/>
             </w:pPr>
             <w:r>
-              <w:t>ETL Control Tables</w:t>
+              <w:t>ETL Control Tables (5 active, 4 framework)</w:t>
             </w:r>
           </w:p>
         </w:tc>
@@ -18367,11 +18781,11 @@
         <w:spacing w:after="120"/>
       </w:pPr>
       <w:r>
-        <w:t xml:space="preserve">This section presents proof of concept evidence demonstrating how each challenge identified in the Problem Statement (Section 1.2) is addressed by the implemented Data Vault 2.0 methodology. The Data Vault 2.0 core (Hub-Satellite-Link modeling, insert-only loading, hash key generation) provides the fundamental solutions, while the medallion architecture organizes these solutions into clearly separated processing layers. For each </w:t>
+        <w:t xml:space="preserve">This section presents proof of concept evidence demonstrating how each challenge identified in the Problem Statement (Section 1.2) is addressed by the implemented Data Vault 2.0 methodology. The Data Vault 2.0 core (Hub-Satellite-Link modeling, insert-only loading, hash key generation) provides the fundamental solutions, while the medallion </w:t>
       </w:r>
       <w:r>
         <w:lastRenderedPageBreak/>
-        <w:t>challenge, the actual implementation is demonstrated with SQL code snippets, database object details, and simulated query results. The reproducible SQL scripts supporting these demonstrations are documented in the companion POC Implementation Guide [33] and Implementation Scenarios [32].</w:t>
+        <w:t>architecture organizes these solutions into clearly separated processing layers. For each challenge, the actual implementation is demonstrated with SQL code snippets, database object details, and simulated query results. The reproducible SQL scripts supporting these demonstrations are documented in the companion POC Implementation Guide [33] and Implementation Scenarios [32].</w:t>
       </w:r>
     </w:p>
     <w:p>
@@ -18411,7 +18825,7 @@
           <w:noProof/>
         </w:rPr>
         <w:drawing>
-          <wp:anchor distT="0" distB="0" distL="114300" distR="114300" simplePos="0" relativeHeight="251658240" behindDoc="0" locked="0" layoutInCell="1" allowOverlap="1" wp14:anchorId="074A2342" wp14:editId="7A990EEB">
+          <wp:anchor distT="0" distB="0" distL="114300" distR="114300" simplePos="0" relativeHeight="251658240" behindDoc="0" locked="0" layoutInCell="1" allowOverlap="1" wp14:anchorId="074A2342" wp14:editId="0E139591">
             <wp:simplePos x="0" y="0"/>
             <wp:positionH relativeFrom="margin">
               <wp:align>left</wp:align>
@@ -18481,15 +18895,7 @@
       </w:pPr>
       <w:r>
         <w:lastRenderedPageBreak/>
-        <w:t xml:space="preserve">As demonstrated, adding a new attribute such as TaxpayerEmail requires only creating a new SAT_Taxpayer_Contact Satellite, linked to the existing HUB_Taxpayer via the hash key. The impact assessment confirms zero modifications to existing Hubs, Satellites, Links, or SSIS packages (all 60 packages remain untouched). If the new attribute is needed in analytical outputs, only the </w:t>
-      </w:r>
-      <w:proofErr w:type="gramStart"/>
-      <w:r>
-        <w:t>Gold</w:t>
-      </w:r>
-      <w:proofErr w:type="gramEnd"/>
-      <w:r>
-        <w:t xml:space="preserve"> layer procedures that consume it require updating, while all other objects remain unchanged. This proves that the hub-satellite separation pattern successfully addresses the schema rigidity challenge.</w:t>
+        <w:t>As demonstrated, adding a new attribute such as TaxpayerEmail requires only creating a new SAT_Taxpayer_Contact Satellite, linked to the existing HUB_Taxpayer via the hash key. The impact assessment confirms zero modifications to existing Hubs, Satellites, Links, or SSIS packages (all 60 packages remain untouched). If the new attribute is needed in analytical outputs, only the Gold layer procedures that consume it require updating, while all other objects remain unchanged. This proves that the hub-satellite separation pattern successfully addresses the schema rigidity challenge.</w:t>
       </w:r>
     </w:p>
     <w:p>
@@ -18546,7 +18952,7 @@
           <w:noProof/>
         </w:rPr>
         <w:drawing>
-          <wp:anchor distT="0" distB="0" distL="114300" distR="114300" simplePos="0" relativeHeight="251659264" behindDoc="0" locked="0" layoutInCell="1" allowOverlap="1" wp14:anchorId="5F8A2125" wp14:editId="12FFCE46">
+          <wp:anchor distT="0" distB="0" distL="114300" distR="114300" simplePos="0" relativeHeight="251659264" behindDoc="0" locked="0" layoutInCell="1" allowOverlap="1" wp14:anchorId="5F8A2125" wp14:editId="3C3310AD">
             <wp:simplePos x="0" y="0"/>
             <wp:positionH relativeFrom="column">
               <wp:posOffset>3658</wp:posOffset>
@@ -18605,15 +19011,7 @@
         <w:spacing w:after="120"/>
       </w:pPr>
       <w:r>
-        <w:t xml:space="preserve">The figure shows the actual </w:t>
-      </w:r>
-      <w:proofErr w:type="gramStart"/>
-      <w:r>
-        <w:t>Bronze</w:t>
-      </w:r>
-      <w:proofErr w:type="gramEnd"/>
-      <w:r>
-        <w:t xml:space="preserve"> layer stored procedure logic for HashDiff-based change detection using HASHBYTES(‘SHA2_256’). When a taxpayer’s revenue changes three times (200,000 → 350,000 → 505,000), the insert-only Satellite preserves all three </w:t>
+        <w:t xml:space="preserve">The figure shows the actual Bronze layer stored procedure logic for HashDiff-based change detection using HASHBYTES(‘SHA2_256’). When a taxpayer’s revenue changes three times (200,000 → 350,000 → 505,000), the insert-only Satellite preserves all three </w:t>
       </w:r>
       <w:r>
         <w:lastRenderedPageBreak/>
@@ -18722,15 +19120,7 @@
       </w:r>
       <w:r>
         <w:lastRenderedPageBreak/>
-        <w:t xml:space="preserve">Load_STG_AnnualDeclaration, Load_STG_Officer, Load_STG_Owner) continue processing successfully — 7 of 8 steps completed, processing 45,065 rows across successful steps. The SSIS OnError Event Handler captures the error via </w:t>
-      </w:r>
-      <w:proofErr w:type="gramStart"/>
-      <w:r>
-        <w:t>System::</w:t>
-      </w:r>
-      <w:proofErr w:type="gramEnd"/>
-      <w:r>
-        <w:t>ErrorDescription and logs it to ETL_ErrorLog with the precise timestamp and source details. The administrator can immediately identify the failed step and re-execute only Load_STG_Payment without re-running the entire pipeline.</w:t>
+        <w:t>Load_STG_AnnualDeclaration, Load_STG_Officer, Load_STG_Owner) continue processing successfully — 7 of 8 steps completed, processing 45,065 rows across successful steps. The SSIS OnError Event Handler captures the error via System::ErrorDescription and logs it to ETL_ErrorLog with the precise timestamp and source details. The administrator can immediately identify the failed step and re-execute only Load_STG_Payment without re-running the entire pipeline.</w:t>
       </w:r>
     </w:p>
     <w:p>
@@ -18787,7 +19177,7 @@
           <w:noProof/>
         </w:rPr>
         <w:drawing>
-          <wp:anchor distT="0" distB="0" distL="114300" distR="114300" simplePos="0" relativeHeight="251660288" behindDoc="0" locked="0" layoutInCell="1" allowOverlap="1" wp14:anchorId="01C84922" wp14:editId="32982CEA">
+          <wp:anchor distT="0" distB="0" distL="114300" distR="114300" simplePos="0" relativeHeight="251660288" behindDoc="0" locked="0" layoutInCell="1" allowOverlap="1" wp14:anchorId="01C84922" wp14:editId="3465B08E">
             <wp:simplePos x="0" y="0"/>
             <wp:positionH relativeFrom="column">
               <wp:posOffset>3658</wp:posOffset>
@@ -18851,23 +19241,7 @@
       </w:pPr>
       <w:r>
         <w:lastRenderedPageBreak/>
-        <w:t xml:space="preserve">The figure demonstrates the actual </w:t>
-      </w:r>
-      <w:proofErr w:type="gramStart"/>
-      <w:r>
-        <w:t>Silver</w:t>
-      </w:r>
-      <w:proofErr w:type="gramEnd"/>
-      <w:r>
-        <w:t xml:space="preserve"> layer stored procedure (usp_Load_BUS_ComplianceScore) that computes derived metrics from Bronze Hub, Satellite, and Link tables. For taxpayer TAX000001, the Business Vault produces a compliance score of 72.5%, calculated as 50% filing on-time rate (78.3%) plus 50% payment on-time rate (66.7%), along with a risk classification of MEDIUM and penalty count of 2. The Gold layer FACT_MonthlyDeclaration table then organizes these into a star schema with DIM/FACT joins, showing period-by-period revenue, tax amounts, and payment coverage. These pre-computed metrics enable tax administrators to quickly identify high-risk taxpayers, monitor compliance trends, and make data-driven enforcement decisions without writing complex ad-hoc queries across raw </w:t>
-      </w:r>
-      <w:proofErr w:type="gramStart"/>
-      <w:r>
-        <w:t>Bronze</w:t>
-      </w:r>
-      <w:proofErr w:type="gramEnd"/>
-      <w:r>
-        <w:t xml:space="preserve"> tables.</w:t>
+        <w:t>The figure demonstrates the actual Silver layer stored procedure (usp_Load_BUS_ComplianceScore) that computes derived metrics from Bronze Hub, Satellite, and Link tables. For taxpayer TAX000001, the Business Vault produces a compliance score of 72.5%, calculated as 50% filing on-time rate (78.3%) plus 50% payment on-time rate (66.7%), along with a risk classification of MEDIUM and penalty count of 2. The Gold layer FACT_MonthlyDeclaration table then organizes these into a star schema with DIM/FACT joins, showing period-by-period revenue, tax amounts, and payment coverage. These pre-computed metrics enable tax administrators to quickly identify high-risk taxpayers, monitor compliance trends, and make data-driven enforcement decisions without writing complex ad-hoc queries across raw Bronze tables.</w:t>
       </w:r>
     </w:p>
     <w:p>
@@ -19485,15 +19859,7 @@
       </w:pPr>
       <w:r>
         <w:lastRenderedPageBreak/>
-        <w:t xml:space="preserve">Medallion Architecture: The four-layer separation provided clear boundaries for troubleshooting [2][26]. When data quality issues were identified in the </w:t>
-      </w:r>
-      <w:proofErr w:type="gramStart"/>
-      <w:r>
-        <w:t>Gold</w:t>
-      </w:r>
-      <w:proofErr w:type="gramEnd"/>
-      <w:r>
-        <w:t xml:space="preserve"> layer, tracing back through Silver and Bronze to the Staging layer was straightforward.</w:t>
+        <w:t>Medallion Architecture: The four-layer separation provided clear boundaries for troubleshooting [2][26]. When data quality issues were identified in the Gold layer, tracing back through Silver and Bronze to the Staging layer was straightforward.</w:t>
       </w:r>
     </w:p>
     <w:p>
@@ -19642,15 +20008,7 @@
       </w:pPr>
       <w:r>
         <w:lastRenderedPageBreak/>
-        <w:t xml:space="preserve">Use hash keys consistently across all layers to maintain traceability from </w:t>
-      </w:r>
-      <w:proofErr w:type="gramStart"/>
-      <w:r>
-        <w:t>Gold</w:t>
-      </w:r>
-      <w:proofErr w:type="gramEnd"/>
-      <w:r>
-        <w:t xml:space="preserve"> back to Bronze [1][8].</w:t>
+        <w:t>Use hash keys consistently across all layers to maintain traceability from Gold back to Bronze [1][8].</w:t>
       </w:r>
     </w:p>
     <w:p>
@@ -19836,15 +20194,7 @@
         <w:spacing w:after="120"/>
       </w:pPr>
       <w:r>
-        <w:t xml:space="preserve">The Data Vault 2.0 methodology proved effective as the core modeling approach, with its Hub-Satellite-Link pattern enabling flexible schema evolution, complete historical tracking, and full audit traceability. The four-layer medallion architecture (Staging, Bronze, Silver, Gold) organized the Data Vault 2.0 implementation into clearly separated processing layers, aligning with Microsoft’s recommended medallion lakehouse architecture for enterprise data platforms [26]. The Bronze layer's Data Vault model preserves the full history of source data changes, the </w:t>
-      </w:r>
-      <w:proofErr w:type="gramStart"/>
-      <w:r>
-        <w:t>Silver</w:t>
-      </w:r>
-      <w:proofErr w:type="gramEnd"/>
-      <w:r>
-        <w:t xml:space="preserve"> layer's Business Vault derives actionable metrics from raw vault data, and the Gold layer's star schema delivers consumption-ready dimensional models for business intelligence reporting. The ETL control framework provides the observability and reliability needed for production-grade data pipelines.</w:t>
+        <w:t>The Data Vault 2.0 methodology proved effective as the core modeling approach, with its Hub-Satellite-Link pattern enabling flexible schema evolution, complete historical tracking, and full audit traceability. The four-layer medallion architecture (Staging, Bronze, Silver, Gold) organized the Data Vault 2.0 implementation into clearly separated processing layers, aligning with Microsoft’s recommended medallion lakehouse architecture for enterprise data platforms [26]. The Bronze layer's Data Vault model preserves the full history of source data changes, the Silver layer's Business Vault derives actionable metrics from raw vault data, and the Gold layer's star schema delivers consumption-ready dimensional models for business intelligence reporting. The ETL control framework provides the observability and reliability needed for production-grade data pipelines.</w:t>
       </w:r>
     </w:p>
     <w:p>
@@ -19938,15 +20288,7 @@
         <w:jc w:val="both"/>
       </w:pPr>
       <w:r>
-        <w:t xml:space="preserve">Advanced Analytics: Build machine learning models on top of the </w:t>
-      </w:r>
-      <w:proofErr w:type="gramStart"/>
-      <w:r>
-        <w:t>Gold</w:t>
-      </w:r>
-      <w:proofErr w:type="gramEnd"/>
-      <w:r>
-        <w:t xml:space="preserve"> layer for predictive analytics such as compliance risk scoring, revenue forecasting, fraud detection, and anomaly detection.</w:t>
+        <w:t>Advanced Analytics: Build machine learning models on top of the Gold layer for predictive analytics such as compliance risk scoring, revenue forecasting, fraud detection, and anomaly detection.</w:t>
       </w:r>
     </w:p>
     <w:p>
@@ -19963,15 +20305,7 @@
         </w:rPr>
       </w:pPr>
       <w:r>
-        <w:t xml:space="preserve">Performance Benchmarking and Optimization: Conduct quantitative performance benchmarks measuring ETL load times across all four layers (full load vs incremental load), query execution performance at multiple complexity levels comparing </w:t>
-      </w:r>
-      <w:proofErr w:type="gramStart"/>
-      <w:r>
-        <w:t>Gold</w:t>
-      </w:r>
-      <w:proofErr w:type="gramEnd"/>
-      <w:r>
-        <w:t xml:space="preserve"> layer vs Raw Vault queries, and scalability analysis with progressively increasing data volumes. Implement materialized views [27], columnstore indexes, table partitioning, and parallel loading strategies for production-scale data volumes.</w:t>
+        <w:t>Performance Benchmarking and Optimization: Conduct quantitative performance benchmarks measuring ETL load times across all four layers (full load vs incremental load), query execution performance at multiple complexity levels comparing Gold layer vs Raw Vault queries, and scalability analysis with progressively increasing data volumes. Implement materialized views [27], columnstore indexes, table partitioning, and parallel loading strategies for production-scale data volumes.</w:t>
       </w:r>
     </w:p>
     <w:p>
@@ -20313,7 +20647,6 @@
     <w:p>
       <w:pPr>
         <w:spacing w:after="120"/>
-        <w:ind w:firstLine="0"/>
       </w:pPr>
       <w:r>
         <w:t>[32] S. So, “Implementation Scenarios: Data Vault 2.0 Tax System Data Warehouse — Companion Document to Chapter 5,” RUPP, 2026. [Step-by-step SQL scripts and SSMS screenshot evidence for Flexibility, Materialized Views, and Early Arriving Facts scenarios]</w:t>
@@ -20322,7 +20655,6 @@
     <w:p>
       <w:pPr>
         <w:spacing w:after="120"/>
-        <w:ind w:firstLine="0"/>
       </w:pPr>
       <w:r>
         <w:lastRenderedPageBreak/>
@@ -20332,7 +20664,6 @@
     <w:p>
       <w:pPr>
         <w:spacing w:after="120"/>
-        <w:ind w:firstLine="0"/>
       </w:pPr>
       <w:r>
         <w:t>[34] S. So, “Source Database Verification: Data Vault 2.0 Tax System Data Warehouse — Companion Document to Chapter 4 (Section 4.1),” RUPP, 2026. [12-point validation checklist for simulated TaxSystemDB: 9 tables, 58,813 records, referential integrity, distributions]</w:t>
@@ -20394,9 +20725,9 @@
         <w:tblLook w:val="04A0" w:firstRow="1" w:lastRow="0" w:firstColumn="1" w:lastColumn="0" w:noHBand="0" w:noVBand="1"/>
       </w:tblPr>
       <w:tblGrid>
-        <w:gridCol w:w="3286"/>
-        <w:gridCol w:w="3854"/>
-        <w:gridCol w:w="1166"/>
+        <w:gridCol w:w="4073"/>
+        <w:gridCol w:w="3159"/>
+        <w:gridCol w:w="1074"/>
       </w:tblGrid>
       <w:tr>
         <w:tc>
@@ -20805,6 +21136,481 @@
             </w:pPr>
             <w:r>
               <w:t>~1,027</w:t>
+            </w:r>
+          </w:p>
+        </w:tc>
+      </w:tr>
+      <w:tr>
+        <w:tc>
+          <w:tcPr>
+            <w:tcW w:w="3000" w:type="dxa"/>
+            <w:tcBorders>
+              <w:top w:val="single" w:sz="1" w:space="0" w:color="000000"/>
+              <w:left w:val="single" w:sz="1" w:space="0" w:color="000000"/>
+              <w:bottom w:val="single" w:sz="1" w:space="0" w:color="000000"/>
+              <w:right w:val="single" w:sz="1" w:space="0" w:color="000000"/>
+            </w:tcBorders>
+            <w:tcMar>
+              <w:top w:w="60" w:type="dxa"/>
+              <w:left w:w="100" w:type="dxa"/>
+              <w:bottom w:w="60" w:type="dxa"/>
+              <w:right w:w="100" w:type="dxa"/>
+            </w:tcMar>
+          </w:tcPr>
+          <w:p>
+            <w:pPr>
+              <w:ind w:firstLine="0"/>
+            </w:pPr>
+            <w:r>
+              <w:t>00_CleanAll_FreshFullLoad.sql</w:t>
+            </w:r>
+          </w:p>
+        </w:tc>
+        <w:tc>
+          <w:tcPr>
+            <w:tcW w:w="4106" w:type="dxa"/>
+            <w:tcBorders>
+              <w:top w:val="single" w:sz="1" w:space="0" w:color="000000"/>
+              <w:left w:val="single" w:sz="1" w:space="0" w:color="000000"/>
+              <w:bottom w:val="single" w:sz="1" w:space="0" w:color="000000"/>
+              <w:right w:val="single" w:sz="1" w:space="0" w:color="000000"/>
+            </w:tcBorders>
+            <w:tcMar>
+              <w:top w:w="60" w:type="dxa"/>
+              <w:left w:w="100" w:type="dxa"/>
+              <w:bottom w:w="60" w:type="dxa"/>
+              <w:right w:w="100" w:type="dxa"/>
+            </w:tcMar>
+          </w:tcPr>
+          <w:p>
+            <w:pPr>
+              <w:ind w:firstLine="0"/>
+              <w:jc w:val="center"/>
+            </w:pPr>
+            <w:r>
+              <w:t>Truncate all data across 5 databases for fresh full-load reset</w:t>
+            </w:r>
+          </w:p>
+        </w:tc>
+        <w:tc>
+          <w:tcPr>
+            <w:tcW w:w="1200" w:type="dxa"/>
+            <w:tcBorders>
+              <w:top w:val="single" w:sz="1" w:space="0" w:color="000000"/>
+              <w:left w:val="single" w:sz="1" w:space="0" w:color="000000"/>
+              <w:bottom w:val="single" w:sz="1" w:space="0" w:color="000000"/>
+              <w:right w:val="single" w:sz="1" w:space="0" w:color="000000"/>
+            </w:tcBorders>
+            <w:tcMar>
+              <w:top w:w="60" w:type="dxa"/>
+              <w:left w:w="100" w:type="dxa"/>
+              <w:bottom w:w="60" w:type="dxa"/>
+              <w:right w:w="100" w:type="dxa"/>
+            </w:tcMar>
+          </w:tcPr>
+          <w:p>
+            <w:pPr>
+              <w:ind w:firstLine="0"/>
+              <w:jc w:val="center"/>
+            </w:pPr>
+            <w:r>
+              <w:t>~160</w:t>
+            </w:r>
+          </w:p>
+        </w:tc>
+      </w:tr>
+      <w:tr>
+        <w:tc>
+          <w:tcPr>
+            <w:tcW w:w="3000" w:type="dxa"/>
+            <w:tcBorders>
+              <w:top w:val="single" w:sz="1" w:space="0" w:color="000000"/>
+              <w:left w:val="single" w:sz="1" w:space="0" w:color="000000"/>
+              <w:bottom w:val="single" w:sz="1" w:space="0" w:color="000000"/>
+              <w:right w:val="single" w:sz="1" w:space="0" w:color="000000"/>
+            </w:tcBorders>
+            <w:tcMar>
+              <w:top w:w="60" w:type="dxa"/>
+              <w:left w:w="100" w:type="dxa"/>
+              <w:bottom w:w="60" w:type="dxa"/>
+              <w:right w:w="100" w:type="dxa"/>
+            </w:tcMar>
+          </w:tcPr>
+          <w:p>
+            <w:pPr>
+              <w:ind w:firstLine="0"/>
+            </w:pPr>
+            <w:r>
+              <w:t>10_Verify_FullLoad.sql</w:t>
+            </w:r>
+          </w:p>
+        </w:tc>
+        <w:tc>
+          <w:tcPr>
+            <w:tcW w:w="4106" w:type="dxa"/>
+            <w:tcBorders>
+              <w:top w:val="single" w:sz="1" w:space="0" w:color="000000"/>
+              <w:left w:val="single" w:sz="1" w:space="0" w:color="000000"/>
+              <w:bottom w:val="single" w:sz="1" w:space="0" w:color="000000"/>
+              <w:right w:val="single" w:sz="1" w:space="0" w:color="000000"/>
+            </w:tcBorders>
+            <w:tcMar>
+              <w:top w:w="60" w:type="dxa"/>
+              <w:left w:w="100" w:type="dxa"/>
+              <w:bottom w:w="60" w:type="dxa"/>
+              <w:right w:w="100" w:type="dxa"/>
+            </w:tcMar>
+          </w:tcPr>
+          <w:p>
+            <w:pPr>
+              <w:ind w:firstLine="0"/>
+              <w:jc w:val="center"/>
+            </w:pPr>
+            <w:r>
+              <w:t>Verification queries for full load results across all layers</w:t>
+            </w:r>
+          </w:p>
+        </w:tc>
+        <w:tc>
+          <w:tcPr>
+            <w:tcW w:w="1200" w:type="dxa"/>
+            <w:tcBorders>
+              <w:top w:val="single" w:sz="1" w:space="0" w:color="000000"/>
+              <w:left w:val="single" w:sz="1" w:space="0" w:color="000000"/>
+              <w:bottom w:val="single" w:sz="1" w:space="0" w:color="000000"/>
+              <w:right w:val="single" w:sz="1" w:space="0" w:color="000000"/>
+            </w:tcBorders>
+            <w:tcMar>
+              <w:top w:w="60" w:type="dxa"/>
+              <w:left w:w="100" w:type="dxa"/>
+              <w:bottom w:w="60" w:type="dxa"/>
+              <w:right w:w="100" w:type="dxa"/>
+            </w:tcMar>
+          </w:tcPr>
+          <w:p>
+            <w:pPr>
+              <w:ind w:firstLine="0"/>
+              <w:jc w:val="center"/>
+            </w:pPr>
+            <w:r>
+              <w:t>~500</w:t>
+            </w:r>
+          </w:p>
+        </w:tc>
+      </w:tr>
+      <w:tr>
+        <w:tc>
+          <w:tcPr>
+            <w:tcW w:w="3000" w:type="dxa"/>
+            <w:tcBorders>
+              <w:top w:val="single" w:sz="1" w:space="0" w:color="000000"/>
+              <w:left w:val="single" w:sz="1" w:space="0" w:color="000000"/>
+              <w:bottom w:val="single" w:sz="1" w:space="0" w:color="000000"/>
+              <w:right w:val="single" w:sz="1" w:space="0" w:color="000000"/>
+            </w:tcBorders>
+            <w:tcMar>
+              <w:top w:w="60" w:type="dxa"/>
+              <w:left w:w="100" w:type="dxa"/>
+              <w:bottom w:w="60" w:type="dxa"/>
+              <w:right w:w="100" w:type="dxa"/>
+            </w:tcMar>
+          </w:tcPr>
+          <w:p>
+            <w:pPr>
+              <w:ind w:firstLine="0"/>
+            </w:pPr>
+            <w:r>
+              <w:t>11_Verify_IncrementalLoad.sql</w:t>
+            </w:r>
+          </w:p>
+        </w:tc>
+        <w:tc>
+          <w:tcPr>
+            <w:tcW w:w="4106" w:type="dxa"/>
+            <w:tcBorders>
+              <w:top w:val="single" w:sz="1" w:space="0" w:color="000000"/>
+              <w:left w:val="single" w:sz="1" w:space="0" w:color="000000"/>
+              <w:bottom w:val="single" w:sz="1" w:space="0" w:color="000000"/>
+              <w:right w:val="single" w:sz="1" w:space="0" w:color="000000"/>
+            </w:tcBorders>
+            <w:tcMar>
+              <w:top w:w="60" w:type="dxa"/>
+              <w:left w:w="100" w:type="dxa"/>
+              <w:bottom w:w="60" w:type="dxa"/>
+              <w:right w:w="100" w:type="dxa"/>
+            </w:tcMar>
+          </w:tcPr>
+          <w:p>
+            <w:pPr>
+              <w:ind w:firstLine="0"/>
+              <w:jc w:val="center"/>
+            </w:pPr>
+            <w:r>
+              <w:t>Verification queries for incremental load change detection</w:t>
+            </w:r>
+          </w:p>
+        </w:tc>
+        <w:tc>
+          <w:tcPr>
+            <w:tcW w:w="1200" w:type="dxa"/>
+            <w:tcBorders>
+              <w:top w:val="single" w:sz="1" w:space="0" w:color="000000"/>
+              <w:left w:val="single" w:sz="1" w:space="0" w:color="000000"/>
+              <w:bottom w:val="single" w:sz="1" w:space="0" w:color="000000"/>
+              <w:right w:val="single" w:sz="1" w:space="0" w:color="000000"/>
+            </w:tcBorders>
+            <w:tcMar>
+              <w:top w:w="60" w:type="dxa"/>
+              <w:left w:w="100" w:type="dxa"/>
+              <w:bottom w:w="60" w:type="dxa"/>
+              <w:right w:w="100" w:type="dxa"/>
+            </w:tcMar>
+          </w:tcPr>
+          <w:p>
+            <w:pPr>
+              <w:ind w:firstLine="0"/>
+              <w:jc w:val="center"/>
+            </w:pPr>
+            <w:r>
+              <w:t>~450</w:t>
+            </w:r>
+          </w:p>
+        </w:tc>
+      </w:tr>
+      <w:tr>
+        <w:tc>
+          <w:tcPr>
+            <w:tcW w:w="3000" w:type="dxa"/>
+            <w:tcBorders>
+              <w:top w:val="single" w:sz="1" w:space="0" w:color="000000"/>
+              <w:left w:val="single" w:sz="1" w:space="0" w:color="000000"/>
+              <w:bottom w:val="single" w:sz="1" w:space="0" w:color="000000"/>
+              <w:right w:val="single" w:sz="1" w:space="0" w:color="000000"/>
+            </w:tcBorders>
+            <w:tcMar>
+              <w:top w:w="60" w:type="dxa"/>
+              <w:left w:w="100" w:type="dxa"/>
+              <w:bottom w:w="60" w:type="dxa"/>
+              <w:right w:w="100" w:type="dxa"/>
+            </w:tcMar>
+          </w:tcPr>
+          <w:p>
+            <w:pPr>
+              <w:ind w:firstLine="0"/>
+            </w:pPr>
+            <w:r>
+              <w:t>12_IncrementalTest_SourceChanges.sql</w:t>
+            </w:r>
+          </w:p>
+        </w:tc>
+        <w:tc>
+          <w:tcPr>
+            <w:tcW w:w="4106" w:type="dxa"/>
+            <w:tcBorders>
+              <w:top w:val="single" w:sz="1" w:space="0" w:color="000000"/>
+              <w:left w:val="single" w:sz="1" w:space="0" w:color="000000"/>
+              <w:bottom w:val="single" w:sz="1" w:space="0" w:color="000000"/>
+              <w:right w:val="single" w:sz="1" w:space="0" w:color="000000"/>
+            </w:tcBorders>
+            <w:tcMar>
+              <w:top w:w="60" w:type="dxa"/>
+              <w:left w:w="100" w:type="dxa"/>
+              <w:bottom w:w="60" w:type="dxa"/>
+              <w:right w:w="100" w:type="dxa"/>
+            </w:tcMar>
+          </w:tcPr>
+          <w:p>
+            <w:pPr>
+              <w:ind w:firstLine="0"/>
+              <w:jc w:val="center"/>
+            </w:pPr>
+            <w:r>
+              <w:t>Insert/update source records to test incremental pipeline</w:t>
+            </w:r>
+          </w:p>
+        </w:tc>
+        <w:tc>
+          <w:tcPr>
+            <w:tcW w:w="1200" w:type="dxa"/>
+            <w:tcBorders>
+              <w:top w:val="single" w:sz="1" w:space="0" w:color="000000"/>
+              <w:left w:val="single" w:sz="1" w:space="0" w:color="000000"/>
+              <w:bottom w:val="single" w:sz="1" w:space="0" w:color="000000"/>
+              <w:right w:val="single" w:sz="1" w:space="0" w:color="000000"/>
+            </w:tcBorders>
+            <w:tcMar>
+              <w:top w:w="60" w:type="dxa"/>
+              <w:left w:w="100" w:type="dxa"/>
+              <w:bottom w:w="60" w:type="dxa"/>
+              <w:right w:w="100" w:type="dxa"/>
+            </w:tcMar>
+          </w:tcPr>
+          <w:p>
+            <w:pPr>
+              <w:ind w:firstLine="0"/>
+              <w:jc w:val="center"/>
+            </w:pPr>
+            <w:r>
+              <w:t>~200</w:t>
+            </w:r>
+          </w:p>
+        </w:tc>
+      </w:tr>
+      <w:tr>
+        <w:tc>
+          <w:tcPr>
+            <w:tcW w:w="3000" w:type="dxa"/>
+            <w:tcBorders>
+              <w:top w:val="single" w:sz="1" w:space="0" w:color="000000"/>
+              <w:left w:val="single" w:sz="1" w:space="0" w:color="000000"/>
+              <w:bottom w:val="single" w:sz="1" w:space="0" w:color="000000"/>
+              <w:right w:val="single" w:sz="1" w:space="0" w:color="000000"/>
+            </w:tcBorders>
+            <w:tcMar>
+              <w:top w:w="60" w:type="dxa"/>
+              <w:left w:w="100" w:type="dxa"/>
+              <w:bottom w:w="60" w:type="dxa"/>
+              <w:right w:w="100" w:type="dxa"/>
+            </w:tcMar>
+          </w:tcPr>
+          <w:p>
+            <w:pPr>
+              <w:ind w:firstLine="0"/>
+            </w:pPr>
+            <w:r>
+              <w:t>13_POC_Demonstrations.sql</w:t>
+            </w:r>
+          </w:p>
+        </w:tc>
+        <w:tc>
+          <w:tcPr>
+            <w:tcW w:w="4106" w:type="dxa"/>
+            <w:tcBorders>
+              <w:top w:val="single" w:sz="1" w:space="0" w:color="000000"/>
+              <w:left w:val="single" w:sz="1" w:space="0" w:color="000000"/>
+              <w:bottom w:val="single" w:sz="1" w:space="0" w:color="000000"/>
+              <w:right w:val="single" w:sz="1" w:space="0" w:color="000000"/>
+            </w:tcBorders>
+            <w:tcMar>
+              <w:top w:w="60" w:type="dxa"/>
+              <w:left w:w="100" w:type="dxa"/>
+              <w:bottom w:w="60" w:type="dxa"/>
+              <w:right w:w="100" w:type="dxa"/>
+            </w:tcMar>
+          </w:tcPr>
+          <w:p>
+            <w:pPr>
+              <w:ind w:firstLine="0"/>
+              <w:jc w:val="center"/>
+            </w:pPr>
+            <w:r>
+              <w:t>POC evaluation scripts for all four challenges (Ch. 5)</w:t>
+            </w:r>
+          </w:p>
+        </w:tc>
+        <w:tc>
+          <w:tcPr>
+            <w:tcW w:w="1200" w:type="dxa"/>
+            <w:tcBorders>
+              <w:top w:val="single" w:sz="1" w:space="0" w:color="000000"/>
+              <w:left w:val="single" w:sz="1" w:space="0" w:color="000000"/>
+              <w:bottom w:val="single" w:sz="1" w:space="0" w:color="000000"/>
+              <w:right w:val="single" w:sz="1" w:space="0" w:color="000000"/>
+            </w:tcBorders>
+            <w:tcMar>
+              <w:top w:w="60" w:type="dxa"/>
+              <w:left w:w="100" w:type="dxa"/>
+              <w:bottom w:w="60" w:type="dxa"/>
+              <w:right w:w="100" w:type="dxa"/>
+            </w:tcMar>
+          </w:tcPr>
+          <w:p>
+            <w:pPr>
+              <w:ind w:firstLine="0"/>
+              <w:jc w:val="center"/>
+            </w:pPr>
+            <w:r>
+              <w:t>~1,100</w:t>
+            </w:r>
+          </w:p>
+        </w:tc>
+      </w:tr>
+      <w:tr>
+        <w:tc>
+          <w:tcPr>
+            <w:tcW w:w="3000" w:type="dxa"/>
+            <w:tcBorders>
+              <w:top w:val="single" w:sz="1" w:space="0" w:color="000000"/>
+              <w:left w:val="single" w:sz="1" w:space="0" w:color="000000"/>
+              <w:bottom w:val="single" w:sz="1" w:space="0" w:color="000000"/>
+              <w:right w:val="single" w:sz="1" w:space="0" w:color="000000"/>
+            </w:tcBorders>
+            <w:tcMar>
+              <w:top w:w="60" w:type="dxa"/>
+              <w:left w:w="100" w:type="dxa"/>
+              <w:bottom w:w="60" w:type="dxa"/>
+              <w:right w:w="100" w:type="dxa"/>
+            </w:tcMar>
+          </w:tcPr>
+          <w:p>
+            <w:pPr>
+              <w:ind w:firstLine="0"/>
+            </w:pPr>
+            <w:r>
+              <w:lastRenderedPageBreak/>
+              <w:t>Source_Database_Verification.sql</w:t>
+            </w:r>
+          </w:p>
+        </w:tc>
+        <w:tc>
+          <w:tcPr>
+            <w:tcW w:w="4106" w:type="dxa"/>
+            <w:tcBorders>
+              <w:top w:val="single" w:sz="1" w:space="0" w:color="000000"/>
+              <w:left w:val="single" w:sz="1" w:space="0" w:color="000000"/>
+              <w:bottom w:val="single" w:sz="1" w:space="0" w:color="000000"/>
+              <w:right w:val="single" w:sz="1" w:space="0" w:color="000000"/>
+            </w:tcBorders>
+            <w:tcMar>
+              <w:top w:w="60" w:type="dxa"/>
+              <w:left w:w="100" w:type="dxa"/>
+              <w:bottom w:w="60" w:type="dxa"/>
+              <w:right w:w="100" w:type="dxa"/>
+            </w:tcMar>
+          </w:tcPr>
+          <w:p>
+            <w:pPr>
+              <w:ind w:firstLine="0"/>
+              <w:jc w:val="center"/>
+            </w:pPr>
+            <w:r>
+              <w:t>12-point source database validation (companion to [34])</w:t>
+            </w:r>
+          </w:p>
+        </w:tc>
+        <w:tc>
+          <w:tcPr>
+            <w:tcW w:w="1200" w:type="dxa"/>
+            <w:tcBorders>
+              <w:top w:val="single" w:sz="1" w:space="0" w:color="000000"/>
+              <w:left w:val="single" w:sz="1" w:space="0" w:color="000000"/>
+              <w:bottom w:val="single" w:sz="1" w:space="0" w:color="000000"/>
+              <w:right w:val="single" w:sz="1" w:space="0" w:color="000000"/>
+            </w:tcBorders>
+            <w:tcMar>
+              <w:top w:w="60" w:type="dxa"/>
+              <w:left w:w="100" w:type="dxa"/>
+              <w:bottom w:w="60" w:type="dxa"/>
+              <w:right w:w="100" w:type="dxa"/>
+            </w:tcMar>
+          </w:tcPr>
+          <w:p>
+            <w:pPr>
+              <w:ind w:firstLine="0"/>
+              <w:jc w:val="center"/>
+            </w:pPr>
+            <w:r>
+              <w:t>~320</w:t>
             </w:r>
           </w:p>
         </w:tc>
@@ -21355,7 +22161,6 @@
               <w:ind w:firstLine="0"/>
             </w:pPr>
             <w:r>
-              <w:lastRenderedPageBreak/>
               <w:t>BRZ_Load_All_Hubs.dtsx</w:t>
             </w:r>
           </w:p>
